--- a/dama/cases/水投集团数据分类分级/1-营收系统/营收系统数据分类分级标准.docx
+++ b/dama/cases/水投集团数据分类分级/1-营收系统/营收系统数据分类分级标准.docx
@@ -3148,6 +3148,12 @@
             <w:insideH w:val="single" w:color="auto" w:sz="4" w:space="0"/>
             <w:insideV w:val="single" w:color="auto" w:sz="4" w:space="0"/>
           </w:tblBorders>
+          <w:tblCellMar>
+            <w:top w:w="0" w:type="dxa"/>
+            <w:left w:w="108" w:type="dxa"/>
+            <w:bottom w:w="0" w:type="dxa"/>
+            <w:right w:w="108" w:type="dxa"/>
+          </w:tblCellMar>
         </w:tblPrEx>
         <w:trPr>
           <w:trHeight w:val="567" w:hRule="atLeast"/>
@@ -3373,8 +3379,6 @@
         </w:rPr>
         <w:t>信息</w:t>
       </w:r>
-      <w:bookmarkStart w:id="26" w:name="_GoBack"/>
-      <w:bookmarkEnd w:id="26"/>
     </w:p>
     <w:tbl>
       <w:tblPr>
@@ -4149,7 +4153,23 @@
                 <w:kern w:val="0"/>
                 <w:szCs w:val="20"/>
               </w:rPr>
-              <w:t>混合用水配置表</w:t>
+              <w:t>混合用水</w:t>
+            </w:r>
+            <w:r>
+              <w:rPr>
+                <w:rFonts w:hint="eastAsia"/>
+                <w:kern w:val="0"/>
+                <w:szCs w:val="20"/>
+                <w:lang w:val="en-US" w:eastAsia="zh-CN"/>
+              </w:rPr>
+              <w:t>方案</w:t>
+            </w:r>
+            <w:r>
+              <w:rPr>
+                <w:kern w:val="0"/>
+                <w:szCs w:val="20"/>
+              </w:rPr>
+              <w:t>配置表</w:t>
             </w:r>
           </w:p>
         </w:tc>
@@ -4827,6 +4847,8 @@
               </w:rPr>
               <w:t>CMS_BILLING_MONTH</w:t>
             </w:r>
+            <w:bookmarkStart w:id="26" w:name="_GoBack"/>
+            <w:bookmarkEnd w:id="26"/>
           </w:p>
         </w:tc>
         <w:tc>
@@ -5414,12 +5436,6 @@
             <w:insideH w:val="single" w:color="auto" w:sz="4" w:space="0"/>
             <w:insideV w:val="single" w:color="auto" w:sz="4" w:space="0"/>
           </w:tblBorders>
-          <w:tblCellMar>
-            <w:top w:w="0" w:type="dxa"/>
-            <w:left w:w="108" w:type="dxa"/>
-            <w:bottom w:w="0" w:type="dxa"/>
-            <w:right w:w="108" w:type="dxa"/>
-          </w:tblCellMar>
         </w:tblPrEx>
         <w:trPr>
           <w:trHeight w:val="567" w:hRule="atLeast"/>
@@ -12649,6 +12665,12 @@
             <w:insideH w:val="single" w:color="auto" w:sz="4" w:space="0"/>
             <w:insideV w:val="single" w:color="auto" w:sz="4" w:space="0"/>
           </w:tblBorders>
+          <w:tblCellMar>
+            <w:top w:w="0" w:type="dxa"/>
+            <w:left w:w="108" w:type="dxa"/>
+            <w:bottom w:w="0" w:type="dxa"/>
+            <w:right w:w="108" w:type="dxa"/>
+          </w:tblCellMar>
         </w:tblPrEx>
         <w:trPr>
           <w:trHeight w:val="567" w:hRule="atLeast"/>
@@ -14872,6 +14894,12 @@
             <w:insideH w:val="single" w:color="auto" w:sz="4" w:space="0"/>
             <w:insideV w:val="single" w:color="auto" w:sz="4" w:space="0"/>
           </w:tblBorders>
+          <w:tblCellMar>
+            <w:top w:w="0" w:type="dxa"/>
+            <w:left w:w="108" w:type="dxa"/>
+            <w:bottom w:w="0" w:type="dxa"/>
+            <w:right w:w="108" w:type="dxa"/>
+          </w:tblCellMar>
         </w:tblPrEx>
         <w:trPr>
           <w:trHeight w:val="567" w:hRule="atLeast"/>

--- a/dama/cases/水投集团数据分类分级/1-营收系统/营收系统数据分类分级标准.docx
+++ b/dama/cases/水投集团数据分类分级/1-营收系统/营收系统数据分类分级标准.docx
@@ -2977,257 +2977,6 @@
     </w:p>
     <w:p>
       <w:pPr>
-        <w:pStyle w:val="3"/>
-        <w:rPr>
-          <w:rFonts w:hint="eastAsia"/>
-        </w:rPr>
-      </w:pPr>
-      <w:bookmarkStart w:id="1" w:name="_Toc19109"/>
-      <w:r>
-        <w:rPr>
-          <w:rFonts w:hint="eastAsia" w:ascii="仿宋" w:hAnsi="仿宋" w:eastAsia="仿宋" w:cs="仿宋"/>
-        </w:rPr>
-        <w:t>供水管网管理数据</w:t>
-      </w:r>
-      <w:bookmarkEnd w:id="1"/>
-      <w:r>
-        <w:rPr>
-          <w:rFonts w:hint="eastAsia" w:ascii="仿宋" w:hAnsi="仿宋" w:eastAsia="仿宋" w:cs="仿宋"/>
-        </w:rPr>
-        <w:tab/>
-      </w:r>
-    </w:p>
-    <w:p>
-      <w:pPr>
-        <w:pStyle w:val="4"/>
-        <w:rPr>
-          <w:rFonts w:hint="eastAsia"/>
-        </w:rPr>
-      </w:pPr>
-      <w:bookmarkStart w:id="2" w:name="_Toc10192"/>
-      <w:r>
-        <w:rPr>
-          <w:rFonts w:hint="eastAsia"/>
-        </w:rPr>
-        <w:t>停水记录</w:t>
-      </w:r>
-      <w:bookmarkEnd w:id="2"/>
-    </w:p>
-    <w:tbl>
-      <w:tblPr>
-        <w:tblStyle w:val="38"/>
-        <w:tblW w:w="8503" w:type="dxa"/>
-        <w:tblInd w:w="0" w:type="dxa"/>
-        <w:tblBorders>
-          <w:top w:val="single" w:color="auto" w:sz="4" w:space="0"/>
-          <w:left w:val="single" w:color="auto" w:sz="4" w:space="0"/>
-          <w:bottom w:val="single" w:color="auto" w:sz="4" w:space="0"/>
-          <w:right w:val="single" w:color="auto" w:sz="4" w:space="0"/>
-          <w:insideH w:val="single" w:color="auto" w:sz="4" w:space="0"/>
-          <w:insideV w:val="single" w:color="auto" w:sz="4" w:space="0"/>
-        </w:tblBorders>
-        <w:tblLayout w:type="fixed"/>
-        <w:tblCellMar>
-          <w:top w:w="0" w:type="dxa"/>
-          <w:left w:w="108" w:type="dxa"/>
-          <w:bottom w:w="0" w:type="dxa"/>
-          <w:right w:w="108" w:type="dxa"/>
-        </w:tblCellMar>
-      </w:tblPr>
-      <w:tblGrid>
-        <w:gridCol w:w="850"/>
-        <w:gridCol w:w="5102"/>
-        <w:gridCol w:w="2551"/>
-      </w:tblGrid>
-      <w:tr>
-        <w:tblPrEx>
-          <w:tblBorders>
-            <w:top w:val="single" w:color="auto" w:sz="4" w:space="0"/>
-            <w:left w:val="single" w:color="auto" w:sz="4" w:space="0"/>
-            <w:bottom w:val="single" w:color="auto" w:sz="4" w:space="0"/>
-            <w:right w:val="single" w:color="auto" w:sz="4" w:space="0"/>
-            <w:insideH w:val="single" w:color="auto" w:sz="4" w:space="0"/>
-            <w:insideV w:val="single" w:color="auto" w:sz="4" w:space="0"/>
-          </w:tblBorders>
-          <w:tblCellMar>
-            <w:top w:w="0" w:type="dxa"/>
-            <w:left w:w="108" w:type="dxa"/>
-            <w:bottom w:w="0" w:type="dxa"/>
-            <w:right w:w="108" w:type="dxa"/>
-          </w:tblCellMar>
-        </w:tblPrEx>
-        <w:trPr>
-          <w:trHeight w:val="567" w:hRule="atLeast"/>
-        </w:trPr>
-        <w:tc>
-          <w:tcPr>
-            <w:tcW w:w="850" w:type="dxa"/>
-            <w:vAlign w:val="center"/>
-          </w:tcPr>
-          <w:p>
-            <w:pPr>
-              <w:jc w:val="center"/>
-              <w:rPr>
-                <w:b/>
-                <w:bCs/>
-                <w:kern w:val="0"/>
-                <w:szCs w:val="20"/>
-              </w:rPr>
-            </w:pPr>
-            <w:r>
-              <w:rPr>
-                <w:b/>
-                <w:bCs/>
-                <w:kern w:val="0"/>
-                <w:szCs w:val="20"/>
-              </w:rPr>
-              <w:t>序号</w:t>
-            </w:r>
-          </w:p>
-        </w:tc>
-        <w:tc>
-          <w:tcPr>
-            <w:tcW w:w="5102" w:type="dxa"/>
-            <w:vAlign w:val="center"/>
-          </w:tcPr>
-          <w:p>
-            <w:pPr>
-              <w:jc w:val="center"/>
-              <w:rPr>
-                <w:b/>
-                <w:bCs/>
-                <w:kern w:val="0"/>
-                <w:szCs w:val="20"/>
-              </w:rPr>
-            </w:pPr>
-            <w:r>
-              <w:rPr>
-                <w:b/>
-                <w:bCs/>
-                <w:kern w:val="0"/>
-                <w:szCs w:val="20"/>
-              </w:rPr>
-              <w:t>表</w:t>
-            </w:r>
-          </w:p>
-        </w:tc>
-        <w:tc>
-          <w:tcPr>
-            <w:tcW w:w="2551" w:type="dxa"/>
-            <w:vAlign w:val="center"/>
-          </w:tcPr>
-          <w:p>
-            <w:pPr>
-              <w:jc w:val="center"/>
-              <w:rPr>
-                <w:b/>
-                <w:bCs/>
-                <w:kern w:val="0"/>
-                <w:szCs w:val="20"/>
-              </w:rPr>
-            </w:pPr>
-            <w:r>
-              <w:rPr>
-                <w:b/>
-                <w:bCs/>
-                <w:kern w:val="0"/>
-                <w:szCs w:val="20"/>
-              </w:rPr>
-              <w:t>名称</w:t>
-            </w:r>
-          </w:p>
-        </w:tc>
-      </w:tr>
-      <w:tr>
-        <w:tblPrEx>
-          <w:tblBorders>
-            <w:top w:val="single" w:color="auto" w:sz="4" w:space="0"/>
-            <w:left w:val="single" w:color="auto" w:sz="4" w:space="0"/>
-            <w:bottom w:val="single" w:color="auto" w:sz="4" w:space="0"/>
-            <w:right w:val="single" w:color="auto" w:sz="4" w:space="0"/>
-            <w:insideH w:val="single" w:color="auto" w:sz="4" w:space="0"/>
-            <w:insideV w:val="single" w:color="auto" w:sz="4" w:space="0"/>
-          </w:tblBorders>
-          <w:tblCellMar>
-            <w:top w:w="0" w:type="dxa"/>
-            <w:left w:w="108" w:type="dxa"/>
-            <w:bottom w:w="0" w:type="dxa"/>
-            <w:right w:w="108" w:type="dxa"/>
-          </w:tblCellMar>
-        </w:tblPrEx>
-        <w:trPr>
-          <w:trHeight w:val="567" w:hRule="atLeast"/>
-        </w:trPr>
-        <w:tc>
-          <w:tcPr>
-            <w:tcW w:w="850" w:type="dxa"/>
-            <w:vAlign w:val="center"/>
-          </w:tcPr>
-          <w:p>
-            <w:pPr>
-              <w:jc w:val="center"/>
-              <w:rPr>
-                <w:kern w:val="0"/>
-                <w:szCs w:val="20"/>
-              </w:rPr>
-            </w:pPr>
-            <w:r>
-              <w:rPr>
-                <w:kern w:val="0"/>
-                <w:szCs w:val="20"/>
-              </w:rPr>
-              <w:t>1</w:t>
-            </w:r>
-          </w:p>
-        </w:tc>
-        <w:tc>
-          <w:tcPr>
-            <w:tcW w:w="5102" w:type="dxa"/>
-            <w:vAlign w:val="center"/>
-          </w:tcPr>
-          <w:p>
-            <w:pPr>
-              <w:jc w:val="center"/>
-              <w:rPr>
-                <w:kern w:val="0"/>
-                <w:szCs w:val="20"/>
-              </w:rPr>
-            </w:pPr>
-            <w:r>
-              <w:rPr>
-                <w:kern w:val="0"/>
-                <w:szCs w:val="20"/>
-              </w:rPr>
-              <w:t>MW_ARREARAGE_DISABLE</w:t>
-            </w:r>
-          </w:p>
-        </w:tc>
-        <w:tc>
-          <w:tcPr>
-            <w:tcW w:w="2551" w:type="dxa"/>
-            <w:vAlign w:val="center"/>
-          </w:tcPr>
-          <w:p>
-            <w:pPr>
-              <w:jc w:val="center"/>
-              <w:rPr>
-                <w:kern w:val="0"/>
-                <w:szCs w:val="20"/>
-              </w:rPr>
-            </w:pPr>
-            <w:r>
-              <w:rPr>
-                <w:kern w:val="0"/>
-                <w:szCs w:val="20"/>
-              </w:rPr>
-              <w:t>欠费停水工单</w:t>
-            </w:r>
-          </w:p>
-        </w:tc>
-      </w:tr>
-    </w:tbl>
-    <w:p>
-      <w:pPr>
         <w:bidi w:val="0"/>
         <w:rPr>
           <w:rFonts w:hint="eastAsia"/>
@@ -3316,14 +3065,14 @@
       <w:pPr>
         <w:pStyle w:val="2"/>
       </w:pPr>
-      <w:bookmarkStart w:id="3" w:name="_Toc14649"/>
+      <w:bookmarkStart w:id="1" w:name="_Toc14649"/>
       <w:r>
         <w:rPr>
           <w:rFonts w:hint="eastAsia"/>
         </w:rPr>
         <w:t>服务类</w:t>
       </w:r>
-      <w:bookmarkEnd w:id="3"/>
+      <w:bookmarkEnd w:id="1"/>
       <w:r>
         <w:rPr>
           <w:rFonts w:hint="eastAsia"/>
@@ -3335,7 +3084,7 @@
       <w:pPr>
         <w:pStyle w:val="3"/>
       </w:pPr>
-      <w:bookmarkStart w:id="4" w:name="_Toc2287"/>
+      <w:bookmarkStart w:id="2" w:name="_Toc2287"/>
       <w:r>
         <w:rPr>
           <w:rFonts w:hint="eastAsia"/>
@@ -3349,7 +3098,7 @@
         </w:rPr>
         <w:t>数据</w:t>
       </w:r>
-      <w:bookmarkEnd w:id="4"/>
+      <w:bookmarkEnd w:id="2"/>
       <w:r>
         <w:rPr>
           <w:rFonts w:hint="eastAsia"/>
@@ -3364,14 +3113,14 @@
           <w:rFonts w:hint="eastAsia"/>
         </w:rPr>
       </w:pPr>
-      <w:bookmarkStart w:id="5" w:name="_Toc739"/>
+      <w:bookmarkStart w:id="3" w:name="_Toc739"/>
       <w:r>
         <w:rPr>
           <w:rFonts w:hint="eastAsia"/>
         </w:rPr>
         <w:t>水价</w:t>
       </w:r>
-      <w:bookmarkEnd w:id="5"/>
+      <w:bookmarkEnd w:id="3"/>
       <w:r>
         <w:rPr>
           <w:rFonts w:hint="eastAsia"/>
@@ -3993,7 +3742,7 @@
                 <w:lang w:val="en-US" w:eastAsia="zh-CN" w:bidi="ar-SA"/>
               </w:rPr>
             </w:pPr>
-            <w:bookmarkStart w:id="6" w:name="_Toc24499"/>
+            <w:bookmarkStart w:id="4" w:name="_Toc24499"/>
             <w:r>
               <w:rPr>
                 <w:rFonts w:hint="eastAsia"/>
@@ -4383,7 +4132,7 @@
           </w:p>
         </w:tc>
       </w:tr>
-      <w:bookmarkEnd w:id="6"/>
+      <w:bookmarkEnd w:id="4"/>
     </w:tbl>
     <w:p>
       <w:pPr>
@@ -4392,7 +4141,7 @@
           <w:rFonts w:hint="eastAsia"/>
         </w:rPr>
       </w:pPr>
-      <w:bookmarkStart w:id="7" w:name="_Toc32680"/>
+      <w:bookmarkStart w:id="5" w:name="_Toc32680"/>
       <w:r>
         <w:rPr>
           <w:rFonts w:hint="eastAsia"/>
@@ -4847,8 +4596,6 @@
               </w:rPr>
               <w:t>CMS_BILLING_MONTH</w:t>
             </w:r>
-            <w:bookmarkStart w:id="26" w:name="_GoBack"/>
-            <w:bookmarkEnd w:id="26"/>
           </w:p>
         </w:tc>
         <w:tc>
@@ -5436,6 +5183,12 @@
             <w:insideH w:val="single" w:color="auto" w:sz="4" w:space="0"/>
             <w:insideV w:val="single" w:color="auto" w:sz="4" w:space="0"/>
           </w:tblBorders>
+          <w:tblCellMar>
+            <w:top w:w="0" w:type="dxa"/>
+            <w:left w:w="108" w:type="dxa"/>
+            <w:bottom w:w="0" w:type="dxa"/>
+            <w:right w:w="108" w:type="dxa"/>
+          </w:tblCellMar>
         </w:tblPrEx>
         <w:trPr>
           <w:trHeight w:val="567" w:hRule="atLeast"/>
@@ -5449,12 +5202,21 @@
             <w:pPr>
               <w:jc w:val="center"/>
               <w:rPr>
+                <w:rFonts w:hint="default"/>
+                <w:kern w:val="0"/>
+                <w:szCs w:val="20"/>
+                <w:lang w:val="en-US" w:eastAsia="zh-CN"/>
+              </w:rPr>
+            </w:pPr>
+            <w:r>
+              <w:rPr>
                 <w:rFonts w:hint="eastAsia"/>
                 <w:kern w:val="0"/>
                 <w:szCs w:val="20"/>
                 <w:lang w:val="en-US" w:eastAsia="zh-CN"/>
               </w:rPr>
-            </w:pPr>
+              <w:t>4</w:t>
+            </w:r>
           </w:p>
         </w:tc>
         <w:tc>
@@ -5476,7 +5238,9 @@
             </w:pPr>
             <w:r>
               <w:rPr>
-                <w:kern w:val="0"/>
+                <w:rFonts w:hint="default" w:ascii="Times New Roman" w:hAnsi="Times New Roman"/>
+                <w:kern w:val="0"/>
+                <w:sz w:val="28"/>
                 <w:szCs w:val="20"/>
               </w:rPr>
               <w:t>CM_CARDS_EXTRA_SETTING</w:t>
@@ -5539,12 +5303,21 @@
             <w:pPr>
               <w:jc w:val="center"/>
               <w:rPr>
+                <w:rFonts w:hint="default"/>
+                <w:kern w:val="0"/>
+                <w:szCs w:val="20"/>
+                <w:lang w:val="en-US" w:eastAsia="zh-CN"/>
+              </w:rPr>
+            </w:pPr>
+            <w:r>
+              <w:rPr>
                 <w:rFonts w:hint="eastAsia"/>
                 <w:kern w:val="0"/>
                 <w:szCs w:val="20"/>
                 <w:lang w:val="en-US" w:eastAsia="zh-CN"/>
               </w:rPr>
-            </w:pPr>
+              <w:t>5</w:t>
+            </w:r>
           </w:p>
         </w:tc>
         <w:tc>
@@ -5802,14 +5575,13 @@
             </w:pPr>
             <w:r>
               <w:rPr>
-                <w:rStyle w:val="42"/>
-                <w:rFonts w:ascii="Helvetica" w:hAnsi="Helvetica" w:eastAsia="Helvetica" w:cs="Helvetica"/>
+                <w:rFonts w:ascii="Times New Roman" w:hAnsi="Times New Roman" w:eastAsia="仿宋" w:cs="Times New Roman"/>
                 <w:caps w:val="0"/>
-                <w:color w:val="777777"/>
                 <w:spacing w:val="0"/>
-                <w:sz w:val="24"/>
-                <w:szCs w:val="24"/>
-                <w:shd w:val="clear" w:fill="FFFFFF"/>
+                <w:kern w:val="0"/>
+                <w:sz w:val="28"/>
+                <w:szCs w:val="20"/>
+                <w:shd w:val="clear"/>
               </w:rPr>
               <w:t>BM_DTL_USER_CHANGE</w:t>
             </w:r>
@@ -5832,7 +5604,7 @@
             </w:pPr>
             <w:r>
               <w:rPr>
-                <w:rFonts w:hint="eastAsia"/>
+                <w:rFonts w:hint="default"/>
                 <w:kern w:val="0"/>
                 <w:szCs w:val="20"/>
                 <w:lang w:val="en-US" w:eastAsia="zh-CN"/>
@@ -5871,23 +5643,21 @@
             <w:pPr>
               <w:jc w:val="center"/>
               <w:rPr>
-                <w:rStyle w:val="42"/>
-                <w:rFonts w:hint="eastAsia" w:ascii="Helvetica" w:hAnsi="Helvetica" w:eastAsia="Helvetica" w:cs="Helvetica"/>
-                <w:color w:val="777777"/>
-                <w:sz w:val="24"/>
-                <w:szCs w:val="24"/>
-                <w:shd w:val="clear" w:fill="FFFFFF"/>
+                <w:rFonts w:hint="default" w:ascii="Times New Roman" w:hAnsi="Times New Roman" w:eastAsia="仿宋" w:cs="Times New Roman"/>
+                <w:kern w:val="0"/>
+                <w:sz w:val="28"/>
+                <w:szCs w:val="20"/>
+                <w:shd w:val="clear"/>
                 <w:lang w:val="en-US" w:eastAsia="zh-CN"/>
               </w:rPr>
             </w:pPr>
             <w:r>
               <w:rPr>
-                <w:rStyle w:val="42"/>
-                <w:rFonts w:hint="eastAsia" w:ascii="Helvetica" w:hAnsi="Helvetica" w:eastAsia="Helvetica" w:cs="Helvetica"/>
-                <w:color w:val="777777"/>
-                <w:sz w:val="24"/>
-                <w:szCs w:val="24"/>
-                <w:shd w:val="clear" w:fill="FFFFFF"/>
+                <w:rFonts w:hint="default" w:ascii="Times New Roman" w:hAnsi="Times New Roman" w:eastAsia="仿宋" w:cs="Times New Roman"/>
+                <w:kern w:val="0"/>
+                <w:sz w:val="28"/>
+                <w:szCs w:val="20"/>
+                <w:shd w:val="clear"/>
                 <w:lang w:val="en-US" w:eastAsia="zh-CN"/>
               </w:rPr>
               <w:t>2</w:t>
@@ -5903,24 +5673,22 @@
             <w:pPr>
               <w:jc w:val="center"/>
               <w:rPr>
-                <w:rStyle w:val="42"/>
-                <w:rFonts w:ascii="Helvetica" w:hAnsi="Helvetica" w:eastAsia="Helvetica" w:cs="Helvetica"/>
-                <w:color w:val="777777"/>
-                <w:sz w:val="24"/>
-                <w:szCs w:val="24"/>
-                <w:shd w:val="clear" w:fill="FFFFFF"/>
-              </w:rPr>
-            </w:pPr>
-            <w:r>
-              <w:rPr>
-                <w:rStyle w:val="42"/>
-                <w:rFonts w:ascii="Helvetica" w:hAnsi="Helvetica" w:eastAsia="Helvetica" w:cs="Helvetica"/>
+                <w:rFonts w:ascii="Times New Roman" w:hAnsi="Times New Roman" w:eastAsia="仿宋" w:cs="Times New Roman"/>
+                <w:kern w:val="0"/>
+                <w:sz w:val="28"/>
+                <w:szCs w:val="20"/>
+                <w:shd w:val="clear"/>
+              </w:rPr>
+            </w:pPr>
+            <w:r>
+              <w:rPr>
+                <w:rFonts w:ascii="Times New Roman" w:hAnsi="Times New Roman" w:eastAsia="仿宋" w:cs="Times New Roman"/>
                 <w:caps w:val="0"/>
-                <w:color w:val="777777"/>
                 <w:spacing w:val="0"/>
-                <w:sz w:val="24"/>
-                <w:szCs w:val="24"/>
-                <w:shd w:val="clear" w:fill="FFFFFF"/>
+                <w:kern w:val="0"/>
+                <w:sz w:val="28"/>
+                <w:szCs w:val="20"/>
+                <w:shd w:val="clear"/>
               </w:rPr>
               <w:t>BM_DTL_USER_STATE</w:t>
             </w:r>
@@ -5935,23 +5703,21 @@
             <w:pPr>
               <w:jc w:val="center"/>
               <w:rPr>
-                <w:rStyle w:val="42"/>
-                <w:rFonts w:hint="default" w:ascii="Helvetica" w:hAnsi="Helvetica" w:eastAsia="Helvetica" w:cs="Helvetica"/>
-                <w:color w:val="777777"/>
-                <w:sz w:val="24"/>
-                <w:szCs w:val="24"/>
-                <w:shd w:val="clear" w:fill="FFFFFF"/>
+                <w:rFonts w:hint="default" w:ascii="Times New Roman" w:hAnsi="Times New Roman" w:eastAsia="仿宋" w:cs="Times New Roman"/>
+                <w:kern w:val="0"/>
+                <w:sz w:val="28"/>
+                <w:szCs w:val="20"/>
+                <w:shd w:val="clear"/>
                 <w:lang w:val="en-US" w:eastAsia="zh-CN"/>
               </w:rPr>
             </w:pPr>
             <w:r>
               <w:rPr>
-                <w:rStyle w:val="42"/>
-                <w:rFonts w:hint="eastAsia" w:ascii="Helvetica" w:hAnsi="Helvetica" w:eastAsia="Helvetica" w:cs="Helvetica"/>
-                <w:color w:val="777777"/>
-                <w:sz w:val="24"/>
-                <w:szCs w:val="24"/>
-                <w:shd w:val="clear" w:fill="FFFFFF"/>
+                <w:rFonts w:hint="default" w:ascii="Times New Roman" w:hAnsi="Times New Roman" w:eastAsia="仿宋" w:cs="Times New Roman"/>
+                <w:kern w:val="0"/>
+                <w:sz w:val="28"/>
+                <w:szCs w:val="20"/>
+                <w:shd w:val="clear"/>
                 <w:lang w:val="en-US" w:eastAsia="zh-CN"/>
               </w:rPr>
               <w:t>用户停用和恢复</w:t>
@@ -5988,23 +5754,21 @@
             <w:pPr>
               <w:jc w:val="center"/>
               <w:rPr>
-                <w:rStyle w:val="42"/>
-                <w:rFonts w:hint="eastAsia" w:ascii="Helvetica" w:hAnsi="Helvetica" w:eastAsia="宋体" w:cs="Helvetica"/>
-                <w:color w:val="777777"/>
-                <w:sz w:val="24"/>
-                <w:szCs w:val="24"/>
-                <w:shd w:val="clear" w:fill="FFFFFF"/>
+                <w:rFonts w:hint="default" w:ascii="Times New Roman" w:hAnsi="Times New Roman" w:eastAsia="仿宋" w:cs="Times New Roman"/>
+                <w:kern w:val="0"/>
+                <w:sz w:val="28"/>
+                <w:szCs w:val="20"/>
+                <w:shd w:val="clear"/>
                 <w:lang w:val="en-US" w:eastAsia="zh-CN"/>
               </w:rPr>
             </w:pPr>
             <w:r>
               <w:rPr>
-                <w:rStyle w:val="42"/>
-                <w:rFonts w:hint="eastAsia" w:ascii="Helvetica" w:hAnsi="Helvetica" w:eastAsia="宋体" w:cs="Helvetica"/>
-                <w:color w:val="777777"/>
-                <w:sz w:val="24"/>
-                <w:szCs w:val="24"/>
-                <w:shd w:val="clear" w:fill="FFFFFF"/>
+                <w:rFonts w:hint="default" w:ascii="Times New Roman" w:hAnsi="Times New Roman" w:eastAsia="仿宋" w:cs="Times New Roman"/>
+                <w:kern w:val="0"/>
+                <w:sz w:val="28"/>
+                <w:szCs w:val="20"/>
+                <w:shd w:val="clear"/>
                 <w:lang w:val="en-US" w:eastAsia="zh-CN"/>
               </w:rPr>
               <w:t>3</w:t>
@@ -6020,26 +5784,24 @@
             <w:pPr>
               <w:jc w:val="center"/>
               <w:rPr>
-                <w:rStyle w:val="42"/>
-                <w:rFonts w:ascii="Helvetica" w:hAnsi="Helvetica" w:eastAsia="Helvetica" w:cs="Helvetica"/>
+                <w:rFonts w:ascii="Times New Roman" w:hAnsi="Times New Roman" w:eastAsia="仿宋" w:cs="Times New Roman"/>
                 <w:caps w:val="0"/>
-                <w:color w:val="777777"/>
                 <w:spacing w:val="0"/>
-                <w:sz w:val="24"/>
-                <w:szCs w:val="24"/>
-                <w:shd w:val="clear" w:fill="FFFFFF"/>
-              </w:rPr>
-            </w:pPr>
-            <w:r>
-              <w:rPr>
-                <w:rStyle w:val="42"/>
-                <w:rFonts w:ascii="Helvetica" w:hAnsi="Helvetica" w:eastAsia="Helvetica" w:cs="Helvetica"/>
+                <w:kern w:val="0"/>
+                <w:sz w:val="28"/>
+                <w:szCs w:val="20"/>
+                <w:shd w:val="clear"/>
+              </w:rPr>
+            </w:pPr>
+            <w:r>
+              <w:rPr>
+                <w:rFonts w:ascii="Times New Roman" w:hAnsi="Times New Roman" w:eastAsia="仿宋" w:cs="Times New Roman"/>
                 <w:caps w:val="0"/>
-                <w:color w:val="777777"/>
                 <w:spacing w:val="0"/>
-                <w:sz w:val="24"/>
-                <w:szCs w:val="24"/>
-                <w:shd w:val="clear" w:fill="FFFFFF"/>
+                <w:kern w:val="0"/>
+                <w:sz w:val="28"/>
+                <w:szCs w:val="20"/>
+                <w:shd w:val="clear"/>
               </w:rPr>
               <w:t>BM_DTL_CHANGE_PRICE</w:t>
             </w:r>
@@ -6054,23 +5816,21 @@
             <w:pPr>
               <w:jc w:val="center"/>
               <w:rPr>
-                <w:rStyle w:val="42"/>
-                <w:rFonts w:hint="default" w:ascii="Helvetica" w:hAnsi="Helvetica" w:eastAsia="Helvetica" w:cs="Helvetica"/>
-                <w:color w:val="777777"/>
-                <w:sz w:val="24"/>
-                <w:szCs w:val="24"/>
-                <w:shd w:val="clear" w:fill="FFFFFF"/>
+                <w:rFonts w:hint="default" w:ascii="Times New Roman" w:hAnsi="Times New Roman" w:eastAsia="仿宋" w:cs="Times New Roman"/>
+                <w:kern w:val="0"/>
+                <w:sz w:val="28"/>
+                <w:szCs w:val="20"/>
+                <w:shd w:val="clear"/>
                 <w:lang w:val="en-US" w:eastAsia="zh-CN"/>
               </w:rPr>
             </w:pPr>
             <w:r>
               <w:rPr>
-                <w:rStyle w:val="42"/>
-                <w:rFonts w:hint="eastAsia" w:ascii="Helvetica" w:hAnsi="Helvetica" w:eastAsia="Helvetica" w:cs="Helvetica"/>
-                <w:color w:val="777777"/>
-                <w:sz w:val="24"/>
-                <w:szCs w:val="24"/>
-                <w:shd w:val="clear" w:fill="FFFFFF"/>
+                <w:rFonts w:hint="default" w:ascii="Times New Roman" w:hAnsi="Times New Roman" w:eastAsia="仿宋" w:cs="Times New Roman"/>
+                <w:kern w:val="0"/>
+                <w:sz w:val="28"/>
+                <w:szCs w:val="20"/>
+                <w:shd w:val="clear"/>
                 <w:lang w:val="en-US" w:eastAsia="zh-CN"/>
               </w:rPr>
               <w:t>变更水价</w:t>
@@ -6107,23 +5867,21 @@
             <w:pPr>
               <w:jc w:val="center"/>
               <w:rPr>
-                <w:rStyle w:val="42"/>
-                <w:rFonts w:hint="default" w:ascii="Helvetica" w:hAnsi="Helvetica" w:eastAsia="Helvetica" w:cs="Helvetica"/>
-                <w:color w:val="777777"/>
-                <w:sz w:val="24"/>
-                <w:szCs w:val="24"/>
-                <w:shd w:val="clear" w:fill="FFFFFF"/>
+                <w:rFonts w:hint="default" w:ascii="Times New Roman" w:hAnsi="Times New Roman" w:eastAsia="仿宋" w:cs="Times New Roman"/>
+                <w:kern w:val="0"/>
+                <w:sz w:val="28"/>
+                <w:szCs w:val="20"/>
+                <w:shd w:val="clear"/>
                 <w:lang w:val="en-US" w:eastAsia="zh-CN"/>
               </w:rPr>
             </w:pPr>
             <w:r>
               <w:rPr>
-                <w:rStyle w:val="42"/>
-                <w:rFonts w:hint="default" w:ascii="Helvetica" w:hAnsi="Helvetica" w:eastAsia="Helvetica" w:cs="Helvetica"/>
-                <w:color w:val="777777"/>
-                <w:sz w:val="24"/>
-                <w:szCs w:val="24"/>
-                <w:shd w:val="clear" w:fill="FFFFFF"/>
+                <w:rFonts w:hint="default" w:ascii="Times New Roman" w:hAnsi="Times New Roman" w:eastAsia="仿宋" w:cs="Times New Roman"/>
+                <w:kern w:val="0"/>
+                <w:sz w:val="28"/>
+                <w:szCs w:val="20"/>
+                <w:shd w:val="clear"/>
                 <w:lang w:val="en-US" w:eastAsia="zh-CN"/>
               </w:rPr>
               <w:t>4</w:t>
@@ -6139,26 +5897,24 @@
             <w:pPr>
               <w:jc w:val="center"/>
               <w:rPr>
-                <w:rStyle w:val="42"/>
-                <w:rFonts w:ascii="Helvetica" w:hAnsi="Helvetica" w:eastAsia="Helvetica" w:cs="Helvetica"/>
+                <w:rFonts w:ascii="Times New Roman" w:hAnsi="Times New Roman" w:eastAsia="仿宋" w:cs="Times New Roman"/>
                 <w:caps w:val="0"/>
-                <w:color w:val="777777"/>
                 <w:spacing w:val="0"/>
-                <w:sz w:val="24"/>
-                <w:szCs w:val="24"/>
-                <w:shd w:val="clear" w:fill="FFFFFF"/>
-              </w:rPr>
-            </w:pPr>
-            <w:r>
-              <w:rPr>
-                <w:rStyle w:val="42"/>
-                <w:rFonts w:ascii="Helvetica" w:hAnsi="Helvetica" w:eastAsia="Helvetica" w:cs="Helvetica"/>
+                <w:kern w:val="0"/>
+                <w:sz w:val="28"/>
+                <w:szCs w:val="20"/>
+                <w:shd w:val="clear"/>
+              </w:rPr>
+            </w:pPr>
+            <w:r>
+              <w:rPr>
+                <w:rFonts w:ascii="Times New Roman" w:hAnsi="Times New Roman" w:eastAsia="仿宋" w:cs="Times New Roman"/>
                 <w:caps w:val="0"/>
-                <w:color w:val="777777"/>
                 <w:spacing w:val="0"/>
-                <w:sz w:val="24"/>
-                <w:szCs w:val="24"/>
-                <w:shd w:val="clear" w:fill="FFFFFF"/>
+                <w:kern w:val="0"/>
+                <w:sz w:val="28"/>
+                <w:szCs w:val="20"/>
+                <w:shd w:val="clear"/>
               </w:rPr>
               <w:t>BM_DTL_PERSONCOUNT_CHANGE</w:t>
             </w:r>
@@ -6173,22 +5929,20 @@
             <w:pPr>
               <w:jc w:val="center"/>
               <w:rPr>
-                <w:rStyle w:val="42"/>
-                <w:rFonts w:hint="default" w:ascii="Helvetica" w:hAnsi="Helvetica" w:eastAsia="Helvetica" w:cs="Helvetica"/>
-                <w:color w:val="777777"/>
-                <w:sz w:val="24"/>
-                <w:szCs w:val="24"/>
-                <w:shd w:val="clear" w:fill="FFFFFF"/>
-              </w:rPr>
-            </w:pPr>
-            <w:r>
-              <w:rPr>
-                <w:rStyle w:val="42"/>
-                <w:rFonts w:hint="default" w:ascii="Helvetica" w:hAnsi="Helvetica" w:eastAsia="Helvetica" w:cs="Helvetica"/>
-                <w:color w:val="777777"/>
-                <w:sz w:val="24"/>
-                <w:szCs w:val="24"/>
-                <w:shd w:val="clear" w:fill="FFFFFF"/>
+                <w:rFonts w:hint="default" w:ascii="Times New Roman" w:hAnsi="Times New Roman" w:eastAsia="仿宋" w:cs="Times New Roman"/>
+                <w:kern w:val="0"/>
+                <w:sz w:val="28"/>
+                <w:szCs w:val="20"/>
+                <w:shd w:val="clear"/>
+              </w:rPr>
+            </w:pPr>
+            <w:r>
+              <w:rPr>
+                <w:rFonts w:hint="default" w:ascii="Times New Roman" w:hAnsi="Times New Roman" w:eastAsia="仿宋" w:cs="Times New Roman"/>
+                <w:kern w:val="0"/>
+                <w:sz w:val="28"/>
+                <w:szCs w:val="20"/>
+                <w:shd w:val="clear"/>
                 <w:lang w:val="en-US" w:eastAsia="zh-CN"/>
               </w:rPr>
               <w:t>人口数变更</w:t>
@@ -6517,14 +6271,7 @@
                 <w:szCs w:val="20"/>
                 <w:lang w:val="en-US" w:eastAsia="zh-CN"/>
               </w:rPr>
-              <w:t>微信公众号推送</w:t>
-            </w:r>
-            <w:r>
-              <w:rPr>
-                <w:kern w:val="0"/>
-                <w:szCs w:val="20"/>
-              </w:rPr>
-              <w:t>信息</w:t>
+              <w:t>微信公众号推送记录</w:t>
             </w:r>
           </w:p>
         </w:tc>
@@ -7133,12 +6880,21 @@
             <w:pPr>
               <w:jc w:val="center"/>
               <w:rPr>
+                <w:rFonts w:hint="default"/>
+                <w:kern w:val="0"/>
+                <w:szCs w:val="20"/>
+                <w:lang w:val="en-US" w:eastAsia="zh-CN"/>
+              </w:rPr>
+            </w:pPr>
+            <w:r>
+              <w:rPr>
                 <w:rFonts w:hint="eastAsia"/>
                 <w:kern w:val="0"/>
                 <w:szCs w:val="20"/>
                 <w:lang w:val="en-US" w:eastAsia="zh-CN"/>
               </w:rPr>
-            </w:pPr>
+              <w:t>5</w:t>
+            </w:r>
           </w:p>
         </w:tc>
         <w:tc>
@@ -7189,7 +6945,7 @@
                 <w:kern w:val="0"/>
                 <w:szCs w:val="20"/>
               </w:rPr>
-              <w:t>水表量程表</w:t>
+              <w:t>水表量程</w:t>
             </w:r>
           </w:p>
         </w:tc>
@@ -7546,7 +7302,18 @@
                 <w:szCs w:val="20"/>
                 <w:lang w:val="en-US" w:eastAsia="zh-CN"/>
               </w:rPr>
-              <w:t>换表工单</w:t>
+              <w:t>换</w:t>
+            </w:r>
+            <w:bookmarkStart w:id="24" w:name="_GoBack"/>
+            <w:bookmarkEnd w:id="24"/>
+            <w:r>
+              <w:rPr>
+                <w:rFonts w:hint="default"/>
+                <w:kern w:val="0"/>
+                <w:szCs w:val="20"/>
+                <w:lang w:val="en-US" w:eastAsia="zh-CN"/>
+              </w:rPr>
+              <w:t>表工单</w:t>
             </w:r>
           </w:p>
         </w:tc>
@@ -8145,12 +7912,21 @@
             <w:pPr>
               <w:jc w:val="center"/>
               <w:rPr>
+                <w:rFonts w:hint="default"/>
+                <w:kern w:val="0"/>
+                <w:szCs w:val="20"/>
+                <w:lang w:val="en-US" w:eastAsia="zh-CN"/>
+              </w:rPr>
+            </w:pPr>
+            <w:r>
+              <w:rPr>
                 <w:rFonts w:hint="eastAsia"/>
                 <w:kern w:val="0"/>
                 <w:szCs w:val="20"/>
                 <w:lang w:val="en-US" w:eastAsia="zh-CN"/>
               </w:rPr>
-            </w:pPr>
+              <w:t>8</w:t>
+            </w:r>
           </w:p>
         </w:tc>
         <w:tc>
@@ -8249,7 +8025,7 @@
         <w:t>数据</w:t>
       </w:r>
     </w:p>
-    <w:bookmarkEnd w:id="7"/>
+    <w:bookmarkEnd w:id="5"/>
     <w:p>
       <w:pPr>
         <w:pStyle w:val="4"/>
@@ -8257,14 +8033,14 @@
           <w:rFonts w:hint="eastAsia"/>
         </w:rPr>
       </w:pPr>
-      <w:bookmarkStart w:id="8" w:name="_Toc17290"/>
+      <w:bookmarkStart w:id="6" w:name="_Toc17290"/>
       <w:r>
         <w:rPr>
           <w:rFonts w:hint="eastAsia"/>
         </w:rPr>
         <w:t>抄表信息</w:t>
       </w:r>
-      <w:bookmarkEnd w:id="8"/>
+      <w:bookmarkEnd w:id="6"/>
     </w:p>
     <w:tbl>
       <w:tblPr>
@@ -9665,7 +9441,7 @@
           <w:rFonts w:hint="eastAsia"/>
         </w:rPr>
       </w:pPr>
-      <w:bookmarkStart w:id="9" w:name="_Toc30673"/>
+      <w:bookmarkStart w:id="7" w:name="_Toc30673"/>
       <w:r>
         <w:rPr>
           <w:rFonts w:hint="eastAsia"/>
@@ -9678,6 +9454,2352 @@
           <w:rFonts w:hint="eastAsia"/>
         </w:rPr>
         <w:t>信息</w:t>
+      </w:r>
+      <w:bookmarkEnd w:id="7"/>
+    </w:p>
+    <w:tbl>
+      <w:tblPr>
+        <w:tblStyle w:val="38"/>
+        <w:tblW w:w="8503" w:type="dxa"/>
+        <w:tblInd w:w="0" w:type="dxa"/>
+        <w:tblBorders>
+          <w:top w:val="single" w:color="auto" w:sz="4" w:space="0"/>
+          <w:left w:val="single" w:color="auto" w:sz="4" w:space="0"/>
+          <w:bottom w:val="single" w:color="auto" w:sz="4" w:space="0"/>
+          <w:right w:val="single" w:color="auto" w:sz="4" w:space="0"/>
+          <w:insideH w:val="single" w:color="auto" w:sz="4" w:space="0"/>
+          <w:insideV w:val="single" w:color="auto" w:sz="4" w:space="0"/>
+        </w:tblBorders>
+        <w:tblLayout w:type="fixed"/>
+        <w:tblCellMar>
+          <w:top w:w="0" w:type="dxa"/>
+          <w:left w:w="108" w:type="dxa"/>
+          <w:bottom w:w="0" w:type="dxa"/>
+          <w:right w:w="108" w:type="dxa"/>
+        </w:tblCellMar>
+      </w:tblPr>
+      <w:tblGrid>
+        <w:gridCol w:w="850"/>
+        <w:gridCol w:w="5102"/>
+        <w:gridCol w:w="2551"/>
+      </w:tblGrid>
+      <w:tr>
+        <w:tblPrEx>
+          <w:tblBorders>
+            <w:top w:val="single" w:color="auto" w:sz="4" w:space="0"/>
+            <w:left w:val="single" w:color="auto" w:sz="4" w:space="0"/>
+            <w:bottom w:val="single" w:color="auto" w:sz="4" w:space="0"/>
+            <w:right w:val="single" w:color="auto" w:sz="4" w:space="0"/>
+            <w:insideH w:val="single" w:color="auto" w:sz="4" w:space="0"/>
+            <w:insideV w:val="single" w:color="auto" w:sz="4" w:space="0"/>
+          </w:tblBorders>
+          <w:tblCellMar>
+            <w:top w:w="0" w:type="dxa"/>
+            <w:left w:w="108" w:type="dxa"/>
+            <w:bottom w:w="0" w:type="dxa"/>
+            <w:right w:w="108" w:type="dxa"/>
+          </w:tblCellMar>
+        </w:tblPrEx>
+        <w:trPr>
+          <w:trHeight w:val="567" w:hRule="atLeast"/>
+        </w:trPr>
+        <w:tc>
+          <w:tcPr>
+            <w:tcW w:w="850" w:type="dxa"/>
+            <w:vAlign w:val="center"/>
+          </w:tcPr>
+          <w:p>
+            <w:pPr>
+              <w:jc w:val="center"/>
+              <w:rPr>
+                <w:b/>
+                <w:bCs/>
+                <w:kern w:val="0"/>
+                <w:szCs w:val="20"/>
+              </w:rPr>
+            </w:pPr>
+            <w:r>
+              <w:rPr>
+                <w:b/>
+                <w:bCs/>
+                <w:kern w:val="0"/>
+                <w:szCs w:val="20"/>
+              </w:rPr>
+              <w:t>序号</w:t>
+            </w:r>
+          </w:p>
+        </w:tc>
+        <w:tc>
+          <w:tcPr>
+            <w:tcW w:w="5102" w:type="dxa"/>
+            <w:vAlign w:val="center"/>
+          </w:tcPr>
+          <w:p>
+            <w:pPr>
+              <w:jc w:val="center"/>
+              <w:rPr>
+                <w:b/>
+                <w:bCs/>
+                <w:kern w:val="0"/>
+                <w:szCs w:val="20"/>
+              </w:rPr>
+            </w:pPr>
+            <w:r>
+              <w:rPr>
+                <w:b/>
+                <w:bCs/>
+                <w:kern w:val="0"/>
+                <w:szCs w:val="20"/>
+              </w:rPr>
+              <w:t>表</w:t>
+            </w:r>
+          </w:p>
+        </w:tc>
+        <w:tc>
+          <w:tcPr>
+            <w:tcW w:w="2551" w:type="dxa"/>
+            <w:vAlign w:val="center"/>
+          </w:tcPr>
+          <w:p>
+            <w:pPr>
+              <w:jc w:val="center"/>
+              <w:rPr>
+                <w:b/>
+                <w:bCs/>
+                <w:kern w:val="0"/>
+                <w:szCs w:val="20"/>
+              </w:rPr>
+            </w:pPr>
+            <w:r>
+              <w:rPr>
+                <w:b/>
+                <w:bCs/>
+                <w:kern w:val="0"/>
+                <w:szCs w:val="20"/>
+              </w:rPr>
+              <w:t>名称</w:t>
+            </w:r>
+          </w:p>
+        </w:tc>
+      </w:tr>
+      <w:tr>
+        <w:tblPrEx>
+          <w:tblBorders>
+            <w:top w:val="single" w:color="auto" w:sz="4" w:space="0"/>
+            <w:left w:val="single" w:color="auto" w:sz="4" w:space="0"/>
+            <w:bottom w:val="single" w:color="auto" w:sz="4" w:space="0"/>
+            <w:right w:val="single" w:color="auto" w:sz="4" w:space="0"/>
+            <w:insideH w:val="single" w:color="auto" w:sz="4" w:space="0"/>
+            <w:insideV w:val="single" w:color="auto" w:sz="4" w:space="0"/>
+          </w:tblBorders>
+          <w:tblCellMar>
+            <w:top w:w="0" w:type="dxa"/>
+            <w:left w:w="108" w:type="dxa"/>
+            <w:bottom w:w="0" w:type="dxa"/>
+            <w:right w:w="108" w:type="dxa"/>
+          </w:tblCellMar>
+        </w:tblPrEx>
+        <w:trPr>
+          <w:trHeight w:val="567" w:hRule="atLeast"/>
+        </w:trPr>
+        <w:tc>
+          <w:tcPr>
+            <w:tcW w:w="850" w:type="dxa"/>
+            <w:vAlign w:val="center"/>
+          </w:tcPr>
+          <w:p>
+            <w:pPr>
+              <w:jc w:val="center"/>
+              <w:rPr>
+                <w:kern w:val="0"/>
+                <w:szCs w:val="20"/>
+              </w:rPr>
+            </w:pPr>
+            <w:r>
+              <w:rPr>
+                <w:kern w:val="0"/>
+                <w:szCs w:val="20"/>
+              </w:rPr>
+              <w:t>1</w:t>
+            </w:r>
+          </w:p>
+        </w:tc>
+        <w:tc>
+          <w:tcPr>
+            <w:tcW w:w="5102" w:type="dxa"/>
+            <w:vAlign w:val="center"/>
+          </w:tcPr>
+          <w:p>
+            <w:pPr>
+              <w:ind w:firstLine="0" w:firstLineChars="0"/>
+              <w:jc w:val="center"/>
+              <w:rPr>
+                <w:rFonts w:ascii="Times New Roman" w:hAnsi="Times New Roman" w:eastAsia="仿宋" w:cs="Times New Roman"/>
+                <w:kern w:val="0"/>
+                <w:sz w:val="28"/>
+                <w:szCs w:val="20"/>
+                <w:lang w:val="en-US" w:eastAsia="zh-CN" w:bidi="ar-SA"/>
+              </w:rPr>
+            </w:pPr>
+            <w:r>
+              <w:rPr>
+                <w:kern w:val="0"/>
+                <w:szCs w:val="20"/>
+              </w:rPr>
+              <w:t>ACC_CHARGES</w:t>
+            </w:r>
+          </w:p>
+        </w:tc>
+        <w:tc>
+          <w:tcPr>
+            <w:tcW w:w="2551" w:type="dxa"/>
+            <w:vAlign w:val="center"/>
+          </w:tcPr>
+          <w:p>
+            <w:pPr>
+              <w:ind w:firstLine="0" w:firstLineChars="0"/>
+              <w:jc w:val="center"/>
+              <w:rPr>
+                <w:rFonts w:hint="eastAsia" w:ascii="Times New Roman" w:hAnsi="Times New Roman" w:eastAsia="仿宋" w:cs="Times New Roman"/>
+                <w:kern w:val="0"/>
+                <w:sz w:val="28"/>
+                <w:szCs w:val="20"/>
+                <w:lang w:val="en-US" w:eastAsia="zh-CN" w:bidi="ar-SA"/>
+              </w:rPr>
+            </w:pPr>
+            <w:r>
+              <w:rPr>
+                <w:kern w:val="0"/>
+                <w:szCs w:val="20"/>
+              </w:rPr>
+              <w:t>应收账</w:t>
+            </w:r>
+          </w:p>
+        </w:tc>
+      </w:tr>
+      <w:tr>
+        <w:tblPrEx>
+          <w:tblBorders>
+            <w:top w:val="single" w:color="auto" w:sz="4" w:space="0"/>
+            <w:left w:val="single" w:color="auto" w:sz="4" w:space="0"/>
+            <w:bottom w:val="single" w:color="auto" w:sz="4" w:space="0"/>
+            <w:right w:val="single" w:color="auto" w:sz="4" w:space="0"/>
+            <w:insideH w:val="single" w:color="auto" w:sz="4" w:space="0"/>
+            <w:insideV w:val="single" w:color="auto" w:sz="4" w:space="0"/>
+          </w:tblBorders>
+          <w:tblCellMar>
+            <w:top w:w="0" w:type="dxa"/>
+            <w:left w:w="108" w:type="dxa"/>
+            <w:bottom w:w="0" w:type="dxa"/>
+            <w:right w:w="108" w:type="dxa"/>
+          </w:tblCellMar>
+        </w:tblPrEx>
+        <w:trPr>
+          <w:trHeight w:val="567" w:hRule="atLeast"/>
+        </w:trPr>
+        <w:tc>
+          <w:tcPr>
+            <w:tcW w:w="850" w:type="dxa"/>
+            <w:vAlign w:val="center"/>
+          </w:tcPr>
+          <w:p>
+            <w:pPr>
+              <w:ind w:firstLine="0" w:firstLineChars="0"/>
+              <w:jc w:val="center"/>
+              <w:rPr>
+                <w:rFonts w:ascii="Times New Roman" w:hAnsi="Times New Roman" w:eastAsia="仿宋" w:cs="Times New Roman"/>
+                <w:kern w:val="0"/>
+                <w:sz w:val="28"/>
+                <w:szCs w:val="20"/>
+                <w:lang w:val="en-US" w:eastAsia="zh-CN" w:bidi="ar-SA"/>
+              </w:rPr>
+            </w:pPr>
+            <w:r>
+              <w:rPr>
+                <w:kern w:val="0"/>
+                <w:szCs w:val="20"/>
+              </w:rPr>
+              <w:t>2</w:t>
+            </w:r>
+          </w:p>
+        </w:tc>
+        <w:tc>
+          <w:tcPr>
+            <w:tcW w:w="5102" w:type="dxa"/>
+            <w:vAlign w:val="center"/>
+          </w:tcPr>
+          <w:p>
+            <w:pPr>
+              <w:ind w:firstLine="0" w:firstLineChars="0"/>
+              <w:jc w:val="center"/>
+              <w:rPr>
+                <w:rFonts w:ascii="Times New Roman" w:hAnsi="Times New Roman" w:eastAsia="仿宋" w:cs="Times New Roman"/>
+                <w:kern w:val="0"/>
+                <w:sz w:val="28"/>
+                <w:szCs w:val="20"/>
+                <w:lang w:val="en-US" w:eastAsia="zh-CN" w:bidi="ar-SA"/>
+              </w:rPr>
+            </w:pPr>
+            <w:r>
+              <w:rPr>
+                <w:kern w:val="0"/>
+                <w:szCs w:val="20"/>
+              </w:rPr>
+              <w:t>ACC_CHARGE_DETAIL</w:t>
+            </w:r>
+          </w:p>
+        </w:tc>
+        <w:tc>
+          <w:tcPr>
+            <w:tcW w:w="2551" w:type="dxa"/>
+            <w:vAlign w:val="center"/>
+          </w:tcPr>
+          <w:p>
+            <w:pPr>
+              <w:ind w:firstLine="0" w:firstLineChars="0"/>
+              <w:jc w:val="center"/>
+              <w:rPr>
+                <w:rFonts w:ascii="Times New Roman" w:hAnsi="Times New Roman" w:eastAsia="仿宋" w:cs="Times New Roman"/>
+                <w:kern w:val="0"/>
+                <w:sz w:val="28"/>
+                <w:szCs w:val="20"/>
+                <w:lang w:val="en-US" w:eastAsia="zh-CN" w:bidi="ar-SA"/>
+              </w:rPr>
+            </w:pPr>
+            <w:r>
+              <w:rPr>
+                <w:kern w:val="0"/>
+                <w:szCs w:val="20"/>
+              </w:rPr>
+              <w:t>应收账明细</w:t>
+            </w:r>
+          </w:p>
+        </w:tc>
+      </w:tr>
+      <w:tr>
+        <w:tblPrEx>
+          <w:tblBorders>
+            <w:top w:val="single" w:color="auto" w:sz="4" w:space="0"/>
+            <w:left w:val="single" w:color="auto" w:sz="4" w:space="0"/>
+            <w:bottom w:val="single" w:color="auto" w:sz="4" w:space="0"/>
+            <w:right w:val="single" w:color="auto" w:sz="4" w:space="0"/>
+            <w:insideH w:val="single" w:color="auto" w:sz="4" w:space="0"/>
+            <w:insideV w:val="single" w:color="auto" w:sz="4" w:space="0"/>
+          </w:tblBorders>
+          <w:tblCellMar>
+            <w:top w:w="0" w:type="dxa"/>
+            <w:left w:w="108" w:type="dxa"/>
+            <w:bottom w:w="0" w:type="dxa"/>
+            <w:right w:w="108" w:type="dxa"/>
+          </w:tblCellMar>
+        </w:tblPrEx>
+        <w:trPr>
+          <w:trHeight w:val="567" w:hRule="atLeast"/>
+        </w:trPr>
+        <w:tc>
+          <w:tcPr>
+            <w:tcW w:w="850" w:type="dxa"/>
+            <w:vAlign w:val="center"/>
+          </w:tcPr>
+          <w:p>
+            <w:pPr>
+              <w:ind w:firstLine="0" w:firstLineChars="0"/>
+              <w:jc w:val="center"/>
+              <w:rPr>
+                <w:rFonts w:ascii="Times New Roman" w:hAnsi="Times New Roman" w:eastAsia="仿宋" w:cs="Times New Roman"/>
+                <w:kern w:val="0"/>
+                <w:sz w:val="28"/>
+                <w:szCs w:val="20"/>
+                <w:lang w:val="en-US" w:eastAsia="zh-CN" w:bidi="ar-SA"/>
+              </w:rPr>
+            </w:pPr>
+            <w:r>
+              <w:rPr>
+                <w:kern w:val="0"/>
+                <w:szCs w:val="20"/>
+              </w:rPr>
+              <w:t>3</w:t>
+            </w:r>
+          </w:p>
+        </w:tc>
+        <w:tc>
+          <w:tcPr>
+            <w:tcW w:w="5102" w:type="dxa"/>
+            <w:vAlign w:val="center"/>
+          </w:tcPr>
+          <w:p>
+            <w:pPr>
+              <w:ind w:firstLine="0" w:firstLineChars="0"/>
+              <w:jc w:val="center"/>
+              <w:rPr>
+                <w:rFonts w:ascii="Times New Roman" w:hAnsi="Times New Roman" w:eastAsia="仿宋" w:cs="Times New Roman"/>
+                <w:kern w:val="0"/>
+                <w:sz w:val="28"/>
+                <w:szCs w:val="20"/>
+                <w:lang w:val="en-US" w:eastAsia="zh-CN" w:bidi="ar-SA"/>
+              </w:rPr>
+            </w:pPr>
+            <w:r>
+              <w:rPr>
+                <w:kern w:val="0"/>
+                <w:szCs w:val="20"/>
+              </w:rPr>
+              <w:t>ACC_CHARGES_EXTRA</w:t>
+            </w:r>
+          </w:p>
+        </w:tc>
+        <w:tc>
+          <w:tcPr>
+            <w:tcW w:w="2551" w:type="dxa"/>
+            <w:vAlign w:val="center"/>
+          </w:tcPr>
+          <w:p>
+            <w:pPr>
+              <w:ind w:firstLine="0" w:firstLineChars="0"/>
+              <w:jc w:val="center"/>
+              <w:rPr>
+                <w:rFonts w:ascii="Times New Roman" w:hAnsi="Times New Roman" w:eastAsia="仿宋" w:cs="Times New Roman"/>
+                <w:kern w:val="0"/>
+                <w:sz w:val="28"/>
+                <w:szCs w:val="20"/>
+                <w:lang w:val="en-US" w:eastAsia="zh-CN" w:bidi="ar-SA"/>
+              </w:rPr>
+            </w:pPr>
+            <w:r>
+              <w:rPr>
+                <w:kern w:val="0"/>
+                <w:szCs w:val="20"/>
+              </w:rPr>
+              <w:t>营业帐扩展表</w:t>
+            </w:r>
+          </w:p>
+        </w:tc>
+      </w:tr>
+      <w:tr>
+        <w:tblPrEx>
+          <w:tblBorders>
+            <w:top w:val="single" w:color="auto" w:sz="4" w:space="0"/>
+            <w:left w:val="single" w:color="auto" w:sz="4" w:space="0"/>
+            <w:bottom w:val="single" w:color="auto" w:sz="4" w:space="0"/>
+            <w:right w:val="single" w:color="auto" w:sz="4" w:space="0"/>
+            <w:insideH w:val="single" w:color="auto" w:sz="4" w:space="0"/>
+            <w:insideV w:val="single" w:color="auto" w:sz="4" w:space="0"/>
+          </w:tblBorders>
+          <w:tblCellMar>
+            <w:top w:w="0" w:type="dxa"/>
+            <w:left w:w="108" w:type="dxa"/>
+            <w:bottom w:w="0" w:type="dxa"/>
+            <w:right w:w="108" w:type="dxa"/>
+          </w:tblCellMar>
+        </w:tblPrEx>
+        <w:trPr>
+          <w:trHeight w:val="567" w:hRule="atLeast"/>
+        </w:trPr>
+        <w:tc>
+          <w:tcPr>
+            <w:tcW w:w="850" w:type="dxa"/>
+            <w:vAlign w:val="center"/>
+          </w:tcPr>
+          <w:p>
+            <w:pPr>
+              <w:ind w:firstLine="0" w:firstLineChars="0"/>
+              <w:jc w:val="center"/>
+              <w:rPr>
+                <w:rFonts w:hint="eastAsia" w:ascii="Times New Roman" w:hAnsi="Times New Roman" w:eastAsia="仿宋" w:cs="Times New Roman"/>
+                <w:kern w:val="0"/>
+                <w:sz w:val="28"/>
+                <w:szCs w:val="20"/>
+                <w:lang w:val="en-US" w:eastAsia="zh-CN" w:bidi="ar-SA"/>
+              </w:rPr>
+            </w:pPr>
+            <w:r>
+              <w:rPr>
+                <w:rFonts w:hint="eastAsia"/>
+                <w:kern w:val="0"/>
+                <w:szCs w:val="20"/>
+                <w:lang w:val="en-US" w:eastAsia="zh-CN"/>
+              </w:rPr>
+              <w:t>4</w:t>
+            </w:r>
+          </w:p>
+        </w:tc>
+        <w:tc>
+          <w:tcPr>
+            <w:tcW w:w="5102" w:type="dxa"/>
+            <w:vAlign w:val="center"/>
+          </w:tcPr>
+          <w:p>
+            <w:pPr>
+              <w:ind w:firstLine="0" w:firstLineChars="0"/>
+              <w:jc w:val="center"/>
+              <w:rPr>
+                <w:rFonts w:ascii="Times New Roman" w:hAnsi="Times New Roman" w:eastAsia="仿宋" w:cs="Times New Roman"/>
+                <w:kern w:val="0"/>
+                <w:sz w:val="28"/>
+                <w:szCs w:val="20"/>
+                <w:lang w:val="en-US" w:eastAsia="zh-CN" w:bidi="ar-SA"/>
+              </w:rPr>
+            </w:pPr>
+            <w:r>
+              <w:rPr>
+                <w:kern w:val="0"/>
+                <w:szCs w:val="20"/>
+              </w:rPr>
+              <w:t>ACC_CHARGES_EXTRA_TEMP</w:t>
+            </w:r>
+          </w:p>
+        </w:tc>
+        <w:tc>
+          <w:tcPr>
+            <w:tcW w:w="2551" w:type="dxa"/>
+            <w:vAlign w:val="center"/>
+          </w:tcPr>
+          <w:p>
+            <w:pPr>
+              <w:ind w:firstLine="0" w:firstLineChars="0"/>
+              <w:jc w:val="center"/>
+              <w:rPr>
+                <w:rFonts w:ascii="Times New Roman" w:hAnsi="Times New Roman" w:eastAsia="仿宋" w:cs="Times New Roman"/>
+                <w:kern w:val="0"/>
+                <w:sz w:val="28"/>
+                <w:szCs w:val="20"/>
+                <w:lang w:val="en-US" w:eastAsia="zh-CN" w:bidi="ar-SA"/>
+              </w:rPr>
+            </w:pPr>
+            <w:r>
+              <w:rPr>
+                <w:kern w:val="0"/>
+                <w:szCs w:val="20"/>
+              </w:rPr>
+              <w:t>营业帐扩展表临时表</w:t>
+            </w:r>
+          </w:p>
+        </w:tc>
+      </w:tr>
+      <w:tr>
+        <w:tblPrEx>
+          <w:tblBorders>
+            <w:top w:val="single" w:color="auto" w:sz="4" w:space="0"/>
+            <w:left w:val="single" w:color="auto" w:sz="4" w:space="0"/>
+            <w:bottom w:val="single" w:color="auto" w:sz="4" w:space="0"/>
+            <w:right w:val="single" w:color="auto" w:sz="4" w:space="0"/>
+            <w:insideH w:val="single" w:color="auto" w:sz="4" w:space="0"/>
+            <w:insideV w:val="single" w:color="auto" w:sz="4" w:space="0"/>
+          </w:tblBorders>
+          <w:tblCellMar>
+            <w:top w:w="0" w:type="dxa"/>
+            <w:left w:w="108" w:type="dxa"/>
+            <w:bottom w:w="0" w:type="dxa"/>
+            <w:right w:w="108" w:type="dxa"/>
+          </w:tblCellMar>
+        </w:tblPrEx>
+        <w:trPr>
+          <w:trHeight w:val="567" w:hRule="atLeast"/>
+        </w:trPr>
+        <w:tc>
+          <w:tcPr>
+            <w:tcW w:w="850" w:type="dxa"/>
+            <w:vAlign w:val="center"/>
+          </w:tcPr>
+          <w:p>
+            <w:pPr>
+              <w:ind w:firstLine="0" w:firstLineChars="0"/>
+              <w:jc w:val="center"/>
+              <w:rPr>
+                <w:rFonts w:hint="eastAsia" w:ascii="Times New Roman" w:hAnsi="Times New Roman" w:eastAsia="仿宋" w:cs="Times New Roman"/>
+                <w:kern w:val="0"/>
+                <w:sz w:val="28"/>
+                <w:szCs w:val="20"/>
+                <w:lang w:val="en-US" w:eastAsia="zh-CN" w:bidi="ar-SA"/>
+              </w:rPr>
+            </w:pPr>
+            <w:bookmarkStart w:id="8" w:name="_Toc22950"/>
+            <w:r>
+              <w:rPr>
+                <w:rFonts w:hint="eastAsia"/>
+                <w:kern w:val="0"/>
+                <w:szCs w:val="20"/>
+                <w:lang w:val="en-US" w:eastAsia="zh-CN"/>
+              </w:rPr>
+              <w:t>5</w:t>
+            </w:r>
+          </w:p>
+        </w:tc>
+        <w:tc>
+          <w:tcPr>
+            <w:tcW w:w="5102" w:type="dxa"/>
+            <w:vAlign w:val="center"/>
+          </w:tcPr>
+          <w:p>
+            <w:pPr>
+              <w:ind w:firstLine="0" w:firstLineChars="0"/>
+              <w:jc w:val="center"/>
+              <w:rPr>
+                <w:rFonts w:ascii="Times New Roman" w:hAnsi="Times New Roman" w:eastAsia="仿宋" w:cs="Times New Roman"/>
+                <w:kern w:val="0"/>
+                <w:sz w:val="28"/>
+                <w:szCs w:val="20"/>
+                <w:lang w:val="en-US" w:eastAsia="zh-CN" w:bidi="ar-SA"/>
+              </w:rPr>
+            </w:pPr>
+            <w:r>
+              <w:rPr>
+                <w:kern w:val="0"/>
+                <w:szCs w:val="20"/>
+              </w:rPr>
+              <w:t>ACC_CHARGES_TEMP</w:t>
+            </w:r>
+          </w:p>
+        </w:tc>
+        <w:tc>
+          <w:tcPr>
+            <w:tcW w:w="2551" w:type="dxa"/>
+            <w:vAlign w:val="center"/>
+          </w:tcPr>
+          <w:p>
+            <w:pPr>
+              <w:ind w:firstLine="0" w:firstLineChars="0"/>
+              <w:jc w:val="center"/>
+              <w:rPr>
+                <w:rFonts w:ascii="Times New Roman" w:hAnsi="Times New Roman" w:eastAsia="仿宋" w:cs="Times New Roman"/>
+                <w:kern w:val="0"/>
+                <w:sz w:val="28"/>
+                <w:szCs w:val="20"/>
+                <w:lang w:val="en-US" w:eastAsia="zh-CN" w:bidi="ar-SA"/>
+              </w:rPr>
+            </w:pPr>
+            <w:r>
+              <w:rPr>
+                <w:kern w:val="0"/>
+                <w:szCs w:val="20"/>
+              </w:rPr>
+              <w:t>应收账临时表</w:t>
+            </w:r>
+          </w:p>
+        </w:tc>
+      </w:tr>
+      <w:tr>
+        <w:tblPrEx>
+          <w:tblBorders>
+            <w:top w:val="single" w:color="auto" w:sz="4" w:space="0"/>
+            <w:left w:val="single" w:color="auto" w:sz="4" w:space="0"/>
+            <w:bottom w:val="single" w:color="auto" w:sz="4" w:space="0"/>
+            <w:right w:val="single" w:color="auto" w:sz="4" w:space="0"/>
+            <w:insideH w:val="single" w:color="auto" w:sz="4" w:space="0"/>
+            <w:insideV w:val="single" w:color="auto" w:sz="4" w:space="0"/>
+          </w:tblBorders>
+          <w:tblCellMar>
+            <w:top w:w="0" w:type="dxa"/>
+            <w:left w:w="108" w:type="dxa"/>
+            <w:bottom w:w="0" w:type="dxa"/>
+            <w:right w:w="108" w:type="dxa"/>
+          </w:tblCellMar>
+        </w:tblPrEx>
+        <w:trPr>
+          <w:trHeight w:val="567" w:hRule="atLeast"/>
+        </w:trPr>
+        <w:tc>
+          <w:tcPr>
+            <w:tcW w:w="850" w:type="dxa"/>
+            <w:vAlign w:val="center"/>
+          </w:tcPr>
+          <w:p>
+            <w:pPr>
+              <w:ind w:firstLine="0" w:firstLineChars="0"/>
+              <w:jc w:val="center"/>
+              <w:rPr>
+                <w:rFonts w:hint="eastAsia" w:ascii="Times New Roman" w:hAnsi="Times New Roman" w:eastAsia="仿宋" w:cs="Times New Roman"/>
+                <w:kern w:val="0"/>
+                <w:sz w:val="28"/>
+                <w:szCs w:val="20"/>
+                <w:lang w:val="en-US" w:eastAsia="zh-CN" w:bidi="ar-SA"/>
+              </w:rPr>
+            </w:pPr>
+            <w:r>
+              <w:rPr>
+                <w:rFonts w:hint="eastAsia"/>
+                <w:kern w:val="0"/>
+                <w:szCs w:val="20"/>
+                <w:lang w:val="en-US" w:eastAsia="zh-CN"/>
+              </w:rPr>
+              <w:t>6</w:t>
+            </w:r>
+          </w:p>
+        </w:tc>
+        <w:tc>
+          <w:tcPr>
+            <w:tcW w:w="5102" w:type="dxa"/>
+            <w:vAlign w:val="center"/>
+          </w:tcPr>
+          <w:p>
+            <w:pPr>
+              <w:ind w:firstLine="0" w:firstLineChars="0"/>
+              <w:jc w:val="center"/>
+              <w:rPr>
+                <w:rFonts w:ascii="Times New Roman" w:hAnsi="Times New Roman" w:eastAsia="仿宋" w:cs="Times New Roman"/>
+                <w:kern w:val="0"/>
+                <w:sz w:val="28"/>
+                <w:szCs w:val="20"/>
+                <w:lang w:val="en-US" w:eastAsia="zh-CN" w:bidi="ar-SA"/>
+              </w:rPr>
+            </w:pPr>
+            <w:r>
+              <w:rPr>
+                <w:kern w:val="0"/>
+                <w:szCs w:val="20"/>
+              </w:rPr>
+              <w:t>ACC_CHARGE_DETAIL_TEMP</w:t>
+            </w:r>
+          </w:p>
+        </w:tc>
+        <w:tc>
+          <w:tcPr>
+            <w:tcW w:w="2551" w:type="dxa"/>
+            <w:vAlign w:val="center"/>
+          </w:tcPr>
+          <w:p>
+            <w:pPr>
+              <w:ind w:firstLine="0" w:firstLineChars="0"/>
+              <w:jc w:val="center"/>
+              <w:rPr>
+                <w:rFonts w:ascii="Times New Roman" w:hAnsi="Times New Roman" w:eastAsia="仿宋" w:cs="Times New Roman"/>
+                <w:kern w:val="0"/>
+                <w:sz w:val="28"/>
+                <w:szCs w:val="20"/>
+                <w:lang w:val="en-US" w:eastAsia="zh-CN" w:bidi="ar-SA"/>
+              </w:rPr>
+            </w:pPr>
+            <w:r>
+              <w:rPr>
+                <w:kern w:val="0"/>
+                <w:szCs w:val="20"/>
+              </w:rPr>
+              <w:t>应收账明细临时表</w:t>
+            </w:r>
+          </w:p>
+        </w:tc>
+      </w:tr>
+      <w:tr>
+        <w:tblPrEx>
+          <w:tblBorders>
+            <w:top w:val="single" w:color="auto" w:sz="4" w:space="0"/>
+            <w:left w:val="single" w:color="auto" w:sz="4" w:space="0"/>
+            <w:bottom w:val="single" w:color="auto" w:sz="4" w:space="0"/>
+            <w:right w:val="single" w:color="auto" w:sz="4" w:space="0"/>
+            <w:insideH w:val="single" w:color="auto" w:sz="4" w:space="0"/>
+            <w:insideV w:val="single" w:color="auto" w:sz="4" w:space="0"/>
+          </w:tblBorders>
+          <w:tblCellMar>
+            <w:top w:w="0" w:type="dxa"/>
+            <w:left w:w="108" w:type="dxa"/>
+            <w:bottom w:w="0" w:type="dxa"/>
+            <w:right w:w="108" w:type="dxa"/>
+          </w:tblCellMar>
+        </w:tblPrEx>
+        <w:trPr>
+          <w:trHeight w:val="567" w:hRule="atLeast"/>
+        </w:trPr>
+        <w:tc>
+          <w:tcPr>
+            <w:tcW w:w="850" w:type="dxa"/>
+            <w:vAlign w:val="top"/>
+          </w:tcPr>
+          <w:p>
+            <w:pPr>
+              <w:ind w:firstLine="0" w:firstLineChars="0"/>
+              <w:jc w:val="center"/>
+              <w:rPr>
+                <w:rFonts w:hint="eastAsia" w:ascii="Times New Roman" w:hAnsi="Times New Roman" w:eastAsia="仿宋" w:cs="Times New Roman"/>
+                <w:kern w:val="0"/>
+                <w:sz w:val="28"/>
+                <w:szCs w:val="20"/>
+                <w:lang w:val="en-US" w:eastAsia="zh-CN" w:bidi="ar-SA"/>
+              </w:rPr>
+            </w:pPr>
+            <w:r>
+              <w:rPr>
+                <w:rFonts w:hint="eastAsia"/>
+                <w:kern w:val="0"/>
+                <w:szCs w:val="20"/>
+                <w:lang w:val="en-US" w:eastAsia="zh-CN"/>
+              </w:rPr>
+              <w:t>7</w:t>
+            </w:r>
+          </w:p>
+        </w:tc>
+        <w:tc>
+          <w:tcPr>
+            <w:tcW w:w="5102" w:type="dxa"/>
+            <w:vAlign w:val="center"/>
+          </w:tcPr>
+          <w:p>
+            <w:pPr>
+              <w:ind w:firstLine="0" w:firstLineChars="0"/>
+              <w:jc w:val="center"/>
+              <w:rPr>
+                <w:rFonts w:ascii="Times New Roman" w:hAnsi="Times New Roman" w:eastAsia="仿宋" w:cs="Times New Roman"/>
+                <w:kern w:val="0"/>
+                <w:sz w:val="28"/>
+                <w:szCs w:val="20"/>
+                <w:lang w:val="en-US" w:eastAsia="zh-CN" w:bidi="ar-SA"/>
+              </w:rPr>
+            </w:pPr>
+            <w:r>
+              <w:rPr>
+                <w:kern w:val="0"/>
+                <w:szCs w:val="20"/>
+              </w:rPr>
+              <w:t>ACP_TEMPORARY</w:t>
+            </w:r>
+          </w:p>
+        </w:tc>
+        <w:tc>
+          <w:tcPr>
+            <w:tcW w:w="2551" w:type="dxa"/>
+            <w:vAlign w:val="center"/>
+          </w:tcPr>
+          <w:p>
+            <w:pPr>
+              <w:ind w:firstLine="0" w:firstLineChars="0"/>
+              <w:jc w:val="center"/>
+              <w:rPr>
+                <w:rFonts w:ascii="Times New Roman" w:hAnsi="Times New Roman" w:eastAsia="仿宋" w:cs="Times New Roman"/>
+                <w:kern w:val="0"/>
+                <w:sz w:val="28"/>
+                <w:szCs w:val="20"/>
+                <w:lang w:val="en-US" w:eastAsia="zh-CN" w:bidi="ar-SA"/>
+              </w:rPr>
+            </w:pPr>
+            <w:r>
+              <w:rPr>
+                <w:kern w:val="0"/>
+                <w:szCs w:val="20"/>
+              </w:rPr>
+              <w:t>特殊开账</w:t>
+            </w:r>
+          </w:p>
+        </w:tc>
+      </w:tr>
+      <w:tr>
+        <w:tblPrEx>
+          <w:tblBorders>
+            <w:top w:val="single" w:color="auto" w:sz="4" w:space="0"/>
+            <w:left w:val="single" w:color="auto" w:sz="4" w:space="0"/>
+            <w:bottom w:val="single" w:color="auto" w:sz="4" w:space="0"/>
+            <w:right w:val="single" w:color="auto" w:sz="4" w:space="0"/>
+            <w:insideH w:val="single" w:color="auto" w:sz="4" w:space="0"/>
+            <w:insideV w:val="single" w:color="auto" w:sz="4" w:space="0"/>
+          </w:tblBorders>
+          <w:tblCellMar>
+            <w:top w:w="0" w:type="dxa"/>
+            <w:left w:w="108" w:type="dxa"/>
+            <w:bottom w:w="0" w:type="dxa"/>
+            <w:right w:w="108" w:type="dxa"/>
+          </w:tblCellMar>
+        </w:tblPrEx>
+        <w:trPr>
+          <w:trHeight w:val="567" w:hRule="atLeast"/>
+        </w:trPr>
+        <w:tc>
+          <w:tcPr>
+            <w:tcW w:w="0" w:type="auto"/>
+            <w:vAlign w:val="top"/>
+          </w:tcPr>
+          <w:p>
+            <w:pPr>
+              <w:ind w:firstLine="0" w:firstLineChars="0"/>
+              <w:jc w:val="center"/>
+              <w:rPr>
+                <w:rFonts w:hint="eastAsia" w:ascii="Times New Roman" w:hAnsi="Times New Roman" w:eastAsia="仿宋" w:cs="Times New Roman"/>
+                <w:kern w:val="0"/>
+                <w:sz w:val="28"/>
+                <w:szCs w:val="20"/>
+                <w:lang w:val="en-US" w:eastAsia="zh-CN" w:bidi="ar-SA"/>
+              </w:rPr>
+            </w:pPr>
+            <w:r>
+              <w:rPr>
+                <w:rFonts w:hint="eastAsia"/>
+                <w:kern w:val="0"/>
+                <w:szCs w:val="20"/>
+                <w:lang w:val="en-US" w:eastAsia="zh-CN"/>
+              </w:rPr>
+              <w:t>8</w:t>
+            </w:r>
+          </w:p>
+        </w:tc>
+        <w:tc>
+          <w:tcPr>
+            <w:tcW w:w="0" w:type="auto"/>
+            <w:vAlign w:val="center"/>
+          </w:tcPr>
+          <w:p>
+            <w:pPr>
+              <w:ind w:firstLine="0" w:firstLineChars="0"/>
+              <w:jc w:val="center"/>
+              <w:rPr>
+                <w:rFonts w:ascii="Times New Roman" w:hAnsi="Times New Roman" w:eastAsia="仿宋" w:cs="Times New Roman"/>
+                <w:kern w:val="0"/>
+                <w:sz w:val="28"/>
+                <w:szCs w:val="20"/>
+                <w:lang w:val="en-US" w:eastAsia="zh-CN" w:bidi="ar-SA"/>
+              </w:rPr>
+            </w:pPr>
+            <w:r>
+              <w:rPr>
+                <w:rFonts w:hint="default" w:ascii="Times New Roman" w:hAnsi="Times New Roman"/>
+                <w:kern w:val="0"/>
+                <w:sz w:val="28"/>
+                <w:szCs w:val="20"/>
+              </w:rPr>
+              <w:t>ACP_TEMPORARY_DETAIL</w:t>
+            </w:r>
+          </w:p>
+        </w:tc>
+        <w:tc>
+          <w:tcPr>
+            <w:tcW w:w="0" w:type="auto"/>
+            <w:vAlign w:val="center"/>
+          </w:tcPr>
+          <w:p>
+            <w:pPr>
+              <w:ind w:firstLine="0" w:firstLineChars="0"/>
+              <w:jc w:val="center"/>
+              <w:rPr>
+                <w:rFonts w:ascii="Times New Roman" w:hAnsi="Times New Roman" w:eastAsia="仿宋" w:cs="Times New Roman"/>
+                <w:kern w:val="0"/>
+                <w:sz w:val="28"/>
+                <w:szCs w:val="20"/>
+                <w:lang w:val="en-US" w:eastAsia="zh-CN" w:bidi="ar-SA"/>
+              </w:rPr>
+            </w:pPr>
+            <w:r>
+              <w:rPr>
+                <w:kern w:val="0"/>
+                <w:szCs w:val="20"/>
+              </w:rPr>
+              <w:t>特殊开账明细</w:t>
+            </w:r>
+          </w:p>
+        </w:tc>
+      </w:tr>
+      <w:tr>
+        <w:tblPrEx>
+          <w:tblBorders>
+            <w:top w:val="single" w:color="auto" w:sz="4" w:space="0"/>
+            <w:left w:val="single" w:color="auto" w:sz="4" w:space="0"/>
+            <w:bottom w:val="single" w:color="auto" w:sz="4" w:space="0"/>
+            <w:right w:val="single" w:color="auto" w:sz="4" w:space="0"/>
+            <w:insideH w:val="single" w:color="auto" w:sz="4" w:space="0"/>
+            <w:insideV w:val="single" w:color="auto" w:sz="4" w:space="0"/>
+          </w:tblBorders>
+          <w:tblCellMar>
+            <w:top w:w="0" w:type="dxa"/>
+            <w:left w:w="108" w:type="dxa"/>
+            <w:bottom w:w="0" w:type="dxa"/>
+            <w:right w:w="108" w:type="dxa"/>
+          </w:tblCellMar>
+        </w:tblPrEx>
+        <w:trPr>
+          <w:trHeight w:val="567" w:hRule="atLeast"/>
+        </w:trPr>
+        <w:tc>
+          <w:tcPr>
+            <w:tcW w:w="0" w:type="auto"/>
+            <w:vAlign w:val="top"/>
+          </w:tcPr>
+          <w:p>
+            <w:pPr>
+              <w:ind w:firstLine="0" w:firstLineChars="0"/>
+              <w:jc w:val="center"/>
+              <w:rPr>
+                <w:rFonts w:hint="eastAsia" w:ascii="Times New Roman" w:hAnsi="Times New Roman" w:eastAsia="仿宋" w:cs="Times New Roman"/>
+                <w:kern w:val="0"/>
+                <w:sz w:val="28"/>
+                <w:szCs w:val="20"/>
+                <w:lang w:val="en-US" w:eastAsia="zh-CN" w:bidi="ar-SA"/>
+              </w:rPr>
+            </w:pPr>
+            <w:r>
+              <w:rPr>
+                <w:rFonts w:hint="eastAsia"/>
+                <w:kern w:val="0"/>
+                <w:szCs w:val="20"/>
+                <w:lang w:val="en-US" w:eastAsia="zh-CN"/>
+              </w:rPr>
+              <w:t>9</w:t>
+            </w:r>
+          </w:p>
+        </w:tc>
+        <w:tc>
+          <w:tcPr>
+            <w:tcW w:w="5102" w:type="dxa"/>
+            <w:vAlign w:val="center"/>
+          </w:tcPr>
+          <w:p>
+            <w:pPr>
+              <w:ind w:firstLine="0" w:firstLineChars="0"/>
+              <w:jc w:val="center"/>
+              <w:rPr>
+                <w:rFonts w:ascii="Times New Roman" w:hAnsi="Times New Roman" w:eastAsia="仿宋" w:cs="Times New Roman"/>
+                <w:kern w:val="0"/>
+                <w:sz w:val="28"/>
+                <w:szCs w:val="20"/>
+                <w:lang w:val="en-US" w:eastAsia="zh-CN" w:bidi="ar-SA"/>
+              </w:rPr>
+            </w:pPr>
+            <w:r>
+              <w:rPr>
+                <w:kern w:val="0"/>
+                <w:szCs w:val="20"/>
+              </w:rPr>
+              <w:t>CM_SMARTCARD_LOG</w:t>
+            </w:r>
+          </w:p>
+        </w:tc>
+        <w:tc>
+          <w:tcPr>
+            <w:tcW w:w="2551" w:type="dxa"/>
+            <w:vAlign w:val="center"/>
+          </w:tcPr>
+          <w:p>
+            <w:pPr>
+              <w:ind w:firstLine="0" w:firstLineChars="0"/>
+              <w:jc w:val="center"/>
+              <w:rPr>
+                <w:rFonts w:hint="eastAsia" w:ascii="Times New Roman" w:hAnsi="Times New Roman" w:eastAsia="仿宋" w:cs="Times New Roman"/>
+                <w:kern w:val="0"/>
+                <w:sz w:val="28"/>
+                <w:szCs w:val="20"/>
+                <w:lang w:val="en-US" w:eastAsia="zh-CN" w:bidi="ar-SA"/>
+              </w:rPr>
+            </w:pPr>
+            <w:r>
+              <w:rPr>
+                <w:kern w:val="0"/>
+                <w:szCs w:val="20"/>
+              </w:rPr>
+              <w:t>IC卡充退表</w:t>
+            </w:r>
+          </w:p>
+        </w:tc>
+      </w:tr>
+      <w:tr>
+        <w:tblPrEx>
+          <w:tblBorders>
+            <w:top w:val="single" w:color="auto" w:sz="4" w:space="0"/>
+            <w:left w:val="single" w:color="auto" w:sz="4" w:space="0"/>
+            <w:bottom w:val="single" w:color="auto" w:sz="4" w:space="0"/>
+            <w:right w:val="single" w:color="auto" w:sz="4" w:space="0"/>
+            <w:insideH w:val="single" w:color="auto" w:sz="4" w:space="0"/>
+            <w:insideV w:val="single" w:color="auto" w:sz="4" w:space="0"/>
+          </w:tblBorders>
+          <w:tblCellMar>
+            <w:top w:w="0" w:type="dxa"/>
+            <w:left w:w="108" w:type="dxa"/>
+            <w:bottom w:w="0" w:type="dxa"/>
+            <w:right w:w="108" w:type="dxa"/>
+          </w:tblCellMar>
+        </w:tblPrEx>
+        <w:trPr>
+          <w:trHeight w:val="567" w:hRule="atLeast"/>
+        </w:trPr>
+        <w:tc>
+          <w:tcPr>
+            <w:tcW w:w="0" w:type="auto"/>
+            <w:vAlign w:val="top"/>
+          </w:tcPr>
+          <w:p>
+            <w:pPr>
+              <w:ind w:firstLine="0" w:firstLineChars="0"/>
+              <w:jc w:val="center"/>
+              <w:rPr>
+                <w:rFonts w:hint="eastAsia" w:ascii="Times New Roman" w:hAnsi="Times New Roman" w:eastAsia="仿宋" w:cs="Times New Roman"/>
+                <w:kern w:val="0"/>
+                <w:sz w:val="28"/>
+                <w:szCs w:val="20"/>
+                <w:lang w:val="en-US" w:eastAsia="zh-CN" w:bidi="ar-SA"/>
+              </w:rPr>
+            </w:pPr>
+            <w:r>
+              <w:rPr>
+                <w:rFonts w:hint="eastAsia"/>
+                <w:kern w:val="0"/>
+                <w:szCs w:val="20"/>
+                <w:lang w:val="en-US" w:eastAsia="zh-CN"/>
+              </w:rPr>
+              <w:t>10</w:t>
+            </w:r>
+          </w:p>
+        </w:tc>
+        <w:tc>
+          <w:tcPr>
+            <w:tcW w:w="0" w:type="auto"/>
+            <w:vAlign w:val="center"/>
+          </w:tcPr>
+          <w:p>
+            <w:pPr>
+              <w:ind w:firstLine="0" w:firstLineChars="0"/>
+              <w:jc w:val="center"/>
+              <w:rPr>
+                <w:rFonts w:ascii="Times New Roman" w:hAnsi="Times New Roman" w:eastAsia="仿宋" w:cs="Times New Roman"/>
+                <w:kern w:val="0"/>
+                <w:sz w:val="28"/>
+                <w:szCs w:val="20"/>
+                <w:lang w:val="en-US" w:eastAsia="zh-CN" w:bidi="ar-SA"/>
+              </w:rPr>
+            </w:pPr>
+            <w:r>
+              <w:rPr>
+                <w:kern w:val="0"/>
+                <w:szCs w:val="20"/>
+              </w:rPr>
+              <w:t>CM_SMARTCARD_LOG_DETAIL</w:t>
+            </w:r>
+          </w:p>
+        </w:tc>
+        <w:tc>
+          <w:tcPr>
+            <w:tcW w:w="0" w:type="auto"/>
+            <w:vAlign w:val="center"/>
+          </w:tcPr>
+          <w:p>
+            <w:pPr>
+              <w:ind w:firstLine="0" w:firstLineChars="0"/>
+              <w:jc w:val="center"/>
+              <w:rPr>
+                <w:rFonts w:hint="eastAsia" w:ascii="Times New Roman" w:hAnsi="Times New Roman" w:eastAsia="仿宋" w:cs="Times New Roman"/>
+                <w:kern w:val="0"/>
+                <w:sz w:val="28"/>
+                <w:szCs w:val="20"/>
+                <w:lang w:val="en-US" w:eastAsia="zh-CN" w:bidi="ar-SA"/>
+              </w:rPr>
+            </w:pPr>
+            <w:r>
+              <w:rPr>
+                <w:kern w:val="0"/>
+                <w:szCs w:val="20"/>
+              </w:rPr>
+              <w:t>IC卡充退帐明细表</w:t>
+            </w:r>
+          </w:p>
+        </w:tc>
+      </w:tr>
+      <w:tr>
+        <w:tblPrEx>
+          <w:tblBorders>
+            <w:top w:val="single" w:color="auto" w:sz="4" w:space="0"/>
+            <w:left w:val="single" w:color="auto" w:sz="4" w:space="0"/>
+            <w:bottom w:val="single" w:color="auto" w:sz="4" w:space="0"/>
+            <w:right w:val="single" w:color="auto" w:sz="4" w:space="0"/>
+            <w:insideH w:val="single" w:color="auto" w:sz="4" w:space="0"/>
+            <w:insideV w:val="single" w:color="auto" w:sz="4" w:space="0"/>
+          </w:tblBorders>
+          <w:tblCellMar>
+            <w:top w:w="0" w:type="dxa"/>
+            <w:left w:w="108" w:type="dxa"/>
+            <w:bottom w:w="0" w:type="dxa"/>
+            <w:right w:w="108" w:type="dxa"/>
+          </w:tblCellMar>
+        </w:tblPrEx>
+        <w:trPr>
+          <w:trHeight w:val="567" w:hRule="atLeast"/>
+        </w:trPr>
+        <w:tc>
+          <w:tcPr>
+            <w:tcW w:w="0" w:type="auto"/>
+            <w:vAlign w:val="top"/>
+          </w:tcPr>
+          <w:p>
+            <w:pPr>
+              <w:ind w:firstLine="0" w:firstLineChars="0"/>
+              <w:jc w:val="center"/>
+              <w:rPr>
+                <w:rFonts w:hint="default" w:ascii="Times New Roman" w:hAnsi="Times New Roman" w:eastAsia="仿宋" w:cs="Times New Roman"/>
+                <w:kern w:val="0"/>
+                <w:sz w:val="28"/>
+                <w:szCs w:val="20"/>
+                <w:lang w:val="en-US" w:eastAsia="zh-CN" w:bidi="ar-SA"/>
+              </w:rPr>
+            </w:pPr>
+            <w:r>
+              <w:rPr>
+                <w:rFonts w:hint="eastAsia"/>
+                <w:kern w:val="0"/>
+                <w:szCs w:val="20"/>
+                <w:lang w:val="en-US" w:eastAsia="zh-CN"/>
+              </w:rPr>
+              <w:t>11</w:t>
+            </w:r>
+          </w:p>
+        </w:tc>
+        <w:tc>
+          <w:tcPr>
+            <w:tcW w:w="0" w:type="auto"/>
+            <w:vAlign w:val="center"/>
+          </w:tcPr>
+          <w:p>
+            <w:pPr>
+              <w:ind w:firstLine="0" w:firstLineChars="0"/>
+              <w:jc w:val="center"/>
+              <w:rPr>
+                <w:rFonts w:ascii="Times New Roman" w:hAnsi="Times New Roman" w:eastAsia="仿宋" w:cs="Times New Roman"/>
+                <w:kern w:val="0"/>
+                <w:sz w:val="28"/>
+                <w:szCs w:val="20"/>
+                <w:lang w:val="en-US" w:eastAsia="zh-CN" w:bidi="ar-SA"/>
+              </w:rPr>
+            </w:pPr>
+            <w:r>
+              <w:rPr>
+                <w:kern w:val="0"/>
+                <w:szCs w:val="20"/>
+              </w:rPr>
+              <w:t>ACC_ODD_LOG</w:t>
+            </w:r>
+          </w:p>
+        </w:tc>
+        <w:tc>
+          <w:tcPr>
+            <w:tcW w:w="0" w:type="auto"/>
+            <w:vAlign w:val="center"/>
+          </w:tcPr>
+          <w:p>
+            <w:pPr>
+              <w:ind w:firstLine="0" w:firstLineChars="0"/>
+              <w:jc w:val="center"/>
+              <w:rPr>
+                <w:rFonts w:hint="eastAsia" w:ascii="Times New Roman" w:hAnsi="Times New Roman" w:eastAsia="仿宋" w:cs="Times New Roman"/>
+                <w:kern w:val="0"/>
+                <w:sz w:val="28"/>
+                <w:szCs w:val="20"/>
+                <w:lang w:val="en-US" w:eastAsia="zh-CN" w:bidi="ar-SA"/>
+              </w:rPr>
+            </w:pPr>
+            <w:r>
+              <w:rPr>
+                <w:kern w:val="0"/>
+                <w:szCs w:val="20"/>
+              </w:rPr>
+              <w:t>零头记录</w:t>
+            </w:r>
+          </w:p>
+        </w:tc>
+      </w:tr>
+      <w:tr>
+        <w:tblPrEx>
+          <w:tblBorders>
+            <w:top w:val="single" w:color="auto" w:sz="4" w:space="0"/>
+            <w:left w:val="single" w:color="auto" w:sz="4" w:space="0"/>
+            <w:bottom w:val="single" w:color="auto" w:sz="4" w:space="0"/>
+            <w:right w:val="single" w:color="auto" w:sz="4" w:space="0"/>
+            <w:insideH w:val="single" w:color="auto" w:sz="4" w:space="0"/>
+            <w:insideV w:val="single" w:color="auto" w:sz="4" w:space="0"/>
+          </w:tblBorders>
+          <w:tblCellMar>
+            <w:top w:w="0" w:type="dxa"/>
+            <w:left w:w="108" w:type="dxa"/>
+            <w:bottom w:w="0" w:type="dxa"/>
+            <w:right w:w="108" w:type="dxa"/>
+          </w:tblCellMar>
+        </w:tblPrEx>
+        <w:trPr>
+          <w:trHeight w:val="567" w:hRule="atLeast"/>
+        </w:trPr>
+        <w:tc>
+          <w:tcPr>
+            <w:tcW w:w="0" w:type="auto"/>
+            <w:vAlign w:val="top"/>
+          </w:tcPr>
+          <w:p>
+            <w:pPr>
+              <w:ind w:firstLine="0" w:firstLineChars="0"/>
+              <w:jc w:val="center"/>
+              <w:rPr>
+                <w:rFonts w:hint="default" w:ascii="Times New Roman" w:hAnsi="Times New Roman" w:eastAsia="仿宋" w:cs="Times New Roman"/>
+                <w:kern w:val="0"/>
+                <w:sz w:val="28"/>
+                <w:szCs w:val="20"/>
+                <w:lang w:val="en-US" w:eastAsia="zh-CN" w:bidi="ar-SA"/>
+              </w:rPr>
+            </w:pPr>
+            <w:r>
+              <w:rPr>
+                <w:rFonts w:hint="eastAsia"/>
+                <w:kern w:val="0"/>
+                <w:szCs w:val="20"/>
+                <w:lang w:val="en-US" w:eastAsia="zh-CN"/>
+              </w:rPr>
+              <w:t>12</w:t>
+            </w:r>
+          </w:p>
+        </w:tc>
+        <w:tc>
+          <w:tcPr>
+            <w:tcW w:w="0" w:type="auto"/>
+            <w:vAlign w:val="center"/>
+          </w:tcPr>
+          <w:p>
+            <w:pPr>
+              <w:ind w:firstLine="0" w:firstLineChars="0"/>
+              <w:jc w:val="center"/>
+              <w:rPr>
+                <w:rFonts w:ascii="Times New Roman" w:hAnsi="Times New Roman" w:eastAsia="仿宋" w:cs="Times New Roman"/>
+                <w:kern w:val="0"/>
+                <w:sz w:val="28"/>
+                <w:szCs w:val="20"/>
+                <w:lang w:val="en-US" w:eastAsia="zh-CN" w:bidi="ar-SA"/>
+              </w:rPr>
+            </w:pPr>
+            <w:r>
+              <w:rPr>
+                <w:kern w:val="0"/>
+                <w:szCs w:val="20"/>
+              </w:rPr>
+              <w:t>ACC_ODD_LOG_TEMP</w:t>
+            </w:r>
+          </w:p>
+        </w:tc>
+        <w:tc>
+          <w:tcPr>
+            <w:tcW w:w="0" w:type="auto"/>
+            <w:vAlign w:val="center"/>
+          </w:tcPr>
+          <w:p>
+            <w:pPr>
+              <w:ind w:firstLine="0" w:firstLineChars="0"/>
+              <w:jc w:val="center"/>
+              <w:rPr>
+                <w:rFonts w:hint="eastAsia" w:ascii="Times New Roman" w:hAnsi="Times New Roman" w:eastAsia="仿宋" w:cs="Times New Roman"/>
+                <w:kern w:val="0"/>
+                <w:sz w:val="28"/>
+                <w:szCs w:val="20"/>
+                <w:lang w:val="en-US" w:eastAsia="zh-CN" w:bidi="ar-SA"/>
+              </w:rPr>
+            </w:pPr>
+            <w:r>
+              <w:rPr>
+                <w:kern w:val="0"/>
+                <w:szCs w:val="20"/>
+              </w:rPr>
+              <w:t>零头记录临时表</w:t>
+            </w:r>
+          </w:p>
+        </w:tc>
+      </w:tr>
+      <w:tr>
+        <w:tblPrEx>
+          <w:tblBorders>
+            <w:top w:val="single" w:color="auto" w:sz="4" w:space="0"/>
+            <w:left w:val="single" w:color="auto" w:sz="4" w:space="0"/>
+            <w:bottom w:val="single" w:color="auto" w:sz="4" w:space="0"/>
+            <w:right w:val="single" w:color="auto" w:sz="4" w:space="0"/>
+            <w:insideH w:val="single" w:color="auto" w:sz="4" w:space="0"/>
+            <w:insideV w:val="single" w:color="auto" w:sz="4" w:space="0"/>
+          </w:tblBorders>
+          <w:tblCellMar>
+            <w:top w:w="0" w:type="dxa"/>
+            <w:left w:w="108" w:type="dxa"/>
+            <w:bottom w:w="0" w:type="dxa"/>
+            <w:right w:w="108" w:type="dxa"/>
+          </w:tblCellMar>
+        </w:tblPrEx>
+        <w:trPr>
+          <w:trHeight w:val="567" w:hRule="atLeast"/>
+        </w:trPr>
+        <w:tc>
+          <w:tcPr>
+            <w:tcW w:w="0" w:type="auto"/>
+            <w:vAlign w:val="top"/>
+          </w:tcPr>
+          <w:p>
+            <w:pPr>
+              <w:ind w:firstLine="0" w:firstLineChars="0"/>
+              <w:jc w:val="center"/>
+              <w:rPr>
+                <w:rFonts w:hint="default" w:ascii="Times New Roman" w:hAnsi="Times New Roman" w:eastAsia="仿宋" w:cs="Times New Roman"/>
+                <w:kern w:val="0"/>
+                <w:sz w:val="28"/>
+                <w:szCs w:val="20"/>
+                <w:lang w:val="en-US" w:eastAsia="zh-CN" w:bidi="ar-SA"/>
+              </w:rPr>
+            </w:pPr>
+            <w:r>
+              <w:rPr>
+                <w:rFonts w:hint="eastAsia"/>
+                <w:kern w:val="0"/>
+                <w:szCs w:val="20"/>
+                <w:lang w:val="en-US" w:eastAsia="zh-CN"/>
+              </w:rPr>
+              <w:t>13</w:t>
+            </w:r>
+          </w:p>
+        </w:tc>
+        <w:tc>
+          <w:tcPr>
+            <w:tcW w:w="0" w:type="auto"/>
+            <w:vAlign w:val="center"/>
+          </w:tcPr>
+          <w:p>
+            <w:pPr>
+              <w:ind w:firstLine="0" w:firstLineChars="0"/>
+              <w:jc w:val="center"/>
+              <w:rPr>
+                <w:rFonts w:ascii="Times New Roman" w:hAnsi="Times New Roman" w:eastAsia="仿宋" w:cs="Times New Roman"/>
+                <w:kern w:val="0"/>
+                <w:sz w:val="28"/>
+                <w:szCs w:val="20"/>
+                <w:lang w:val="en-US" w:eastAsia="zh-CN" w:bidi="ar-SA"/>
+              </w:rPr>
+            </w:pPr>
+            <w:r>
+              <w:rPr>
+                <w:kern w:val="0"/>
+                <w:szCs w:val="20"/>
+              </w:rPr>
+              <w:t>CM_CONCENTRATE_CHARGE_NUMBER</w:t>
+            </w:r>
+          </w:p>
+        </w:tc>
+        <w:tc>
+          <w:tcPr>
+            <w:tcW w:w="0" w:type="auto"/>
+            <w:vAlign w:val="center"/>
+          </w:tcPr>
+          <w:p>
+            <w:pPr>
+              <w:ind w:firstLine="0" w:firstLineChars="0"/>
+              <w:jc w:val="center"/>
+              <w:rPr>
+                <w:rFonts w:ascii="Times New Roman" w:hAnsi="Times New Roman" w:eastAsia="仿宋" w:cs="Times New Roman"/>
+                <w:kern w:val="0"/>
+                <w:sz w:val="28"/>
+                <w:szCs w:val="20"/>
+                <w:lang w:val="en-US" w:eastAsia="zh-CN" w:bidi="ar-SA"/>
+              </w:rPr>
+            </w:pPr>
+            <w:r>
+              <w:rPr>
+                <w:kern w:val="0"/>
+                <w:szCs w:val="20"/>
+              </w:rPr>
+              <w:t>集收信息</w:t>
+            </w:r>
+          </w:p>
+        </w:tc>
+      </w:tr>
+      <w:tr>
+        <w:tblPrEx>
+          <w:tblBorders>
+            <w:top w:val="single" w:color="auto" w:sz="4" w:space="0"/>
+            <w:left w:val="single" w:color="auto" w:sz="4" w:space="0"/>
+            <w:bottom w:val="single" w:color="auto" w:sz="4" w:space="0"/>
+            <w:right w:val="single" w:color="auto" w:sz="4" w:space="0"/>
+            <w:insideH w:val="single" w:color="auto" w:sz="4" w:space="0"/>
+            <w:insideV w:val="single" w:color="auto" w:sz="4" w:space="0"/>
+          </w:tblBorders>
+          <w:tblCellMar>
+            <w:top w:w="0" w:type="dxa"/>
+            <w:left w:w="108" w:type="dxa"/>
+            <w:bottom w:w="0" w:type="dxa"/>
+            <w:right w:w="108" w:type="dxa"/>
+          </w:tblCellMar>
+        </w:tblPrEx>
+        <w:trPr>
+          <w:trHeight w:val="567" w:hRule="atLeast"/>
+        </w:trPr>
+        <w:tc>
+          <w:tcPr>
+            <w:tcW w:w="0" w:type="auto"/>
+            <w:vAlign w:val="top"/>
+          </w:tcPr>
+          <w:p>
+            <w:pPr>
+              <w:ind w:firstLine="0" w:firstLineChars="0"/>
+              <w:jc w:val="center"/>
+              <w:rPr>
+                <w:rFonts w:hint="default" w:ascii="Times New Roman" w:hAnsi="Times New Roman" w:eastAsia="仿宋" w:cs="Times New Roman"/>
+                <w:kern w:val="0"/>
+                <w:sz w:val="28"/>
+                <w:szCs w:val="20"/>
+                <w:lang w:val="en-US" w:eastAsia="zh-CN" w:bidi="ar-SA"/>
+              </w:rPr>
+            </w:pPr>
+            <w:r>
+              <w:rPr>
+                <w:rFonts w:hint="eastAsia"/>
+                <w:kern w:val="0"/>
+                <w:szCs w:val="20"/>
+                <w:lang w:val="en-US" w:eastAsia="zh-CN"/>
+              </w:rPr>
+              <w:t>14</w:t>
+            </w:r>
+          </w:p>
+        </w:tc>
+        <w:tc>
+          <w:tcPr>
+            <w:tcW w:w="0" w:type="auto"/>
+            <w:vAlign w:val="center"/>
+          </w:tcPr>
+          <w:p>
+            <w:pPr>
+              <w:ind w:firstLine="0" w:firstLineChars="0"/>
+              <w:jc w:val="center"/>
+              <w:rPr>
+                <w:rFonts w:ascii="Times New Roman" w:hAnsi="Times New Roman" w:eastAsia="仿宋" w:cs="Times New Roman"/>
+                <w:kern w:val="0"/>
+                <w:sz w:val="28"/>
+                <w:szCs w:val="20"/>
+                <w:lang w:val="en-US" w:eastAsia="zh-CN" w:bidi="ar-SA"/>
+              </w:rPr>
+            </w:pPr>
+            <w:r>
+              <w:rPr>
+                <w:kern w:val="0"/>
+                <w:szCs w:val="20"/>
+              </w:rPr>
+              <w:t>PAY_TOTAL</w:t>
+            </w:r>
+          </w:p>
+        </w:tc>
+        <w:tc>
+          <w:tcPr>
+            <w:tcW w:w="0" w:type="auto"/>
+            <w:vAlign w:val="center"/>
+          </w:tcPr>
+          <w:p>
+            <w:pPr>
+              <w:ind w:firstLine="0" w:firstLineChars="0"/>
+              <w:jc w:val="center"/>
+              <w:rPr>
+                <w:rFonts w:ascii="Times New Roman" w:hAnsi="Times New Roman" w:eastAsia="仿宋" w:cs="Times New Roman"/>
+                <w:kern w:val="0"/>
+                <w:sz w:val="28"/>
+                <w:szCs w:val="20"/>
+                <w:lang w:val="en-US" w:eastAsia="zh-CN" w:bidi="ar-SA"/>
+              </w:rPr>
+            </w:pPr>
+            <w:r>
+              <w:rPr>
+                <w:kern w:val="0"/>
+                <w:szCs w:val="20"/>
+              </w:rPr>
+              <w:t>收费汇总</w:t>
+            </w:r>
+          </w:p>
+        </w:tc>
+      </w:tr>
+      <w:tr>
+        <w:tblPrEx>
+          <w:tblBorders>
+            <w:top w:val="single" w:color="auto" w:sz="4" w:space="0"/>
+            <w:left w:val="single" w:color="auto" w:sz="4" w:space="0"/>
+            <w:bottom w:val="single" w:color="auto" w:sz="4" w:space="0"/>
+            <w:right w:val="single" w:color="auto" w:sz="4" w:space="0"/>
+            <w:insideH w:val="single" w:color="auto" w:sz="4" w:space="0"/>
+            <w:insideV w:val="single" w:color="auto" w:sz="4" w:space="0"/>
+          </w:tblBorders>
+          <w:tblCellMar>
+            <w:top w:w="0" w:type="dxa"/>
+            <w:left w:w="108" w:type="dxa"/>
+            <w:bottom w:w="0" w:type="dxa"/>
+            <w:right w:w="108" w:type="dxa"/>
+          </w:tblCellMar>
+        </w:tblPrEx>
+        <w:trPr>
+          <w:trHeight w:val="567" w:hRule="atLeast"/>
+        </w:trPr>
+        <w:tc>
+          <w:tcPr>
+            <w:tcW w:w="0" w:type="auto"/>
+            <w:vAlign w:val="top"/>
+          </w:tcPr>
+          <w:p>
+            <w:pPr>
+              <w:ind w:firstLine="0" w:firstLineChars="0"/>
+              <w:jc w:val="center"/>
+              <w:rPr>
+                <w:rFonts w:hint="default" w:ascii="Times New Roman" w:hAnsi="Times New Roman" w:eastAsia="仿宋" w:cs="Times New Roman"/>
+                <w:kern w:val="0"/>
+                <w:sz w:val="28"/>
+                <w:szCs w:val="20"/>
+                <w:lang w:val="en-US" w:eastAsia="zh-CN" w:bidi="ar-SA"/>
+              </w:rPr>
+            </w:pPr>
+            <w:r>
+              <w:rPr>
+                <w:rFonts w:hint="eastAsia"/>
+                <w:kern w:val="0"/>
+                <w:szCs w:val="20"/>
+                <w:lang w:val="en-US" w:eastAsia="zh-CN"/>
+              </w:rPr>
+              <w:t>15</w:t>
+            </w:r>
+          </w:p>
+        </w:tc>
+        <w:tc>
+          <w:tcPr>
+            <w:tcW w:w="0" w:type="auto"/>
+            <w:vAlign w:val="center"/>
+          </w:tcPr>
+          <w:p>
+            <w:pPr>
+              <w:ind w:firstLine="0" w:firstLineChars="0"/>
+              <w:jc w:val="center"/>
+              <w:rPr>
+                <w:rFonts w:ascii="Times New Roman" w:hAnsi="Times New Roman" w:eastAsia="仿宋" w:cs="Times New Roman"/>
+                <w:kern w:val="0"/>
+                <w:sz w:val="28"/>
+                <w:szCs w:val="20"/>
+                <w:lang w:val="en-US" w:eastAsia="zh-CN" w:bidi="ar-SA"/>
+              </w:rPr>
+            </w:pPr>
+            <w:r>
+              <w:rPr>
+                <w:kern w:val="0"/>
+                <w:szCs w:val="20"/>
+              </w:rPr>
+              <w:t>PAY_SUBTOTAL</w:t>
+            </w:r>
+          </w:p>
+        </w:tc>
+        <w:tc>
+          <w:tcPr>
+            <w:tcW w:w="0" w:type="auto"/>
+            <w:vAlign w:val="center"/>
+          </w:tcPr>
+          <w:p>
+            <w:pPr>
+              <w:ind w:firstLine="0" w:firstLineChars="0"/>
+              <w:jc w:val="center"/>
+              <w:rPr>
+                <w:rFonts w:ascii="Times New Roman" w:hAnsi="Times New Roman" w:eastAsia="仿宋" w:cs="Times New Roman"/>
+                <w:kern w:val="0"/>
+                <w:sz w:val="28"/>
+                <w:szCs w:val="20"/>
+                <w:lang w:val="en-US" w:eastAsia="zh-CN" w:bidi="ar-SA"/>
+              </w:rPr>
+            </w:pPr>
+            <w:r>
+              <w:rPr>
+                <w:kern w:val="0"/>
+                <w:szCs w:val="20"/>
+              </w:rPr>
+              <w:t>收费小计</w:t>
+            </w:r>
+          </w:p>
+        </w:tc>
+      </w:tr>
+      <w:tr>
+        <w:tblPrEx>
+          <w:tblBorders>
+            <w:top w:val="single" w:color="auto" w:sz="4" w:space="0"/>
+            <w:left w:val="single" w:color="auto" w:sz="4" w:space="0"/>
+            <w:bottom w:val="single" w:color="auto" w:sz="4" w:space="0"/>
+            <w:right w:val="single" w:color="auto" w:sz="4" w:space="0"/>
+            <w:insideH w:val="single" w:color="auto" w:sz="4" w:space="0"/>
+            <w:insideV w:val="single" w:color="auto" w:sz="4" w:space="0"/>
+          </w:tblBorders>
+          <w:tblCellMar>
+            <w:top w:w="0" w:type="dxa"/>
+            <w:left w:w="108" w:type="dxa"/>
+            <w:bottom w:w="0" w:type="dxa"/>
+            <w:right w:w="108" w:type="dxa"/>
+          </w:tblCellMar>
+        </w:tblPrEx>
+        <w:trPr>
+          <w:trHeight w:val="567" w:hRule="atLeast"/>
+        </w:trPr>
+        <w:tc>
+          <w:tcPr>
+            <w:tcW w:w="0" w:type="auto"/>
+            <w:vAlign w:val="top"/>
+          </w:tcPr>
+          <w:p>
+            <w:pPr>
+              <w:ind w:firstLine="0" w:firstLineChars="0"/>
+              <w:jc w:val="center"/>
+              <w:rPr>
+                <w:rFonts w:hint="default" w:ascii="Times New Roman" w:hAnsi="Times New Roman" w:eastAsia="仿宋" w:cs="Times New Roman"/>
+                <w:kern w:val="0"/>
+                <w:sz w:val="28"/>
+                <w:szCs w:val="20"/>
+                <w:lang w:val="en-US" w:eastAsia="zh-CN" w:bidi="ar-SA"/>
+              </w:rPr>
+            </w:pPr>
+            <w:r>
+              <w:rPr>
+                <w:rFonts w:hint="eastAsia"/>
+                <w:kern w:val="0"/>
+                <w:szCs w:val="20"/>
+                <w:lang w:val="en-US" w:eastAsia="zh-CN"/>
+              </w:rPr>
+              <w:t>16</w:t>
+            </w:r>
+          </w:p>
+        </w:tc>
+        <w:tc>
+          <w:tcPr>
+            <w:tcW w:w="0" w:type="auto"/>
+            <w:vAlign w:val="center"/>
+          </w:tcPr>
+          <w:p>
+            <w:pPr>
+              <w:ind w:firstLine="0" w:firstLineChars="0"/>
+              <w:jc w:val="center"/>
+              <w:rPr>
+                <w:rFonts w:ascii="Times New Roman" w:hAnsi="Times New Roman" w:eastAsia="仿宋" w:cs="Times New Roman"/>
+                <w:kern w:val="0"/>
+                <w:sz w:val="28"/>
+                <w:szCs w:val="20"/>
+                <w:lang w:val="en-US" w:eastAsia="zh-CN" w:bidi="ar-SA"/>
+              </w:rPr>
+            </w:pPr>
+            <w:r>
+              <w:rPr>
+                <w:kern w:val="0"/>
+                <w:szCs w:val="20"/>
+              </w:rPr>
+              <w:t>PAY_SUBTOTAL_DETAIL</w:t>
+            </w:r>
+          </w:p>
+        </w:tc>
+        <w:tc>
+          <w:tcPr>
+            <w:tcW w:w="0" w:type="auto"/>
+            <w:vAlign w:val="center"/>
+          </w:tcPr>
+          <w:p>
+            <w:pPr>
+              <w:ind w:firstLine="0" w:firstLineChars="0"/>
+              <w:jc w:val="center"/>
+              <w:rPr>
+                <w:rFonts w:ascii="Times New Roman" w:hAnsi="Times New Roman" w:eastAsia="仿宋" w:cs="Times New Roman"/>
+                <w:kern w:val="0"/>
+                <w:sz w:val="28"/>
+                <w:szCs w:val="20"/>
+                <w:lang w:val="en-US" w:eastAsia="zh-CN" w:bidi="ar-SA"/>
+              </w:rPr>
+            </w:pPr>
+            <w:r>
+              <w:rPr>
+                <w:kern w:val="0"/>
+                <w:szCs w:val="20"/>
+              </w:rPr>
+              <w:t>收费小计明细</w:t>
+            </w:r>
+          </w:p>
+        </w:tc>
+      </w:tr>
+      <w:tr>
+        <w:tblPrEx>
+          <w:tblBorders>
+            <w:top w:val="single" w:color="auto" w:sz="4" w:space="0"/>
+            <w:left w:val="single" w:color="auto" w:sz="4" w:space="0"/>
+            <w:bottom w:val="single" w:color="auto" w:sz="4" w:space="0"/>
+            <w:right w:val="single" w:color="auto" w:sz="4" w:space="0"/>
+            <w:insideH w:val="single" w:color="auto" w:sz="4" w:space="0"/>
+            <w:insideV w:val="single" w:color="auto" w:sz="4" w:space="0"/>
+          </w:tblBorders>
+          <w:tblCellMar>
+            <w:top w:w="0" w:type="dxa"/>
+            <w:left w:w="108" w:type="dxa"/>
+            <w:bottom w:w="0" w:type="dxa"/>
+            <w:right w:w="108" w:type="dxa"/>
+          </w:tblCellMar>
+        </w:tblPrEx>
+        <w:trPr>
+          <w:trHeight w:val="567" w:hRule="atLeast"/>
+        </w:trPr>
+        <w:tc>
+          <w:tcPr>
+            <w:tcW w:w="0" w:type="auto"/>
+            <w:vAlign w:val="top"/>
+          </w:tcPr>
+          <w:p>
+            <w:pPr>
+              <w:ind w:firstLine="0" w:firstLineChars="0"/>
+              <w:jc w:val="center"/>
+              <w:rPr>
+                <w:rFonts w:hint="default" w:ascii="Times New Roman" w:hAnsi="Times New Roman" w:eastAsia="仿宋" w:cs="Times New Roman"/>
+                <w:kern w:val="0"/>
+                <w:sz w:val="28"/>
+                <w:szCs w:val="20"/>
+                <w:lang w:val="en-US" w:eastAsia="zh-CN" w:bidi="ar-SA"/>
+              </w:rPr>
+            </w:pPr>
+            <w:r>
+              <w:rPr>
+                <w:rFonts w:hint="eastAsia"/>
+                <w:kern w:val="0"/>
+                <w:szCs w:val="20"/>
+                <w:lang w:val="en-US" w:eastAsia="zh-CN"/>
+              </w:rPr>
+              <w:t>17</w:t>
+            </w:r>
+          </w:p>
+        </w:tc>
+        <w:tc>
+          <w:tcPr>
+            <w:tcW w:w="0" w:type="auto"/>
+            <w:vAlign w:val="center"/>
+          </w:tcPr>
+          <w:p>
+            <w:pPr>
+              <w:ind w:firstLine="0" w:firstLineChars="0"/>
+              <w:jc w:val="center"/>
+              <w:rPr>
+                <w:rFonts w:ascii="Times New Roman" w:hAnsi="Times New Roman" w:eastAsia="仿宋" w:cs="Times New Roman"/>
+                <w:kern w:val="0"/>
+                <w:sz w:val="28"/>
+                <w:szCs w:val="20"/>
+                <w:lang w:val="en-US" w:eastAsia="zh-CN" w:bidi="ar-SA"/>
+              </w:rPr>
+            </w:pPr>
+            <w:r>
+              <w:rPr>
+                <w:kern w:val="0"/>
+                <w:szCs w:val="20"/>
+              </w:rPr>
+              <w:t>PAY_SUBTOTAL_REALTIME</w:t>
+            </w:r>
+          </w:p>
+        </w:tc>
+        <w:tc>
+          <w:tcPr>
+            <w:tcW w:w="0" w:type="auto"/>
+            <w:vAlign w:val="center"/>
+          </w:tcPr>
+          <w:p>
+            <w:pPr>
+              <w:ind w:firstLine="0" w:firstLineChars="0"/>
+              <w:jc w:val="center"/>
+              <w:rPr>
+                <w:rFonts w:ascii="Times New Roman" w:hAnsi="Times New Roman" w:eastAsia="仿宋" w:cs="Times New Roman"/>
+                <w:kern w:val="0"/>
+                <w:sz w:val="28"/>
+                <w:szCs w:val="20"/>
+                <w:lang w:val="en-US" w:eastAsia="zh-CN" w:bidi="ar-SA"/>
+              </w:rPr>
+            </w:pPr>
+            <w:r>
+              <w:rPr>
+                <w:kern w:val="0"/>
+                <w:szCs w:val="20"/>
+              </w:rPr>
+              <w:t>实时收费交易日志</w:t>
+            </w:r>
+          </w:p>
+        </w:tc>
+      </w:tr>
+      <w:tr>
+        <w:tblPrEx>
+          <w:tblBorders>
+            <w:top w:val="single" w:color="auto" w:sz="4" w:space="0"/>
+            <w:left w:val="single" w:color="auto" w:sz="4" w:space="0"/>
+            <w:bottom w:val="single" w:color="auto" w:sz="4" w:space="0"/>
+            <w:right w:val="single" w:color="auto" w:sz="4" w:space="0"/>
+            <w:insideH w:val="single" w:color="auto" w:sz="4" w:space="0"/>
+            <w:insideV w:val="single" w:color="auto" w:sz="4" w:space="0"/>
+          </w:tblBorders>
+          <w:tblCellMar>
+            <w:top w:w="0" w:type="dxa"/>
+            <w:left w:w="108" w:type="dxa"/>
+            <w:bottom w:w="0" w:type="dxa"/>
+            <w:right w:w="108" w:type="dxa"/>
+          </w:tblCellMar>
+        </w:tblPrEx>
+        <w:trPr>
+          <w:trHeight w:val="567" w:hRule="atLeast"/>
+        </w:trPr>
+        <w:tc>
+          <w:tcPr>
+            <w:tcW w:w="0" w:type="auto"/>
+            <w:vAlign w:val="top"/>
+          </w:tcPr>
+          <w:p>
+            <w:pPr>
+              <w:ind w:firstLine="0" w:firstLineChars="0"/>
+              <w:jc w:val="center"/>
+              <w:rPr>
+                <w:rFonts w:hint="default" w:ascii="Times New Roman" w:hAnsi="Times New Roman" w:eastAsia="仿宋" w:cs="Times New Roman"/>
+                <w:kern w:val="0"/>
+                <w:sz w:val="28"/>
+                <w:szCs w:val="20"/>
+                <w:lang w:val="en-US" w:eastAsia="zh-CN" w:bidi="ar-SA"/>
+              </w:rPr>
+            </w:pPr>
+            <w:r>
+              <w:rPr>
+                <w:rFonts w:hint="eastAsia"/>
+                <w:kern w:val="0"/>
+                <w:szCs w:val="20"/>
+                <w:lang w:val="en-US" w:eastAsia="zh-CN"/>
+              </w:rPr>
+              <w:t>18</w:t>
+            </w:r>
+          </w:p>
+        </w:tc>
+        <w:tc>
+          <w:tcPr>
+            <w:tcW w:w="0" w:type="auto"/>
+            <w:vAlign w:val="center"/>
+          </w:tcPr>
+          <w:p>
+            <w:pPr>
+              <w:ind w:firstLine="0" w:firstLineChars="0"/>
+              <w:jc w:val="center"/>
+              <w:rPr>
+                <w:rFonts w:ascii="Times New Roman" w:hAnsi="Times New Roman" w:eastAsia="仿宋" w:cs="Times New Roman"/>
+                <w:kern w:val="0"/>
+                <w:sz w:val="28"/>
+                <w:szCs w:val="20"/>
+                <w:lang w:val="en-US" w:eastAsia="zh-CN" w:bidi="ar-SA"/>
+              </w:rPr>
+            </w:pPr>
+            <w:r>
+              <w:rPr>
+                <w:kern w:val="0"/>
+                <w:szCs w:val="20"/>
+              </w:rPr>
+              <w:t>PAY_SUBTOTAL_PRESTORE</w:t>
+            </w:r>
+          </w:p>
+        </w:tc>
+        <w:tc>
+          <w:tcPr>
+            <w:tcW w:w="0" w:type="auto"/>
+            <w:vAlign w:val="center"/>
+          </w:tcPr>
+          <w:p>
+            <w:pPr>
+              <w:ind w:firstLine="0" w:firstLineChars="0"/>
+              <w:jc w:val="center"/>
+              <w:rPr>
+                <w:rFonts w:ascii="Times New Roman" w:hAnsi="Times New Roman" w:eastAsia="仿宋" w:cs="Times New Roman"/>
+                <w:kern w:val="0"/>
+                <w:sz w:val="28"/>
+                <w:szCs w:val="20"/>
+                <w:lang w:val="en-US" w:eastAsia="zh-CN" w:bidi="ar-SA"/>
+              </w:rPr>
+            </w:pPr>
+            <w:r>
+              <w:rPr>
+                <w:kern w:val="0"/>
+                <w:szCs w:val="20"/>
+              </w:rPr>
+              <w:t>实时收费预存交易日志</w:t>
+            </w:r>
+          </w:p>
+        </w:tc>
+      </w:tr>
+      <w:tr>
+        <w:tblPrEx>
+          <w:tblBorders>
+            <w:top w:val="single" w:color="auto" w:sz="4" w:space="0"/>
+            <w:left w:val="single" w:color="auto" w:sz="4" w:space="0"/>
+            <w:bottom w:val="single" w:color="auto" w:sz="4" w:space="0"/>
+            <w:right w:val="single" w:color="auto" w:sz="4" w:space="0"/>
+            <w:insideH w:val="single" w:color="auto" w:sz="4" w:space="0"/>
+            <w:insideV w:val="single" w:color="auto" w:sz="4" w:space="0"/>
+          </w:tblBorders>
+          <w:tblCellMar>
+            <w:top w:w="0" w:type="dxa"/>
+            <w:left w:w="108" w:type="dxa"/>
+            <w:bottom w:w="0" w:type="dxa"/>
+            <w:right w:w="108" w:type="dxa"/>
+          </w:tblCellMar>
+        </w:tblPrEx>
+        <w:trPr>
+          <w:trHeight w:val="567" w:hRule="atLeast"/>
+        </w:trPr>
+        <w:tc>
+          <w:tcPr>
+            <w:tcW w:w="0" w:type="auto"/>
+          </w:tcPr>
+          <w:p>
+            <w:pPr>
+              <w:jc w:val="center"/>
+              <w:rPr>
+                <w:rFonts w:hint="default" w:eastAsia="仿宋"/>
+                <w:kern w:val="0"/>
+                <w:szCs w:val="20"/>
+                <w:lang w:val="en-US" w:eastAsia="zh-CN"/>
+              </w:rPr>
+            </w:pPr>
+            <w:r>
+              <w:rPr>
+                <w:rFonts w:hint="eastAsia"/>
+                <w:kern w:val="0"/>
+                <w:szCs w:val="20"/>
+                <w:lang w:val="en-US" w:eastAsia="zh-CN"/>
+              </w:rPr>
+              <w:t>19</w:t>
+            </w:r>
+          </w:p>
+        </w:tc>
+        <w:tc>
+          <w:tcPr>
+            <w:tcW w:w="0" w:type="auto"/>
+            <w:vAlign w:val="center"/>
+          </w:tcPr>
+          <w:p>
+            <w:pPr>
+              <w:ind w:firstLine="0" w:firstLineChars="0"/>
+              <w:jc w:val="center"/>
+              <w:rPr>
+                <w:rFonts w:ascii="Times New Roman" w:hAnsi="Times New Roman" w:eastAsia="仿宋" w:cs="Times New Roman"/>
+                <w:kern w:val="0"/>
+                <w:sz w:val="28"/>
+                <w:szCs w:val="20"/>
+                <w:lang w:val="en-US" w:eastAsia="zh-CN" w:bidi="ar-SA"/>
+              </w:rPr>
+            </w:pPr>
+            <w:r>
+              <w:rPr>
+                <w:kern w:val="0"/>
+                <w:szCs w:val="20"/>
+              </w:rPr>
+              <w:t>PAY_REALTIME_EXTEND</w:t>
+            </w:r>
+          </w:p>
+        </w:tc>
+        <w:tc>
+          <w:tcPr>
+            <w:tcW w:w="0" w:type="auto"/>
+            <w:vAlign w:val="center"/>
+          </w:tcPr>
+          <w:p>
+            <w:pPr>
+              <w:ind w:firstLine="0" w:firstLineChars="0"/>
+              <w:jc w:val="center"/>
+              <w:rPr>
+                <w:rFonts w:ascii="Times New Roman" w:hAnsi="Times New Roman" w:eastAsia="仿宋" w:cs="Times New Roman"/>
+                <w:kern w:val="0"/>
+                <w:sz w:val="28"/>
+                <w:szCs w:val="20"/>
+                <w:lang w:val="en-US" w:eastAsia="zh-CN" w:bidi="ar-SA"/>
+              </w:rPr>
+            </w:pPr>
+            <w:r>
+              <w:rPr>
+                <w:kern w:val="0"/>
+                <w:szCs w:val="20"/>
+              </w:rPr>
+              <w:t>实时收费额外信息表</w:t>
+            </w:r>
+          </w:p>
+        </w:tc>
+      </w:tr>
+      <w:tr>
+        <w:tblPrEx>
+          <w:tblBorders>
+            <w:top w:val="single" w:color="auto" w:sz="4" w:space="0"/>
+            <w:left w:val="single" w:color="auto" w:sz="4" w:space="0"/>
+            <w:bottom w:val="single" w:color="auto" w:sz="4" w:space="0"/>
+            <w:right w:val="single" w:color="auto" w:sz="4" w:space="0"/>
+            <w:insideH w:val="single" w:color="auto" w:sz="4" w:space="0"/>
+            <w:insideV w:val="single" w:color="auto" w:sz="4" w:space="0"/>
+          </w:tblBorders>
+          <w:tblCellMar>
+            <w:top w:w="0" w:type="dxa"/>
+            <w:left w:w="108" w:type="dxa"/>
+            <w:bottom w:w="0" w:type="dxa"/>
+            <w:right w:w="108" w:type="dxa"/>
+          </w:tblCellMar>
+        </w:tblPrEx>
+        <w:trPr>
+          <w:trHeight w:val="567" w:hRule="atLeast"/>
+        </w:trPr>
+        <w:tc>
+          <w:tcPr>
+            <w:tcW w:w="0" w:type="auto"/>
+          </w:tcPr>
+          <w:p>
+            <w:pPr>
+              <w:jc w:val="center"/>
+              <w:rPr>
+                <w:rFonts w:hint="default"/>
+                <w:kern w:val="0"/>
+                <w:szCs w:val="20"/>
+                <w:lang w:val="en-US" w:eastAsia="zh-CN"/>
+              </w:rPr>
+            </w:pPr>
+            <w:r>
+              <w:rPr>
+                <w:rFonts w:hint="eastAsia"/>
+                <w:kern w:val="0"/>
+                <w:szCs w:val="20"/>
+                <w:lang w:val="en-US" w:eastAsia="zh-CN"/>
+              </w:rPr>
+              <w:t>20</w:t>
+            </w:r>
+          </w:p>
+        </w:tc>
+        <w:tc>
+          <w:tcPr>
+            <w:tcW w:w="0" w:type="auto"/>
+            <w:vAlign w:val="center"/>
+          </w:tcPr>
+          <w:p>
+            <w:pPr>
+              <w:ind w:firstLine="0" w:firstLineChars="0"/>
+              <w:jc w:val="center"/>
+              <w:rPr>
+                <w:rFonts w:ascii="Times New Roman" w:hAnsi="Times New Roman" w:eastAsia="仿宋" w:cs="Times New Roman"/>
+                <w:kern w:val="0"/>
+                <w:sz w:val="28"/>
+                <w:szCs w:val="20"/>
+                <w:lang w:val="en-US" w:eastAsia="zh-CN" w:bidi="ar-SA"/>
+              </w:rPr>
+            </w:pPr>
+            <w:r>
+              <w:rPr>
+                <w:kern w:val="0"/>
+                <w:szCs w:val="20"/>
+              </w:rPr>
+              <w:t>CM_SMARTCARD_LOG</w:t>
+            </w:r>
+          </w:p>
+        </w:tc>
+        <w:tc>
+          <w:tcPr>
+            <w:tcW w:w="0" w:type="auto"/>
+            <w:vAlign w:val="center"/>
+          </w:tcPr>
+          <w:p>
+            <w:pPr>
+              <w:ind w:firstLine="0" w:firstLineChars="0"/>
+              <w:jc w:val="center"/>
+              <w:rPr>
+                <w:rFonts w:ascii="Times New Roman" w:hAnsi="Times New Roman" w:eastAsia="仿宋" w:cs="Times New Roman"/>
+                <w:kern w:val="0"/>
+                <w:sz w:val="28"/>
+                <w:szCs w:val="20"/>
+                <w:lang w:val="en-US" w:eastAsia="zh-CN" w:bidi="ar-SA"/>
+              </w:rPr>
+            </w:pPr>
+            <w:r>
+              <w:rPr>
+                <w:kern w:val="0"/>
+                <w:szCs w:val="20"/>
+              </w:rPr>
+              <w:t>IC卡充退表</w:t>
+            </w:r>
+          </w:p>
+        </w:tc>
+      </w:tr>
+      <w:tr>
+        <w:tblPrEx>
+          <w:tblBorders>
+            <w:top w:val="single" w:color="auto" w:sz="4" w:space="0"/>
+            <w:left w:val="single" w:color="auto" w:sz="4" w:space="0"/>
+            <w:bottom w:val="single" w:color="auto" w:sz="4" w:space="0"/>
+            <w:right w:val="single" w:color="auto" w:sz="4" w:space="0"/>
+            <w:insideH w:val="single" w:color="auto" w:sz="4" w:space="0"/>
+            <w:insideV w:val="single" w:color="auto" w:sz="4" w:space="0"/>
+          </w:tblBorders>
+          <w:tblCellMar>
+            <w:top w:w="0" w:type="dxa"/>
+            <w:left w:w="108" w:type="dxa"/>
+            <w:bottom w:w="0" w:type="dxa"/>
+            <w:right w:w="108" w:type="dxa"/>
+          </w:tblCellMar>
+        </w:tblPrEx>
+        <w:trPr>
+          <w:trHeight w:val="567" w:hRule="atLeast"/>
+        </w:trPr>
+        <w:tc>
+          <w:tcPr>
+            <w:tcW w:w="0" w:type="auto"/>
+          </w:tcPr>
+          <w:p>
+            <w:pPr>
+              <w:jc w:val="center"/>
+              <w:rPr>
+                <w:rFonts w:hint="default"/>
+                <w:kern w:val="0"/>
+                <w:szCs w:val="20"/>
+                <w:lang w:val="en-US" w:eastAsia="zh-CN"/>
+              </w:rPr>
+            </w:pPr>
+            <w:r>
+              <w:rPr>
+                <w:rFonts w:hint="eastAsia"/>
+                <w:kern w:val="0"/>
+                <w:szCs w:val="20"/>
+                <w:lang w:val="en-US" w:eastAsia="zh-CN"/>
+              </w:rPr>
+              <w:t>21</w:t>
+            </w:r>
+          </w:p>
+        </w:tc>
+        <w:tc>
+          <w:tcPr>
+            <w:tcW w:w="0" w:type="auto"/>
+            <w:vAlign w:val="center"/>
+          </w:tcPr>
+          <w:p>
+            <w:pPr>
+              <w:ind w:firstLine="0" w:firstLineChars="0"/>
+              <w:jc w:val="center"/>
+              <w:rPr>
+                <w:rFonts w:ascii="Times New Roman" w:hAnsi="Times New Roman" w:eastAsia="仿宋" w:cs="Times New Roman"/>
+                <w:kern w:val="0"/>
+                <w:sz w:val="28"/>
+                <w:szCs w:val="20"/>
+                <w:lang w:val="en-US" w:eastAsia="zh-CN" w:bidi="ar-SA"/>
+              </w:rPr>
+            </w:pPr>
+            <w:r>
+              <w:rPr>
+                <w:kern w:val="0"/>
+                <w:szCs w:val="20"/>
+              </w:rPr>
+              <w:t>CM_SMARTCARD_LOG_DETAIL</w:t>
+            </w:r>
+          </w:p>
+        </w:tc>
+        <w:tc>
+          <w:tcPr>
+            <w:tcW w:w="0" w:type="auto"/>
+            <w:vAlign w:val="center"/>
+          </w:tcPr>
+          <w:p>
+            <w:pPr>
+              <w:ind w:firstLine="0" w:firstLineChars="0"/>
+              <w:jc w:val="center"/>
+              <w:rPr>
+                <w:rFonts w:ascii="Times New Roman" w:hAnsi="Times New Roman" w:eastAsia="仿宋" w:cs="Times New Roman"/>
+                <w:kern w:val="0"/>
+                <w:sz w:val="28"/>
+                <w:szCs w:val="20"/>
+                <w:lang w:val="en-US" w:eastAsia="zh-CN" w:bidi="ar-SA"/>
+              </w:rPr>
+            </w:pPr>
+            <w:r>
+              <w:rPr>
+                <w:kern w:val="0"/>
+                <w:szCs w:val="20"/>
+              </w:rPr>
+              <w:t>IC卡充退帐明细表</w:t>
+            </w:r>
+          </w:p>
+        </w:tc>
+      </w:tr>
+      <w:tr>
+        <w:tblPrEx>
+          <w:tblBorders>
+            <w:top w:val="single" w:color="auto" w:sz="4" w:space="0"/>
+            <w:left w:val="single" w:color="auto" w:sz="4" w:space="0"/>
+            <w:bottom w:val="single" w:color="auto" w:sz="4" w:space="0"/>
+            <w:right w:val="single" w:color="auto" w:sz="4" w:space="0"/>
+            <w:insideH w:val="single" w:color="auto" w:sz="4" w:space="0"/>
+            <w:insideV w:val="single" w:color="auto" w:sz="4" w:space="0"/>
+          </w:tblBorders>
+          <w:tblCellMar>
+            <w:top w:w="0" w:type="dxa"/>
+            <w:left w:w="108" w:type="dxa"/>
+            <w:bottom w:w="0" w:type="dxa"/>
+            <w:right w:w="108" w:type="dxa"/>
+          </w:tblCellMar>
+        </w:tblPrEx>
+        <w:trPr>
+          <w:trHeight w:val="567" w:hRule="atLeast"/>
+        </w:trPr>
+        <w:tc>
+          <w:tcPr>
+            <w:tcW w:w="0" w:type="auto"/>
+          </w:tcPr>
+          <w:p>
+            <w:pPr>
+              <w:jc w:val="center"/>
+              <w:rPr>
+                <w:rFonts w:hint="default"/>
+                <w:kern w:val="0"/>
+                <w:szCs w:val="20"/>
+                <w:lang w:val="en-US" w:eastAsia="zh-CN"/>
+              </w:rPr>
+            </w:pPr>
+            <w:r>
+              <w:rPr>
+                <w:rFonts w:hint="eastAsia"/>
+                <w:kern w:val="0"/>
+                <w:szCs w:val="20"/>
+                <w:lang w:val="en-US" w:eastAsia="zh-CN"/>
+              </w:rPr>
+              <w:t>22</w:t>
+            </w:r>
+          </w:p>
+        </w:tc>
+        <w:tc>
+          <w:tcPr>
+            <w:tcW w:w="0" w:type="auto"/>
+            <w:vAlign w:val="center"/>
+          </w:tcPr>
+          <w:p>
+            <w:pPr>
+              <w:ind w:firstLine="0" w:firstLineChars="0"/>
+              <w:jc w:val="center"/>
+              <w:rPr>
+                <w:rFonts w:ascii="Times New Roman" w:hAnsi="Times New Roman" w:eastAsia="仿宋" w:cs="Times New Roman"/>
+                <w:kern w:val="0"/>
+                <w:sz w:val="28"/>
+                <w:szCs w:val="20"/>
+                <w:lang w:val="en-US" w:eastAsia="zh-CN" w:bidi="ar-SA"/>
+              </w:rPr>
+            </w:pPr>
+            <w:r>
+              <w:rPr>
+                <w:kern w:val="0"/>
+                <w:szCs w:val="20"/>
+              </w:rPr>
+              <w:t>PAY_SUBTOTAL_SMARTCARD</w:t>
+            </w:r>
+          </w:p>
+        </w:tc>
+        <w:tc>
+          <w:tcPr>
+            <w:tcW w:w="0" w:type="auto"/>
+            <w:vAlign w:val="center"/>
+          </w:tcPr>
+          <w:p>
+            <w:pPr>
+              <w:ind w:firstLine="0" w:firstLineChars="0"/>
+              <w:jc w:val="center"/>
+              <w:rPr>
+                <w:rFonts w:ascii="Times New Roman" w:hAnsi="Times New Roman" w:eastAsia="仿宋" w:cs="Times New Roman"/>
+                <w:kern w:val="0"/>
+                <w:sz w:val="28"/>
+                <w:szCs w:val="20"/>
+                <w:lang w:val="en-US" w:eastAsia="zh-CN" w:bidi="ar-SA"/>
+              </w:rPr>
+            </w:pPr>
+            <w:r>
+              <w:rPr>
+                <w:kern w:val="0"/>
+                <w:szCs w:val="20"/>
+              </w:rPr>
+              <w:t>IC卡小计</w:t>
+            </w:r>
+          </w:p>
+        </w:tc>
+      </w:tr>
+      <w:bookmarkEnd w:id="8"/>
+    </w:tbl>
+    <w:p>
+      <w:pPr>
+        <w:pStyle w:val="4"/>
+        <w:rPr>
+          <w:rFonts w:hint="eastAsia"/>
+        </w:rPr>
+      </w:pPr>
+      <w:bookmarkStart w:id="9" w:name="_Toc31963"/>
+      <w:r>
+        <w:rPr>
+          <w:rFonts w:hint="eastAsia"/>
+        </w:rPr>
+        <w:t>账务处理信息</w:t>
       </w:r>
       <w:bookmarkEnd w:id="9"/>
     </w:p>
@@ -9858,19 +11980,16 @@
               <w:ind w:firstLine="0" w:firstLineChars="0"/>
               <w:jc w:val="center"/>
               <w:rPr>
-                <w:rFonts w:ascii="Times New Roman" w:hAnsi="Times New Roman" w:eastAsia="仿宋" w:cs="Times New Roman"/>
-                <w:kern w:val="0"/>
-                <w:sz w:val="28"/>
-                <w:szCs w:val="20"/>
-                <w:lang w:val="en-US" w:eastAsia="zh-CN" w:bidi="ar-SA"/>
-              </w:rPr>
-            </w:pPr>
-            <w:r>
-              <w:rPr>
-                <w:kern w:val="0"/>
-                <w:szCs w:val="20"/>
-              </w:rPr>
-              <w:t>ACC_CHARGES</w:t>
+                <w:kern w:val="0"/>
+                <w:szCs w:val="20"/>
+              </w:rPr>
+            </w:pPr>
+            <w:r>
+              <w:rPr>
+                <w:kern w:val="0"/>
+                <w:szCs w:val="20"/>
+              </w:rPr>
+              <w:t>ACC_CHARGE_ADJUST_LOG</w:t>
             </w:r>
           </w:p>
         </w:tc>
@@ -9884,19 +12003,16 @@
               <w:ind w:firstLine="0" w:firstLineChars="0"/>
               <w:jc w:val="center"/>
               <w:rPr>
-                <w:rFonts w:hint="eastAsia" w:ascii="Times New Roman" w:hAnsi="Times New Roman" w:eastAsia="仿宋" w:cs="Times New Roman"/>
-                <w:kern w:val="0"/>
-                <w:sz w:val="28"/>
-                <w:szCs w:val="20"/>
-                <w:lang w:val="en-US" w:eastAsia="zh-CN" w:bidi="ar-SA"/>
-              </w:rPr>
-            </w:pPr>
-            <w:r>
-              <w:rPr>
-                <w:kern w:val="0"/>
-                <w:szCs w:val="20"/>
-              </w:rPr>
-              <w:t>应收账</w:t>
+                <w:kern w:val="0"/>
+                <w:szCs w:val="20"/>
+              </w:rPr>
+            </w:pPr>
+            <w:r>
+              <w:rPr>
+                <w:kern w:val="0"/>
+                <w:szCs w:val="20"/>
+              </w:rPr>
+              <w:t>账务处理日志</w:t>
             </w:r>
           </w:p>
         </w:tc>
@@ -9934,6 +12050,13 @@
                 <w:szCs w:val="20"/>
               </w:rPr>
             </w:pPr>
+            <w:r>
+              <w:rPr>
+                <w:kern w:val="0"/>
+                <w:szCs w:val="20"/>
+              </w:rPr>
+              <w:t>2</w:t>
+            </w:r>
           </w:p>
         </w:tc>
         <w:tc>
@@ -9946,19 +12069,16 @@
               <w:ind w:firstLine="0" w:firstLineChars="0"/>
               <w:jc w:val="center"/>
               <w:rPr>
-                <w:rFonts w:ascii="Times New Roman" w:hAnsi="Times New Roman" w:eastAsia="仿宋" w:cs="Times New Roman"/>
-                <w:kern w:val="0"/>
-                <w:sz w:val="28"/>
-                <w:szCs w:val="20"/>
-                <w:lang w:val="en-US" w:eastAsia="zh-CN" w:bidi="ar-SA"/>
-              </w:rPr>
-            </w:pPr>
-            <w:r>
-              <w:rPr>
-                <w:kern w:val="0"/>
-                <w:szCs w:val="20"/>
-              </w:rPr>
-              <w:t>ACC_CHARGE_DETAIL</w:t>
+                <w:kern w:val="0"/>
+                <w:szCs w:val="20"/>
+              </w:rPr>
+            </w:pPr>
+            <w:r>
+              <w:rPr>
+                <w:kern w:val="0"/>
+                <w:szCs w:val="20"/>
+              </w:rPr>
+              <w:t>ACC_LATEFEE_REFUND_LOG</w:t>
             </w:r>
           </w:p>
         </w:tc>
@@ -9972,19 +12092,16 @@
               <w:ind w:firstLine="0" w:firstLineChars="0"/>
               <w:jc w:val="center"/>
               <w:rPr>
-                <w:rFonts w:ascii="Times New Roman" w:hAnsi="Times New Roman" w:eastAsia="仿宋" w:cs="Times New Roman"/>
-                <w:kern w:val="0"/>
-                <w:sz w:val="28"/>
-                <w:szCs w:val="20"/>
-                <w:lang w:val="en-US" w:eastAsia="zh-CN" w:bidi="ar-SA"/>
-              </w:rPr>
-            </w:pPr>
-            <w:r>
-              <w:rPr>
-                <w:kern w:val="0"/>
-                <w:szCs w:val="20"/>
-              </w:rPr>
-              <w:t>应收账明细</w:t>
+                <w:kern w:val="0"/>
+                <w:szCs w:val="20"/>
+              </w:rPr>
+            </w:pPr>
+            <w:r>
+              <w:rPr>
+                <w:kern w:val="0"/>
+                <w:szCs w:val="20"/>
+              </w:rPr>
+              <w:t>违约金退款日志</w:t>
             </w:r>
           </w:p>
         </w:tc>
@@ -10027,7 +12144,7 @@
                 <w:kern w:val="0"/>
                 <w:szCs w:val="20"/>
               </w:rPr>
-              <w:t>2</w:t>
+              <w:t>3</w:t>
             </w:r>
           </w:p>
         </w:tc>
@@ -10053,7 +12170,7 @@
                 <w:kern w:val="0"/>
                 <w:szCs w:val="20"/>
               </w:rPr>
-              <w:t>ACC_CHARGES_EXTRA</w:t>
+              <w:t>BM_ACCTRANSFER</w:t>
             </w:r>
           </w:p>
         </w:tc>
@@ -10079,7 +12196,7 @@
                 <w:kern w:val="0"/>
                 <w:szCs w:val="20"/>
               </w:rPr>
-              <w:t>营业帐扩展表</w:t>
+              <w:t>账户转账流程</w:t>
             </w:r>
           </w:p>
         </w:tc>
@@ -10122,7 +12239,7 @@
                 <w:kern w:val="0"/>
                 <w:szCs w:val="20"/>
               </w:rPr>
-              <w:t>3</w:t>
+              <w:t>4</w:t>
             </w:r>
           </w:p>
         </w:tc>
@@ -10133,22 +12250,25 @@
           </w:tcPr>
           <w:p>
             <w:pPr>
-              <w:ind w:firstLine="0" w:firstLineChars="0"/>
-              <w:jc w:val="center"/>
-              <w:rPr>
+              <w:jc w:val="center"/>
+              <w:rPr>
+                <w:kern w:val="0"/>
+                <w:szCs w:val="20"/>
+              </w:rPr>
+            </w:pPr>
+            <w:r>
+              <w:rPr>
+                <w:rStyle w:val="39"/>
                 <w:rFonts w:ascii="Times New Roman" w:hAnsi="Times New Roman" w:eastAsia="仿宋" w:cs="Times New Roman"/>
+                <w:caps w:val="0"/>
+                <w:color w:val="777777"/>
+                <w:spacing w:val="0"/>
                 <w:kern w:val="0"/>
                 <w:sz w:val="28"/>
                 <w:szCs w:val="20"/>
-                <w:lang w:val="en-US" w:eastAsia="zh-CN" w:bidi="ar-SA"/>
-              </w:rPr>
-            </w:pPr>
-            <w:r>
-              <w:rPr>
-                <w:kern w:val="0"/>
-                <w:szCs w:val="20"/>
-              </w:rPr>
-              <w:t>ACC_CHARGES_EXTRA_TEMP</w:t>
+                <w:shd w:val="clear" w:fill="FFFFFF"/>
+              </w:rPr>
+              <w:t>ACP_REFUND</w:t>
             </w:r>
           </w:p>
         </w:tc>
@@ -10159,22 +12279,27 @@
           </w:tcPr>
           <w:p>
             <w:pPr>
-              <w:ind w:firstLine="0" w:firstLineChars="0"/>
-              <w:jc w:val="center"/>
-              <w:rPr>
-                <w:rFonts w:ascii="Times New Roman" w:hAnsi="Times New Roman" w:eastAsia="仿宋" w:cs="Times New Roman"/>
-                <w:kern w:val="0"/>
-                <w:sz w:val="28"/>
-                <w:szCs w:val="20"/>
-                <w:lang w:val="en-US" w:eastAsia="zh-CN" w:bidi="ar-SA"/>
-              </w:rPr>
-            </w:pPr>
-            <w:r>
-              <w:rPr>
-                <w:kern w:val="0"/>
-                <w:szCs w:val="20"/>
-              </w:rPr>
-              <w:t>营业帐扩展表临时表</w:t>
+              <w:jc w:val="center"/>
+              <w:rPr>
+                <w:kern w:val="0"/>
+                <w:szCs w:val="20"/>
+              </w:rPr>
+            </w:pPr>
+            <w:r>
+              <w:rPr>
+                <w:kern w:val="0"/>
+                <w:szCs w:val="20"/>
+              </w:rPr>
+              <w:t>待处理-</w:t>
+            </w:r>
+            <w:r>
+              <w:rPr>
+                <w:rFonts w:hint="default"/>
+                <w:kern w:val="0"/>
+                <w:szCs w:val="20"/>
+                <w:lang w:val="en-US" w:eastAsia="zh-CN"/>
+              </w:rPr>
+              <w:t>退款</w:t>
             </w:r>
           </w:p>
         </w:tc>
@@ -10214,7 +12339,7 @@
                 <w:lang w:val="en-US" w:eastAsia="zh-CN"/>
               </w:rPr>
             </w:pPr>
-            <w:bookmarkStart w:id="10" w:name="_Toc22950"/>
+            <w:bookmarkStart w:id="10" w:name="_Toc11024"/>
             <w:r>
               <w:rPr>
                 <w:rFonts w:hint="eastAsia"/>
@@ -10222,7 +12347,7 @@
                 <w:szCs w:val="20"/>
                 <w:lang w:val="en-US" w:eastAsia="zh-CN"/>
               </w:rPr>
-              <w:t>4</w:t>
+              <w:t>5</w:t>
             </w:r>
           </w:p>
         </w:tc>
@@ -10248,7 +12373,7 @@
                 <w:kern w:val="0"/>
                 <w:szCs w:val="20"/>
               </w:rPr>
-              <w:t>ACC_CHARGES_TEMP</w:t>
+              <w:t>ACP_BALANCE</w:t>
             </w:r>
           </w:p>
         </w:tc>
@@ -10274,7 +12399,7 @@
                 <w:kern w:val="0"/>
                 <w:szCs w:val="20"/>
               </w:rPr>
-              <w:t>应收账临时表</w:t>
+              <w:t>待处理-差额</w:t>
             </w:r>
           </w:p>
         </w:tc>
@@ -10321,7 +12446,7 @@
                 <w:szCs w:val="20"/>
                 <w:lang w:val="en-US" w:eastAsia="zh-CN"/>
               </w:rPr>
-              <w:t>5</w:t>
+              <w:t>6</w:t>
             </w:r>
           </w:p>
         </w:tc>
@@ -10344,10 +12469,16 @@
             </w:pPr>
             <w:r>
               <w:rPr>
-                <w:kern w:val="0"/>
-                <w:szCs w:val="20"/>
-              </w:rPr>
-              <w:t>ACC_CHARGE_DETAIL_TEMP</w:t>
+                <w:rStyle w:val="42"/>
+                <w:rFonts w:ascii="Helvetica" w:hAnsi="Helvetica" w:eastAsia="Helvetica" w:cs="Helvetica"/>
+                <w:caps w:val="0"/>
+                <w:color w:val="777777"/>
+                <w:spacing w:val="0"/>
+                <w:sz w:val="24"/>
+                <w:szCs w:val="24"/>
+                <w:shd w:val="clear" w:fill="FFFFFF"/>
+              </w:rPr>
+              <w:t>ACP_DUPLICATION</w:t>
             </w:r>
           </w:p>
         </w:tc>
@@ -10373,7 +12504,16 @@
                 <w:kern w:val="0"/>
                 <w:szCs w:val="20"/>
               </w:rPr>
-              <w:t>应收账明细临时表</w:t>
+              <w:t>待处理-</w:t>
+            </w:r>
+            <w:r>
+              <w:rPr>
+                <w:rFonts w:hint="eastAsia"/>
+                <w:kern w:val="0"/>
+                <w:szCs w:val="20"/>
+                <w:lang w:val="en-US" w:eastAsia="zh-CN"/>
+              </w:rPr>
+              <w:t>重笔</w:t>
             </w:r>
           </w:p>
         </w:tc>
@@ -10420,7 +12560,7 @@
                 <w:szCs w:val="20"/>
                 <w:lang w:val="en-US" w:eastAsia="zh-CN"/>
               </w:rPr>
-              <w:t>6</w:t>
+              <w:t>7</w:t>
             </w:r>
           </w:p>
         </w:tc>
@@ -10433,2178 +12573,6 @@
             <w:pPr>
               <w:ind w:firstLine="0" w:firstLineChars="0"/>
               <w:jc w:val="center"/>
-              <w:rPr>
-                <w:rFonts w:ascii="Times New Roman" w:hAnsi="Times New Roman" w:eastAsia="仿宋" w:cs="Times New Roman"/>
-                <w:kern w:val="0"/>
-                <w:sz w:val="28"/>
-                <w:szCs w:val="20"/>
-                <w:lang w:val="en-US" w:eastAsia="zh-CN" w:bidi="ar-SA"/>
-              </w:rPr>
-            </w:pPr>
-            <w:r>
-              <w:rPr>
-                <w:kern w:val="0"/>
-                <w:szCs w:val="20"/>
-              </w:rPr>
-              <w:t>ACP_TEMPORARY</w:t>
-            </w:r>
-          </w:p>
-        </w:tc>
-        <w:tc>
-          <w:tcPr>
-            <w:tcW w:w="2551" w:type="dxa"/>
-            <w:vAlign w:val="center"/>
-          </w:tcPr>
-          <w:p>
-            <w:pPr>
-              <w:ind w:firstLine="0" w:firstLineChars="0"/>
-              <w:jc w:val="center"/>
-              <w:rPr>
-                <w:rFonts w:ascii="Times New Roman" w:hAnsi="Times New Roman" w:eastAsia="仿宋" w:cs="Times New Roman"/>
-                <w:kern w:val="0"/>
-                <w:sz w:val="28"/>
-                <w:szCs w:val="20"/>
-                <w:lang w:val="en-US" w:eastAsia="zh-CN" w:bidi="ar-SA"/>
-              </w:rPr>
-            </w:pPr>
-            <w:r>
-              <w:rPr>
-                <w:kern w:val="0"/>
-                <w:szCs w:val="20"/>
-              </w:rPr>
-              <w:t>特殊开账</w:t>
-            </w:r>
-          </w:p>
-        </w:tc>
-      </w:tr>
-      <w:tr>
-        <w:tblPrEx>
-          <w:tblBorders>
-            <w:top w:val="single" w:color="auto" w:sz="4" w:space="0"/>
-            <w:left w:val="single" w:color="auto" w:sz="4" w:space="0"/>
-            <w:bottom w:val="single" w:color="auto" w:sz="4" w:space="0"/>
-            <w:right w:val="single" w:color="auto" w:sz="4" w:space="0"/>
-            <w:insideH w:val="single" w:color="auto" w:sz="4" w:space="0"/>
-            <w:insideV w:val="single" w:color="auto" w:sz="4" w:space="0"/>
-          </w:tblBorders>
-          <w:tblCellMar>
-            <w:top w:w="0" w:type="dxa"/>
-            <w:left w:w="108" w:type="dxa"/>
-            <w:bottom w:w="0" w:type="dxa"/>
-            <w:right w:w="108" w:type="dxa"/>
-          </w:tblCellMar>
-        </w:tblPrEx>
-        <w:trPr>
-          <w:trHeight w:val="567" w:hRule="atLeast"/>
-        </w:trPr>
-        <w:tc>
-          <w:tcPr>
-            <w:tcW w:w="0" w:type="auto"/>
-          </w:tcPr>
-          <w:p>
-            <w:pPr>
-              <w:jc w:val="center"/>
-              <w:rPr>
-                <w:rFonts w:hint="eastAsia" w:eastAsia="仿宋"/>
-                <w:kern w:val="0"/>
-                <w:szCs w:val="20"/>
-                <w:lang w:val="en-US" w:eastAsia="zh-CN"/>
-              </w:rPr>
-            </w:pPr>
-            <w:r>
-              <w:rPr>
-                <w:rFonts w:hint="eastAsia"/>
-                <w:kern w:val="0"/>
-                <w:szCs w:val="20"/>
-                <w:lang w:val="en-US" w:eastAsia="zh-CN"/>
-              </w:rPr>
-              <w:t>7</w:t>
-            </w:r>
-          </w:p>
-        </w:tc>
-        <w:tc>
-          <w:tcPr>
-            <w:tcW w:w="0" w:type="auto"/>
-            <w:vAlign w:val="center"/>
-          </w:tcPr>
-          <w:p>
-            <w:pPr>
-              <w:ind w:firstLine="0" w:firstLineChars="0"/>
-              <w:jc w:val="center"/>
-              <w:rPr>
-                <w:rFonts w:ascii="Times New Roman" w:hAnsi="Times New Roman" w:eastAsia="仿宋" w:cs="Times New Roman"/>
-                <w:kern w:val="0"/>
-                <w:sz w:val="28"/>
-                <w:szCs w:val="20"/>
-                <w:lang w:val="en-US" w:eastAsia="zh-CN" w:bidi="ar-SA"/>
-              </w:rPr>
-            </w:pPr>
-            <w:r>
-              <w:rPr>
-                <w:rFonts w:hint="default" w:ascii="Times New Roman" w:hAnsi="Times New Roman"/>
-                <w:kern w:val="0"/>
-                <w:sz w:val="28"/>
-                <w:szCs w:val="20"/>
-              </w:rPr>
-              <w:t>ACP_TEMPORARY_DETAIL</w:t>
-            </w:r>
-          </w:p>
-        </w:tc>
-        <w:tc>
-          <w:tcPr>
-            <w:tcW w:w="0" w:type="auto"/>
-            <w:vAlign w:val="center"/>
-          </w:tcPr>
-          <w:p>
-            <w:pPr>
-              <w:ind w:firstLine="0" w:firstLineChars="0"/>
-              <w:jc w:val="center"/>
-              <w:rPr>
-                <w:rFonts w:ascii="Times New Roman" w:hAnsi="Times New Roman" w:eastAsia="仿宋" w:cs="Times New Roman"/>
-                <w:kern w:val="0"/>
-                <w:sz w:val="28"/>
-                <w:szCs w:val="20"/>
-                <w:lang w:val="en-US" w:eastAsia="zh-CN" w:bidi="ar-SA"/>
-              </w:rPr>
-            </w:pPr>
-            <w:r>
-              <w:rPr>
-                <w:kern w:val="0"/>
-                <w:szCs w:val="20"/>
-              </w:rPr>
-              <w:t>特殊开账明细</w:t>
-            </w:r>
-          </w:p>
-        </w:tc>
-      </w:tr>
-      <w:tr>
-        <w:tblPrEx>
-          <w:tblBorders>
-            <w:top w:val="single" w:color="auto" w:sz="4" w:space="0"/>
-            <w:left w:val="single" w:color="auto" w:sz="4" w:space="0"/>
-            <w:bottom w:val="single" w:color="auto" w:sz="4" w:space="0"/>
-            <w:right w:val="single" w:color="auto" w:sz="4" w:space="0"/>
-            <w:insideH w:val="single" w:color="auto" w:sz="4" w:space="0"/>
-            <w:insideV w:val="single" w:color="auto" w:sz="4" w:space="0"/>
-          </w:tblBorders>
-          <w:tblCellMar>
-            <w:top w:w="0" w:type="dxa"/>
-            <w:left w:w="108" w:type="dxa"/>
-            <w:bottom w:w="0" w:type="dxa"/>
-            <w:right w:w="108" w:type="dxa"/>
-          </w:tblCellMar>
-        </w:tblPrEx>
-        <w:trPr>
-          <w:trHeight w:val="567" w:hRule="atLeast"/>
-        </w:trPr>
-        <w:tc>
-          <w:tcPr>
-            <w:tcW w:w="0" w:type="auto"/>
-          </w:tcPr>
-          <w:p>
-            <w:pPr>
-              <w:jc w:val="center"/>
-              <w:rPr>
-                <w:rFonts w:hint="eastAsia" w:eastAsia="仿宋"/>
-                <w:kern w:val="0"/>
-                <w:szCs w:val="20"/>
-                <w:lang w:val="en-US" w:eastAsia="zh-CN"/>
-              </w:rPr>
-            </w:pPr>
-            <w:r>
-              <w:rPr>
-                <w:rFonts w:hint="eastAsia"/>
-                <w:kern w:val="0"/>
-                <w:szCs w:val="20"/>
-                <w:lang w:val="en-US" w:eastAsia="zh-CN"/>
-              </w:rPr>
-              <w:t>8</w:t>
-            </w:r>
-          </w:p>
-        </w:tc>
-        <w:tc>
-          <w:tcPr>
-            <w:tcW w:w="5102" w:type="dxa"/>
-            <w:vAlign w:val="center"/>
-          </w:tcPr>
-          <w:p>
-            <w:pPr>
-              <w:ind w:firstLine="0" w:firstLineChars="0"/>
-              <w:jc w:val="center"/>
-              <w:rPr>
-                <w:rFonts w:ascii="Times New Roman" w:hAnsi="Times New Roman" w:eastAsia="仿宋" w:cs="Times New Roman"/>
-                <w:kern w:val="0"/>
-                <w:sz w:val="28"/>
-                <w:szCs w:val="20"/>
-                <w:lang w:val="en-US" w:eastAsia="zh-CN" w:bidi="ar-SA"/>
-              </w:rPr>
-            </w:pPr>
-            <w:r>
-              <w:rPr>
-                <w:kern w:val="0"/>
-                <w:szCs w:val="20"/>
-              </w:rPr>
-              <w:t>CM_SMARTCARD_LOG</w:t>
-            </w:r>
-          </w:p>
-        </w:tc>
-        <w:tc>
-          <w:tcPr>
-            <w:tcW w:w="2551" w:type="dxa"/>
-            <w:vAlign w:val="center"/>
-          </w:tcPr>
-          <w:p>
-            <w:pPr>
-              <w:ind w:firstLine="0" w:firstLineChars="0"/>
-              <w:jc w:val="center"/>
-              <w:rPr>
-                <w:rFonts w:hint="eastAsia" w:ascii="Times New Roman" w:hAnsi="Times New Roman" w:eastAsia="仿宋" w:cs="Times New Roman"/>
-                <w:kern w:val="0"/>
-                <w:sz w:val="28"/>
-                <w:szCs w:val="20"/>
-                <w:lang w:val="en-US" w:eastAsia="zh-CN" w:bidi="ar-SA"/>
-              </w:rPr>
-            </w:pPr>
-            <w:r>
-              <w:rPr>
-                <w:kern w:val="0"/>
-                <w:szCs w:val="20"/>
-              </w:rPr>
-              <w:t>IC卡充退表</w:t>
-            </w:r>
-          </w:p>
-        </w:tc>
-      </w:tr>
-      <w:tr>
-        <w:tblPrEx>
-          <w:tblBorders>
-            <w:top w:val="single" w:color="auto" w:sz="4" w:space="0"/>
-            <w:left w:val="single" w:color="auto" w:sz="4" w:space="0"/>
-            <w:bottom w:val="single" w:color="auto" w:sz="4" w:space="0"/>
-            <w:right w:val="single" w:color="auto" w:sz="4" w:space="0"/>
-            <w:insideH w:val="single" w:color="auto" w:sz="4" w:space="0"/>
-            <w:insideV w:val="single" w:color="auto" w:sz="4" w:space="0"/>
-          </w:tblBorders>
-          <w:tblCellMar>
-            <w:top w:w="0" w:type="dxa"/>
-            <w:left w:w="108" w:type="dxa"/>
-            <w:bottom w:w="0" w:type="dxa"/>
-            <w:right w:w="108" w:type="dxa"/>
-          </w:tblCellMar>
-        </w:tblPrEx>
-        <w:trPr>
-          <w:trHeight w:val="567" w:hRule="atLeast"/>
-        </w:trPr>
-        <w:tc>
-          <w:tcPr>
-            <w:tcW w:w="0" w:type="auto"/>
-          </w:tcPr>
-          <w:p>
-            <w:pPr>
-              <w:jc w:val="center"/>
-              <w:rPr>
-                <w:rFonts w:hint="eastAsia" w:eastAsia="仿宋"/>
-                <w:kern w:val="0"/>
-                <w:szCs w:val="20"/>
-                <w:lang w:val="en-US" w:eastAsia="zh-CN"/>
-              </w:rPr>
-            </w:pPr>
-            <w:r>
-              <w:rPr>
-                <w:rFonts w:hint="eastAsia"/>
-                <w:kern w:val="0"/>
-                <w:szCs w:val="20"/>
-                <w:lang w:val="en-US" w:eastAsia="zh-CN"/>
-              </w:rPr>
-              <w:t>9</w:t>
-            </w:r>
-          </w:p>
-        </w:tc>
-        <w:tc>
-          <w:tcPr>
-            <w:tcW w:w="0" w:type="auto"/>
-            <w:vAlign w:val="center"/>
-          </w:tcPr>
-          <w:p>
-            <w:pPr>
-              <w:ind w:firstLine="0" w:firstLineChars="0"/>
-              <w:jc w:val="center"/>
-              <w:rPr>
-                <w:rFonts w:ascii="Times New Roman" w:hAnsi="Times New Roman" w:eastAsia="仿宋" w:cs="Times New Roman"/>
-                <w:kern w:val="0"/>
-                <w:sz w:val="28"/>
-                <w:szCs w:val="20"/>
-                <w:lang w:val="en-US" w:eastAsia="zh-CN" w:bidi="ar-SA"/>
-              </w:rPr>
-            </w:pPr>
-            <w:r>
-              <w:rPr>
-                <w:kern w:val="0"/>
-                <w:szCs w:val="20"/>
-              </w:rPr>
-              <w:t>CM_SMARTCARD_LOG_DETAIL</w:t>
-            </w:r>
-          </w:p>
-        </w:tc>
-        <w:tc>
-          <w:tcPr>
-            <w:tcW w:w="0" w:type="auto"/>
-            <w:vAlign w:val="center"/>
-          </w:tcPr>
-          <w:p>
-            <w:pPr>
-              <w:ind w:firstLine="0" w:firstLineChars="0"/>
-              <w:jc w:val="center"/>
-              <w:rPr>
-                <w:rFonts w:hint="eastAsia" w:ascii="Times New Roman" w:hAnsi="Times New Roman" w:eastAsia="仿宋" w:cs="Times New Roman"/>
-                <w:kern w:val="0"/>
-                <w:sz w:val="28"/>
-                <w:szCs w:val="20"/>
-                <w:lang w:val="en-US" w:eastAsia="zh-CN" w:bidi="ar-SA"/>
-              </w:rPr>
-            </w:pPr>
-            <w:r>
-              <w:rPr>
-                <w:kern w:val="0"/>
-                <w:szCs w:val="20"/>
-              </w:rPr>
-              <w:t>IC卡充退帐明细表</w:t>
-            </w:r>
-          </w:p>
-        </w:tc>
-      </w:tr>
-      <w:tr>
-        <w:tblPrEx>
-          <w:tblBorders>
-            <w:top w:val="single" w:color="auto" w:sz="4" w:space="0"/>
-            <w:left w:val="single" w:color="auto" w:sz="4" w:space="0"/>
-            <w:bottom w:val="single" w:color="auto" w:sz="4" w:space="0"/>
-            <w:right w:val="single" w:color="auto" w:sz="4" w:space="0"/>
-            <w:insideH w:val="single" w:color="auto" w:sz="4" w:space="0"/>
-            <w:insideV w:val="single" w:color="auto" w:sz="4" w:space="0"/>
-          </w:tblBorders>
-          <w:tblCellMar>
-            <w:top w:w="0" w:type="dxa"/>
-            <w:left w:w="108" w:type="dxa"/>
-            <w:bottom w:w="0" w:type="dxa"/>
-            <w:right w:w="108" w:type="dxa"/>
-          </w:tblCellMar>
-        </w:tblPrEx>
-        <w:trPr>
-          <w:trHeight w:val="567" w:hRule="atLeast"/>
-        </w:trPr>
-        <w:tc>
-          <w:tcPr>
-            <w:tcW w:w="0" w:type="auto"/>
-          </w:tcPr>
-          <w:p>
-            <w:pPr>
-              <w:jc w:val="center"/>
-              <w:rPr>
-                <w:rFonts w:hint="default" w:eastAsia="仿宋"/>
-                <w:kern w:val="0"/>
-                <w:szCs w:val="20"/>
-                <w:lang w:val="en-US" w:eastAsia="zh-CN"/>
-              </w:rPr>
-            </w:pPr>
-            <w:r>
-              <w:rPr>
-                <w:rFonts w:hint="eastAsia"/>
-                <w:kern w:val="0"/>
-                <w:szCs w:val="20"/>
-                <w:lang w:val="en-US" w:eastAsia="zh-CN"/>
-              </w:rPr>
-              <w:t>10</w:t>
-            </w:r>
-          </w:p>
-        </w:tc>
-        <w:tc>
-          <w:tcPr>
-            <w:tcW w:w="0" w:type="auto"/>
-            <w:vAlign w:val="center"/>
-          </w:tcPr>
-          <w:p>
-            <w:pPr>
-              <w:ind w:firstLine="0" w:firstLineChars="0"/>
-              <w:jc w:val="center"/>
-              <w:rPr>
-                <w:rFonts w:ascii="Times New Roman" w:hAnsi="Times New Roman" w:eastAsia="仿宋" w:cs="Times New Roman"/>
-                <w:kern w:val="0"/>
-                <w:sz w:val="28"/>
-                <w:szCs w:val="20"/>
-                <w:lang w:val="en-US" w:eastAsia="zh-CN" w:bidi="ar-SA"/>
-              </w:rPr>
-            </w:pPr>
-            <w:r>
-              <w:rPr>
-                <w:kern w:val="0"/>
-                <w:szCs w:val="20"/>
-              </w:rPr>
-              <w:t>ACC_ODD_LOG</w:t>
-            </w:r>
-          </w:p>
-        </w:tc>
-        <w:tc>
-          <w:tcPr>
-            <w:tcW w:w="0" w:type="auto"/>
-            <w:vAlign w:val="center"/>
-          </w:tcPr>
-          <w:p>
-            <w:pPr>
-              <w:ind w:firstLine="0" w:firstLineChars="0"/>
-              <w:jc w:val="center"/>
-              <w:rPr>
-                <w:rFonts w:hint="eastAsia" w:ascii="Times New Roman" w:hAnsi="Times New Roman" w:eastAsia="仿宋" w:cs="Times New Roman"/>
-                <w:kern w:val="0"/>
-                <w:sz w:val="28"/>
-                <w:szCs w:val="20"/>
-                <w:lang w:val="en-US" w:eastAsia="zh-CN" w:bidi="ar-SA"/>
-              </w:rPr>
-            </w:pPr>
-            <w:r>
-              <w:rPr>
-                <w:kern w:val="0"/>
-                <w:szCs w:val="20"/>
-              </w:rPr>
-              <w:t>零头记录</w:t>
-            </w:r>
-          </w:p>
-        </w:tc>
-      </w:tr>
-      <w:tr>
-        <w:tblPrEx>
-          <w:tblBorders>
-            <w:top w:val="single" w:color="auto" w:sz="4" w:space="0"/>
-            <w:left w:val="single" w:color="auto" w:sz="4" w:space="0"/>
-            <w:bottom w:val="single" w:color="auto" w:sz="4" w:space="0"/>
-            <w:right w:val="single" w:color="auto" w:sz="4" w:space="0"/>
-            <w:insideH w:val="single" w:color="auto" w:sz="4" w:space="0"/>
-            <w:insideV w:val="single" w:color="auto" w:sz="4" w:space="0"/>
-          </w:tblBorders>
-          <w:tblCellMar>
-            <w:top w:w="0" w:type="dxa"/>
-            <w:left w:w="108" w:type="dxa"/>
-            <w:bottom w:w="0" w:type="dxa"/>
-            <w:right w:w="108" w:type="dxa"/>
-          </w:tblCellMar>
-        </w:tblPrEx>
-        <w:trPr>
-          <w:trHeight w:val="567" w:hRule="atLeast"/>
-        </w:trPr>
-        <w:tc>
-          <w:tcPr>
-            <w:tcW w:w="0" w:type="auto"/>
-          </w:tcPr>
-          <w:p>
-            <w:pPr>
-              <w:jc w:val="center"/>
-              <w:rPr>
-                <w:rFonts w:hint="default" w:eastAsia="仿宋"/>
-                <w:kern w:val="0"/>
-                <w:szCs w:val="20"/>
-                <w:lang w:val="en-US" w:eastAsia="zh-CN"/>
-              </w:rPr>
-            </w:pPr>
-            <w:r>
-              <w:rPr>
-                <w:rFonts w:hint="eastAsia"/>
-                <w:kern w:val="0"/>
-                <w:szCs w:val="20"/>
-                <w:lang w:val="en-US" w:eastAsia="zh-CN"/>
-              </w:rPr>
-              <w:t>11</w:t>
-            </w:r>
-          </w:p>
-        </w:tc>
-        <w:tc>
-          <w:tcPr>
-            <w:tcW w:w="0" w:type="auto"/>
-            <w:vAlign w:val="center"/>
-          </w:tcPr>
-          <w:p>
-            <w:pPr>
-              <w:ind w:firstLine="0" w:firstLineChars="0"/>
-              <w:jc w:val="center"/>
-              <w:rPr>
-                <w:rFonts w:ascii="Times New Roman" w:hAnsi="Times New Roman" w:eastAsia="仿宋" w:cs="Times New Roman"/>
-                <w:kern w:val="0"/>
-                <w:sz w:val="28"/>
-                <w:szCs w:val="20"/>
-                <w:lang w:val="en-US" w:eastAsia="zh-CN" w:bidi="ar-SA"/>
-              </w:rPr>
-            </w:pPr>
-            <w:r>
-              <w:rPr>
-                <w:kern w:val="0"/>
-                <w:szCs w:val="20"/>
-              </w:rPr>
-              <w:t>ACC_ODD_LOG_TEMP</w:t>
-            </w:r>
-          </w:p>
-        </w:tc>
-        <w:tc>
-          <w:tcPr>
-            <w:tcW w:w="0" w:type="auto"/>
-            <w:vAlign w:val="center"/>
-          </w:tcPr>
-          <w:p>
-            <w:pPr>
-              <w:ind w:firstLine="0" w:firstLineChars="0"/>
-              <w:jc w:val="center"/>
-              <w:rPr>
-                <w:rFonts w:hint="eastAsia" w:ascii="Times New Roman" w:hAnsi="Times New Roman" w:eastAsia="仿宋" w:cs="Times New Roman"/>
-                <w:kern w:val="0"/>
-                <w:sz w:val="28"/>
-                <w:szCs w:val="20"/>
-                <w:lang w:val="en-US" w:eastAsia="zh-CN" w:bidi="ar-SA"/>
-              </w:rPr>
-            </w:pPr>
-            <w:r>
-              <w:rPr>
-                <w:kern w:val="0"/>
-                <w:szCs w:val="20"/>
-              </w:rPr>
-              <w:t>零头记录临时表</w:t>
-            </w:r>
-          </w:p>
-        </w:tc>
-      </w:tr>
-      <w:tr>
-        <w:tblPrEx>
-          <w:tblBorders>
-            <w:top w:val="single" w:color="auto" w:sz="4" w:space="0"/>
-            <w:left w:val="single" w:color="auto" w:sz="4" w:space="0"/>
-            <w:bottom w:val="single" w:color="auto" w:sz="4" w:space="0"/>
-            <w:right w:val="single" w:color="auto" w:sz="4" w:space="0"/>
-            <w:insideH w:val="single" w:color="auto" w:sz="4" w:space="0"/>
-            <w:insideV w:val="single" w:color="auto" w:sz="4" w:space="0"/>
-          </w:tblBorders>
-          <w:tblCellMar>
-            <w:top w:w="0" w:type="dxa"/>
-            <w:left w:w="108" w:type="dxa"/>
-            <w:bottom w:w="0" w:type="dxa"/>
-            <w:right w:w="108" w:type="dxa"/>
-          </w:tblCellMar>
-        </w:tblPrEx>
-        <w:trPr>
-          <w:trHeight w:val="567" w:hRule="atLeast"/>
-        </w:trPr>
-        <w:tc>
-          <w:tcPr>
-            <w:tcW w:w="0" w:type="auto"/>
-          </w:tcPr>
-          <w:p>
-            <w:pPr>
-              <w:jc w:val="center"/>
-              <w:rPr>
-                <w:rFonts w:hint="default" w:eastAsia="仿宋"/>
-                <w:kern w:val="0"/>
-                <w:szCs w:val="20"/>
-                <w:lang w:val="en-US" w:eastAsia="zh-CN"/>
-              </w:rPr>
-            </w:pPr>
-            <w:r>
-              <w:rPr>
-                <w:rFonts w:hint="eastAsia"/>
-                <w:kern w:val="0"/>
-                <w:szCs w:val="20"/>
-                <w:lang w:val="en-US" w:eastAsia="zh-CN"/>
-              </w:rPr>
-              <w:t>12</w:t>
-            </w:r>
-          </w:p>
-        </w:tc>
-        <w:tc>
-          <w:tcPr>
-            <w:tcW w:w="0" w:type="auto"/>
-            <w:vAlign w:val="center"/>
-          </w:tcPr>
-          <w:p>
-            <w:pPr>
-              <w:ind w:firstLine="0" w:firstLineChars="0"/>
-              <w:jc w:val="center"/>
-              <w:rPr>
-                <w:rFonts w:ascii="Times New Roman" w:hAnsi="Times New Roman" w:eastAsia="仿宋" w:cs="Times New Roman"/>
-                <w:kern w:val="0"/>
-                <w:sz w:val="28"/>
-                <w:szCs w:val="20"/>
-                <w:lang w:val="en-US" w:eastAsia="zh-CN" w:bidi="ar-SA"/>
-              </w:rPr>
-            </w:pPr>
-            <w:r>
-              <w:rPr>
-                <w:kern w:val="0"/>
-                <w:szCs w:val="20"/>
-              </w:rPr>
-              <w:t>CM_CONCENTRATE_CHARGE_NUMBER</w:t>
-            </w:r>
-          </w:p>
-        </w:tc>
-        <w:tc>
-          <w:tcPr>
-            <w:tcW w:w="0" w:type="auto"/>
-            <w:vAlign w:val="center"/>
-          </w:tcPr>
-          <w:p>
-            <w:pPr>
-              <w:ind w:firstLine="0" w:firstLineChars="0"/>
-              <w:jc w:val="center"/>
-              <w:rPr>
-                <w:rFonts w:ascii="Times New Roman" w:hAnsi="Times New Roman" w:eastAsia="仿宋" w:cs="Times New Roman"/>
-                <w:kern w:val="0"/>
-                <w:sz w:val="28"/>
-                <w:szCs w:val="20"/>
-                <w:lang w:val="en-US" w:eastAsia="zh-CN" w:bidi="ar-SA"/>
-              </w:rPr>
-            </w:pPr>
-            <w:r>
-              <w:rPr>
-                <w:kern w:val="0"/>
-                <w:szCs w:val="20"/>
-              </w:rPr>
-              <w:t>集收信息</w:t>
-            </w:r>
-          </w:p>
-        </w:tc>
-      </w:tr>
-      <w:tr>
-        <w:tblPrEx>
-          <w:tblBorders>
-            <w:top w:val="single" w:color="auto" w:sz="4" w:space="0"/>
-            <w:left w:val="single" w:color="auto" w:sz="4" w:space="0"/>
-            <w:bottom w:val="single" w:color="auto" w:sz="4" w:space="0"/>
-            <w:right w:val="single" w:color="auto" w:sz="4" w:space="0"/>
-            <w:insideH w:val="single" w:color="auto" w:sz="4" w:space="0"/>
-            <w:insideV w:val="single" w:color="auto" w:sz="4" w:space="0"/>
-          </w:tblBorders>
-          <w:tblCellMar>
-            <w:top w:w="0" w:type="dxa"/>
-            <w:left w:w="108" w:type="dxa"/>
-            <w:bottom w:w="0" w:type="dxa"/>
-            <w:right w:w="108" w:type="dxa"/>
-          </w:tblCellMar>
-        </w:tblPrEx>
-        <w:trPr>
-          <w:trHeight w:val="567" w:hRule="atLeast"/>
-        </w:trPr>
-        <w:tc>
-          <w:tcPr>
-            <w:tcW w:w="0" w:type="auto"/>
-          </w:tcPr>
-          <w:p>
-            <w:pPr>
-              <w:jc w:val="center"/>
-              <w:rPr>
-                <w:rFonts w:hint="default" w:eastAsia="仿宋"/>
-                <w:kern w:val="0"/>
-                <w:szCs w:val="20"/>
-                <w:lang w:val="en-US" w:eastAsia="zh-CN"/>
-              </w:rPr>
-            </w:pPr>
-            <w:r>
-              <w:rPr>
-                <w:rFonts w:hint="eastAsia"/>
-                <w:kern w:val="0"/>
-                <w:szCs w:val="20"/>
-                <w:lang w:val="en-US" w:eastAsia="zh-CN"/>
-              </w:rPr>
-              <w:t>13</w:t>
-            </w:r>
-          </w:p>
-        </w:tc>
-        <w:tc>
-          <w:tcPr>
-            <w:tcW w:w="0" w:type="auto"/>
-            <w:vAlign w:val="center"/>
-          </w:tcPr>
-          <w:p>
-            <w:pPr>
-              <w:ind w:firstLine="0" w:firstLineChars="0"/>
-              <w:jc w:val="center"/>
-              <w:rPr>
-                <w:rFonts w:ascii="Times New Roman" w:hAnsi="Times New Roman" w:eastAsia="仿宋" w:cs="Times New Roman"/>
-                <w:kern w:val="0"/>
-                <w:sz w:val="28"/>
-                <w:szCs w:val="20"/>
-                <w:lang w:val="en-US" w:eastAsia="zh-CN" w:bidi="ar-SA"/>
-              </w:rPr>
-            </w:pPr>
-            <w:r>
-              <w:rPr>
-                <w:kern w:val="0"/>
-                <w:szCs w:val="20"/>
-              </w:rPr>
-              <w:t>PAY_TOTAL</w:t>
-            </w:r>
-          </w:p>
-        </w:tc>
-        <w:tc>
-          <w:tcPr>
-            <w:tcW w:w="0" w:type="auto"/>
-            <w:vAlign w:val="center"/>
-          </w:tcPr>
-          <w:p>
-            <w:pPr>
-              <w:ind w:firstLine="0" w:firstLineChars="0"/>
-              <w:jc w:val="center"/>
-              <w:rPr>
-                <w:rFonts w:ascii="Times New Roman" w:hAnsi="Times New Roman" w:eastAsia="仿宋" w:cs="Times New Roman"/>
-                <w:kern w:val="0"/>
-                <w:sz w:val="28"/>
-                <w:szCs w:val="20"/>
-                <w:lang w:val="en-US" w:eastAsia="zh-CN" w:bidi="ar-SA"/>
-              </w:rPr>
-            </w:pPr>
-            <w:r>
-              <w:rPr>
-                <w:kern w:val="0"/>
-                <w:szCs w:val="20"/>
-              </w:rPr>
-              <w:t>收费汇总</w:t>
-            </w:r>
-          </w:p>
-        </w:tc>
-      </w:tr>
-      <w:tr>
-        <w:tblPrEx>
-          <w:tblBorders>
-            <w:top w:val="single" w:color="auto" w:sz="4" w:space="0"/>
-            <w:left w:val="single" w:color="auto" w:sz="4" w:space="0"/>
-            <w:bottom w:val="single" w:color="auto" w:sz="4" w:space="0"/>
-            <w:right w:val="single" w:color="auto" w:sz="4" w:space="0"/>
-            <w:insideH w:val="single" w:color="auto" w:sz="4" w:space="0"/>
-            <w:insideV w:val="single" w:color="auto" w:sz="4" w:space="0"/>
-          </w:tblBorders>
-          <w:tblCellMar>
-            <w:top w:w="0" w:type="dxa"/>
-            <w:left w:w="108" w:type="dxa"/>
-            <w:bottom w:w="0" w:type="dxa"/>
-            <w:right w:w="108" w:type="dxa"/>
-          </w:tblCellMar>
-        </w:tblPrEx>
-        <w:trPr>
-          <w:trHeight w:val="567" w:hRule="atLeast"/>
-        </w:trPr>
-        <w:tc>
-          <w:tcPr>
-            <w:tcW w:w="0" w:type="auto"/>
-          </w:tcPr>
-          <w:p>
-            <w:pPr>
-              <w:jc w:val="center"/>
-              <w:rPr>
-                <w:rFonts w:hint="default" w:eastAsia="仿宋"/>
-                <w:kern w:val="0"/>
-                <w:szCs w:val="20"/>
-                <w:lang w:val="en-US" w:eastAsia="zh-CN"/>
-              </w:rPr>
-            </w:pPr>
-            <w:r>
-              <w:rPr>
-                <w:rFonts w:hint="eastAsia"/>
-                <w:kern w:val="0"/>
-                <w:szCs w:val="20"/>
-                <w:lang w:val="en-US" w:eastAsia="zh-CN"/>
-              </w:rPr>
-              <w:t>14</w:t>
-            </w:r>
-          </w:p>
-        </w:tc>
-        <w:tc>
-          <w:tcPr>
-            <w:tcW w:w="0" w:type="auto"/>
-            <w:vAlign w:val="center"/>
-          </w:tcPr>
-          <w:p>
-            <w:pPr>
-              <w:ind w:firstLine="0" w:firstLineChars="0"/>
-              <w:jc w:val="center"/>
-              <w:rPr>
-                <w:rFonts w:ascii="Times New Roman" w:hAnsi="Times New Roman" w:eastAsia="仿宋" w:cs="Times New Roman"/>
-                <w:kern w:val="0"/>
-                <w:sz w:val="28"/>
-                <w:szCs w:val="20"/>
-                <w:lang w:val="en-US" w:eastAsia="zh-CN" w:bidi="ar-SA"/>
-              </w:rPr>
-            </w:pPr>
-            <w:r>
-              <w:rPr>
-                <w:kern w:val="0"/>
-                <w:szCs w:val="20"/>
-              </w:rPr>
-              <w:t>PAY_SUBTOTAL</w:t>
-            </w:r>
-          </w:p>
-        </w:tc>
-        <w:tc>
-          <w:tcPr>
-            <w:tcW w:w="0" w:type="auto"/>
-            <w:vAlign w:val="center"/>
-          </w:tcPr>
-          <w:p>
-            <w:pPr>
-              <w:ind w:firstLine="0" w:firstLineChars="0"/>
-              <w:jc w:val="center"/>
-              <w:rPr>
-                <w:rFonts w:ascii="Times New Roman" w:hAnsi="Times New Roman" w:eastAsia="仿宋" w:cs="Times New Roman"/>
-                <w:kern w:val="0"/>
-                <w:sz w:val="28"/>
-                <w:szCs w:val="20"/>
-                <w:lang w:val="en-US" w:eastAsia="zh-CN" w:bidi="ar-SA"/>
-              </w:rPr>
-            </w:pPr>
-            <w:r>
-              <w:rPr>
-                <w:kern w:val="0"/>
-                <w:szCs w:val="20"/>
-              </w:rPr>
-              <w:t>收费小计</w:t>
-            </w:r>
-          </w:p>
-        </w:tc>
-      </w:tr>
-      <w:tr>
-        <w:tblPrEx>
-          <w:tblBorders>
-            <w:top w:val="single" w:color="auto" w:sz="4" w:space="0"/>
-            <w:left w:val="single" w:color="auto" w:sz="4" w:space="0"/>
-            <w:bottom w:val="single" w:color="auto" w:sz="4" w:space="0"/>
-            <w:right w:val="single" w:color="auto" w:sz="4" w:space="0"/>
-            <w:insideH w:val="single" w:color="auto" w:sz="4" w:space="0"/>
-            <w:insideV w:val="single" w:color="auto" w:sz="4" w:space="0"/>
-          </w:tblBorders>
-          <w:tblCellMar>
-            <w:top w:w="0" w:type="dxa"/>
-            <w:left w:w="108" w:type="dxa"/>
-            <w:bottom w:w="0" w:type="dxa"/>
-            <w:right w:w="108" w:type="dxa"/>
-          </w:tblCellMar>
-        </w:tblPrEx>
-        <w:trPr>
-          <w:trHeight w:val="567" w:hRule="atLeast"/>
-        </w:trPr>
-        <w:tc>
-          <w:tcPr>
-            <w:tcW w:w="0" w:type="auto"/>
-          </w:tcPr>
-          <w:p>
-            <w:pPr>
-              <w:jc w:val="center"/>
-              <w:rPr>
-                <w:rFonts w:hint="default" w:eastAsia="仿宋"/>
-                <w:kern w:val="0"/>
-                <w:szCs w:val="20"/>
-                <w:lang w:val="en-US" w:eastAsia="zh-CN"/>
-              </w:rPr>
-            </w:pPr>
-            <w:r>
-              <w:rPr>
-                <w:rFonts w:hint="eastAsia"/>
-                <w:kern w:val="0"/>
-                <w:szCs w:val="20"/>
-                <w:lang w:val="en-US" w:eastAsia="zh-CN"/>
-              </w:rPr>
-              <w:t>15</w:t>
-            </w:r>
-          </w:p>
-        </w:tc>
-        <w:tc>
-          <w:tcPr>
-            <w:tcW w:w="0" w:type="auto"/>
-            <w:vAlign w:val="center"/>
-          </w:tcPr>
-          <w:p>
-            <w:pPr>
-              <w:ind w:firstLine="0" w:firstLineChars="0"/>
-              <w:jc w:val="center"/>
-              <w:rPr>
-                <w:rFonts w:ascii="Times New Roman" w:hAnsi="Times New Roman" w:eastAsia="仿宋" w:cs="Times New Roman"/>
-                <w:kern w:val="0"/>
-                <w:sz w:val="28"/>
-                <w:szCs w:val="20"/>
-                <w:lang w:val="en-US" w:eastAsia="zh-CN" w:bidi="ar-SA"/>
-              </w:rPr>
-            </w:pPr>
-            <w:r>
-              <w:rPr>
-                <w:kern w:val="0"/>
-                <w:szCs w:val="20"/>
-              </w:rPr>
-              <w:t>PAY_SUBTOTAL_DETAIL</w:t>
-            </w:r>
-          </w:p>
-        </w:tc>
-        <w:tc>
-          <w:tcPr>
-            <w:tcW w:w="0" w:type="auto"/>
-            <w:vAlign w:val="center"/>
-          </w:tcPr>
-          <w:p>
-            <w:pPr>
-              <w:ind w:firstLine="0" w:firstLineChars="0"/>
-              <w:jc w:val="center"/>
-              <w:rPr>
-                <w:rFonts w:ascii="Times New Roman" w:hAnsi="Times New Roman" w:eastAsia="仿宋" w:cs="Times New Roman"/>
-                <w:kern w:val="0"/>
-                <w:sz w:val="28"/>
-                <w:szCs w:val="20"/>
-                <w:lang w:val="en-US" w:eastAsia="zh-CN" w:bidi="ar-SA"/>
-              </w:rPr>
-            </w:pPr>
-            <w:r>
-              <w:rPr>
-                <w:kern w:val="0"/>
-                <w:szCs w:val="20"/>
-              </w:rPr>
-              <w:t>收费小计明细</w:t>
-            </w:r>
-          </w:p>
-        </w:tc>
-      </w:tr>
-      <w:tr>
-        <w:tblPrEx>
-          <w:tblBorders>
-            <w:top w:val="single" w:color="auto" w:sz="4" w:space="0"/>
-            <w:left w:val="single" w:color="auto" w:sz="4" w:space="0"/>
-            <w:bottom w:val="single" w:color="auto" w:sz="4" w:space="0"/>
-            <w:right w:val="single" w:color="auto" w:sz="4" w:space="0"/>
-            <w:insideH w:val="single" w:color="auto" w:sz="4" w:space="0"/>
-            <w:insideV w:val="single" w:color="auto" w:sz="4" w:space="0"/>
-          </w:tblBorders>
-          <w:tblCellMar>
-            <w:top w:w="0" w:type="dxa"/>
-            <w:left w:w="108" w:type="dxa"/>
-            <w:bottom w:w="0" w:type="dxa"/>
-            <w:right w:w="108" w:type="dxa"/>
-          </w:tblCellMar>
-        </w:tblPrEx>
-        <w:trPr>
-          <w:trHeight w:val="567" w:hRule="atLeast"/>
-        </w:trPr>
-        <w:tc>
-          <w:tcPr>
-            <w:tcW w:w="0" w:type="auto"/>
-          </w:tcPr>
-          <w:p>
-            <w:pPr>
-              <w:jc w:val="center"/>
-              <w:rPr>
-                <w:rFonts w:hint="default" w:eastAsia="仿宋"/>
-                <w:kern w:val="0"/>
-                <w:szCs w:val="20"/>
-                <w:lang w:val="en-US" w:eastAsia="zh-CN"/>
-              </w:rPr>
-            </w:pPr>
-            <w:r>
-              <w:rPr>
-                <w:rFonts w:hint="eastAsia"/>
-                <w:kern w:val="0"/>
-                <w:szCs w:val="20"/>
-                <w:lang w:val="en-US" w:eastAsia="zh-CN"/>
-              </w:rPr>
-              <w:t>16</w:t>
-            </w:r>
-          </w:p>
-        </w:tc>
-        <w:tc>
-          <w:tcPr>
-            <w:tcW w:w="0" w:type="auto"/>
-            <w:vAlign w:val="center"/>
-          </w:tcPr>
-          <w:p>
-            <w:pPr>
-              <w:ind w:firstLine="0" w:firstLineChars="0"/>
-              <w:jc w:val="center"/>
-              <w:rPr>
-                <w:rFonts w:ascii="Times New Roman" w:hAnsi="Times New Roman" w:eastAsia="仿宋" w:cs="Times New Roman"/>
-                <w:kern w:val="0"/>
-                <w:sz w:val="28"/>
-                <w:szCs w:val="20"/>
-                <w:lang w:val="en-US" w:eastAsia="zh-CN" w:bidi="ar-SA"/>
-              </w:rPr>
-            </w:pPr>
-            <w:r>
-              <w:rPr>
-                <w:kern w:val="0"/>
-                <w:szCs w:val="20"/>
-              </w:rPr>
-              <w:t>PAY_SUBTOTAL_REALTIME</w:t>
-            </w:r>
-          </w:p>
-        </w:tc>
-        <w:tc>
-          <w:tcPr>
-            <w:tcW w:w="0" w:type="auto"/>
-            <w:vAlign w:val="center"/>
-          </w:tcPr>
-          <w:p>
-            <w:pPr>
-              <w:ind w:firstLine="0" w:firstLineChars="0"/>
-              <w:jc w:val="center"/>
-              <w:rPr>
-                <w:rFonts w:ascii="Times New Roman" w:hAnsi="Times New Roman" w:eastAsia="仿宋" w:cs="Times New Roman"/>
-                <w:kern w:val="0"/>
-                <w:sz w:val="28"/>
-                <w:szCs w:val="20"/>
-                <w:lang w:val="en-US" w:eastAsia="zh-CN" w:bidi="ar-SA"/>
-              </w:rPr>
-            </w:pPr>
-            <w:r>
-              <w:rPr>
-                <w:kern w:val="0"/>
-                <w:szCs w:val="20"/>
-              </w:rPr>
-              <w:t>实时收费交易日志</w:t>
-            </w:r>
-          </w:p>
-        </w:tc>
-      </w:tr>
-      <w:tr>
-        <w:tblPrEx>
-          <w:tblBorders>
-            <w:top w:val="single" w:color="auto" w:sz="4" w:space="0"/>
-            <w:left w:val="single" w:color="auto" w:sz="4" w:space="0"/>
-            <w:bottom w:val="single" w:color="auto" w:sz="4" w:space="0"/>
-            <w:right w:val="single" w:color="auto" w:sz="4" w:space="0"/>
-            <w:insideH w:val="single" w:color="auto" w:sz="4" w:space="0"/>
-            <w:insideV w:val="single" w:color="auto" w:sz="4" w:space="0"/>
-          </w:tblBorders>
-          <w:tblCellMar>
-            <w:top w:w="0" w:type="dxa"/>
-            <w:left w:w="108" w:type="dxa"/>
-            <w:bottom w:w="0" w:type="dxa"/>
-            <w:right w:w="108" w:type="dxa"/>
-          </w:tblCellMar>
-        </w:tblPrEx>
-        <w:trPr>
-          <w:trHeight w:val="567" w:hRule="atLeast"/>
-        </w:trPr>
-        <w:tc>
-          <w:tcPr>
-            <w:tcW w:w="0" w:type="auto"/>
-          </w:tcPr>
-          <w:p>
-            <w:pPr>
-              <w:jc w:val="center"/>
-              <w:rPr>
-                <w:rFonts w:hint="default" w:eastAsia="仿宋"/>
-                <w:kern w:val="0"/>
-                <w:szCs w:val="20"/>
-                <w:lang w:val="en-US" w:eastAsia="zh-CN"/>
-              </w:rPr>
-            </w:pPr>
-            <w:r>
-              <w:rPr>
-                <w:rFonts w:hint="eastAsia"/>
-                <w:kern w:val="0"/>
-                <w:szCs w:val="20"/>
-                <w:lang w:val="en-US" w:eastAsia="zh-CN"/>
-              </w:rPr>
-              <w:t>17</w:t>
-            </w:r>
-          </w:p>
-        </w:tc>
-        <w:tc>
-          <w:tcPr>
-            <w:tcW w:w="0" w:type="auto"/>
-            <w:vAlign w:val="center"/>
-          </w:tcPr>
-          <w:p>
-            <w:pPr>
-              <w:ind w:firstLine="0" w:firstLineChars="0"/>
-              <w:jc w:val="center"/>
-              <w:rPr>
-                <w:rFonts w:ascii="Times New Roman" w:hAnsi="Times New Roman" w:eastAsia="仿宋" w:cs="Times New Roman"/>
-                <w:kern w:val="0"/>
-                <w:sz w:val="28"/>
-                <w:szCs w:val="20"/>
-                <w:lang w:val="en-US" w:eastAsia="zh-CN" w:bidi="ar-SA"/>
-              </w:rPr>
-            </w:pPr>
-            <w:r>
-              <w:rPr>
-                <w:kern w:val="0"/>
-                <w:szCs w:val="20"/>
-              </w:rPr>
-              <w:t>PAY_SUBTOTAL_PRESTORE</w:t>
-            </w:r>
-          </w:p>
-        </w:tc>
-        <w:tc>
-          <w:tcPr>
-            <w:tcW w:w="0" w:type="auto"/>
-            <w:vAlign w:val="center"/>
-          </w:tcPr>
-          <w:p>
-            <w:pPr>
-              <w:ind w:firstLine="0" w:firstLineChars="0"/>
-              <w:jc w:val="center"/>
-              <w:rPr>
-                <w:rFonts w:ascii="Times New Roman" w:hAnsi="Times New Roman" w:eastAsia="仿宋" w:cs="Times New Roman"/>
-                <w:kern w:val="0"/>
-                <w:sz w:val="28"/>
-                <w:szCs w:val="20"/>
-                <w:lang w:val="en-US" w:eastAsia="zh-CN" w:bidi="ar-SA"/>
-              </w:rPr>
-            </w:pPr>
-            <w:r>
-              <w:rPr>
-                <w:kern w:val="0"/>
-                <w:szCs w:val="20"/>
-              </w:rPr>
-              <w:t>实时收费预存交易日志</w:t>
-            </w:r>
-          </w:p>
-        </w:tc>
-      </w:tr>
-      <w:tr>
-        <w:tblPrEx>
-          <w:tblBorders>
-            <w:top w:val="single" w:color="auto" w:sz="4" w:space="0"/>
-            <w:left w:val="single" w:color="auto" w:sz="4" w:space="0"/>
-            <w:bottom w:val="single" w:color="auto" w:sz="4" w:space="0"/>
-            <w:right w:val="single" w:color="auto" w:sz="4" w:space="0"/>
-            <w:insideH w:val="single" w:color="auto" w:sz="4" w:space="0"/>
-            <w:insideV w:val="single" w:color="auto" w:sz="4" w:space="0"/>
-          </w:tblBorders>
-          <w:tblCellMar>
-            <w:top w:w="0" w:type="dxa"/>
-            <w:left w:w="108" w:type="dxa"/>
-            <w:bottom w:w="0" w:type="dxa"/>
-            <w:right w:w="108" w:type="dxa"/>
-          </w:tblCellMar>
-        </w:tblPrEx>
-        <w:trPr>
-          <w:trHeight w:val="567" w:hRule="atLeast"/>
-        </w:trPr>
-        <w:tc>
-          <w:tcPr>
-            <w:tcW w:w="0" w:type="auto"/>
-          </w:tcPr>
-          <w:p>
-            <w:pPr>
-              <w:jc w:val="center"/>
-              <w:rPr>
-                <w:rFonts w:hint="default" w:eastAsia="仿宋"/>
-                <w:kern w:val="0"/>
-                <w:szCs w:val="20"/>
-                <w:lang w:val="en-US" w:eastAsia="zh-CN"/>
-              </w:rPr>
-            </w:pPr>
-            <w:r>
-              <w:rPr>
-                <w:rFonts w:hint="eastAsia"/>
-                <w:kern w:val="0"/>
-                <w:szCs w:val="20"/>
-                <w:lang w:val="en-US" w:eastAsia="zh-CN"/>
-              </w:rPr>
-              <w:t>18</w:t>
-            </w:r>
-          </w:p>
-        </w:tc>
-        <w:tc>
-          <w:tcPr>
-            <w:tcW w:w="0" w:type="auto"/>
-            <w:vAlign w:val="center"/>
-          </w:tcPr>
-          <w:p>
-            <w:pPr>
-              <w:ind w:firstLine="0" w:firstLineChars="0"/>
-              <w:jc w:val="center"/>
-              <w:rPr>
-                <w:rFonts w:ascii="Times New Roman" w:hAnsi="Times New Roman" w:eastAsia="仿宋" w:cs="Times New Roman"/>
-                <w:kern w:val="0"/>
-                <w:sz w:val="28"/>
-                <w:szCs w:val="20"/>
-                <w:lang w:val="en-US" w:eastAsia="zh-CN" w:bidi="ar-SA"/>
-              </w:rPr>
-            </w:pPr>
-            <w:r>
-              <w:rPr>
-                <w:kern w:val="0"/>
-                <w:szCs w:val="20"/>
-              </w:rPr>
-              <w:t>PAY_REALTIME_EXTEND</w:t>
-            </w:r>
-          </w:p>
-        </w:tc>
-        <w:tc>
-          <w:tcPr>
-            <w:tcW w:w="0" w:type="auto"/>
-            <w:vAlign w:val="center"/>
-          </w:tcPr>
-          <w:p>
-            <w:pPr>
-              <w:ind w:firstLine="0" w:firstLineChars="0"/>
-              <w:jc w:val="center"/>
-              <w:rPr>
-                <w:rFonts w:ascii="Times New Roman" w:hAnsi="Times New Roman" w:eastAsia="仿宋" w:cs="Times New Roman"/>
-                <w:kern w:val="0"/>
-                <w:sz w:val="28"/>
-                <w:szCs w:val="20"/>
-                <w:lang w:val="en-US" w:eastAsia="zh-CN" w:bidi="ar-SA"/>
-              </w:rPr>
-            </w:pPr>
-            <w:r>
-              <w:rPr>
-                <w:kern w:val="0"/>
-                <w:szCs w:val="20"/>
-              </w:rPr>
-              <w:t>实时收费额外信息表</w:t>
-            </w:r>
-          </w:p>
-        </w:tc>
-      </w:tr>
-      <w:tr>
-        <w:tblPrEx>
-          <w:tblBorders>
-            <w:top w:val="single" w:color="auto" w:sz="4" w:space="0"/>
-            <w:left w:val="single" w:color="auto" w:sz="4" w:space="0"/>
-            <w:bottom w:val="single" w:color="auto" w:sz="4" w:space="0"/>
-            <w:right w:val="single" w:color="auto" w:sz="4" w:space="0"/>
-            <w:insideH w:val="single" w:color="auto" w:sz="4" w:space="0"/>
-            <w:insideV w:val="single" w:color="auto" w:sz="4" w:space="0"/>
-          </w:tblBorders>
-          <w:tblCellMar>
-            <w:top w:w="0" w:type="dxa"/>
-            <w:left w:w="108" w:type="dxa"/>
-            <w:bottom w:w="0" w:type="dxa"/>
-            <w:right w:w="108" w:type="dxa"/>
-          </w:tblCellMar>
-        </w:tblPrEx>
-        <w:trPr>
-          <w:trHeight w:val="567" w:hRule="atLeast"/>
-        </w:trPr>
-        <w:tc>
-          <w:tcPr>
-            <w:tcW w:w="0" w:type="auto"/>
-          </w:tcPr>
-          <w:p>
-            <w:pPr>
-              <w:jc w:val="center"/>
-              <w:rPr>
-                <w:rFonts w:hint="eastAsia"/>
-                <w:kern w:val="0"/>
-                <w:szCs w:val="20"/>
-                <w:lang w:val="en-US" w:eastAsia="zh-CN"/>
-              </w:rPr>
-            </w:pPr>
-          </w:p>
-        </w:tc>
-        <w:tc>
-          <w:tcPr>
-            <w:tcW w:w="0" w:type="auto"/>
-            <w:vAlign w:val="center"/>
-          </w:tcPr>
-          <w:p>
-            <w:pPr>
-              <w:ind w:firstLine="0" w:firstLineChars="0"/>
-              <w:jc w:val="center"/>
-              <w:rPr>
-                <w:rFonts w:ascii="Times New Roman" w:hAnsi="Times New Roman" w:eastAsia="仿宋" w:cs="Times New Roman"/>
-                <w:kern w:val="0"/>
-                <w:sz w:val="28"/>
-                <w:szCs w:val="20"/>
-                <w:lang w:val="en-US" w:eastAsia="zh-CN" w:bidi="ar-SA"/>
-              </w:rPr>
-            </w:pPr>
-            <w:r>
-              <w:rPr>
-                <w:kern w:val="0"/>
-                <w:szCs w:val="20"/>
-              </w:rPr>
-              <w:t>CM_SMARTCARD_LOG</w:t>
-            </w:r>
-          </w:p>
-        </w:tc>
-        <w:tc>
-          <w:tcPr>
-            <w:tcW w:w="0" w:type="auto"/>
-            <w:vAlign w:val="center"/>
-          </w:tcPr>
-          <w:p>
-            <w:pPr>
-              <w:ind w:firstLine="0" w:firstLineChars="0"/>
-              <w:jc w:val="center"/>
-              <w:rPr>
-                <w:rFonts w:ascii="Times New Roman" w:hAnsi="Times New Roman" w:eastAsia="仿宋" w:cs="Times New Roman"/>
-                <w:kern w:val="0"/>
-                <w:sz w:val="28"/>
-                <w:szCs w:val="20"/>
-                <w:lang w:val="en-US" w:eastAsia="zh-CN" w:bidi="ar-SA"/>
-              </w:rPr>
-            </w:pPr>
-            <w:r>
-              <w:rPr>
-                <w:kern w:val="0"/>
-                <w:szCs w:val="20"/>
-              </w:rPr>
-              <w:t>IC卡充退表</w:t>
-            </w:r>
-          </w:p>
-        </w:tc>
-      </w:tr>
-      <w:tr>
-        <w:tblPrEx>
-          <w:tblBorders>
-            <w:top w:val="single" w:color="auto" w:sz="4" w:space="0"/>
-            <w:left w:val="single" w:color="auto" w:sz="4" w:space="0"/>
-            <w:bottom w:val="single" w:color="auto" w:sz="4" w:space="0"/>
-            <w:right w:val="single" w:color="auto" w:sz="4" w:space="0"/>
-            <w:insideH w:val="single" w:color="auto" w:sz="4" w:space="0"/>
-            <w:insideV w:val="single" w:color="auto" w:sz="4" w:space="0"/>
-          </w:tblBorders>
-          <w:tblCellMar>
-            <w:top w:w="0" w:type="dxa"/>
-            <w:left w:w="108" w:type="dxa"/>
-            <w:bottom w:w="0" w:type="dxa"/>
-            <w:right w:w="108" w:type="dxa"/>
-          </w:tblCellMar>
-        </w:tblPrEx>
-        <w:trPr>
-          <w:trHeight w:val="567" w:hRule="atLeast"/>
-        </w:trPr>
-        <w:tc>
-          <w:tcPr>
-            <w:tcW w:w="0" w:type="auto"/>
-          </w:tcPr>
-          <w:p>
-            <w:pPr>
-              <w:jc w:val="center"/>
-              <w:rPr>
-                <w:rFonts w:hint="eastAsia"/>
-                <w:kern w:val="0"/>
-                <w:szCs w:val="20"/>
-                <w:lang w:val="en-US" w:eastAsia="zh-CN"/>
-              </w:rPr>
-            </w:pPr>
-          </w:p>
-        </w:tc>
-        <w:tc>
-          <w:tcPr>
-            <w:tcW w:w="0" w:type="auto"/>
-            <w:vAlign w:val="center"/>
-          </w:tcPr>
-          <w:p>
-            <w:pPr>
-              <w:ind w:firstLine="0" w:firstLineChars="0"/>
-              <w:jc w:val="center"/>
-              <w:rPr>
-                <w:rFonts w:ascii="Times New Roman" w:hAnsi="Times New Roman" w:eastAsia="仿宋" w:cs="Times New Roman"/>
-                <w:kern w:val="0"/>
-                <w:sz w:val="28"/>
-                <w:szCs w:val="20"/>
-                <w:lang w:val="en-US" w:eastAsia="zh-CN" w:bidi="ar-SA"/>
-              </w:rPr>
-            </w:pPr>
-            <w:r>
-              <w:rPr>
-                <w:kern w:val="0"/>
-                <w:szCs w:val="20"/>
-              </w:rPr>
-              <w:t>CM_SMARTCARD_LOG_DETAIL</w:t>
-            </w:r>
-          </w:p>
-        </w:tc>
-        <w:tc>
-          <w:tcPr>
-            <w:tcW w:w="0" w:type="auto"/>
-            <w:vAlign w:val="center"/>
-          </w:tcPr>
-          <w:p>
-            <w:pPr>
-              <w:ind w:firstLine="0" w:firstLineChars="0"/>
-              <w:jc w:val="center"/>
-              <w:rPr>
-                <w:rFonts w:ascii="Times New Roman" w:hAnsi="Times New Roman" w:eastAsia="仿宋" w:cs="Times New Roman"/>
-                <w:kern w:val="0"/>
-                <w:sz w:val="28"/>
-                <w:szCs w:val="20"/>
-                <w:lang w:val="en-US" w:eastAsia="zh-CN" w:bidi="ar-SA"/>
-              </w:rPr>
-            </w:pPr>
-            <w:r>
-              <w:rPr>
-                <w:kern w:val="0"/>
-                <w:szCs w:val="20"/>
-              </w:rPr>
-              <w:t>IC卡充退帐明细表</w:t>
-            </w:r>
-          </w:p>
-        </w:tc>
-      </w:tr>
-      <w:tr>
-        <w:tblPrEx>
-          <w:tblBorders>
-            <w:top w:val="single" w:color="auto" w:sz="4" w:space="0"/>
-            <w:left w:val="single" w:color="auto" w:sz="4" w:space="0"/>
-            <w:bottom w:val="single" w:color="auto" w:sz="4" w:space="0"/>
-            <w:right w:val="single" w:color="auto" w:sz="4" w:space="0"/>
-            <w:insideH w:val="single" w:color="auto" w:sz="4" w:space="0"/>
-            <w:insideV w:val="single" w:color="auto" w:sz="4" w:space="0"/>
-          </w:tblBorders>
-          <w:tblCellMar>
-            <w:top w:w="0" w:type="dxa"/>
-            <w:left w:w="108" w:type="dxa"/>
-            <w:bottom w:w="0" w:type="dxa"/>
-            <w:right w:w="108" w:type="dxa"/>
-          </w:tblCellMar>
-        </w:tblPrEx>
-        <w:trPr>
-          <w:trHeight w:val="567" w:hRule="atLeast"/>
-        </w:trPr>
-        <w:tc>
-          <w:tcPr>
-            <w:tcW w:w="0" w:type="auto"/>
-          </w:tcPr>
-          <w:p>
-            <w:pPr>
-              <w:jc w:val="center"/>
-              <w:rPr>
-                <w:rFonts w:hint="eastAsia"/>
-                <w:kern w:val="0"/>
-                <w:szCs w:val="20"/>
-                <w:lang w:val="en-US" w:eastAsia="zh-CN"/>
-              </w:rPr>
-            </w:pPr>
-          </w:p>
-        </w:tc>
-        <w:tc>
-          <w:tcPr>
-            <w:tcW w:w="0" w:type="auto"/>
-            <w:vAlign w:val="center"/>
-          </w:tcPr>
-          <w:p>
-            <w:pPr>
-              <w:ind w:firstLine="0" w:firstLineChars="0"/>
-              <w:jc w:val="center"/>
-              <w:rPr>
-                <w:rFonts w:ascii="Times New Roman" w:hAnsi="Times New Roman" w:eastAsia="仿宋" w:cs="Times New Roman"/>
-                <w:kern w:val="0"/>
-                <w:sz w:val="28"/>
-                <w:szCs w:val="20"/>
-                <w:lang w:val="en-US" w:eastAsia="zh-CN" w:bidi="ar-SA"/>
-              </w:rPr>
-            </w:pPr>
-            <w:r>
-              <w:rPr>
-                <w:kern w:val="0"/>
-                <w:szCs w:val="20"/>
-              </w:rPr>
-              <w:t>PAY_SUBTOTAL_SMARTCARD</w:t>
-            </w:r>
-          </w:p>
-        </w:tc>
-        <w:tc>
-          <w:tcPr>
-            <w:tcW w:w="0" w:type="auto"/>
-            <w:vAlign w:val="center"/>
-          </w:tcPr>
-          <w:p>
-            <w:pPr>
-              <w:ind w:firstLine="0" w:firstLineChars="0"/>
-              <w:jc w:val="center"/>
-              <w:rPr>
-                <w:rFonts w:ascii="Times New Roman" w:hAnsi="Times New Roman" w:eastAsia="仿宋" w:cs="Times New Roman"/>
-                <w:kern w:val="0"/>
-                <w:sz w:val="28"/>
-                <w:szCs w:val="20"/>
-                <w:lang w:val="en-US" w:eastAsia="zh-CN" w:bidi="ar-SA"/>
-              </w:rPr>
-            </w:pPr>
-            <w:r>
-              <w:rPr>
-                <w:kern w:val="0"/>
-                <w:szCs w:val="20"/>
-              </w:rPr>
-              <w:t>IC卡小计</w:t>
-            </w:r>
-          </w:p>
-        </w:tc>
-      </w:tr>
-      <w:bookmarkEnd w:id="10"/>
-    </w:tbl>
-    <w:p>
-      <w:pPr>
-        <w:pStyle w:val="4"/>
-        <w:rPr>
-          <w:rFonts w:hint="eastAsia"/>
-        </w:rPr>
-      </w:pPr>
-      <w:bookmarkStart w:id="11" w:name="_Toc31963"/>
-      <w:r>
-        <w:rPr>
-          <w:rFonts w:hint="eastAsia"/>
-        </w:rPr>
-        <w:t>账务处理信息</w:t>
-      </w:r>
-      <w:bookmarkEnd w:id="11"/>
-    </w:p>
-    <w:tbl>
-      <w:tblPr>
-        <w:tblStyle w:val="38"/>
-        <w:tblW w:w="8503" w:type="dxa"/>
-        <w:tblInd w:w="0" w:type="dxa"/>
-        <w:tblBorders>
-          <w:top w:val="single" w:color="auto" w:sz="4" w:space="0"/>
-          <w:left w:val="single" w:color="auto" w:sz="4" w:space="0"/>
-          <w:bottom w:val="single" w:color="auto" w:sz="4" w:space="0"/>
-          <w:right w:val="single" w:color="auto" w:sz="4" w:space="0"/>
-          <w:insideH w:val="single" w:color="auto" w:sz="4" w:space="0"/>
-          <w:insideV w:val="single" w:color="auto" w:sz="4" w:space="0"/>
-        </w:tblBorders>
-        <w:tblLayout w:type="fixed"/>
-        <w:tblCellMar>
-          <w:top w:w="0" w:type="dxa"/>
-          <w:left w:w="108" w:type="dxa"/>
-          <w:bottom w:w="0" w:type="dxa"/>
-          <w:right w:w="108" w:type="dxa"/>
-        </w:tblCellMar>
-      </w:tblPr>
-      <w:tblGrid>
-        <w:gridCol w:w="850"/>
-        <w:gridCol w:w="5102"/>
-        <w:gridCol w:w="2551"/>
-      </w:tblGrid>
-      <w:tr>
-        <w:tblPrEx>
-          <w:tblBorders>
-            <w:top w:val="single" w:color="auto" w:sz="4" w:space="0"/>
-            <w:left w:val="single" w:color="auto" w:sz="4" w:space="0"/>
-            <w:bottom w:val="single" w:color="auto" w:sz="4" w:space="0"/>
-            <w:right w:val="single" w:color="auto" w:sz="4" w:space="0"/>
-            <w:insideH w:val="single" w:color="auto" w:sz="4" w:space="0"/>
-            <w:insideV w:val="single" w:color="auto" w:sz="4" w:space="0"/>
-          </w:tblBorders>
-          <w:tblCellMar>
-            <w:top w:w="0" w:type="dxa"/>
-            <w:left w:w="108" w:type="dxa"/>
-            <w:bottom w:w="0" w:type="dxa"/>
-            <w:right w:w="108" w:type="dxa"/>
-          </w:tblCellMar>
-        </w:tblPrEx>
-        <w:trPr>
-          <w:trHeight w:val="567" w:hRule="atLeast"/>
-        </w:trPr>
-        <w:tc>
-          <w:tcPr>
-            <w:tcW w:w="850" w:type="dxa"/>
-            <w:vAlign w:val="center"/>
-          </w:tcPr>
-          <w:p>
-            <w:pPr>
-              <w:jc w:val="center"/>
-              <w:rPr>
-                <w:b/>
-                <w:bCs/>
-                <w:kern w:val="0"/>
-                <w:szCs w:val="20"/>
-              </w:rPr>
-            </w:pPr>
-            <w:r>
-              <w:rPr>
-                <w:b/>
-                <w:bCs/>
-                <w:kern w:val="0"/>
-                <w:szCs w:val="20"/>
-              </w:rPr>
-              <w:t>序号</w:t>
-            </w:r>
-          </w:p>
-        </w:tc>
-        <w:tc>
-          <w:tcPr>
-            <w:tcW w:w="5102" w:type="dxa"/>
-            <w:vAlign w:val="center"/>
-          </w:tcPr>
-          <w:p>
-            <w:pPr>
-              <w:jc w:val="center"/>
-              <w:rPr>
-                <w:b/>
-                <w:bCs/>
-                <w:kern w:val="0"/>
-                <w:szCs w:val="20"/>
-              </w:rPr>
-            </w:pPr>
-            <w:r>
-              <w:rPr>
-                <w:b/>
-                <w:bCs/>
-                <w:kern w:val="0"/>
-                <w:szCs w:val="20"/>
-              </w:rPr>
-              <w:t>表</w:t>
-            </w:r>
-          </w:p>
-        </w:tc>
-        <w:tc>
-          <w:tcPr>
-            <w:tcW w:w="2551" w:type="dxa"/>
-            <w:vAlign w:val="center"/>
-          </w:tcPr>
-          <w:p>
-            <w:pPr>
-              <w:jc w:val="center"/>
-              <w:rPr>
-                <w:b/>
-                <w:bCs/>
-                <w:kern w:val="0"/>
-                <w:szCs w:val="20"/>
-              </w:rPr>
-            </w:pPr>
-            <w:r>
-              <w:rPr>
-                <w:b/>
-                <w:bCs/>
-                <w:kern w:val="0"/>
-                <w:szCs w:val="20"/>
-              </w:rPr>
-              <w:t>名称</w:t>
-            </w:r>
-          </w:p>
-        </w:tc>
-      </w:tr>
-      <w:tr>
-        <w:tblPrEx>
-          <w:tblBorders>
-            <w:top w:val="single" w:color="auto" w:sz="4" w:space="0"/>
-            <w:left w:val="single" w:color="auto" w:sz="4" w:space="0"/>
-            <w:bottom w:val="single" w:color="auto" w:sz="4" w:space="0"/>
-            <w:right w:val="single" w:color="auto" w:sz="4" w:space="0"/>
-            <w:insideH w:val="single" w:color="auto" w:sz="4" w:space="0"/>
-            <w:insideV w:val="single" w:color="auto" w:sz="4" w:space="0"/>
-          </w:tblBorders>
-          <w:tblCellMar>
-            <w:top w:w="0" w:type="dxa"/>
-            <w:left w:w="108" w:type="dxa"/>
-            <w:bottom w:w="0" w:type="dxa"/>
-            <w:right w:w="108" w:type="dxa"/>
-          </w:tblCellMar>
-        </w:tblPrEx>
-        <w:trPr>
-          <w:trHeight w:val="567" w:hRule="atLeast"/>
-        </w:trPr>
-        <w:tc>
-          <w:tcPr>
-            <w:tcW w:w="850" w:type="dxa"/>
-            <w:vAlign w:val="center"/>
-          </w:tcPr>
-          <w:p>
-            <w:pPr>
-              <w:jc w:val="center"/>
-              <w:rPr>
-                <w:kern w:val="0"/>
-                <w:szCs w:val="20"/>
-              </w:rPr>
-            </w:pPr>
-            <w:r>
-              <w:rPr>
-                <w:kern w:val="0"/>
-                <w:szCs w:val="20"/>
-              </w:rPr>
-              <w:t>1</w:t>
-            </w:r>
-          </w:p>
-        </w:tc>
-        <w:tc>
-          <w:tcPr>
-            <w:tcW w:w="5102" w:type="dxa"/>
-            <w:vAlign w:val="center"/>
-          </w:tcPr>
-          <w:p>
-            <w:pPr>
-              <w:ind w:firstLine="0" w:firstLineChars="0"/>
-              <w:jc w:val="center"/>
-              <w:rPr>
-                <w:kern w:val="0"/>
-                <w:szCs w:val="20"/>
-              </w:rPr>
-            </w:pPr>
-            <w:r>
-              <w:rPr>
-                <w:kern w:val="0"/>
-                <w:szCs w:val="20"/>
-              </w:rPr>
-              <w:t>ACC_CHARGE_ADJUST_LOG</w:t>
-            </w:r>
-          </w:p>
-        </w:tc>
-        <w:tc>
-          <w:tcPr>
-            <w:tcW w:w="2551" w:type="dxa"/>
-            <w:vAlign w:val="center"/>
-          </w:tcPr>
-          <w:p>
-            <w:pPr>
-              <w:ind w:firstLine="0" w:firstLineChars="0"/>
-              <w:jc w:val="center"/>
-              <w:rPr>
-                <w:kern w:val="0"/>
-                <w:szCs w:val="20"/>
-              </w:rPr>
-            </w:pPr>
-            <w:r>
-              <w:rPr>
-                <w:kern w:val="0"/>
-                <w:szCs w:val="20"/>
-              </w:rPr>
-              <w:t>账务处理日志</w:t>
-            </w:r>
-          </w:p>
-        </w:tc>
-      </w:tr>
-      <w:tr>
-        <w:tblPrEx>
-          <w:tblBorders>
-            <w:top w:val="single" w:color="auto" w:sz="4" w:space="0"/>
-            <w:left w:val="single" w:color="auto" w:sz="4" w:space="0"/>
-            <w:bottom w:val="single" w:color="auto" w:sz="4" w:space="0"/>
-            <w:right w:val="single" w:color="auto" w:sz="4" w:space="0"/>
-            <w:insideH w:val="single" w:color="auto" w:sz="4" w:space="0"/>
-            <w:insideV w:val="single" w:color="auto" w:sz="4" w:space="0"/>
-          </w:tblBorders>
-          <w:tblCellMar>
-            <w:top w:w="0" w:type="dxa"/>
-            <w:left w:w="108" w:type="dxa"/>
-            <w:bottom w:w="0" w:type="dxa"/>
-            <w:right w:w="108" w:type="dxa"/>
-          </w:tblCellMar>
-        </w:tblPrEx>
-        <w:trPr>
-          <w:trHeight w:val="567" w:hRule="atLeast"/>
-        </w:trPr>
-        <w:tc>
-          <w:tcPr>
-            <w:tcW w:w="850" w:type="dxa"/>
-            <w:vAlign w:val="center"/>
-          </w:tcPr>
-          <w:p>
-            <w:pPr>
-              <w:jc w:val="center"/>
-              <w:rPr>
-                <w:kern w:val="0"/>
-                <w:szCs w:val="20"/>
-              </w:rPr>
-            </w:pPr>
-            <w:r>
-              <w:rPr>
-                <w:kern w:val="0"/>
-                <w:szCs w:val="20"/>
-              </w:rPr>
-              <w:t>2</w:t>
-            </w:r>
-          </w:p>
-        </w:tc>
-        <w:tc>
-          <w:tcPr>
-            <w:tcW w:w="5102" w:type="dxa"/>
-            <w:vAlign w:val="center"/>
-          </w:tcPr>
-          <w:p>
-            <w:pPr>
-              <w:ind w:firstLine="0" w:firstLineChars="0"/>
-              <w:jc w:val="center"/>
-              <w:rPr>
-                <w:kern w:val="0"/>
-                <w:szCs w:val="20"/>
-              </w:rPr>
-            </w:pPr>
-            <w:r>
-              <w:rPr>
-                <w:kern w:val="0"/>
-                <w:szCs w:val="20"/>
-              </w:rPr>
-              <w:t>ACC_LATEFEE_REFUND_LOG</w:t>
-            </w:r>
-          </w:p>
-        </w:tc>
-        <w:tc>
-          <w:tcPr>
-            <w:tcW w:w="2551" w:type="dxa"/>
-            <w:vAlign w:val="center"/>
-          </w:tcPr>
-          <w:p>
-            <w:pPr>
-              <w:ind w:firstLine="0" w:firstLineChars="0"/>
-              <w:jc w:val="center"/>
-              <w:rPr>
-                <w:kern w:val="0"/>
-                <w:szCs w:val="20"/>
-              </w:rPr>
-            </w:pPr>
-            <w:r>
-              <w:rPr>
-                <w:kern w:val="0"/>
-                <w:szCs w:val="20"/>
-              </w:rPr>
-              <w:t>违约金退款日志</w:t>
-            </w:r>
-          </w:p>
-        </w:tc>
-      </w:tr>
-      <w:tr>
-        <w:tblPrEx>
-          <w:tblBorders>
-            <w:top w:val="single" w:color="auto" w:sz="4" w:space="0"/>
-            <w:left w:val="single" w:color="auto" w:sz="4" w:space="0"/>
-            <w:bottom w:val="single" w:color="auto" w:sz="4" w:space="0"/>
-            <w:right w:val="single" w:color="auto" w:sz="4" w:space="0"/>
-            <w:insideH w:val="single" w:color="auto" w:sz="4" w:space="0"/>
-            <w:insideV w:val="single" w:color="auto" w:sz="4" w:space="0"/>
-          </w:tblBorders>
-          <w:tblCellMar>
-            <w:top w:w="0" w:type="dxa"/>
-            <w:left w:w="108" w:type="dxa"/>
-            <w:bottom w:w="0" w:type="dxa"/>
-            <w:right w:w="108" w:type="dxa"/>
-          </w:tblCellMar>
-        </w:tblPrEx>
-        <w:trPr>
-          <w:trHeight w:val="567" w:hRule="atLeast"/>
-        </w:trPr>
-        <w:tc>
-          <w:tcPr>
-            <w:tcW w:w="850" w:type="dxa"/>
-            <w:vAlign w:val="center"/>
-          </w:tcPr>
-          <w:p>
-            <w:pPr>
-              <w:jc w:val="center"/>
-              <w:rPr>
-                <w:kern w:val="0"/>
-                <w:szCs w:val="20"/>
-              </w:rPr>
-            </w:pPr>
-            <w:r>
-              <w:rPr>
-                <w:kern w:val="0"/>
-                <w:szCs w:val="20"/>
-              </w:rPr>
-              <w:t>3</w:t>
-            </w:r>
-          </w:p>
-        </w:tc>
-        <w:tc>
-          <w:tcPr>
-            <w:tcW w:w="5102" w:type="dxa"/>
-            <w:vAlign w:val="center"/>
-          </w:tcPr>
-          <w:p>
-            <w:pPr>
-              <w:ind w:firstLine="0" w:firstLineChars="0"/>
-              <w:jc w:val="center"/>
-              <w:rPr>
-                <w:rFonts w:ascii="Times New Roman" w:hAnsi="Times New Roman" w:eastAsia="仿宋" w:cs="Times New Roman"/>
-                <w:kern w:val="0"/>
-                <w:sz w:val="28"/>
-                <w:szCs w:val="20"/>
-                <w:lang w:val="en-US" w:eastAsia="zh-CN" w:bidi="ar-SA"/>
-              </w:rPr>
-            </w:pPr>
-            <w:r>
-              <w:rPr>
-                <w:kern w:val="0"/>
-                <w:szCs w:val="20"/>
-              </w:rPr>
-              <w:t>BM_ACCTRANSFER</w:t>
-            </w:r>
-          </w:p>
-        </w:tc>
-        <w:tc>
-          <w:tcPr>
-            <w:tcW w:w="2551" w:type="dxa"/>
-            <w:vAlign w:val="center"/>
-          </w:tcPr>
-          <w:p>
-            <w:pPr>
-              <w:ind w:firstLine="0" w:firstLineChars="0"/>
-              <w:jc w:val="center"/>
-              <w:rPr>
-                <w:rFonts w:ascii="Times New Roman" w:hAnsi="Times New Roman" w:eastAsia="仿宋" w:cs="Times New Roman"/>
-                <w:kern w:val="0"/>
-                <w:sz w:val="28"/>
-                <w:szCs w:val="20"/>
-                <w:lang w:val="en-US" w:eastAsia="zh-CN" w:bidi="ar-SA"/>
-              </w:rPr>
-            </w:pPr>
-            <w:r>
-              <w:rPr>
-                <w:kern w:val="0"/>
-                <w:szCs w:val="20"/>
-              </w:rPr>
-              <w:t>账户转账流程</w:t>
-            </w:r>
-          </w:p>
-        </w:tc>
-      </w:tr>
-      <w:tr>
-        <w:tblPrEx>
-          <w:tblBorders>
-            <w:top w:val="single" w:color="auto" w:sz="4" w:space="0"/>
-            <w:left w:val="single" w:color="auto" w:sz="4" w:space="0"/>
-            <w:bottom w:val="single" w:color="auto" w:sz="4" w:space="0"/>
-            <w:right w:val="single" w:color="auto" w:sz="4" w:space="0"/>
-            <w:insideH w:val="single" w:color="auto" w:sz="4" w:space="0"/>
-            <w:insideV w:val="single" w:color="auto" w:sz="4" w:space="0"/>
-          </w:tblBorders>
-          <w:tblCellMar>
-            <w:top w:w="0" w:type="dxa"/>
-            <w:left w:w="108" w:type="dxa"/>
-            <w:bottom w:w="0" w:type="dxa"/>
-            <w:right w:w="108" w:type="dxa"/>
-          </w:tblCellMar>
-        </w:tblPrEx>
-        <w:trPr>
-          <w:trHeight w:val="567" w:hRule="atLeast"/>
-        </w:trPr>
-        <w:tc>
-          <w:tcPr>
-            <w:tcW w:w="850" w:type="dxa"/>
-            <w:vAlign w:val="center"/>
-          </w:tcPr>
-          <w:p>
-            <w:pPr>
-              <w:jc w:val="center"/>
-              <w:rPr>
-                <w:kern w:val="0"/>
-                <w:szCs w:val="20"/>
-              </w:rPr>
-            </w:pPr>
-            <w:r>
-              <w:rPr>
-                <w:kern w:val="0"/>
-                <w:szCs w:val="20"/>
-              </w:rPr>
-              <w:t>4</w:t>
-            </w:r>
-          </w:p>
-        </w:tc>
-        <w:tc>
-          <w:tcPr>
-            <w:tcW w:w="5102" w:type="dxa"/>
-            <w:vAlign w:val="center"/>
-          </w:tcPr>
-          <w:p>
-            <w:pPr>
-              <w:jc w:val="center"/>
-              <w:rPr>
-                <w:kern w:val="0"/>
-                <w:szCs w:val="20"/>
-              </w:rPr>
-            </w:pPr>
-            <w:r>
-              <w:rPr>
-                <w:rStyle w:val="39"/>
-                <w:rFonts w:ascii="Times New Roman" w:hAnsi="Times New Roman" w:eastAsia="仿宋" w:cs="Times New Roman"/>
-                <w:caps w:val="0"/>
-                <w:color w:val="777777"/>
-                <w:spacing w:val="0"/>
-                <w:kern w:val="0"/>
-                <w:sz w:val="28"/>
-                <w:szCs w:val="20"/>
-                <w:shd w:val="clear" w:fill="FFFFFF"/>
-              </w:rPr>
-              <w:t>ACP_REFUND</w:t>
-            </w:r>
-          </w:p>
-        </w:tc>
-        <w:tc>
-          <w:tcPr>
-            <w:tcW w:w="2551" w:type="dxa"/>
-            <w:vAlign w:val="center"/>
-          </w:tcPr>
-          <w:p>
-            <w:pPr>
-              <w:jc w:val="center"/>
-              <w:rPr>
-                <w:kern w:val="0"/>
-                <w:szCs w:val="20"/>
-              </w:rPr>
-            </w:pPr>
-            <w:r>
-              <w:rPr>
-                <w:kern w:val="0"/>
-                <w:szCs w:val="20"/>
-              </w:rPr>
-              <w:t>待处理-</w:t>
-            </w:r>
-            <w:r>
-              <w:rPr>
-                <w:rFonts w:hint="default"/>
-                <w:kern w:val="0"/>
-                <w:szCs w:val="20"/>
-                <w:lang w:val="en-US" w:eastAsia="zh-CN"/>
-              </w:rPr>
-              <w:t>退款</w:t>
-            </w:r>
-          </w:p>
-        </w:tc>
-      </w:tr>
-      <w:tr>
-        <w:tblPrEx>
-          <w:tblBorders>
-            <w:top w:val="single" w:color="auto" w:sz="4" w:space="0"/>
-            <w:left w:val="single" w:color="auto" w:sz="4" w:space="0"/>
-            <w:bottom w:val="single" w:color="auto" w:sz="4" w:space="0"/>
-            <w:right w:val="single" w:color="auto" w:sz="4" w:space="0"/>
-            <w:insideH w:val="single" w:color="auto" w:sz="4" w:space="0"/>
-            <w:insideV w:val="single" w:color="auto" w:sz="4" w:space="0"/>
-          </w:tblBorders>
-          <w:tblCellMar>
-            <w:top w:w="0" w:type="dxa"/>
-            <w:left w:w="108" w:type="dxa"/>
-            <w:bottom w:w="0" w:type="dxa"/>
-            <w:right w:w="108" w:type="dxa"/>
-          </w:tblCellMar>
-        </w:tblPrEx>
-        <w:trPr>
-          <w:trHeight w:val="567" w:hRule="atLeast"/>
-        </w:trPr>
-        <w:tc>
-          <w:tcPr>
-            <w:tcW w:w="850" w:type="dxa"/>
-            <w:vAlign w:val="center"/>
-          </w:tcPr>
-          <w:p>
-            <w:pPr>
-              <w:jc w:val="center"/>
-              <w:rPr>
-                <w:rFonts w:hint="eastAsia" w:eastAsia="仿宋"/>
-                <w:kern w:val="0"/>
-                <w:szCs w:val="20"/>
-                <w:lang w:val="en-US" w:eastAsia="zh-CN"/>
-              </w:rPr>
-            </w:pPr>
-            <w:bookmarkStart w:id="12" w:name="_Toc11024"/>
-            <w:r>
-              <w:rPr>
-                <w:rFonts w:hint="eastAsia"/>
-                <w:kern w:val="0"/>
-                <w:szCs w:val="20"/>
-                <w:lang w:val="en-US" w:eastAsia="zh-CN"/>
-              </w:rPr>
-              <w:t>5</w:t>
-            </w:r>
-          </w:p>
-        </w:tc>
-        <w:tc>
-          <w:tcPr>
-            <w:tcW w:w="5102" w:type="dxa"/>
-            <w:vAlign w:val="center"/>
-          </w:tcPr>
-          <w:p>
-            <w:pPr>
-              <w:ind w:firstLine="0" w:firstLineChars="0"/>
-              <w:jc w:val="center"/>
-              <w:rPr>
-                <w:rFonts w:ascii="Times New Roman" w:hAnsi="Times New Roman" w:eastAsia="仿宋" w:cs="Times New Roman"/>
-                <w:kern w:val="0"/>
-                <w:sz w:val="28"/>
-                <w:szCs w:val="20"/>
-                <w:lang w:val="en-US" w:eastAsia="zh-CN" w:bidi="ar-SA"/>
-              </w:rPr>
-            </w:pPr>
-            <w:r>
-              <w:rPr>
-                <w:kern w:val="0"/>
-                <w:szCs w:val="20"/>
-              </w:rPr>
-              <w:t>ACP_BALANCE</w:t>
-            </w:r>
-          </w:p>
-        </w:tc>
-        <w:tc>
-          <w:tcPr>
-            <w:tcW w:w="2551" w:type="dxa"/>
-            <w:vAlign w:val="center"/>
-          </w:tcPr>
-          <w:p>
-            <w:pPr>
-              <w:ind w:firstLine="0" w:firstLineChars="0"/>
-              <w:jc w:val="center"/>
-              <w:rPr>
-                <w:rFonts w:ascii="Times New Roman" w:hAnsi="Times New Roman" w:eastAsia="仿宋" w:cs="Times New Roman"/>
-                <w:kern w:val="0"/>
-                <w:sz w:val="28"/>
-                <w:szCs w:val="20"/>
-                <w:lang w:val="en-US" w:eastAsia="zh-CN" w:bidi="ar-SA"/>
-              </w:rPr>
-            </w:pPr>
-            <w:r>
-              <w:rPr>
-                <w:kern w:val="0"/>
-                <w:szCs w:val="20"/>
-              </w:rPr>
-              <w:t>待处理-差额</w:t>
-            </w:r>
-          </w:p>
-        </w:tc>
-      </w:tr>
-      <w:tr>
-        <w:tblPrEx>
-          <w:tblBorders>
-            <w:top w:val="single" w:color="auto" w:sz="4" w:space="0"/>
-            <w:left w:val="single" w:color="auto" w:sz="4" w:space="0"/>
-            <w:bottom w:val="single" w:color="auto" w:sz="4" w:space="0"/>
-            <w:right w:val="single" w:color="auto" w:sz="4" w:space="0"/>
-            <w:insideH w:val="single" w:color="auto" w:sz="4" w:space="0"/>
-            <w:insideV w:val="single" w:color="auto" w:sz="4" w:space="0"/>
-          </w:tblBorders>
-          <w:tblCellMar>
-            <w:top w:w="0" w:type="dxa"/>
-            <w:left w:w="108" w:type="dxa"/>
-            <w:bottom w:w="0" w:type="dxa"/>
-            <w:right w:w="108" w:type="dxa"/>
-          </w:tblCellMar>
-        </w:tblPrEx>
-        <w:trPr>
-          <w:trHeight w:val="567" w:hRule="atLeast"/>
-        </w:trPr>
-        <w:tc>
-          <w:tcPr>
-            <w:tcW w:w="850" w:type="dxa"/>
-            <w:vAlign w:val="center"/>
-          </w:tcPr>
-          <w:p>
-            <w:pPr>
-              <w:jc w:val="center"/>
-              <w:rPr>
-                <w:rFonts w:hint="eastAsia" w:eastAsia="仿宋"/>
-                <w:kern w:val="0"/>
-                <w:szCs w:val="20"/>
-                <w:lang w:val="en-US" w:eastAsia="zh-CN"/>
-              </w:rPr>
-            </w:pPr>
-            <w:r>
-              <w:rPr>
-                <w:rFonts w:hint="eastAsia"/>
-                <w:kern w:val="0"/>
-                <w:szCs w:val="20"/>
-                <w:lang w:val="en-US" w:eastAsia="zh-CN"/>
-              </w:rPr>
-              <w:t>6</w:t>
-            </w:r>
-          </w:p>
-        </w:tc>
-        <w:tc>
-          <w:tcPr>
-            <w:tcW w:w="5102" w:type="dxa"/>
-            <w:vAlign w:val="center"/>
-          </w:tcPr>
-          <w:p>
-            <w:pPr>
-              <w:ind w:firstLine="0" w:firstLineChars="0"/>
-              <w:jc w:val="center"/>
-              <w:rPr>
-                <w:rFonts w:ascii="Times New Roman" w:hAnsi="Times New Roman" w:eastAsia="仿宋" w:cs="Times New Roman"/>
-                <w:kern w:val="0"/>
-                <w:sz w:val="28"/>
-                <w:szCs w:val="20"/>
-                <w:lang w:val="en-US" w:eastAsia="zh-CN" w:bidi="ar-SA"/>
-              </w:rPr>
-            </w:pPr>
-            <w:r>
               <w:rPr>
                 <w:rStyle w:val="42"/>
                 <w:rFonts w:ascii="Helvetica" w:hAnsi="Helvetica" w:eastAsia="Helvetica" w:cs="Helvetica"/>
@@ -12615,101 +12583,8 @@
                 <w:szCs w:val="24"/>
                 <w:shd w:val="clear" w:fill="FFFFFF"/>
               </w:rPr>
-              <w:t>ACP_DUPLICATION</w:t>
-            </w:r>
-          </w:p>
-        </w:tc>
-        <w:tc>
-          <w:tcPr>
-            <w:tcW w:w="2551" w:type="dxa"/>
-            <w:vAlign w:val="center"/>
-          </w:tcPr>
-          <w:p>
-            <w:pPr>
-              <w:ind w:firstLine="0" w:firstLineChars="0"/>
-              <w:jc w:val="center"/>
-              <w:rPr>
-                <w:rFonts w:ascii="Times New Roman" w:hAnsi="Times New Roman" w:eastAsia="仿宋" w:cs="Times New Roman"/>
-                <w:kern w:val="0"/>
-                <w:sz w:val="28"/>
-                <w:szCs w:val="20"/>
-                <w:lang w:val="en-US" w:eastAsia="zh-CN" w:bidi="ar-SA"/>
-              </w:rPr>
-            </w:pPr>
-            <w:r>
-              <w:rPr>
-                <w:kern w:val="0"/>
-                <w:szCs w:val="20"/>
-              </w:rPr>
-              <w:t>待处理-</w:t>
-            </w:r>
-            <w:r>
-              <w:rPr>
-                <w:rFonts w:hint="eastAsia"/>
-                <w:kern w:val="0"/>
-                <w:szCs w:val="20"/>
-                <w:lang w:val="en-US" w:eastAsia="zh-CN"/>
-              </w:rPr>
-              <w:t>重笔</w:t>
-            </w:r>
-          </w:p>
-        </w:tc>
-      </w:tr>
-      <w:tr>
-        <w:tblPrEx>
-          <w:tblBorders>
-            <w:top w:val="single" w:color="auto" w:sz="4" w:space="0"/>
-            <w:left w:val="single" w:color="auto" w:sz="4" w:space="0"/>
-            <w:bottom w:val="single" w:color="auto" w:sz="4" w:space="0"/>
-            <w:right w:val="single" w:color="auto" w:sz="4" w:space="0"/>
-            <w:insideH w:val="single" w:color="auto" w:sz="4" w:space="0"/>
-            <w:insideV w:val="single" w:color="auto" w:sz="4" w:space="0"/>
-          </w:tblBorders>
-          <w:tblCellMar>
-            <w:top w:w="0" w:type="dxa"/>
-            <w:left w:w="108" w:type="dxa"/>
-            <w:bottom w:w="0" w:type="dxa"/>
-            <w:right w:w="108" w:type="dxa"/>
-          </w:tblCellMar>
-        </w:tblPrEx>
-        <w:trPr>
-          <w:trHeight w:val="567" w:hRule="atLeast"/>
-        </w:trPr>
-        <w:tc>
-          <w:tcPr>
-            <w:tcW w:w="850" w:type="dxa"/>
-            <w:vAlign w:val="center"/>
-          </w:tcPr>
-          <w:p>
-            <w:pPr>
-              <w:jc w:val="center"/>
-              <w:rPr>
-                <w:rFonts w:hint="eastAsia" w:eastAsia="仿宋"/>
-                <w:kern w:val="0"/>
-                <w:szCs w:val="20"/>
-                <w:lang w:val="en-US" w:eastAsia="zh-CN"/>
-              </w:rPr>
-            </w:pPr>
-            <w:r>
-              <w:rPr>
-                <w:rFonts w:hint="eastAsia"/>
-                <w:kern w:val="0"/>
-                <w:szCs w:val="20"/>
-                <w:lang w:val="en-US" w:eastAsia="zh-CN"/>
-              </w:rPr>
-              <w:t>7</w:t>
-            </w:r>
-          </w:p>
-        </w:tc>
-        <w:tc>
-          <w:tcPr>
-            <w:tcW w:w="5102" w:type="dxa"/>
-            <w:vAlign w:val="center"/>
-          </w:tcPr>
-          <w:p>
-            <w:pPr>
-              <w:ind w:firstLine="0" w:firstLineChars="0"/>
-              <w:jc w:val="center"/>
+            </w:pPr>
+            <w:r>
               <w:rPr>
                 <w:rStyle w:val="42"/>
                 <w:rFonts w:ascii="Helvetica" w:hAnsi="Helvetica" w:eastAsia="Helvetica" w:cs="Helvetica"/>
@@ -12720,18 +12595,6 @@
                 <w:szCs w:val="24"/>
                 <w:shd w:val="clear" w:fill="FFFFFF"/>
               </w:rPr>
-            </w:pPr>
-            <w:r>
-              <w:rPr>
-                <w:rStyle w:val="42"/>
-                <w:rFonts w:ascii="Helvetica" w:hAnsi="Helvetica" w:eastAsia="Helvetica" w:cs="Helvetica"/>
-                <w:caps w:val="0"/>
-                <w:color w:val="777777"/>
-                <w:spacing w:val="0"/>
-                <w:sz w:val="24"/>
-                <w:szCs w:val="24"/>
-                <w:shd w:val="clear" w:fill="FFFFFF"/>
-              </w:rPr>
               <w:t>ACP_UNKNOWN</w:t>
             </w:r>
           </w:p>
@@ -12771,7 +12634,7 @@
           </w:p>
         </w:tc>
       </w:tr>
-      <w:bookmarkEnd w:id="12"/>
+      <w:bookmarkEnd w:id="10"/>
     </w:tbl>
     <w:p>
       <w:pPr>
@@ -13494,14 +13357,14 @@
       <w:pPr>
         <w:pStyle w:val="2"/>
       </w:pPr>
-      <w:bookmarkStart w:id="13" w:name="_Toc19751"/>
+      <w:bookmarkStart w:id="11" w:name="_Toc19751"/>
       <w:r>
         <w:rPr>
           <w:rFonts w:hint="eastAsia"/>
         </w:rPr>
         <w:t>管理类</w:t>
       </w:r>
-      <w:bookmarkEnd w:id="13"/>
+      <w:bookmarkEnd w:id="11"/>
       <w:r>
         <w:rPr>
           <w:rFonts w:hint="eastAsia"/>
@@ -13513,14 +13376,14 @@
       <w:pPr>
         <w:pStyle w:val="3"/>
       </w:pPr>
-      <w:bookmarkStart w:id="14" w:name="_Toc32732"/>
+      <w:bookmarkStart w:id="12" w:name="_Toc32732"/>
       <w:r>
         <w:rPr>
           <w:rFonts w:hint="eastAsia"/>
         </w:rPr>
         <w:t>人力资源管理数据</w:t>
       </w:r>
-      <w:bookmarkEnd w:id="14"/>
+      <w:bookmarkEnd w:id="12"/>
       <w:r>
         <w:rPr>
           <w:rFonts w:hint="eastAsia"/>
@@ -13537,14 +13400,14 @@
           <w:bCs/>
         </w:rPr>
       </w:pPr>
-      <w:bookmarkStart w:id="15" w:name="_Toc13840"/>
+      <w:bookmarkStart w:id="13" w:name="_Toc13840"/>
       <w:r>
         <w:rPr>
           <w:rFonts w:hint="eastAsia"/>
         </w:rPr>
         <w:t>组织机构基础信息</w:t>
       </w:r>
-      <w:bookmarkEnd w:id="15"/>
+      <w:bookmarkEnd w:id="13"/>
     </w:p>
     <w:tbl>
       <w:tblPr>
@@ -13769,12 +13632,371 @@
           <w:rFonts w:hint="eastAsia"/>
         </w:rPr>
       </w:pPr>
-      <w:bookmarkStart w:id="16" w:name="_Toc18172"/>
+      <w:bookmarkStart w:id="14" w:name="_Toc18172"/>
       <w:r>
         <w:rPr>
           <w:rFonts w:hint="eastAsia"/>
         </w:rPr>
         <w:t>人员基础信息</w:t>
+      </w:r>
+      <w:bookmarkEnd w:id="14"/>
+    </w:p>
+    <w:tbl>
+      <w:tblPr>
+        <w:tblStyle w:val="38"/>
+        <w:tblW w:w="8503" w:type="dxa"/>
+        <w:tblInd w:w="0" w:type="dxa"/>
+        <w:tblBorders>
+          <w:top w:val="single" w:color="auto" w:sz="4" w:space="0"/>
+          <w:left w:val="single" w:color="auto" w:sz="4" w:space="0"/>
+          <w:bottom w:val="single" w:color="auto" w:sz="4" w:space="0"/>
+          <w:right w:val="single" w:color="auto" w:sz="4" w:space="0"/>
+          <w:insideH w:val="single" w:color="auto" w:sz="4" w:space="0"/>
+          <w:insideV w:val="single" w:color="auto" w:sz="4" w:space="0"/>
+        </w:tblBorders>
+        <w:tblLayout w:type="autofit"/>
+        <w:tblCellMar>
+          <w:top w:w="0" w:type="dxa"/>
+          <w:left w:w="108" w:type="dxa"/>
+          <w:bottom w:w="0" w:type="dxa"/>
+          <w:right w:w="108" w:type="dxa"/>
+        </w:tblCellMar>
+      </w:tblPr>
+      <w:tblGrid>
+        <w:gridCol w:w="850"/>
+        <w:gridCol w:w="5102"/>
+        <w:gridCol w:w="2551"/>
+      </w:tblGrid>
+      <w:tr>
+        <w:tblPrEx>
+          <w:tblBorders>
+            <w:top w:val="single" w:color="auto" w:sz="4" w:space="0"/>
+            <w:left w:val="single" w:color="auto" w:sz="4" w:space="0"/>
+            <w:bottom w:val="single" w:color="auto" w:sz="4" w:space="0"/>
+            <w:right w:val="single" w:color="auto" w:sz="4" w:space="0"/>
+            <w:insideH w:val="single" w:color="auto" w:sz="4" w:space="0"/>
+            <w:insideV w:val="single" w:color="auto" w:sz="4" w:space="0"/>
+          </w:tblBorders>
+          <w:tblCellMar>
+            <w:top w:w="0" w:type="dxa"/>
+            <w:left w:w="108" w:type="dxa"/>
+            <w:bottom w:w="0" w:type="dxa"/>
+            <w:right w:w="108" w:type="dxa"/>
+          </w:tblCellMar>
+        </w:tblPrEx>
+        <w:trPr>
+          <w:trHeight w:val="567" w:hRule="atLeast"/>
+        </w:trPr>
+        <w:tc>
+          <w:tcPr>
+            <w:tcW w:w="850" w:type="dxa"/>
+            <w:vAlign w:val="center"/>
+          </w:tcPr>
+          <w:p>
+            <w:pPr>
+              <w:jc w:val="center"/>
+              <w:rPr>
+                <w:b/>
+                <w:bCs/>
+                <w:kern w:val="0"/>
+                <w:szCs w:val="20"/>
+              </w:rPr>
+            </w:pPr>
+            <w:r>
+              <w:rPr>
+                <w:b/>
+                <w:bCs/>
+                <w:kern w:val="0"/>
+                <w:szCs w:val="20"/>
+              </w:rPr>
+              <w:t>序号</w:t>
+            </w:r>
+          </w:p>
+        </w:tc>
+        <w:tc>
+          <w:tcPr>
+            <w:tcW w:w="5102" w:type="dxa"/>
+            <w:vAlign w:val="center"/>
+          </w:tcPr>
+          <w:p>
+            <w:pPr>
+              <w:jc w:val="center"/>
+              <w:rPr>
+                <w:b/>
+                <w:bCs/>
+                <w:kern w:val="0"/>
+                <w:szCs w:val="20"/>
+              </w:rPr>
+            </w:pPr>
+            <w:r>
+              <w:rPr>
+                <w:b/>
+                <w:bCs/>
+                <w:kern w:val="0"/>
+                <w:szCs w:val="20"/>
+              </w:rPr>
+              <w:t>表</w:t>
+            </w:r>
+          </w:p>
+        </w:tc>
+        <w:tc>
+          <w:tcPr>
+            <w:tcW w:w="2551" w:type="dxa"/>
+            <w:vAlign w:val="center"/>
+          </w:tcPr>
+          <w:p>
+            <w:pPr>
+              <w:jc w:val="center"/>
+              <w:rPr>
+                <w:b/>
+                <w:bCs/>
+                <w:kern w:val="0"/>
+                <w:szCs w:val="20"/>
+              </w:rPr>
+            </w:pPr>
+            <w:r>
+              <w:rPr>
+                <w:b/>
+                <w:bCs/>
+                <w:kern w:val="0"/>
+                <w:szCs w:val="20"/>
+              </w:rPr>
+              <w:t>名称</w:t>
+            </w:r>
+          </w:p>
+        </w:tc>
+      </w:tr>
+      <w:tr>
+        <w:tblPrEx>
+          <w:tblBorders>
+            <w:top w:val="single" w:color="auto" w:sz="4" w:space="0"/>
+            <w:left w:val="single" w:color="auto" w:sz="4" w:space="0"/>
+            <w:bottom w:val="single" w:color="auto" w:sz="4" w:space="0"/>
+            <w:right w:val="single" w:color="auto" w:sz="4" w:space="0"/>
+            <w:insideH w:val="single" w:color="auto" w:sz="4" w:space="0"/>
+            <w:insideV w:val="single" w:color="auto" w:sz="4" w:space="0"/>
+          </w:tblBorders>
+          <w:tblCellMar>
+            <w:top w:w="0" w:type="dxa"/>
+            <w:left w:w="108" w:type="dxa"/>
+            <w:bottom w:w="0" w:type="dxa"/>
+            <w:right w:w="108" w:type="dxa"/>
+          </w:tblCellMar>
+        </w:tblPrEx>
+        <w:trPr>
+          <w:trHeight w:val="567" w:hRule="atLeast"/>
+        </w:trPr>
+        <w:tc>
+          <w:tcPr>
+            <w:tcW w:w="850" w:type="dxa"/>
+            <w:vAlign w:val="center"/>
+          </w:tcPr>
+          <w:p>
+            <w:pPr>
+              <w:jc w:val="center"/>
+              <w:rPr>
+                <w:kern w:val="0"/>
+                <w:szCs w:val="20"/>
+              </w:rPr>
+            </w:pPr>
+            <w:r>
+              <w:rPr>
+                <w:kern w:val="0"/>
+                <w:szCs w:val="20"/>
+              </w:rPr>
+              <w:t>1</w:t>
+            </w:r>
+          </w:p>
+        </w:tc>
+        <w:tc>
+          <w:tcPr>
+            <w:tcW w:w="5102" w:type="dxa"/>
+            <w:vAlign w:val="center"/>
+          </w:tcPr>
+          <w:p>
+            <w:pPr>
+              <w:jc w:val="center"/>
+              <w:rPr>
+                <w:kern w:val="0"/>
+                <w:szCs w:val="20"/>
+              </w:rPr>
+            </w:pPr>
+            <w:r>
+              <w:rPr>
+                <w:kern w:val="0"/>
+                <w:szCs w:val="20"/>
+              </w:rPr>
+              <w:t>CSM_USERS</w:t>
+            </w:r>
+          </w:p>
+        </w:tc>
+        <w:tc>
+          <w:tcPr>
+            <w:tcW w:w="2551" w:type="dxa"/>
+            <w:vAlign w:val="center"/>
+          </w:tcPr>
+          <w:p>
+            <w:pPr>
+              <w:jc w:val="center"/>
+              <w:rPr>
+                <w:kern w:val="0"/>
+                <w:szCs w:val="20"/>
+              </w:rPr>
+            </w:pPr>
+            <w:r>
+              <w:rPr>
+                <w:rFonts w:hint="eastAsia"/>
+                <w:kern w:val="0"/>
+                <w:szCs w:val="20"/>
+                <w:lang w:val="en-US" w:eastAsia="zh-CN"/>
+              </w:rPr>
+              <w:t>集团</w:t>
+            </w:r>
+            <w:r>
+              <w:rPr>
+                <w:kern w:val="0"/>
+                <w:szCs w:val="20"/>
+              </w:rPr>
+              <w:t>人员信息</w:t>
+            </w:r>
+          </w:p>
+        </w:tc>
+      </w:tr>
+      <w:tr>
+        <w:tblPrEx>
+          <w:tblBorders>
+            <w:top w:val="single" w:color="auto" w:sz="4" w:space="0"/>
+            <w:left w:val="single" w:color="auto" w:sz="4" w:space="0"/>
+            <w:bottom w:val="single" w:color="auto" w:sz="4" w:space="0"/>
+            <w:right w:val="single" w:color="auto" w:sz="4" w:space="0"/>
+            <w:insideH w:val="single" w:color="auto" w:sz="4" w:space="0"/>
+            <w:insideV w:val="single" w:color="auto" w:sz="4" w:space="0"/>
+          </w:tblBorders>
+          <w:tblCellMar>
+            <w:top w:w="0" w:type="dxa"/>
+            <w:left w:w="108" w:type="dxa"/>
+            <w:bottom w:w="0" w:type="dxa"/>
+            <w:right w:w="108" w:type="dxa"/>
+          </w:tblCellMar>
+        </w:tblPrEx>
+        <w:trPr>
+          <w:trHeight w:val="567" w:hRule="atLeast"/>
+        </w:trPr>
+        <w:tc>
+          <w:tcPr>
+            <w:tcW w:w="850" w:type="dxa"/>
+            <w:vAlign w:val="center"/>
+          </w:tcPr>
+          <w:p>
+            <w:pPr>
+              <w:jc w:val="center"/>
+              <w:rPr>
+                <w:rFonts w:hint="eastAsia" w:eastAsia="仿宋"/>
+                <w:kern w:val="0"/>
+                <w:szCs w:val="20"/>
+                <w:lang w:eastAsia="zh-CN"/>
+              </w:rPr>
+            </w:pPr>
+            <w:r>
+              <w:rPr>
+                <w:rFonts w:hint="eastAsia"/>
+                <w:kern w:val="0"/>
+                <w:szCs w:val="20"/>
+                <w:lang w:val="en-US" w:eastAsia="zh-CN"/>
+              </w:rPr>
+              <w:t>2</w:t>
+            </w:r>
+          </w:p>
+        </w:tc>
+        <w:tc>
+          <w:tcPr>
+            <w:tcW w:w="5102" w:type="dxa"/>
+            <w:vAlign w:val="center"/>
+          </w:tcPr>
+          <w:p>
+            <w:pPr>
+              <w:jc w:val="center"/>
+              <w:rPr>
+                <w:kern w:val="0"/>
+                <w:szCs w:val="20"/>
+              </w:rPr>
+            </w:pPr>
+            <w:r>
+              <w:rPr>
+                <w:kern w:val="0"/>
+                <w:szCs w:val="20"/>
+              </w:rPr>
+              <w:t>CSM_FIELDPERSONNEL</w:t>
+            </w:r>
+          </w:p>
+        </w:tc>
+        <w:tc>
+          <w:tcPr>
+            <w:tcW w:w="2551" w:type="dxa"/>
+            <w:vAlign w:val="center"/>
+          </w:tcPr>
+          <w:p>
+            <w:pPr>
+              <w:jc w:val="center"/>
+              <w:rPr>
+                <w:rFonts w:hint="default" w:eastAsia="仿宋"/>
+                <w:kern w:val="0"/>
+                <w:szCs w:val="20"/>
+                <w:lang w:val="en-US" w:eastAsia="zh-CN"/>
+              </w:rPr>
+            </w:pPr>
+            <w:r>
+              <w:rPr>
+                <w:kern w:val="0"/>
+                <w:szCs w:val="20"/>
+              </w:rPr>
+              <w:t>人员</w:t>
+            </w:r>
+            <w:r>
+              <w:rPr>
+                <w:rFonts w:hint="eastAsia"/>
+                <w:kern w:val="0"/>
+                <w:szCs w:val="20"/>
+                <w:lang w:val="en-US" w:eastAsia="zh-CN"/>
+              </w:rPr>
+              <w:t>角色关联表</w:t>
+            </w:r>
+          </w:p>
+        </w:tc>
+      </w:tr>
+    </w:tbl>
+    <w:p>
+      <w:pPr>
+        <w:pStyle w:val="3"/>
+      </w:pPr>
+      <w:bookmarkStart w:id="15" w:name="_Toc30610"/>
+      <w:r>
+        <w:rPr>
+          <w:rFonts w:hint="eastAsia"/>
+        </w:rPr>
+        <w:t>财务管理数据</w:t>
+      </w:r>
+      <w:bookmarkEnd w:id="15"/>
+      <w:r>
+        <w:rPr>
+          <w:rFonts w:hint="eastAsia"/>
+        </w:rPr>
+        <w:tab/>
+      </w:r>
+    </w:p>
+    <w:p>
+      <w:pPr>
+        <w:pStyle w:val="4"/>
+        <w:rPr>
+          <w:rFonts w:hint="eastAsia"/>
+        </w:rPr>
+      </w:pPr>
+      <w:bookmarkStart w:id="16" w:name="_Toc493"/>
+      <w:r>
+        <w:rPr>
+          <w:rFonts w:hint="eastAsia"/>
+        </w:rPr>
+        <w:t>会计科目信息</w:t>
       </w:r>
       <w:bookmarkEnd w:id="16"/>
     </w:p>
@@ -13963,7 +14185,7 @@
                 <w:kern w:val="0"/>
                 <w:szCs w:val="20"/>
               </w:rPr>
-              <w:t>CSM_USERS</w:t>
+              <w:t>CSM_COMPANYACCOUNTS</w:t>
             </w:r>
           </w:p>
         </w:tc>
@@ -13987,14 +14209,7 @@
                 <w:szCs w:val="20"/>
                 <w:lang w:val="en-US" w:eastAsia="zh-CN"/>
               </w:rPr>
-              <w:t>集团</w:t>
-            </w:r>
-            <w:r>
-              <w:rPr>
-                <w:kern w:val="0"/>
-                <w:szCs w:val="20"/>
-              </w:rPr>
-              <w:t>人员信息</w:t>
+              <w:t>各站点银行账户</w:t>
             </w:r>
           </w:p>
         </w:tc>
@@ -14028,18 +14243,14 @@
             <w:pPr>
               <w:jc w:val="center"/>
               <w:rPr>
-                <w:rFonts w:hint="eastAsia" w:eastAsia="仿宋"/>
-                <w:kern w:val="0"/>
-                <w:szCs w:val="20"/>
-                <w:lang w:eastAsia="zh-CN"/>
-              </w:rPr>
-            </w:pPr>
-            <w:r>
-              <w:rPr>
-                <w:rFonts w:hint="eastAsia"/>
-                <w:kern w:val="0"/>
-                <w:szCs w:val="20"/>
-                <w:lang w:val="en-US" w:eastAsia="zh-CN"/>
+                <w:kern w:val="0"/>
+                <w:szCs w:val="20"/>
+              </w:rPr>
+            </w:pPr>
+            <w:r>
+              <w:rPr>
+                <w:kern w:val="0"/>
+                <w:szCs w:val="20"/>
               </w:rPr>
               <w:t>2</w:t>
             </w:r>
@@ -14063,7 +14274,7 @@
                 <w:kern w:val="0"/>
                 <w:szCs w:val="20"/>
               </w:rPr>
-              <w:t>CSM_FIELDPERSONNEL</w:t>
+              <w:t>PAY_CHEQUE</w:t>
             </w:r>
           </w:p>
         </w:tc>
@@ -14076,51 +14287,21 @@
             <w:pPr>
               <w:jc w:val="center"/>
               <w:rPr>
-                <w:rFonts w:hint="default" w:eastAsia="仿宋"/>
-                <w:kern w:val="0"/>
-                <w:szCs w:val="20"/>
-                <w:lang w:val="en-US" w:eastAsia="zh-CN"/>
-              </w:rPr>
-            </w:pPr>
-            <w:r>
-              <w:rPr>
-                <w:kern w:val="0"/>
-                <w:szCs w:val="20"/>
-              </w:rPr>
-              <w:t>人员</w:t>
-            </w:r>
-            <w:r>
-              <w:rPr>
-                <w:rFonts w:hint="eastAsia"/>
-                <w:kern w:val="0"/>
-                <w:szCs w:val="20"/>
-                <w:lang w:val="en-US" w:eastAsia="zh-CN"/>
-              </w:rPr>
-              <w:t>角色关联表</w:t>
+                <w:kern w:val="0"/>
+                <w:szCs w:val="20"/>
+              </w:rPr>
+            </w:pPr>
+            <w:r>
+              <w:rPr>
+                <w:kern w:val="0"/>
+                <w:szCs w:val="20"/>
+              </w:rPr>
+              <w:t>凭证信息</w:t>
             </w:r>
           </w:p>
         </w:tc>
       </w:tr>
     </w:tbl>
-    <w:p>
-      <w:pPr>
-        <w:pStyle w:val="3"/>
-      </w:pPr>
-      <w:bookmarkStart w:id="17" w:name="_Toc30610"/>
-      <w:r>
-        <w:rPr>
-          <w:rFonts w:hint="eastAsia"/>
-        </w:rPr>
-        <w:t>财务管理数据</w:t>
-      </w:r>
-      <w:bookmarkEnd w:id="17"/>
-      <w:r>
-        <w:rPr>
-          <w:rFonts w:hint="eastAsia"/>
-        </w:rPr>
-        <w:tab/>
-      </w:r>
-    </w:p>
     <w:p>
       <w:pPr>
         <w:pStyle w:val="4"/>
@@ -14128,12 +14309,415 @@
           <w:rFonts w:hint="eastAsia"/>
         </w:rPr>
       </w:pPr>
-      <w:bookmarkStart w:id="18" w:name="_Toc493"/>
+      <w:bookmarkStart w:id="17" w:name="_Toc31734"/>
       <w:r>
         <w:rPr>
           <w:rFonts w:hint="eastAsia"/>
         </w:rPr>
-        <w:t>会计科目信息</w:t>
+        <w:t>财务核算信息</w:t>
+      </w:r>
+      <w:bookmarkEnd w:id="17"/>
+    </w:p>
+    <w:tbl>
+      <w:tblPr>
+        <w:tblStyle w:val="38"/>
+        <w:tblW w:w="8503" w:type="dxa"/>
+        <w:tblInd w:w="0" w:type="dxa"/>
+        <w:tblBorders>
+          <w:top w:val="single" w:color="auto" w:sz="4" w:space="0"/>
+          <w:left w:val="single" w:color="auto" w:sz="4" w:space="0"/>
+          <w:bottom w:val="single" w:color="auto" w:sz="4" w:space="0"/>
+          <w:right w:val="single" w:color="auto" w:sz="4" w:space="0"/>
+          <w:insideH w:val="single" w:color="auto" w:sz="4" w:space="0"/>
+          <w:insideV w:val="single" w:color="auto" w:sz="4" w:space="0"/>
+        </w:tblBorders>
+        <w:tblLayout w:type="fixed"/>
+        <w:tblCellMar>
+          <w:top w:w="0" w:type="dxa"/>
+          <w:left w:w="108" w:type="dxa"/>
+          <w:bottom w:w="0" w:type="dxa"/>
+          <w:right w:w="108" w:type="dxa"/>
+        </w:tblCellMar>
+      </w:tblPr>
+      <w:tblGrid>
+        <w:gridCol w:w="850"/>
+        <w:gridCol w:w="5102"/>
+        <w:gridCol w:w="2551"/>
+      </w:tblGrid>
+      <w:tr>
+        <w:tblPrEx>
+          <w:tblBorders>
+            <w:top w:val="single" w:color="auto" w:sz="4" w:space="0"/>
+            <w:left w:val="single" w:color="auto" w:sz="4" w:space="0"/>
+            <w:bottom w:val="single" w:color="auto" w:sz="4" w:space="0"/>
+            <w:right w:val="single" w:color="auto" w:sz="4" w:space="0"/>
+            <w:insideH w:val="single" w:color="auto" w:sz="4" w:space="0"/>
+            <w:insideV w:val="single" w:color="auto" w:sz="4" w:space="0"/>
+          </w:tblBorders>
+          <w:tblCellMar>
+            <w:top w:w="0" w:type="dxa"/>
+            <w:left w:w="108" w:type="dxa"/>
+            <w:bottom w:w="0" w:type="dxa"/>
+            <w:right w:w="108" w:type="dxa"/>
+          </w:tblCellMar>
+        </w:tblPrEx>
+        <w:trPr>
+          <w:trHeight w:val="567" w:hRule="atLeast"/>
+        </w:trPr>
+        <w:tc>
+          <w:tcPr>
+            <w:tcW w:w="850" w:type="dxa"/>
+            <w:vAlign w:val="center"/>
+          </w:tcPr>
+          <w:p>
+            <w:pPr>
+              <w:jc w:val="center"/>
+              <w:rPr>
+                <w:b/>
+                <w:bCs/>
+                <w:kern w:val="0"/>
+                <w:szCs w:val="20"/>
+              </w:rPr>
+            </w:pPr>
+            <w:r>
+              <w:rPr>
+                <w:b/>
+                <w:bCs/>
+                <w:kern w:val="0"/>
+                <w:szCs w:val="20"/>
+              </w:rPr>
+              <w:t>序号</w:t>
+            </w:r>
+          </w:p>
+        </w:tc>
+        <w:tc>
+          <w:tcPr>
+            <w:tcW w:w="5102" w:type="dxa"/>
+            <w:vAlign w:val="center"/>
+          </w:tcPr>
+          <w:p>
+            <w:pPr>
+              <w:jc w:val="center"/>
+              <w:rPr>
+                <w:b/>
+                <w:bCs/>
+                <w:kern w:val="0"/>
+                <w:szCs w:val="20"/>
+              </w:rPr>
+            </w:pPr>
+            <w:r>
+              <w:rPr>
+                <w:b/>
+                <w:bCs/>
+                <w:kern w:val="0"/>
+                <w:szCs w:val="20"/>
+              </w:rPr>
+              <w:t>表</w:t>
+            </w:r>
+          </w:p>
+        </w:tc>
+        <w:tc>
+          <w:tcPr>
+            <w:tcW w:w="2551" w:type="dxa"/>
+            <w:vAlign w:val="center"/>
+          </w:tcPr>
+          <w:p>
+            <w:pPr>
+              <w:jc w:val="center"/>
+              <w:rPr>
+                <w:b/>
+                <w:bCs/>
+                <w:kern w:val="0"/>
+                <w:szCs w:val="20"/>
+              </w:rPr>
+            </w:pPr>
+            <w:r>
+              <w:rPr>
+                <w:b/>
+                <w:bCs/>
+                <w:kern w:val="0"/>
+                <w:szCs w:val="20"/>
+              </w:rPr>
+              <w:t>名称</w:t>
+            </w:r>
+          </w:p>
+        </w:tc>
+      </w:tr>
+      <w:tr>
+        <w:tblPrEx>
+          <w:tblBorders>
+            <w:top w:val="single" w:color="auto" w:sz="4" w:space="0"/>
+            <w:left w:val="single" w:color="auto" w:sz="4" w:space="0"/>
+            <w:bottom w:val="single" w:color="auto" w:sz="4" w:space="0"/>
+            <w:right w:val="single" w:color="auto" w:sz="4" w:space="0"/>
+            <w:insideH w:val="single" w:color="auto" w:sz="4" w:space="0"/>
+            <w:insideV w:val="single" w:color="auto" w:sz="4" w:space="0"/>
+          </w:tblBorders>
+          <w:tblCellMar>
+            <w:top w:w="0" w:type="dxa"/>
+            <w:left w:w="108" w:type="dxa"/>
+            <w:bottom w:w="0" w:type="dxa"/>
+            <w:right w:w="108" w:type="dxa"/>
+          </w:tblCellMar>
+        </w:tblPrEx>
+        <w:trPr>
+          <w:trHeight w:val="567" w:hRule="atLeast"/>
+        </w:trPr>
+        <w:tc>
+          <w:tcPr>
+            <w:tcW w:w="850" w:type="dxa"/>
+            <w:vAlign w:val="center"/>
+          </w:tcPr>
+          <w:p>
+            <w:pPr>
+              <w:jc w:val="center"/>
+              <w:rPr>
+                <w:kern w:val="0"/>
+                <w:szCs w:val="20"/>
+              </w:rPr>
+            </w:pPr>
+            <w:r>
+              <w:rPr>
+                <w:kern w:val="0"/>
+                <w:szCs w:val="20"/>
+              </w:rPr>
+              <w:t>1</w:t>
+            </w:r>
+          </w:p>
+        </w:tc>
+        <w:tc>
+          <w:tcPr>
+            <w:tcW w:w="5102" w:type="dxa"/>
+            <w:vAlign w:val="center"/>
+          </w:tcPr>
+          <w:p>
+            <w:pPr>
+              <w:jc w:val="center"/>
+              <w:rPr>
+                <w:kern w:val="0"/>
+                <w:szCs w:val="20"/>
+              </w:rPr>
+            </w:pPr>
+            <w:r>
+              <w:rPr>
+                <w:kern w:val="0"/>
+                <w:szCs w:val="20"/>
+              </w:rPr>
+              <w:t>IM_INVOICE_DETAIL</w:t>
+            </w:r>
+          </w:p>
+        </w:tc>
+        <w:tc>
+          <w:tcPr>
+            <w:tcW w:w="2551" w:type="dxa"/>
+            <w:vAlign w:val="center"/>
+          </w:tcPr>
+          <w:p>
+            <w:pPr>
+              <w:jc w:val="center"/>
+              <w:rPr>
+                <w:kern w:val="0"/>
+                <w:szCs w:val="20"/>
+              </w:rPr>
+            </w:pPr>
+            <w:r>
+              <w:rPr>
+                <w:kern w:val="0"/>
+                <w:szCs w:val="20"/>
+              </w:rPr>
+              <w:t>发票明细表</w:t>
+            </w:r>
+          </w:p>
+        </w:tc>
+      </w:tr>
+      <w:tr>
+        <w:tblPrEx>
+          <w:tblBorders>
+            <w:top w:val="single" w:color="auto" w:sz="4" w:space="0"/>
+            <w:left w:val="single" w:color="auto" w:sz="4" w:space="0"/>
+            <w:bottom w:val="single" w:color="auto" w:sz="4" w:space="0"/>
+            <w:right w:val="single" w:color="auto" w:sz="4" w:space="0"/>
+            <w:insideH w:val="single" w:color="auto" w:sz="4" w:space="0"/>
+            <w:insideV w:val="single" w:color="auto" w:sz="4" w:space="0"/>
+          </w:tblBorders>
+          <w:tblCellMar>
+            <w:top w:w="0" w:type="dxa"/>
+            <w:left w:w="108" w:type="dxa"/>
+            <w:bottom w:w="0" w:type="dxa"/>
+            <w:right w:w="108" w:type="dxa"/>
+          </w:tblCellMar>
+        </w:tblPrEx>
+        <w:trPr>
+          <w:trHeight w:val="567" w:hRule="atLeast"/>
+        </w:trPr>
+        <w:tc>
+          <w:tcPr>
+            <w:tcW w:w="850" w:type="dxa"/>
+            <w:vAlign w:val="center"/>
+          </w:tcPr>
+          <w:p>
+            <w:pPr>
+              <w:jc w:val="center"/>
+              <w:rPr>
+                <w:kern w:val="0"/>
+                <w:szCs w:val="20"/>
+              </w:rPr>
+            </w:pPr>
+            <w:r>
+              <w:rPr>
+                <w:kern w:val="0"/>
+                <w:szCs w:val="20"/>
+              </w:rPr>
+              <w:t>2</w:t>
+            </w:r>
+          </w:p>
+        </w:tc>
+        <w:tc>
+          <w:tcPr>
+            <w:tcW w:w="5102" w:type="dxa"/>
+            <w:vAlign w:val="center"/>
+          </w:tcPr>
+          <w:p>
+            <w:pPr>
+              <w:jc w:val="center"/>
+              <w:rPr>
+                <w:kern w:val="0"/>
+                <w:szCs w:val="20"/>
+              </w:rPr>
+            </w:pPr>
+            <w:r>
+              <w:rPr>
+                <w:kern w:val="0"/>
+                <w:szCs w:val="20"/>
+              </w:rPr>
+              <w:t>PAY_TOTAL_REALTIME_LOG</w:t>
+            </w:r>
+          </w:p>
+        </w:tc>
+        <w:tc>
+          <w:tcPr>
+            <w:tcW w:w="2551" w:type="dxa"/>
+            <w:vAlign w:val="center"/>
+          </w:tcPr>
+          <w:p>
+            <w:pPr>
+              <w:jc w:val="center"/>
+              <w:rPr>
+                <w:kern w:val="0"/>
+                <w:szCs w:val="20"/>
+              </w:rPr>
+            </w:pPr>
+            <w:r>
+              <w:rPr>
+                <w:kern w:val="0"/>
+                <w:szCs w:val="20"/>
+              </w:rPr>
+              <w:t>实时收费对账日志</w:t>
+            </w:r>
+          </w:p>
+        </w:tc>
+      </w:tr>
+      <w:tr>
+        <w:tblPrEx>
+          <w:tblBorders>
+            <w:top w:val="single" w:color="auto" w:sz="4" w:space="0"/>
+            <w:left w:val="single" w:color="auto" w:sz="4" w:space="0"/>
+            <w:bottom w:val="single" w:color="auto" w:sz="4" w:space="0"/>
+            <w:right w:val="single" w:color="auto" w:sz="4" w:space="0"/>
+            <w:insideH w:val="single" w:color="auto" w:sz="4" w:space="0"/>
+            <w:insideV w:val="single" w:color="auto" w:sz="4" w:space="0"/>
+          </w:tblBorders>
+          <w:tblCellMar>
+            <w:top w:w="0" w:type="dxa"/>
+            <w:left w:w="108" w:type="dxa"/>
+            <w:bottom w:w="0" w:type="dxa"/>
+            <w:right w:w="108" w:type="dxa"/>
+          </w:tblCellMar>
+        </w:tblPrEx>
+        <w:trPr>
+          <w:trHeight w:val="567" w:hRule="atLeast"/>
+        </w:trPr>
+        <w:tc>
+          <w:tcPr>
+            <w:tcW w:w="850" w:type="dxa"/>
+            <w:vAlign w:val="center"/>
+          </w:tcPr>
+          <w:p>
+            <w:pPr>
+              <w:jc w:val="center"/>
+              <w:rPr>
+                <w:kern w:val="0"/>
+                <w:szCs w:val="20"/>
+              </w:rPr>
+            </w:pPr>
+            <w:r>
+              <w:rPr>
+                <w:kern w:val="0"/>
+                <w:szCs w:val="20"/>
+              </w:rPr>
+              <w:t>3</w:t>
+            </w:r>
+          </w:p>
+        </w:tc>
+        <w:tc>
+          <w:tcPr>
+            <w:tcW w:w="5102" w:type="dxa"/>
+            <w:vAlign w:val="center"/>
+          </w:tcPr>
+          <w:p>
+            <w:pPr>
+              <w:jc w:val="center"/>
+              <w:rPr>
+                <w:kern w:val="0"/>
+                <w:szCs w:val="20"/>
+              </w:rPr>
+            </w:pPr>
+            <w:r>
+              <w:rPr>
+                <w:kern w:val="0"/>
+                <w:szCs w:val="20"/>
+              </w:rPr>
+              <w:t>PAY_TOTAL_REALTIME_ERROR_LOG</w:t>
+            </w:r>
+          </w:p>
+        </w:tc>
+        <w:tc>
+          <w:tcPr>
+            <w:tcW w:w="2551" w:type="dxa"/>
+            <w:vAlign w:val="center"/>
+          </w:tcPr>
+          <w:p>
+            <w:pPr>
+              <w:jc w:val="center"/>
+              <w:rPr>
+                <w:kern w:val="0"/>
+                <w:szCs w:val="20"/>
+              </w:rPr>
+            </w:pPr>
+            <w:r>
+              <w:rPr>
+                <w:kern w:val="0"/>
+                <w:szCs w:val="20"/>
+              </w:rPr>
+              <w:t>实时收费对账错误日志</w:t>
+            </w:r>
+          </w:p>
+        </w:tc>
+      </w:tr>
+    </w:tbl>
+    <w:p>
+      <w:pPr>
+        <w:pStyle w:val="4"/>
+        <w:rPr>
+          <w:rFonts w:hint="eastAsia"/>
+        </w:rPr>
+      </w:pPr>
+      <w:bookmarkStart w:id="18" w:name="_Toc14910"/>
+      <w:r>
+        <w:rPr>
+          <w:rFonts w:hint="eastAsia"/>
+        </w:rPr>
+        <w:t>税务信息</w:t>
       </w:r>
       <w:bookmarkEnd w:id="18"/>
     </w:p>
@@ -14322,7 +14906,7 @@
                 <w:kern w:val="0"/>
                 <w:szCs w:val="20"/>
               </w:rPr>
-              <w:t>CSM_COMPANYACCOUNTS</w:t>
+              <w:t>PRICE_TAX_SETING</w:t>
             </w:r>
           </w:p>
         </w:tc>
@@ -14341,12 +14925,10 @@
             </w:pPr>
             <w:r>
               <w:rPr>
-                <w:rFonts w:hint="eastAsia"/>
-                <w:kern w:val="0"/>
-                <w:szCs w:val="20"/>
-                <w:lang w:val="en-US" w:eastAsia="zh-CN"/>
-              </w:rPr>
-              <w:t>各站点银行账户</w:t>
+                <w:kern w:val="0"/>
+                <w:szCs w:val="20"/>
+              </w:rPr>
+              <w:t>价格配置税率</w:t>
             </w:r>
           </w:p>
         </w:tc>
@@ -14411,7 +14993,7 @@
                 <w:kern w:val="0"/>
                 <w:szCs w:val="20"/>
               </w:rPr>
-              <w:t>PAY_CHEQUE</w:t>
+              <w:t>ACC_VATTYPE_LOG</w:t>
             </w:r>
           </w:p>
         </w:tc>
@@ -14433,7 +15015,7 @@
                 <w:kern w:val="0"/>
                 <w:szCs w:val="20"/>
               </w:rPr>
-              <w:t>凭证信息</w:t>
+              <w:t>增值税变更日志表</w:t>
             </w:r>
           </w:p>
         </w:tc>
@@ -14446,12 +15028,12 @@
           <w:rFonts w:hint="eastAsia"/>
         </w:rPr>
       </w:pPr>
-      <w:bookmarkStart w:id="19" w:name="_Toc31734"/>
+      <w:bookmarkStart w:id="19" w:name="_Toc21296"/>
       <w:r>
         <w:rPr>
           <w:rFonts w:hint="eastAsia"/>
         </w:rPr>
-        <w:t>财务核算信息</w:t>
+        <w:t>财务票据信息</w:t>
       </w:r>
       <w:bookmarkEnd w:id="19"/>
     </w:p>
@@ -14609,14 +15191,18 @@
             <w:pPr>
               <w:jc w:val="center"/>
               <w:rPr>
-                <w:kern w:val="0"/>
-                <w:szCs w:val="20"/>
-              </w:rPr>
-            </w:pPr>
-            <w:r>
-              <w:rPr>
-                <w:kern w:val="0"/>
-                <w:szCs w:val="20"/>
+                <w:rFonts w:hint="eastAsia" w:eastAsia="仿宋"/>
+                <w:kern w:val="0"/>
+                <w:szCs w:val="20"/>
+                <w:lang w:eastAsia="zh-CN"/>
+              </w:rPr>
+            </w:pPr>
+            <w:r>
+              <w:rPr>
+                <w:rFonts w:hint="eastAsia"/>
+                <w:kern w:val="0"/>
+                <w:szCs w:val="20"/>
+                <w:lang w:val="en-US" w:eastAsia="zh-CN"/>
               </w:rPr>
               <w:t>1</w:t>
             </w:r>
@@ -14640,7 +15226,7 @@
                 <w:kern w:val="0"/>
                 <w:szCs w:val="20"/>
               </w:rPr>
-              <w:t>IM_INVOICE_DETAIL</w:t>
+              <w:t>IM_PRINT_SETTING</w:t>
             </w:r>
           </w:p>
         </w:tc>
@@ -14662,7 +15248,7 @@
                 <w:kern w:val="0"/>
                 <w:szCs w:val="20"/>
               </w:rPr>
-              <w:t>发票明细表</w:t>
+              <w:t>票据打印参数</w:t>
             </w:r>
           </w:p>
         </w:tc>
@@ -14696,14 +15282,18 @@
             <w:pPr>
               <w:jc w:val="center"/>
               <w:rPr>
-                <w:kern w:val="0"/>
-                <w:szCs w:val="20"/>
-              </w:rPr>
-            </w:pPr>
-            <w:r>
-              <w:rPr>
-                <w:kern w:val="0"/>
-                <w:szCs w:val="20"/>
+                <w:rFonts w:hint="eastAsia" w:eastAsia="仿宋"/>
+                <w:kern w:val="0"/>
+                <w:szCs w:val="20"/>
+                <w:lang w:eastAsia="zh-CN"/>
+              </w:rPr>
+            </w:pPr>
+            <w:r>
+              <w:rPr>
+                <w:rFonts w:hint="eastAsia"/>
+                <w:kern w:val="0"/>
+                <w:szCs w:val="20"/>
+                <w:lang w:val="en-US" w:eastAsia="zh-CN"/>
               </w:rPr>
               <w:t>2</w:t>
             </w:r>
@@ -14727,7 +15317,7 @@
                 <w:kern w:val="0"/>
                 <w:szCs w:val="20"/>
               </w:rPr>
-              <w:t>PAY_TOTAL_REALTIME_LOG</w:t>
+              <w:t>IM_E_INVOICE</w:t>
             </w:r>
           </w:p>
         </w:tc>
@@ -14749,7 +15339,7 @@
                 <w:kern w:val="0"/>
                 <w:szCs w:val="20"/>
               </w:rPr>
-              <w:t>实时收费对账日志</w:t>
+              <w:t>电子发票记录表</w:t>
             </w:r>
           </w:p>
         </w:tc>
@@ -14783,14 +15373,18 @@
             <w:pPr>
               <w:jc w:val="center"/>
               <w:rPr>
-                <w:kern w:val="0"/>
-                <w:szCs w:val="20"/>
-              </w:rPr>
-            </w:pPr>
-            <w:r>
-              <w:rPr>
-                <w:kern w:val="0"/>
-                <w:szCs w:val="20"/>
+                <w:rFonts w:hint="eastAsia" w:eastAsia="仿宋"/>
+                <w:kern w:val="0"/>
+                <w:szCs w:val="20"/>
+                <w:lang w:eastAsia="zh-CN"/>
+              </w:rPr>
+            </w:pPr>
+            <w:r>
+              <w:rPr>
+                <w:rFonts w:hint="eastAsia"/>
+                <w:kern w:val="0"/>
+                <w:szCs w:val="20"/>
+                <w:lang w:val="en-US" w:eastAsia="zh-CN"/>
               </w:rPr>
               <w:t>3</w:t>
             </w:r>
@@ -14814,7 +15408,7 @@
                 <w:kern w:val="0"/>
                 <w:szCs w:val="20"/>
               </w:rPr>
-              <w:t>PAY_TOTAL_REALTIME_ERROR_LOG</w:t>
+              <w:t>CM_INVOICE_SETTING</w:t>
             </w:r>
           </w:p>
         </w:tc>
@@ -14836,149 +15430,7 @@
                 <w:kern w:val="0"/>
                 <w:szCs w:val="20"/>
               </w:rPr>
-              <w:t>实时收费对账错误日志</w:t>
-            </w:r>
-          </w:p>
-        </w:tc>
-      </w:tr>
-    </w:tbl>
-    <w:p>
-      <w:pPr>
-        <w:pStyle w:val="4"/>
-        <w:rPr>
-          <w:rFonts w:hint="eastAsia"/>
-        </w:rPr>
-      </w:pPr>
-      <w:bookmarkStart w:id="20" w:name="_Toc14910"/>
-      <w:r>
-        <w:rPr>
-          <w:rFonts w:hint="eastAsia"/>
-        </w:rPr>
-        <w:t>税务信息</w:t>
-      </w:r>
-      <w:bookmarkEnd w:id="20"/>
-    </w:p>
-    <w:tbl>
-      <w:tblPr>
-        <w:tblStyle w:val="38"/>
-        <w:tblW w:w="8503" w:type="dxa"/>
-        <w:tblInd w:w="0" w:type="dxa"/>
-        <w:tblBorders>
-          <w:top w:val="single" w:color="auto" w:sz="4" w:space="0"/>
-          <w:left w:val="single" w:color="auto" w:sz="4" w:space="0"/>
-          <w:bottom w:val="single" w:color="auto" w:sz="4" w:space="0"/>
-          <w:right w:val="single" w:color="auto" w:sz="4" w:space="0"/>
-          <w:insideH w:val="single" w:color="auto" w:sz="4" w:space="0"/>
-          <w:insideV w:val="single" w:color="auto" w:sz="4" w:space="0"/>
-        </w:tblBorders>
-        <w:tblLayout w:type="autofit"/>
-        <w:tblCellMar>
-          <w:top w:w="0" w:type="dxa"/>
-          <w:left w:w="108" w:type="dxa"/>
-          <w:bottom w:w="0" w:type="dxa"/>
-          <w:right w:w="108" w:type="dxa"/>
-        </w:tblCellMar>
-      </w:tblPr>
-      <w:tblGrid>
-        <w:gridCol w:w="850"/>
-        <w:gridCol w:w="5102"/>
-        <w:gridCol w:w="2551"/>
-      </w:tblGrid>
-      <w:tr>
-        <w:tblPrEx>
-          <w:tblBorders>
-            <w:top w:val="single" w:color="auto" w:sz="4" w:space="0"/>
-            <w:left w:val="single" w:color="auto" w:sz="4" w:space="0"/>
-            <w:bottom w:val="single" w:color="auto" w:sz="4" w:space="0"/>
-            <w:right w:val="single" w:color="auto" w:sz="4" w:space="0"/>
-            <w:insideH w:val="single" w:color="auto" w:sz="4" w:space="0"/>
-            <w:insideV w:val="single" w:color="auto" w:sz="4" w:space="0"/>
-          </w:tblBorders>
-          <w:tblCellMar>
-            <w:top w:w="0" w:type="dxa"/>
-            <w:left w:w="108" w:type="dxa"/>
-            <w:bottom w:w="0" w:type="dxa"/>
-            <w:right w:w="108" w:type="dxa"/>
-          </w:tblCellMar>
-        </w:tblPrEx>
-        <w:trPr>
-          <w:trHeight w:val="567" w:hRule="atLeast"/>
-        </w:trPr>
-        <w:tc>
-          <w:tcPr>
-            <w:tcW w:w="850" w:type="dxa"/>
-            <w:vAlign w:val="center"/>
-          </w:tcPr>
-          <w:p>
-            <w:pPr>
-              <w:jc w:val="center"/>
-              <w:rPr>
-                <w:b/>
-                <w:bCs/>
-                <w:kern w:val="0"/>
-                <w:szCs w:val="20"/>
-              </w:rPr>
-            </w:pPr>
-            <w:r>
-              <w:rPr>
-                <w:b/>
-                <w:bCs/>
-                <w:kern w:val="0"/>
-                <w:szCs w:val="20"/>
-              </w:rPr>
-              <w:t>序号</w:t>
-            </w:r>
-          </w:p>
-        </w:tc>
-        <w:tc>
-          <w:tcPr>
-            <w:tcW w:w="5102" w:type="dxa"/>
-            <w:vAlign w:val="center"/>
-          </w:tcPr>
-          <w:p>
-            <w:pPr>
-              <w:jc w:val="center"/>
-              <w:rPr>
-                <w:b/>
-                <w:bCs/>
-                <w:kern w:val="0"/>
-                <w:szCs w:val="20"/>
-              </w:rPr>
-            </w:pPr>
-            <w:r>
-              <w:rPr>
-                <w:b/>
-                <w:bCs/>
-                <w:kern w:val="0"/>
-                <w:szCs w:val="20"/>
-              </w:rPr>
-              <w:t>表</w:t>
-            </w:r>
-          </w:p>
-        </w:tc>
-        <w:tc>
-          <w:tcPr>
-            <w:tcW w:w="2551" w:type="dxa"/>
-            <w:vAlign w:val="center"/>
-          </w:tcPr>
-          <w:p>
-            <w:pPr>
-              <w:jc w:val="center"/>
-              <w:rPr>
-                <w:b/>
-                <w:bCs/>
-                <w:kern w:val="0"/>
-                <w:szCs w:val="20"/>
-              </w:rPr>
-            </w:pPr>
-            <w:r>
-              <w:rPr>
-                <w:b/>
-                <w:bCs/>
-                <w:kern w:val="0"/>
-                <w:szCs w:val="20"/>
-              </w:rPr>
-              <w:t>名称</w:t>
+              <w:t>发票配置</w:t>
             </w:r>
           </w:p>
         </w:tc>
@@ -15012,16 +15464,20 @@
             <w:pPr>
               <w:jc w:val="center"/>
               <w:rPr>
-                <w:kern w:val="0"/>
-                <w:szCs w:val="20"/>
-              </w:rPr>
-            </w:pPr>
-            <w:r>
-              <w:rPr>
-                <w:kern w:val="0"/>
-                <w:szCs w:val="20"/>
-              </w:rPr>
-              <w:t>1</w:t>
+                <w:rFonts w:hint="eastAsia" w:eastAsia="仿宋"/>
+                <w:kern w:val="0"/>
+                <w:szCs w:val="20"/>
+                <w:lang w:eastAsia="zh-CN"/>
+              </w:rPr>
+            </w:pPr>
+            <w:r>
+              <w:rPr>
+                <w:rFonts w:hint="eastAsia"/>
+                <w:kern w:val="0"/>
+                <w:szCs w:val="20"/>
+                <w:lang w:val="en-US" w:eastAsia="zh-CN"/>
+              </w:rPr>
+              <w:t>4</w:t>
             </w:r>
           </w:p>
         </w:tc>
@@ -15043,7 +15499,7 @@
                 <w:kern w:val="0"/>
                 <w:szCs w:val="20"/>
               </w:rPr>
-              <w:t>PRICE_TAX_SETING</w:t>
+              <w:t>IM_INVOICE_RELATIONS</w:t>
             </w:r>
           </w:p>
         </w:tc>
@@ -15062,10 +15518,35 @@
             </w:pPr>
             <w:r>
               <w:rPr>
-                <w:kern w:val="0"/>
-                <w:szCs w:val="20"/>
-              </w:rPr>
-              <w:t>价格配置税率</w:t>
+                <w:rFonts w:hint="eastAsia"/>
+                <w:kern w:val="0"/>
+                <w:szCs w:val="20"/>
+                <w:lang w:val="en-US" w:eastAsia="zh-CN"/>
+              </w:rPr>
+              <w:t>账单</w:t>
+            </w:r>
+            <w:r>
+              <w:rPr>
+                <w:kern w:val="0"/>
+                <w:szCs w:val="20"/>
+              </w:rPr>
+              <w:t>发票</w:t>
+            </w:r>
+            <w:r>
+              <w:rPr>
+                <w:rFonts w:hint="eastAsia"/>
+                <w:kern w:val="0"/>
+                <w:szCs w:val="20"/>
+                <w:lang w:val="en-US" w:eastAsia="zh-CN"/>
+              </w:rPr>
+              <w:t>关联</w:t>
+            </w:r>
+            <w:r>
+              <w:rPr>
+                <w:kern w:val="0"/>
+                <w:szCs w:val="20"/>
+              </w:rPr>
+              <w:t>表</w:t>
             </w:r>
           </w:p>
         </w:tc>
@@ -15099,16 +15580,20 @@
             <w:pPr>
               <w:jc w:val="center"/>
               <w:rPr>
-                <w:kern w:val="0"/>
-                <w:szCs w:val="20"/>
-              </w:rPr>
-            </w:pPr>
-            <w:r>
-              <w:rPr>
-                <w:kern w:val="0"/>
-                <w:szCs w:val="20"/>
-              </w:rPr>
-              <w:t>2</w:t>
+                <w:rFonts w:hint="eastAsia" w:eastAsia="仿宋"/>
+                <w:kern w:val="0"/>
+                <w:szCs w:val="20"/>
+                <w:lang w:eastAsia="zh-CN"/>
+              </w:rPr>
+            </w:pPr>
+            <w:r>
+              <w:rPr>
+                <w:rFonts w:hint="eastAsia"/>
+                <w:kern w:val="0"/>
+                <w:szCs w:val="20"/>
+                <w:lang w:val="en-US" w:eastAsia="zh-CN"/>
+              </w:rPr>
+              <w:t>5</w:t>
             </w:r>
           </w:p>
         </w:tc>
@@ -15130,7 +15615,7 @@
                 <w:kern w:val="0"/>
                 <w:szCs w:val="20"/>
               </w:rPr>
-              <w:t>ACC_VATTYPE_LOG</w:t>
+              <w:t>IM_LASTED_STATUS</w:t>
             </w:r>
           </w:p>
         </w:tc>
@@ -15152,149 +15637,7 @@
                 <w:kern w:val="0"/>
                 <w:szCs w:val="20"/>
               </w:rPr>
-              <w:t>增值税变更日志表</w:t>
-            </w:r>
-          </w:p>
-        </w:tc>
-      </w:tr>
-    </w:tbl>
-    <w:p>
-      <w:pPr>
-        <w:pStyle w:val="4"/>
-        <w:rPr>
-          <w:rFonts w:hint="eastAsia"/>
-        </w:rPr>
-      </w:pPr>
-      <w:bookmarkStart w:id="21" w:name="_Toc21296"/>
-      <w:r>
-        <w:rPr>
-          <w:rFonts w:hint="eastAsia"/>
-        </w:rPr>
-        <w:t>财务票据信息</w:t>
-      </w:r>
-      <w:bookmarkEnd w:id="21"/>
-    </w:p>
-    <w:tbl>
-      <w:tblPr>
-        <w:tblStyle w:val="38"/>
-        <w:tblW w:w="8503" w:type="dxa"/>
-        <w:tblInd w:w="0" w:type="dxa"/>
-        <w:tblBorders>
-          <w:top w:val="single" w:color="auto" w:sz="4" w:space="0"/>
-          <w:left w:val="single" w:color="auto" w:sz="4" w:space="0"/>
-          <w:bottom w:val="single" w:color="auto" w:sz="4" w:space="0"/>
-          <w:right w:val="single" w:color="auto" w:sz="4" w:space="0"/>
-          <w:insideH w:val="single" w:color="auto" w:sz="4" w:space="0"/>
-          <w:insideV w:val="single" w:color="auto" w:sz="4" w:space="0"/>
-        </w:tblBorders>
-        <w:tblLayout w:type="fixed"/>
-        <w:tblCellMar>
-          <w:top w:w="0" w:type="dxa"/>
-          <w:left w:w="108" w:type="dxa"/>
-          <w:bottom w:w="0" w:type="dxa"/>
-          <w:right w:w="108" w:type="dxa"/>
-        </w:tblCellMar>
-      </w:tblPr>
-      <w:tblGrid>
-        <w:gridCol w:w="850"/>
-        <w:gridCol w:w="5102"/>
-        <w:gridCol w:w="2551"/>
-      </w:tblGrid>
-      <w:tr>
-        <w:tblPrEx>
-          <w:tblBorders>
-            <w:top w:val="single" w:color="auto" w:sz="4" w:space="0"/>
-            <w:left w:val="single" w:color="auto" w:sz="4" w:space="0"/>
-            <w:bottom w:val="single" w:color="auto" w:sz="4" w:space="0"/>
-            <w:right w:val="single" w:color="auto" w:sz="4" w:space="0"/>
-            <w:insideH w:val="single" w:color="auto" w:sz="4" w:space="0"/>
-            <w:insideV w:val="single" w:color="auto" w:sz="4" w:space="0"/>
-          </w:tblBorders>
-          <w:tblCellMar>
-            <w:top w:w="0" w:type="dxa"/>
-            <w:left w:w="108" w:type="dxa"/>
-            <w:bottom w:w="0" w:type="dxa"/>
-            <w:right w:w="108" w:type="dxa"/>
-          </w:tblCellMar>
-        </w:tblPrEx>
-        <w:trPr>
-          <w:trHeight w:val="567" w:hRule="atLeast"/>
-        </w:trPr>
-        <w:tc>
-          <w:tcPr>
-            <w:tcW w:w="850" w:type="dxa"/>
-            <w:vAlign w:val="center"/>
-          </w:tcPr>
-          <w:p>
-            <w:pPr>
-              <w:jc w:val="center"/>
-              <w:rPr>
-                <w:b/>
-                <w:bCs/>
-                <w:kern w:val="0"/>
-                <w:szCs w:val="20"/>
-              </w:rPr>
-            </w:pPr>
-            <w:r>
-              <w:rPr>
-                <w:b/>
-                <w:bCs/>
-                <w:kern w:val="0"/>
-                <w:szCs w:val="20"/>
-              </w:rPr>
-              <w:t>序号</w:t>
-            </w:r>
-          </w:p>
-        </w:tc>
-        <w:tc>
-          <w:tcPr>
-            <w:tcW w:w="5102" w:type="dxa"/>
-            <w:vAlign w:val="center"/>
-          </w:tcPr>
-          <w:p>
-            <w:pPr>
-              <w:jc w:val="center"/>
-              <w:rPr>
-                <w:b/>
-                <w:bCs/>
-                <w:kern w:val="0"/>
-                <w:szCs w:val="20"/>
-              </w:rPr>
-            </w:pPr>
-            <w:r>
-              <w:rPr>
-                <w:b/>
-                <w:bCs/>
-                <w:kern w:val="0"/>
-                <w:szCs w:val="20"/>
-              </w:rPr>
-              <w:t>表</w:t>
-            </w:r>
-          </w:p>
-        </w:tc>
-        <w:tc>
-          <w:tcPr>
-            <w:tcW w:w="2551" w:type="dxa"/>
-            <w:vAlign w:val="center"/>
-          </w:tcPr>
-          <w:p>
-            <w:pPr>
-              <w:jc w:val="center"/>
-              <w:rPr>
-                <w:b/>
-                <w:bCs/>
-                <w:kern w:val="0"/>
-                <w:szCs w:val="20"/>
-              </w:rPr>
-            </w:pPr>
-            <w:r>
-              <w:rPr>
-                <w:b/>
-                <w:bCs/>
-                <w:kern w:val="0"/>
-                <w:szCs w:val="20"/>
-              </w:rPr>
-              <w:t>名称</w:t>
+              <w:t>账单开票最新状态表</w:t>
             </w:r>
           </w:p>
         </w:tc>
@@ -15341,486 +15684,6 @@
                 <w:szCs w:val="20"/>
                 <w:lang w:val="en-US" w:eastAsia="zh-CN"/>
               </w:rPr>
-              <w:t>1</w:t>
-            </w:r>
-          </w:p>
-        </w:tc>
-        <w:tc>
-          <w:tcPr>
-            <w:tcW w:w="5102" w:type="dxa"/>
-            <w:vAlign w:val="center"/>
-          </w:tcPr>
-          <w:p>
-            <w:pPr>
-              <w:jc w:val="center"/>
-              <w:rPr>
-                <w:kern w:val="0"/>
-                <w:szCs w:val="20"/>
-              </w:rPr>
-            </w:pPr>
-            <w:r>
-              <w:rPr>
-                <w:kern w:val="0"/>
-                <w:szCs w:val="20"/>
-              </w:rPr>
-              <w:t>IM_PRINT_SETTING</w:t>
-            </w:r>
-          </w:p>
-        </w:tc>
-        <w:tc>
-          <w:tcPr>
-            <w:tcW w:w="2551" w:type="dxa"/>
-            <w:vAlign w:val="center"/>
-          </w:tcPr>
-          <w:p>
-            <w:pPr>
-              <w:jc w:val="center"/>
-              <w:rPr>
-                <w:kern w:val="0"/>
-                <w:szCs w:val="20"/>
-              </w:rPr>
-            </w:pPr>
-            <w:r>
-              <w:rPr>
-                <w:kern w:val="0"/>
-                <w:szCs w:val="20"/>
-              </w:rPr>
-              <w:t>票据打印参数</w:t>
-            </w:r>
-          </w:p>
-        </w:tc>
-      </w:tr>
-      <w:tr>
-        <w:tblPrEx>
-          <w:tblBorders>
-            <w:top w:val="single" w:color="auto" w:sz="4" w:space="0"/>
-            <w:left w:val="single" w:color="auto" w:sz="4" w:space="0"/>
-            <w:bottom w:val="single" w:color="auto" w:sz="4" w:space="0"/>
-            <w:right w:val="single" w:color="auto" w:sz="4" w:space="0"/>
-            <w:insideH w:val="single" w:color="auto" w:sz="4" w:space="0"/>
-            <w:insideV w:val="single" w:color="auto" w:sz="4" w:space="0"/>
-          </w:tblBorders>
-          <w:tblCellMar>
-            <w:top w:w="0" w:type="dxa"/>
-            <w:left w:w="108" w:type="dxa"/>
-            <w:bottom w:w="0" w:type="dxa"/>
-            <w:right w:w="108" w:type="dxa"/>
-          </w:tblCellMar>
-        </w:tblPrEx>
-        <w:trPr>
-          <w:trHeight w:val="567" w:hRule="atLeast"/>
-        </w:trPr>
-        <w:tc>
-          <w:tcPr>
-            <w:tcW w:w="850" w:type="dxa"/>
-            <w:vAlign w:val="center"/>
-          </w:tcPr>
-          <w:p>
-            <w:pPr>
-              <w:jc w:val="center"/>
-              <w:rPr>
-                <w:rFonts w:hint="eastAsia" w:eastAsia="仿宋"/>
-                <w:kern w:val="0"/>
-                <w:szCs w:val="20"/>
-                <w:lang w:eastAsia="zh-CN"/>
-              </w:rPr>
-            </w:pPr>
-            <w:r>
-              <w:rPr>
-                <w:rFonts w:hint="eastAsia"/>
-                <w:kern w:val="0"/>
-                <w:szCs w:val="20"/>
-                <w:lang w:val="en-US" w:eastAsia="zh-CN"/>
-              </w:rPr>
-              <w:t>2</w:t>
-            </w:r>
-          </w:p>
-        </w:tc>
-        <w:tc>
-          <w:tcPr>
-            <w:tcW w:w="5102" w:type="dxa"/>
-            <w:vAlign w:val="center"/>
-          </w:tcPr>
-          <w:p>
-            <w:pPr>
-              <w:jc w:val="center"/>
-              <w:rPr>
-                <w:kern w:val="0"/>
-                <w:szCs w:val="20"/>
-              </w:rPr>
-            </w:pPr>
-            <w:r>
-              <w:rPr>
-                <w:kern w:val="0"/>
-                <w:szCs w:val="20"/>
-              </w:rPr>
-              <w:t>IM_E_INVOICE</w:t>
-            </w:r>
-          </w:p>
-        </w:tc>
-        <w:tc>
-          <w:tcPr>
-            <w:tcW w:w="2551" w:type="dxa"/>
-            <w:vAlign w:val="center"/>
-          </w:tcPr>
-          <w:p>
-            <w:pPr>
-              <w:jc w:val="center"/>
-              <w:rPr>
-                <w:kern w:val="0"/>
-                <w:szCs w:val="20"/>
-              </w:rPr>
-            </w:pPr>
-            <w:r>
-              <w:rPr>
-                <w:kern w:val="0"/>
-                <w:szCs w:val="20"/>
-              </w:rPr>
-              <w:t>电子发票记录表</w:t>
-            </w:r>
-          </w:p>
-        </w:tc>
-      </w:tr>
-      <w:tr>
-        <w:tblPrEx>
-          <w:tblBorders>
-            <w:top w:val="single" w:color="auto" w:sz="4" w:space="0"/>
-            <w:left w:val="single" w:color="auto" w:sz="4" w:space="0"/>
-            <w:bottom w:val="single" w:color="auto" w:sz="4" w:space="0"/>
-            <w:right w:val="single" w:color="auto" w:sz="4" w:space="0"/>
-            <w:insideH w:val="single" w:color="auto" w:sz="4" w:space="0"/>
-            <w:insideV w:val="single" w:color="auto" w:sz="4" w:space="0"/>
-          </w:tblBorders>
-          <w:tblCellMar>
-            <w:top w:w="0" w:type="dxa"/>
-            <w:left w:w="108" w:type="dxa"/>
-            <w:bottom w:w="0" w:type="dxa"/>
-            <w:right w:w="108" w:type="dxa"/>
-          </w:tblCellMar>
-        </w:tblPrEx>
-        <w:trPr>
-          <w:trHeight w:val="567" w:hRule="atLeast"/>
-        </w:trPr>
-        <w:tc>
-          <w:tcPr>
-            <w:tcW w:w="850" w:type="dxa"/>
-            <w:vAlign w:val="center"/>
-          </w:tcPr>
-          <w:p>
-            <w:pPr>
-              <w:jc w:val="center"/>
-              <w:rPr>
-                <w:rFonts w:hint="eastAsia" w:eastAsia="仿宋"/>
-                <w:kern w:val="0"/>
-                <w:szCs w:val="20"/>
-                <w:lang w:eastAsia="zh-CN"/>
-              </w:rPr>
-            </w:pPr>
-            <w:r>
-              <w:rPr>
-                <w:rFonts w:hint="eastAsia"/>
-                <w:kern w:val="0"/>
-                <w:szCs w:val="20"/>
-                <w:lang w:val="en-US" w:eastAsia="zh-CN"/>
-              </w:rPr>
-              <w:t>3</w:t>
-            </w:r>
-          </w:p>
-        </w:tc>
-        <w:tc>
-          <w:tcPr>
-            <w:tcW w:w="5102" w:type="dxa"/>
-            <w:vAlign w:val="center"/>
-          </w:tcPr>
-          <w:p>
-            <w:pPr>
-              <w:jc w:val="center"/>
-              <w:rPr>
-                <w:kern w:val="0"/>
-                <w:szCs w:val="20"/>
-              </w:rPr>
-            </w:pPr>
-            <w:r>
-              <w:rPr>
-                <w:kern w:val="0"/>
-                <w:szCs w:val="20"/>
-              </w:rPr>
-              <w:t>CM_INVOICE_SETTING</w:t>
-            </w:r>
-          </w:p>
-        </w:tc>
-        <w:tc>
-          <w:tcPr>
-            <w:tcW w:w="2551" w:type="dxa"/>
-            <w:vAlign w:val="center"/>
-          </w:tcPr>
-          <w:p>
-            <w:pPr>
-              <w:jc w:val="center"/>
-              <w:rPr>
-                <w:kern w:val="0"/>
-                <w:szCs w:val="20"/>
-              </w:rPr>
-            </w:pPr>
-            <w:r>
-              <w:rPr>
-                <w:kern w:val="0"/>
-                <w:szCs w:val="20"/>
-              </w:rPr>
-              <w:t>发票配置</w:t>
-            </w:r>
-          </w:p>
-        </w:tc>
-      </w:tr>
-      <w:tr>
-        <w:tblPrEx>
-          <w:tblBorders>
-            <w:top w:val="single" w:color="auto" w:sz="4" w:space="0"/>
-            <w:left w:val="single" w:color="auto" w:sz="4" w:space="0"/>
-            <w:bottom w:val="single" w:color="auto" w:sz="4" w:space="0"/>
-            <w:right w:val="single" w:color="auto" w:sz="4" w:space="0"/>
-            <w:insideH w:val="single" w:color="auto" w:sz="4" w:space="0"/>
-            <w:insideV w:val="single" w:color="auto" w:sz="4" w:space="0"/>
-          </w:tblBorders>
-          <w:tblCellMar>
-            <w:top w:w="0" w:type="dxa"/>
-            <w:left w:w="108" w:type="dxa"/>
-            <w:bottom w:w="0" w:type="dxa"/>
-            <w:right w:w="108" w:type="dxa"/>
-          </w:tblCellMar>
-        </w:tblPrEx>
-        <w:trPr>
-          <w:trHeight w:val="567" w:hRule="atLeast"/>
-        </w:trPr>
-        <w:tc>
-          <w:tcPr>
-            <w:tcW w:w="850" w:type="dxa"/>
-            <w:vAlign w:val="center"/>
-          </w:tcPr>
-          <w:p>
-            <w:pPr>
-              <w:jc w:val="center"/>
-              <w:rPr>
-                <w:rFonts w:hint="eastAsia" w:eastAsia="仿宋"/>
-                <w:kern w:val="0"/>
-                <w:szCs w:val="20"/>
-                <w:lang w:eastAsia="zh-CN"/>
-              </w:rPr>
-            </w:pPr>
-            <w:r>
-              <w:rPr>
-                <w:rFonts w:hint="eastAsia"/>
-                <w:kern w:val="0"/>
-                <w:szCs w:val="20"/>
-                <w:lang w:val="en-US" w:eastAsia="zh-CN"/>
-              </w:rPr>
-              <w:t>4</w:t>
-            </w:r>
-          </w:p>
-        </w:tc>
-        <w:tc>
-          <w:tcPr>
-            <w:tcW w:w="5102" w:type="dxa"/>
-            <w:vAlign w:val="center"/>
-          </w:tcPr>
-          <w:p>
-            <w:pPr>
-              <w:jc w:val="center"/>
-              <w:rPr>
-                <w:kern w:val="0"/>
-                <w:szCs w:val="20"/>
-              </w:rPr>
-            </w:pPr>
-            <w:r>
-              <w:rPr>
-                <w:kern w:val="0"/>
-                <w:szCs w:val="20"/>
-              </w:rPr>
-              <w:t>IM_INVOICE_RELATIONS</w:t>
-            </w:r>
-          </w:p>
-        </w:tc>
-        <w:tc>
-          <w:tcPr>
-            <w:tcW w:w="2551" w:type="dxa"/>
-            <w:vAlign w:val="center"/>
-          </w:tcPr>
-          <w:p>
-            <w:pPr>
-              <w:jc w:val="center"/>
-              <w:rPr>
-                <w:kern w:val="0"/>
-                <w:szCs w:val="20"/>
-              </w:rPr>
-            </w:pPr>
-            <w:r>
-              <w:rPr>
-                <w:rFonts w:hint="eastAsia"/>
-                <w:kern w:val="0"/>
-                <w:szCs w:val="20"/>
-                <w:lang w:val="en-US" w:eastAsia="zh-CN"/>
-              </w:rPr>
-              <w:t>账单</w:t>
-            </w:r>
-            <w:r>
-              <w:rPr>
-                <w:kern w:val="0"/>
-                <w:szCs w:val="20"/>
-              </w:rPr>
-              <w:t>发票</w:t>
-            </w:r>
-            <w:r>
-              <w:rPr>
-                <w:rFonts w:hint="eastAsia"/>
-                <w:kern w:val="0"/>
-                <w:szCs w:val="20"/>
-                <w:lang w:val="en-US" w:eastAsia="zh-CN"/>
-              </w:rPr>
-              <w:t>关联</w:t>
-            </w:r>
-            <w:r>
-              <w:rPr>
-                <w:kern w:val="0"/>
-                <w:szCs w:val="20"/>
-              </w:rPr>
-              <w:t>表</w:t>
-            </w:r>
-          </w:p>
-        </w:tc>
-      </w:tr>
-      <w:tr>
-        <w:tblPrEx>
-          <w:tblBorders>
-            <w:top w:val="single" w:color="auto" w:sz="4" w:space="0"/>
-            <w:left w:val="single" w:color="auto" w:sz="4" w:space="0"/>
-            <w:bottom w:val="single" w:color="auto" w:sz="4" w:space="0"/>
-            <w:right w:val="single" w:color="auto" w:sz="4" w:space="0"/>
-            <w:insideH w:val="single" w:color="auto" w:sz="4" w:space="0"/>
-            <w:insideV w:val="single" w:color="auto" w:sz="4" w:space="0"/>
-          </w:tblBorders>
-          <w:tblCellMar>
-            <w:top w:w="0" w:type="dxa"/>
-            <w:left w:w="108" w:type="dxa"/>
-            <w:bottom w:w="0" w:type="dxa"/>
-            <w:right w:w="108" w:type="dxa"/>
-          </w:tblCellMar>
-        </w:tblPrEx>
-        <w:trPr>
-          <w:trHeight w:val="567" w:hRule="atLeast"/>
-        </w:trPr>
-        <w:tc>
-          <w:tcPr>
-            <w:tcW w:w="850" w:type="dxa"/>
-            <w:vAlign w:val="center"/>
-          </w:tcPr>
-          <w:p>
-            <w:pPr>
-              <w:jc w:val="center"/>
-              <w:rPr>
-                <w:rFonts w:hint="eastAsia" w:eastAsia="仿宋"/>
-                <w:kern w:val="0"/>
-                <w:szCs w:val="20"/>
-                <w:lang w:eastAsia="zh-CN"/>
-              </w:rPr>
-            </w:pPr>
-            <w:r>
-              <w:rPr>
-                <w:rFonts w:hint="eastAsia"/>
-                <w:kern w:val="0"/>
-                <w:szCs w:val="20"/>
-                <w:lang w:val="en-US" w:eastAsia="zh-CN"/>
-              </w:rPr>
-              <w:t>5</w:t>
-            </w:r>
-          </w:p>
-        </w:tc>
-        <w:tc>
-          <w:tcPr>
-            <w:tcW w:w="5102" w:type="dxa"/>
-            <w:vAlign w:val="center"/>
-          </w:tcPr>
-          <w:p>
-            <w:pPr>
-              <w:jc w:val="center"/>
-              <w:rPr>
-                <w:kern w:val="0"/>
-                <w:szCs w:val="20"/>
-              </w:rPr>
-            </w:pPr>
-            <w:r>
-              <w:rPr>
-                <w:kern w:val="0"/>
-                <w:szCs w:val="20"/>
-              </w:rPr>
-              <w:t>IM_LASTED_STATUS</w:t>
-            </w:r>
-          </w:p>
-        </w:tc>
-        <w:tc>
-          <w:tcPr>
-            <w:tcW w:w="2551" w:type="dxa"/>
-            <w:vAlign w:val="center"/>
-          </w:tcPr>
-          <w:p>
-            <w:pPr>
-              <w:jc w:val="center"/>
-              <w:rPr>
-                <w:kern w:val="0"/>
-                <w:szCs w:val="20"/>
-              </w:rPr>
-            </w:pPr>
-            <w:r>
-              <w:rPr>
-                <w:kern w:val="0"/>
-                <w:szCs w:val="20"/>
-              </w:rPr>
-              <w:t>账单开票最新状态表</w:t>
-            </w:r>
-          </w:p>
-        </w:tc>
-      </w:tr>
-      <w:tr>
-        <w:tblPrEx>
-          <w:tblBorders>
-            <w:top w:val="single" w:color="auto" w:sz="4" w:space="0"/>
-            <w:left w:val="single" w:color="auto" w:sz="4" w:space="0"/>
-            <w:bottom w:val="single" w:color="auto" w:sz="4" w:space="0"/>
-            <w:right w:val="single" w:color="auto" w:sz="4" w:space="0"/>
-            <w:insideH w:val="single" w:color="auto" w:sz="4" w:space="0"/>
-            <w:insideV w:val="single" w:color="auto" w:sz="4" w:space="0"/>
-          </w:tblBorders>
-          <w:tblCellMar>
-            <w:top w:w="0" w:type="dxa"/>
-            <w:left w:w="108" w:type="dxa"/>
-            <w:bottom w:w="0" w:type="dxa"/>
-            <w:right w:w="108" w:type="dxa"/>
-          </w:tblCellMar>
-        </w:tblPrEx>
-        <w:trPr>
-          <w:trHeight w:val="567" w:hRule="atLeast"/>
-        </w:trPr>
-        <w:tc>
-          <w:tcPr>
-            <w:tcW w:w="850" w:type="dxa"/>
-            <w:vAlign w:val="center"/>
-          </w:tcPr>
-          <w:p>
-            <w:pPr>
-              <w:jc w:val="center"/>
-              <w:rPr>
-                <w:rFonts w:hint="eastAsia" w:eastAsia="仿宋"/>
-                <w:kern w:val="0"/>
-                <w:szCs w:val="20"/>
-                <w:lang w:eastAsia="zh-CN"/>
-              </w:rPr>
-            </w:pPr>
-            <w:r>
-              <w:rPr>
-                <w:rFonts w:hint="eastAsia"/>
-                <w:kern w:val="0"/>
-                <w:szCs w:val="20"/>
-                <w:lang w:val="en-US" w:eastAsia="zh-CN"/>
-              </w:rPr>
               <w:t>6</w:t>
             </w:r>
           </w:p>
@@ -15875,19 +15738,46 @@
       <w:pPr>
         <w:pStyle w:val="3"/>
       </w:pPr>
-      <w:bookmarkStart w:id="22" w:name="_Toc16936"/>
+      <w:bookmarkStart w:id="20" w:name="_Toc16936"/>
       <w:r>
         <w:rPr>
           <w:rFonts w:hint="eastAsia"/>
         </w:rPr>
         <w:t>采购管理数据</w:t>
       </w:r>
-      <w:bookmarkEnd w:id="22"/>
+      <w:bookmarkEnd w:id="20"/>
       <w:r>
         <w:rPr>
           <w:rFonts w:hint="eastAsia"/>
         </w:rPr>
         <w:tab/>
+      </w:r>
+    </w:p>
+    <w:p>
+      <w:pPr>
+        <w:pStyle w:val="4"/>
+      </w:pPr>
+      <w:r>
+        <w:rPr>
+          <w:kern w:val="0"/>
+          <w:szCs w:val="20"/>
+        </w:rPr>
+        <w:t>水表</w:t>
+      </w:r>
+      <w:r>
+        <w:rPr>
+          <w:rFonts w:hint="eastAsia"/>
+          <w:kern w:val="0"/>
+          <w:szCs w:val="20"/>
+          <w:lang w:val="en-US" w:eastAsia="zh-CN"/>
+        </w:rPr>
+        <w:t>厂商</w:t>
+      </w:r>
+      <w:r>
+        <w:rPr>
+          <w:rFonts w:hint="eastAsia"/>
+        </w:rPr>
+        <w:t>信息</w:t>
       </w:r>
     </w:p>
     <w:tbl>
@@ -16106,14 +15996,14 @@
       <w:pPr>
         <w:pStyle w:val="3"/>
       </w:pPr>
-      <w:bookmarkStart w:id="23" w:name="_Toc23699"/>
+      <w:bookmarkStart w:id="21" w:name="_Toc23699"/>
       <w:r>
         <w:rPr>
           <w:rFonts w:hint="eastAsia"/>
         </w:rPr>
         <w:t>信息化管理数据</w:t>
       </w:r>
-      <w:bookmarkEnd w:id="23"/>
+      <w:bookmarkEnd w:id="21"/>
       <w:r>
         <w:rPr>
           <w:rFonts w:hint="eastAsia"/>
@@ -16130,14 +16020,14 @@
           <w:bCs/>
         </w:rPr>
       </w:pPr>
-      <w:bookmarkStart w:id="24" w:name="_Toc14853"/>
+      <w:bookmarkStart w:id="22" w:name="_Toc14853"/>
       <w:r>
         <w:rPr>
           <w:rFonts w:hint="eastAsia"/>
         </w:rPr>
         <w:t>信息化项目基础信息</w:t>
       </w:r>
-      <w:bookmarkEnd w:id="24"/>
+      <w:bookmarkEnd w:id="22"/>
     </w:p>
     <w:tbl>
       <w:tblPr>
@@ -17085,14 +16975,14 @@
           <w:rFonts w:hint="eastAsia"/>
         </w:rPr>
       </w:pPr>
-      <w:bookmarkStart w:id="25" w:name="_Toc27082"/>
+      <w:bookmarkStart w:id="23" w:name="_Toc27082"/>
       <w:r>
         <w:rPr>
           <w:rFonts w:hint="eastAsia"/>
         </w:rPr>
         <w:t>生产运营信息化数据</w:t>
       </w:r>
-      <w:bookmarkEnd w:id="25"/>
+      <w:bookmarkEnd w:id="23"/>
     </w:p>
     <w:tbl>
       <w:tblPr>

--- a/dama/cases/水投集团数据分类分级/1-营收系统/营收系统数据分类分级标准.docx
+++ b/dama/cases/水投集团数据分类分级/1-营收系统/营收系统数据分类分级标准.docx
@@ -7302,18 +7302,7 @@
                 <w:szCs w:val="20"/>
                 <w:lang w:val="en-US" w:eastAsia="zh-CN"/>
               </w:rPr>
-              <w:t>换</w:t>
-            </w:r>
-            <w:bookmarkStart w:id="24" w:name="_GoBack"/>
-            <w:bookmarkEnd w:id="24"/>
-            <w:r>
-              <w:rPr>
-                <w:rFonts w:hint="default"/>
-                <w:kern w:val="0"/>
-                <w:szCs w:val="20"/>
-                <w:lang w:val="en-US" w:eastAsia="zh-CN"/>
-              </w:rPr>
-              <w:t>表工单</w:t>
+              <w:t>换表工单</w:t>
             </w:r>
           </w:p>
         </w:tc>
@@ -9000,7 +8989,16 @@
                 <w:kern w:val="0"/>
                 <w:szCs w:val="20"/>
               </w:rPr>
-              <w:t>BM_DTL_ADJUST_READING</w:t>
+              <w:t>BM_DTL_</w:t>
+            </w:r>
+            <w:bookmarkStart w:id="24" w:name="_GoBack"/>
+            <w:bookmarkEnd w:id="24"/>
+            <w:r>
+              <w:rPr>
+                <w:kern w:val="0"/>
+                <w:szCs w:val="20"/>
+              </w:rPr>
+              <w:t>ADJUST_READING</w:t>
             </w:r>
           </w:p>
         </w:tc>
@@ -12258,15 +12256,13 @@
             </w:pPr>
             <w:r>
               <w:rPr>
-                <w:rStyle w:val="39"/>
                 <w:rFonts w:ascii="Times New Roman" w:hAnsi="Times New Roman" w:eastAsia="仿宋" w:cs="Times New Roman"/>
                 <w:caps w:val="0"/>
-                <w:color w:val="777777"/>
                 <w:spacing w:val="0"/>
                 <w:kern w:val="0"/>
                 <w:sz w:val="28"/>
                 <w:szCs w:val="20"/>
-                <w:shd w:val="clear" w:fill="FFFFFF"/>
+                <w:shd w:val="clear"/>
               </w:rPr>
               <w:t>ACP_REFUND</w:t>
             </w:r>
@@ -12469,14 +12465,13 @@
             </w:pPr>
             <w:r>
               <w:rPr>
-                <w:rStyle w:val="42"/>
-                <w:rFonts w:ascii="Helvetica" w:hAnsi="Helvetica" w:eastAsia="Helvetica" w:cs="Helvetica"/>
+                <w:rFonts w:ascii="Times New Roman" w:hAnsi="Times New Roman" w:eastAsia="仿宋" w:cs="Times New Roman"/>
                 <w:caps w:val="0"/>
-                <w:color w:val="777777"/>
                 <w:spacing w:val="0"/>
-                <w:sz w:val="24"/>
-                <w:szCs w:val="24"/>
-                <w:shd w:val="clear" w:fill="FFFFFF"/>
+                <w:kern w:val="0"/>
+                <w:sz w:val="28"/>
+                <w:szCs w:val="20"/>
+                <w:shd w:val="clear"/>
               </w:rPr>
               <w:t>ACP_DUPLICATION</w:t>
             </w:r>
@@ -12508,7 +12503,7 @@
             </w:r>
             <w:r>
               <w:rPr>
-                <w:rFonts w:hint="eastAsia"/>
+                <w:rFonts w:hint="default"/>
                 <w:kern w:val="0"/>
                 <w:szCs w:val="20"/>
                 <w:lang w:val="en-US" w:eastAsia="zh-CN"/>
@@ -12574,26 +12569,24 @@
               <w:ind w:firstLine="0" w:firstLineChars="0"/>
               <w:jc w:val="center"/>
               <w:rPr>
-                <w:rStyle w:val="42"/>
-                <w:rFonts w:ascii="Helvetica" w:hAnsi="Helvetica" w:eastAsia="Helvetica" w:cs="Helvetica"/>
+                <w:rFonts w:ascii="Times New Roman" w:hAnsi="Times New Roman" w:eastAsia="仿宋" w:cs="Times New Roman"/>
                 <w:caps w:val="0"/>
-                <w:color w:val="777777"/>
                 <w:spacing w:val="0"/>
-                <w:sz w:val="24"/>
-                <w:szCs w:val="24"/>
-                <w:shd w:val="clear" w:fill="FFFFFF"/>
-              </w:rPr>
-            </w:pPr>
-            <w:r>
-              <w:rPr>
-                <w:rStyle w:val="42"/>
-                <w:rFonts w:ascii="Helvetica" w:hAnsi="Helvetica" w:eastAsia="Helvetica" w:cs="Helvetica"/>
+                <w:kern w:val="0"/>
+                <w:sz w:val="28"/>
+                <w:szCs w:val="20"/>
+                <w:shd w:val="clear"/>
+              </w:rPr>
+            </w:pPr>
+            <w:r>
+              <w:rPr>
+                <w:rFonts w:ascii="Times New Roman" w:hAnsi="Times New Roman" w:eastAsia="仿宋" w:cs="Times New Roman"/>
                 <w:caps w:val="0"/>
-                <w:color w:val="777777"/>
                 <w:spacing w:val="0"/>
-                <w:sz w:val="24"/>
-                <w:szCs w:val="24"/>
-                <w:shd w:val="clear" w:fill="FFFFFF"/>
+                <w:kern w:val="0"/>
+                <w:sz w:val="28"/>
+                <w:szCs w:val="20"/>
+                <w:shd w:val="clear"/>
               </w:rPr>
               <w:t>ACP_UNKNOWN</w:t>
             </w:r>
@@ -12609,7 +12602,7 @@
               <w:ind w:firstLine="0" w:firstLineChars="0"/>
               <w:jc w:val="center"/>
               <w:rPr>
-                <w:rFonts w:hint="eastAsia" w:eastAsia="仿宋"/>
+                <w:rFonts w:hint="default" w:eastAsia="仿宋"/>
                 <w:kern w:val="0"/>
                 <w:szCs w:val="20"/>
                 <w:lang w:val="en-US" w:eastAsia="zh-CN"/>
@@ -12624,7 +12617,7 @@
             </w:r>
             <w:r>
               <w:rPr>
-                <w:rFonts w:hint="eastAsia"/>
+                <w:rFonts w:hint="default"/>
                 <w:kern w:val="0"/>
                 <w:szCs w:val="20"/>
                 <w:lang w:val="en-US" w:eastAsia="zh-CN"/>
@@ -13677,12 +13670,6 @@
             <w:insideH w:val="single" w:color="auto" w:sz="4" w:space="0"/>
             <w:insideV w:val="single" w:color="auto" w:sz="4" w:space="0"/>
           </w:tblBorders>
-          <w:tblCellMar>
-            <w:top w:w="0" w:type="dxa"/>
-            <w:left w:w="108" w:type="dxa"/>
-            <w:bottom w:w="0" w:type="dxa"/>
-            <w:right w:w="108" w:type="dxa"/>
-          </w:tblCellMar>
         </w:tblPrEx>
         <w:trPr>
           <w:trHeight w:val="567" w:hRule="atLeast"/>

--- a/dama/cases/水投集团数据分类分级/1-营收系统/营收系统数据分类分级标准.docx
+++ b/dama/cases/水投集团数据分类分级/1-营收系统/营收系统数据分类分级标准.docx
@@ -7168,6 +7168,8 @@
               </w:rPr>
               <w:t>BM_RECORD</w:t>
             </w:r>
+            <w:bookmarkStart w:id="24" w:name="_GoBack"/>
+            <w:bookmarkEnd w:id="24"/>
           </w:p>
         </w:tc>
         <w:tc>
@@ -8067,12 +8069,6 @@
             <w:insideH w:val="single" w:color="auto" w:sz="4" w:space="0"/>
             <w:insideV w:val="single" w:color="auto" w:sz="4" w:space="0"/>
           </w:tblBorders>
-          <w:tblCellMar>
-            <w:top w:w="0" w:type="dxa"/>
-            <w:left w:w="108" w:type="dxa"/>
-            <w:bottom w:w="0" w:type="dxa"/>
-            <w:right w:w="108" w:type="dxa"/>
-          </w:tblCellMar>
         </w:tblPrEx>
         <w:trPr>
           <w:trHeight w:val="567" w:hRule="atLeast"/>
@@ -8989,16 +8985,7 @@
                 <w:kern w:val="0"/>
                 <w:szCs w:val="20"/>
               </w:rPr>
-              <w:t>BM_DTL_</w:t>
-            </w:r>
-            <w:bookmarkStart w:id="24" w:name="_GoBack"/>
-            <w:bookmarkEnd w:id="24"/>
-            <w:r>
-              <w:rPr>
-                <w:kern w:val="0"/>
-                <w:szCs w:val="20"/>
-              </w:rPr>
-              <w:t>ADJUST_READING</w:t>
+              <w:t>BM_DTL_ADJUST_READING</w:t>
             </w:r>
           </w:p>
         </w:tc>
@@ -9892,6 +9879,7 @@
         </w:tblPrEx>
         <w:trPr>
           <w:trHeight w:val="567" w:hRule="atLeast"/>
+          <w:del w:id="0" w:author="pluto" w:date="2026-09-03T17:43:36Z"/>
         </w:trPr>
         <w:tc>
           <w:tcPr>
@@ -9903,6 +9891,7 @@
               <w:ind w:firstLine="0" w:firstLineChars="0"/>
               <w:jc w:val="center"/>
               <w:rPr>
+                <w:del w:id="1" w:author="pluto" w:date="2026-09-03T17:43:36Z"/>
                 <w:rFonts w:hint="eastAsia" w:ascii="Times New Roman" w:hAnsi="Times New Roman" w:eastAsia="仿宋" w:cs="Times New Roman"/>
                 <w:kern w:val="0"/>
                 <w:sz w:val="28"/>
@@ -9910,15 +9899,17 @@
                 <w:lang w:val="en-US" w:eastAsia="zh-CN" w:bidi="ar-SA"/>
               </w:rPr>
             </w:pPr>
-            <w:r>
-              <w:rPr>
-                <w:rFonts w:hint="eastAsia"/>
-                <w:kern w:val="0"/>
-                <w:szCs w:val="20"/>
-                <w:lang w:val="en-US" w:eastAsia="zh-CN"/>
-              </w:rPr>
-              <w:t>4</w:t>
-            </w:r>
+            <w:del w:id="2" w:author="pluto" w:date="2026-09-03T17:43:36Z">
+              <w:r>
+                <w:rPr>
+                  <w:rFonts w:hint="eastAsia"/>
+                  <w:kern w:val="0"/>
+                  <w:szCs w:val="20"/>
+                  <w:lang w:val="en-US" w:eastAsia="zh-CN"/>
+                </w:rPr>
+                <w:delText>4</w:delText>
+              </w:r>
+            </w:del>
           </w:p>
         </w:tc>
         <w:tc>
@@ -9931,6 +9922,7 @@
               <w:ind w:firstLine="0" w:firstLineChars="0"/>
               <w:jc w:val="center"/>
               <w:rPr>
+                <w:del w:id="3" w:author="pluto" w:date="2026-09-03T17:43:36Z"/>
                 <w:rFonts w:ascii="Times New Roman" w:hAnsi="Times New Roman" w:eastAsia="仿宋" w:cs="Times New Roman"/>
                 <w:kern w:val="0"/>
                 <w:sz w:val="28"/>
@@ -9938,13 +9930,15 @@
                 <w:lang w:val="en-US" w:eastAsia="zh-CN" w:bidi="ar-SA"/>
               </w:rPr>
             </w:pPr>
-            <w:r>
-              <w:rPr>
-                <w:kern w:val="0"/>
-                <w:szCs w:val="20"/>
-              </w:rPr>
-              <w:t>ACC_CHARGES_EXTRA_TEMP</w:t>
-            </w:r>
+            <w:del w:id="4" w:author="pluto" w:date="2026-09-03T17:43:36Z">
+              <w:r>
+                <w:rPr>
+                  <w:kern w:val="0"/>
+                  <w:szCs w:val="20"/>
+                </w:rPr>
+                <w:delText>ACC_CHARGES_EXTRA_TEMP</w:delText>
+              </w:r>
+            </w:del>
           </w:p>
         </w:tc>
         <w:tc>
@@ -9957,6 +9951,7 @@
               <w:ind w:firstLine="0" w:firstLineChars="0"/>
               <w:jc w:val="center"/>
               <w:rPr>
+                <w:del w:id="5" w:author="pluto" w:date="2026-09-03T17:43:36Z"/>
                 <w:rFonts w:ascii="Times New Roman" w:hAnsi="Times New Roman" w:eastAsia="仿宋" w:cs="Times New Roman"/>
                 <w:kern w:val="0"/>
                 <w:sz w:val="28"/>
@@ -9964,13 +9959,238 @@
                 <w:lang w:val="en-US" w:eastAsia="zh-CN" w:bidi="ar-SA"/>
               </w:rPr>
             </w:pPr>
-            <w:r>
-              <w:rPr>
-                <w:kern w:val="0"/>
-                <w:szCs w:val="20"/>
-              </w:rPr>
-              <w:t>营业帐扩展表临时表</w:t>
-            </w:r>
+            <w:del w:id="6" w:author="pluto" w:date="2026-09-03T17:43:36Z">
+              <w:r>
+                <w:rPr>
+                  <w:kern w:val="0"/>
+                  <w:szCs w:val="20"/>
+                </w:rPr>
+                <w:delText>营业帐扩展表临时表</w:delText>
+              </w:r>
+            </w:del>
+          </w:p>
+        </w:tc>
+      </w:tr>
+      <w:tr>
+        <w:tblPrEx>
+          <w:tblBorders>
+            <w:top w:val="single" w:color="auto" w:sz="4" w:space="0"/>
+            <w:left w:val="single" w:color="auto" w:sz="4" w:space="0"/>
+            <w:bottom w:val="single" w:color="auto" w:sz="4" w:space="0"/>
+            <w:right w:val="single" w:color="auto" w:sz="4" w:space="0"/>
+            <w:insideH w:val="single" w:color="auto" w:sz="4" w:space="0"/>
+            <w:insideV w:val="single" w:color="auto" w:sz="4" w:space="0"/>
+          </w:tblBorders>
+          <w:tblCellMar>
+            <w:top w:w="0" w:type="dxa"/>
+            <w:left w:w="108" w:type="dxa"/>
+            <w:bottom w:w="0" w:type="dxa"/>
+            <w:right w:w="108" w:type="dxa"/>
+          </w:tblCellMar>
+        </w:tblPrEx>
+        <w:trPr>
+          <w:trHeight w:val="567" w:hRule="atLeast"/>
+          <w:del w:id="7" w:author="pluto" w:date="2026-09-03T17:43:36Z"/>
+        </w:trPr>
+        <w:tc>
+          <w:tcPr>
+            <w:tcW w:w="850" w:type="dxa"/>
+            <w:vAlign w:val="center"/>
+          </w:tcPr>
+          <w:p>
+            <w:pPr>
+              <w:ind w:firstLine="0" w:firstLineChars="0"/>
+              <w:jc w:val="center"/>
+              <w:rPr>
+                <w:del w:id="8" w:author="pluto" w:date="2026-09-03T17:43:36Z"/>
+                <w:rFonts w:hint="eastAsia" w:ascii="Times New Roman" w:hAnsi="Times New Roman" w:eastAsia="仿宋" w:cs="Times New Roman"/>
+                <w:kern w:val="0"/>
+                <w:sz w:val="28"/>
+                <w:szCs w:val="20"/>
+                <w:lang w:val="en-US" w:eastAsia="zh-CN" w:bidi="ar-SA"/>
+              </w:rPr>
+            </w:pPr>
+            <w:del w:id="9" w:author="pluto" w:date="2026-09-03T17:43:36Z">
+              <w:bookmarkStart w:id="8" w:name="_Toc22950"/>
+              <w:r>
+                <w:rPr>
+                  <w:rFonts w:hint="eastAsia"/>
+                  <w:kern w:val="0"/>
+                  <w:szCs w:val="20"/>
+                  <w:lang w:val="en-US" w:eastAsia="zh-CN"/>
+                </w:rPr>
+                <w:delText>5</w:delText>
+              </w:r>
+            </w:del>
+          </w:p>
+        </w:tc>
+        <w:tc>
+          <w:tcPr>
+            <w:tcW w:w="5102" w:type="dxa"/>
+            <w:vAlign w:val="center"/>
+          </w:tcPr>
+          <w:p>
+            <w:pPr>
+              <w:ind w:firstLine="0" w:firstLineChars="0"/>
+              <w:jc w:val="center"/>
+              <w:rPr>
+                <w:del w:id="10" w:author="pluto" w:date="2026-09-03T17:43:36Z"/>
+                <w:rFonts w:ascii="Times New Roman" w:hAnsi="Times New Roman" w:eastAsia="仿宋" w:cs="Times New Roman"/>
+                <w:kern w:val="0"/>
+                <w:sz w:val="28"/>
+                <w:szCs w:val="20"/>
+                <w:lang w:val="en-US" w:eastAsia="zh-CN" w:bidi="ar-SA"/>
+              </w:rPr>
+            </w:pPr>
+            <w:del w:id="11" w:author="pluto" w:date="2026-09-03T17:43:36Z">
+              <w:r>
+                <w:rPr>
+                  <w:kern w:val="0"/>
+                  <w:szCs w:val="20"/>
+                </w:rPr>
+                <w:delText>ACC_CHARGES_TEMP</w:delText>
+              </w:r>
+            </w:del>
+          </w:p>
+        </w:tc>
+        <w:tc>
+          <w:tcPr>
+            <w:tcW w:w="2551" w:type="dxa"/>
+            <w:vAlign w:val="center"/>
+          </w:tcPr>
+          <w:p>
+            <w:pPr>
+              <w:ind w:firstLine="0" w:firstLineChars="0"/>
+              <w:jc w:val="center"/>
+              <w:rPr>
+                <w:del w:id="12" w:author="pluto" w:date="2026-09-03T17:43:36Z"/>
+                <w:rFonts w:ascii="Times New Roman" w:hAnsi="Times New Roman" w:eastAsia="仿宋" w:cs="Times New Roman"/>
+                <w:kern w:val="0"/>
+                <w:sz w:val="28"/>
+                <w:szCs w:val="20"/>
+                <w:lang w:val="en-US" w:eastAsia="zh-CN" w:bidi="ar-SA"/>
+              </w:rPr>
+            </w:pPr>
+            <w:del w:id="13" w:author="pluto" w:date="2026-09-03T17:43:36Z">
+              <w:r>
+                <w:rPr>
+                  <w:kern w:val="0"/>
+                  <w:szCs w:val="20"/>
+                </w:rPr>
+                <w:delText>应收账临时表</w:delText>
+              </w:r>
+            </w:del>
+          </w:p>
+        </w:tc>
+      </w:tr>
+      <w:tr>
+        <w:tblPrEx>
+          <w:tblBorders>
+            <w:top w:val="single" w:color="auto" w:sz="4" w:space="0"/>
+            <w:left w:val="single" w:color="auto" w:sz="4" w:space="0"/>
+            <w:bottom w:val="single" w:color="auto" w:sz="4" w:space="0"/>
+            <w:right w:val="single" w:color="auto" w:sz="4" w:space="0"/>
+            <w:insideH w:val="single" w:color="auto" w:sz="4" w:space="0"/>
+            <w:insideV w:val="single" w:color="auto" w:sz="4" w:space="0"/>
+          </w:tblBorders>
+          <w:tblCellMar>
+            <w:top w:w="0" w:type="dxa"/>
+            <w:left w:w="108" w:type="dxa"/>
+            <w:bottom w:w="0" w:type="dxa"/>
+            <w:right w:w="108" w:type="dxa"/>
+          </w:tblCellMar>
+        </w:tblPrEx>
+        <w:trPr>
+          <w:trHeight w:val="567" w:hRule="atLeast"/>
+          <w:del w:id="14" w:author="pluto" w:date="2026-09-03T17:43:36Z"/>
+        </w:trPr>
+        <w:tc>
+          <w:tcPr>
+            <w:tcW w:w="850" w:type="dxa"/>
+            <w:vAlign w:val="center"/>
+          </w:tcPr>
+          <w:p>
+            <w:pPr>
+              <w:ind w:firstLine="0" w:firstLineChars="0"/>
+              <w:jc w:val="center"/>
+              <w:rPr>
+                <w:del w:id="15" w:author="pluto" w:date="2026-09-03T17:43:36Z"/>
+                <w:rFonts w:hint="eastAsia" w:ascii="Times New Roman" w:hAnsi="Times New Roman" w:eastAsia="仿宋" w:cs="Times New Roman"/>
+                <w:kern w:val="0"/>
+                <w:sz w:val="28"/>
+                <w:szCs w:val="20"/>
+                <w:lang w:val="en-US" w:eastAsia="zh-CN" w:bidi="ar-SA"/>
+              </w:rPr>
+            </w:pPr>
+            <w:del w:id="16" w:author="pluto" w:date="2026-09-03T17:43:36Z">
+              <w:r>
+                <w:rPr>
+                  <w:rFonts w:hint="eastAsia"/>
+                  <w:kern w:val="0"/>
+                  <w:szCs w:val="20"/>
+                  <w:lang w:val="en-US" w:eastAsia="zh-CN"/>
+                </w:rPr>
+                <w:delText>6</w:delText>
+              </w:r>
+            </w:del>
+          </w:p>
+        </w:tc>
+        <w:tc>
+          <w:tcPr>
+            <w:tcW w:w="5102" w:type="dxa"/>
+            <w:vAlign w:val="center"/>
+          </w:tcPr>
+          <w:p>
+            <w:pPr>
+              <w:ind w:firstLine="0" w:firstLineChars="0"/>
+              <w:jc w:val="center"/>
+              <w:rPr>
+                <w:del w:id="17" w:author="pluto" w:date="2026-09-03T17:43:36Z"/>
+                <w:rFonts w:ascii="Times New Roman" w:hAnsi="Times New Roman" w:eastAsia="仿宋" w:cs="Times New Roman"/>
+                <w:kern w:val="0"/>
+                <w:sz w:val="28"/>
+                <w:szCs w:val="20"/>
+                <w:lang w:val="en-US" w:eastAsia="zh-CN" w:bidi="ar-SA"/>
+              </w:rPr>
+            </w:pPr>
+            <w:del w:id="18" w:author="pluto" w:date="2026-09-03T17:43:36Z">
+              <w:r>
+                <w:rPr>
+                  <w:kern w:val="0"/>
+                  <w:szCs w:val="20"/>
+                </w:rPr>
+                <w:delText>ACC_CHARGE_DETAIL_TEMP</w:delText>
+              </w:r>
+            </w:del>
+          </w:p>
+        </w:tc>
+        <w:tc>
+          <w:tcPr>
+            <w:tcW w:w="2551" w:type="dxa"/>
+            <w:vAlign w:val="center"/>
+          </w:tcPr>
+          <w:p>
+            <w:pPr>
+              <w:ind w:firstLine="0" w:firstLineChars="0"/>
+              <w:jc w:val="center"/>
+              <w:rPr>
+                <w:del w:id="19" w:author="pluto" w:date="2026-09-03T17:43:36Z"/>
+                <w:rFonts w:ascii="Times New Roman" w:hAnsi="Times New Roman" w:eastAsia="仿宋" w:cs="Times New Roman"/>
+                <w:kern w:val="0"/>
+                <w:sz w:val="28"/>
+                <w:szCs w:val="20"/>
+                <w:lang w:val="en-US" w:eastAsia="zh-CN" w:bidi="ar-SA"/>
+              </w:rPr>
+            </w:pPr>
+            <w:del w:id="20" w:author="pluto" w:date="2026-09-03T17:43:36Z">
+              <w:r>
+                <w:rPr>
+                  <w:kern w:val="0"/>
+                  <w:szCs w:val="20"/>
+                </w:rPr>
+                <w:delText>应收账明细临时表</w:delText>
+              </w:r>
+            </w:del>
           </w:p>
         </w:tc>
       </w:tr>
@@ -9997,7 +10217,7 @@
         <w:tc>
           <w:tcPr>
             <w:tcW w:w="850" w:type="dxa"/>
-            <w:vAlign w:val="center"/>
+            <w:vAlign w:val="top"/>
           </w:tcPr>
           <w:p>
             <w:pPr>
@@ -10011,7 +10231,6 @@
                 <w:lang w:val="en-US" w:eastAsia="zh-CN" w:bidi="ar-SA"/>
               </w:rPr>
             </w:pPr>
-            <w:bookmarkStart w:id="8" w:name="_Toc22950"/>
             <w:r>
               <w:rPr>
                 <w:rFonts w:hint="eastAsia"/>
@@ -10019,7 +10238,7 @@
                 <w:szCs w:val="20"/>
                 <w:lang w:val="en-US" w:eastAsia="zh-CN"/>
               </w:rPr>
-              <w:t>5</w:t>
+              <w:t>7</w:t>
             </w:r>
           </w:p>
         </w:tc>
@@ -10045,7 +10264,7 @@
                 <w:kern w:val="0"/>
                 <w:szCs w:val="20"/>
               </w:rPr>
-              <w:t>ACC_CHARGES_TEMP</w:t>
+              <w:t>ACP_TEMPORARY</w:t>
             </w:r>
           </w:p>
         </w:tc>
@@ -10071,7 +10290,7 @@
                 <w:kern w:val="0"/>
                 <w:szCs w:val="20"/>
               </w:rPr>
-              <w:t>应收账临时表</w:t>
+              <w:t>特殊开账</w:t>
             </w:r>
           </w:p>
         </w:tc>
@@ -10098,8 +10317,8 @@
         </w:trPr>
         <w:tc>
           <w:tcPr>
-            <w:tcW w:w="850" w:type="dxa"/>
-            <w:vAlign w:val="center"/>
+            <w:tcW w:w="0" w:type="auto"/>
+            <w:vAlign w:val="top"/>
           </w:tcPr>
           <w:p>
             <w:pPr>
@@ -10120,13 +10339,13 @@
                 <w:szCs w:val="20"/>
                 <w:lang w:val="en-US" w:eastAsia="zh-CN"/>
               </w:rPr>
-              <w:t>6</w:t>
-            </w:r>
-          </w:p>
-        </w:tc>
-        <w:tc>
-          <w:tcPr>
-            <w:tcW w:w="5102" w:type="dxa"/>
+              <w:t>8</w:t>
+            </w:r>
+          </w:p>
+        </w:tc>
+        <w:tc>
+          <w:tcPr>
+            <w:tcW w:w="0" w:type="auto"/>
             <w:vAlign w:val="center"/>
           </w:tcPr>
           <w:p>
@@ -10143,16 +10362,18 @@
             </w:pPr>
             <w:r>
               <w:rPr>
-                <w:kern w:val="0"/>
-                <w:szCs w:val="20"/>
-              </w:rPr>
-              <w:t>ACC_CHARGE_DETAIL_TEMP</w:t>
-            </w:r>
-          </w:p>
-        </w:tc>
-        <w:tc>
-          <w:tcPr>
-            <w:tcW w:w="2551" w:type="dxa"/>
+                <w:rFonts w:hint="default" w:ascii="Times New Roman" w:hAnsi="Times New Roman"/>
+                <w:kern w:val="0"/>
+                <w:sz w:val="28"/>
+                <w:szCs w:val="20"/>
+              </w:rPr>
+              <w:t>ACP_TEMPORARY_DETAIL</w:t>
+            </w:r>
+          </w:p>
+        </w:tc>
+        <w:tc>
+          <w:tcPr>
+            <w:tcW w:w="0" w:type="auto"/>
             <w:vAlign w:val="center"/>
           </w:tcPr>
           <w:p>
@@ -10172,7 +10393,7 @@
                 <w:kern w:val="0"/>
                 <w:szCs w:val="20"/>
               </w:rPr>
-              <w:t>应收账明细临时表</w:t>
+              <w:t>特殊开账明细</w:t>
             </w:r>
           </w:p>
         </w:tc>
@@ -10199,7 +10420,7 @@
         </w:trPr>
         <w:tc>
           <w:tcPr>
-            <w:tcW w:w="850" w:type="dxa"/>
+            <w:tcW w:w="0" w:type="auto"/>
             <w:vAlign w:val="top"/>
           </w:tcPr>
           <w:p>
@@ -10221,7 +10442,7 @@
                 <w:szCs w:val="20"/>
                 <w:lang w:val="en-US" w:eastAsia="zh-CN"/>
               </w:rPr>
-              <w:t>7</w:t>
+              <w:t>9</w:t>
             </w:r>
           </w:p>
         </w:tc>
@@ -10247,7 +10468,7 @@
                 <w:kern w:val="0"/>
                 <w:szCs w:val="20"/>
               </w:rPr>
-              <w:t>ACP_TEMPORARY</w:t>
+              <w:t>CM_SMARTCARD_LOG</w:t>
             </w:r>
           </w:p>
         </w:tc>
@@ -10261,7 +10482,7 @@
               <w:ind w:firstLine="0" w:firstLineChars="0"/>
               <w:jc w:val="center"/>
               <w:rPr>
-                <w:rFonts w:ascii="Times New Roman" w:hAnsi="Times New Roman" w:eastAsia="仿宋" w:cs="Times New Roman"/>
+                <w:rFonts w:hint="eastAsia" w:ascii="Times New Roman" w:hAnsi="Times New Roman" w:eastAsia="仿宋" w:cs="Times New Roman"/>
                 <w:kern w:val="0"/>
                 <w:sz w:val="28"/>
                 <w:szCs w:val="20"/>
@@ -10273,7 +10494,7 @@
                 <w:kern w:val="0"/>
                 <w:szCs w:val="20"/>
               </w:rPr>
-              <w:t>特殊开账</w:t>
+              <w:t>IC卡充退表</w:t>
             </w:r>
           </w:p>
         </w:tc>
@@ -10322,7 +10543,7 @@
                 <w:szCs w:val="20"/>
                 <w:lang w:val="en-US" w:eastAsia="zh-CN"/>
               </w:rPr>
-              <w:t>8</w:t>
+              <w:t>10</w:t>
             </w:r>
           </w:p>
         </w:tc>
@@ -10345,29 +10566,27 @@
             </w:pPr>
             <w:r>
               <w:rPr>
-                <w:rFonts w:hint="default" w:ascii="Times New Roman" w:hAnsi="Times New Roman"/>
+                <w:kern w:val="0"/>
+                <w:szCs w:val="20"/>
+              </w:rPr>
+              <w:t>CM_SMARTCARD_LOG_DETAIL</w:t>
+            </w:r>
+          </w:p>
+        </w:tc>
+        <w:tc>
+          <w:tcPr>
+            <w:tcW w:w="0" w:type="auto"/>
+            <w:vAlign w:val="center"/>
+          </w:tcPr>
+          <w:p>
+            <w:pPr>
+              <w:ind w:firstLine="0" w:firstLineChars="0"/>
+              <w:jc w:val="center"/>
+              <w:rPr>
+                <w:rFonts w:hint="eastAsia" w:ascii="Times New Roman" w:hAnsi="Times New Roman" w:eastAsia="仿宋" w:cs="Times New Roman"/>
                 <w:kern w:val="0"/>
                 <w:sz w:val="28"/>
                 <w:szCs w:val="20"/>
-              </w:rPr>
-              <w:t>ACP_TEMPORARY_DETAIL</w:t>
-            </w:r>
-          </w:p>
-        </w:tc>
-        <w:tc>
-          <w:tcPr>
-            <w:tcW w:w="0" w:type="auto"/>
-            <w:vAlign w:val="center"/>
-          </w:tcPr>
-          <w:p>
-            <w:pPr>
-              <w:ind w:firstLine="0" w:firstLineChars="0"/>
-              <w:jc w:val="center"/>
-              <w:rPr>
-                <w:rFonts w:ascii="Times New Roman" w:hAnsi="Times New Roman" w:eastAsia="仿宋" w:cs="Times New Roman"/>
-                <w:kern w:val="0"/>
-                <w:sz w:val="28"/>
-                <w:szCs w:val="20"/>
                 <w:lang w:val="en-US" w:eastAsia="zh-CN" w:bidi="ar-SA"/>
               </w:rPr>
             </w:pPr>
@@ -10376,7 +10595,7 @@
                 <w:kern w:val="0"/>
                 <w:szCs w:val="20"/>
               </w:rPr>
-              <w:t>特殊开账明细</w:t>
+              <w:t>IC卡充退帐明细表</w:t>
             </w:r>
           </w:p>
         </w:tc>
@@ -10411,6 +10630,60 @@
               <w:ind w:firstLine="0" w:firstLineChars="0"/>
               <w:jc w:val="center"/>
               <w:rPr>
+                <w:rFonts w:hint="default" w:ascii="Times New Roman" w:hAnsi="Times New Roman" w:eastAsia="仿宋" w:cs="Times New Roman"/>
+                <w:kern w:val="0"/>
+                <w:sz w:val="28"/>
+                <w:szCs w:val="20"/>
+                <w:lang w:val="en-US" w:eastAsia="zh-CN" w:bidi="ar-SA"/>
+              </w:rPr>
+            </w:pPr>
+            <w:r>
+              <w:rPr>
+                <w:rFonts w:hint="eastAsia"/>
+                <w:kern w:val="0"/>
+                <w:szCs w:val="20"/>
+                <w:lang w:val="en-US" w:eastAsia="zh-CN"/>
+              </w:rPr>
+              <w:t>11</w:t>
+            </w:r>
+          </w:p>
+        </w:tc>
+        <w:tc>
+          <w:tcPr>
+            <w:tcW w:w="0" w:type="auto"/>
+            <w:vAlign w:val="center"/>
+          </w:tcPr>
+          <w:p>
+            <w:pPr>
+              <w:ind w:firstLine="0" w:firstLineChars="0"/>
+              <w:jc w:val="center"/>
+              <w:rPr>
+                <w:rFonts w:ascii="Times New Roman" w:hAnsi="Times New Roman" w:eastAsia="仿宋" w:cs="Times New Roman"/>
+                <w:kern w:val="0"/>
+                <w:sz w:val="28"/>
+                <w:szCs w:val="20"/>
+                <w:lang w:val="en-US" w:eastAsia="zh-CN" w:bidi="ar-SA"/>
+              </w:rPr>
+            </w:pPr>
+            <w:r>
+              <w:rPr>
+                <w:kern w:val="0"/>
+                <w:szCs w:val="20"/>
+              </w:rPr>
+              <w:t>ACC_ODD_LOG</w:t>
+            </w:r>
+          </w:p>
+        </w:tc>
+        <w:tc>
+          <w:tcPr>
+            <w:tcW w:w="0" w:type="auto"/>
+            <w:vAlign w:val="center"/>
+          </w:tcPr>
+          <w:p>
+            <w:pPr>
+              <w:ind w:firstLine="0" w:firstLineChars="0"/>
+              <w:jc w:val="center"/>
+              <w:rPr>
                 <w:rFonts w:hint="eastAsia" w:ascii="Times New Roman" w:hAnsi="Times New Roman" w:eastAsia="仿宋" w:cs="Times New Roman"/>
                 <w:kern w:val="0"/>
                 <w:sz w:val="28"/>
@@ -10420,25 +10693,77 @@
             </w:pPr>
             <w:r>
               <w:rPr>
-                <w:rFonts w:hint="eastAsia"/>
-                <w:kern w:val="0"/>
-                <w:szCs w:val="20"/>
-                <w:lang w:val="en-US" w:eastAsia="zh-CN"/>
-              </w:rPr>
-              <w:t>9</w:t>
-            </w:r>
-          </w:p>
-        </w:tc>
-        <w:tc>
-          <w:tcPr>
-            <w:tcW w:w="5102" w:type="dxa"/>
-            <w:vAlign w:val="center"/>
+                <w:kern w:val="0"/>
+                <w:szCs w:val="20"/>
+              </w:rPr>
+              <w:t>零头记录</w:t>
+            </w:r>
+          </w:p>
+        </w:tc>
+      </w:tr>
+      <w:tr>
+        <w:tblPrEx>
+          <w:tblBorders>
+            <w:top w:val="single" w:color="auto" w:sz="4" w:space="0"/>
+            <w:left w:val="single" w:color="auto" w:sz="4" w:space="0"/>
+            <w:bottom w:val="single" w:color="auto" w:sz="4" w:space="0"/>
+            <w:right w:val="single" w:color="auto" w:sz="4" w:space="0"/>
+            <w:insideH w:val="single" w:color="auto" w:sz="4" w:space="0"/>
+            <w:insideV w:val="single" w:color="auto" w:sz="4" w:space="0"/>
+          </w:tblBorders>
+          <w:tblCellMar>
+            <w:top w:w="0" w:type="dxa"/>
+            <w:left w:w="108" w:type="dxa"/>
+            <w:bottom w:w="0" w:type="dxa"/>
+            <w:right w:w="108" w:type="dxa"/>
+          </w:tblCellMar>
+        </w:tblPrEx>
+        <w:trPr>
+          <w:trHeight w:val="567" w:hRule="atLeast"/>
+          <w:del w:id="21" w:author="pluto" w:date="2026-09-03T17:43:59Z"/>
+        </w:trPr>
+        <w:tc>
+          <w:tcPr>
+            <w:tcW w:w="0" w:type="auto"/>
+            <w:vAlign w:val="top"/>
           </w:tcPr>
           <w:p>
             <w:pPr>
               <w:ind w:firstLine="0" w:firstLineChars="0"/>
               <w:jc w:val="center"/>
               <w:rPr>
+                <w:del w:id="22" w:author="pluto" w:date="2026-09-03T17:43:59Z"/>
+                <w:rFonts w:hint="default" w:ascii="Times New Roman" w:hAnsi="Times New Roman" w:eastAsia="仿宋" w:cs="Times New Roman"/>
+                <w:kern w:val="0"/>
+                <w:sz w:val="28"/>
+                <w:szCs w:val="20"/>
+                <w:lang w:val="en-US" w:eastAsia="zh-CN" w:bidi="ar-SA"/>
+              </w:rPr>
+            </w:pPr>
+            <w:del w:id="23" w:author="pluto" w:date="2026-09-03T17:43:59Z">
+              <w:r>
+                <w:rPr>
+                  <w:rFonts w:hint="eastAsia"/>
+                  <w:kern w:val="0"/>
+                  <w:szCs w:val="20"/>
+                  <w:lang w:val="en-US" w:eastAsia="zh-CN"/>
+                </w:rPr>
+                <w:delText>12</w:delText>
+              </w:r>
+            </w:del>
+          </w:p>
+        </w:tc>
+        <w:tc>
+          <w:tcPr>
+            <w:tcW w:w="0" w:type="auto"/>
+            <w:vAlign w:val="center"/>
+          </w:tcPr>
+          <w:p>
+            <w:pPr>
+              <w:ind w:firstLine="0" w:firstLineChars="0"/>
+              <w:jc w:val="center"/>
+              <w:rPr>
+                <w:del w:id="24" w:author="pluto" w:date="2026-09-03T17:43:59Z"/>
                 <w:rFonts w:ascii="Times New Roman" w:hAnsi="Times New Roman" w:eastAsia="仿宋" w:cs="Times New Roman"/>
                 <w:kern w:val="0"/>
                 <w:sz w:val="28"/>
@@ -10446,18 +10771,20 @@
                 <w:lang w:val="en-US" w:eastAsia="zh-CN" w:bidi="ar-SA"/>
               </w:rPr>
             </w:pPr>
-            <w:r>
-              <w:rPr>
-                <w:kern w:val="0"/>
-                <w:szCs w:val="20"/>
-              </w:rPr>
-              <w:t>CM_SMARTCARD_LOG</w:t>
-            </w:r>
-          </w:p>
-        </w:tc>
-        <w:tc>
-          <w:tcPr>
-            <w:tcW w:w="2551" w:type="dxa"/>
+            <w:del w:id="25" w:author="pluto" w:date="2026-09-03T17:43:59Z">
+              <w:r>
+                <w:rPr>
+                  <w:kern w:val="0"/>
+                  <w:szCs w:val="20"/>
+                </w:rPr>
+                <w:delText>ACC_ODD_LOG_TEMP</w:delText>
+              </w:r>
+            </w:del>
+          </w:p>
+        </w:tc>
+        <w:tc>
+          <w:tcPr>
+            <w:tcW w:w="0" w:type="auto"/>
             <w:vAlign w:val="center"/>
           </w:tcPr>
           <w:p>
@@ -10465,6 +10792,7 @@
               <w:ind w:firstLine="0" w:firstLineChars="0"/>
               <w:jc w:val="center"/>
               <w:rPr>
+                <w:del w:id="26" w:author="pluto" w:date="2026-09-03T17:43:59Z"/>
                 <w:rFonts w:hint="eastAsia" w:ascii="Times New Roman" w:hAnsi="Times New Roman" w:eastAsia="仿宋" w:cs="Times New Roman"/>
                 <w:kern w:val="0"/>
                 <w:sz w:val="28"/>
@@ -10472,13 +10800,15 @@
                 <w:lang w:val="en-US" w:eastAsia="zh-CN" w:bidi="ar-SA"/>
               </w:rPr>
             </w:pPr>
-            <w:r>
-              <w:rPr>
-                <w:kern w:val="0"/>
-                <w:szCs w:val="20"/>
-              </w:rPr>
-              <w:t>IC卡充退表</w:t>
-            </w:r>
+            <w:del w:id="27" w:author="pluto" w:date="2026-09-03T17:43:59Z">
+              <w:r>
+                <w:rPr>
+                  <w:kern w:val="0"/>
+                  <w:szCs w:val="20"/>
+                </w:rPr>
+                <w:delText>零头记录临时表</w:delText>
+              </w:r>
+            </w:del>
           </w:p>
         </w:tc>
       </w:tr>
@@ -10512,7 +10842,7 @@
               <w:ind w:firstLine="0" w:firstLineChars="0"/>
               <w:jc w:val="center"/>
               <w:rPr>
-                <w:rFonts w:hint="eastAsia" w:ascii="Times New Roman" w:hAnsi="Times New Roman" w:eastAsia="仿宋" w:cs="Times New Roman"/>
+                <w:rFonts w:hint="default" w:ascii="Times New Roman" w:hAnsi="Times New Roman" w:eastAsia="仿宋" w:cs="Times New Roman"/>
                 <w:kern w:val="0"/>
                 <w:sz w:val="28"/>
                 <w:szCs w:val="20"/>
@@ -10526,7 +10856,7 @@
                 <w:szCs w:val="20"/>
                 <w:lang w:val="en-US" w:eastAsia="zh-CN"/>
               </w:rPr>
-              <w:t>10</w:t>
+              <w:t>13</w:t>
             </w:r>
           </w:p>
         </w:tc>
@@ -10552,7 +10882,7 @@
                 <w:kern w:val="0"/>
                 <w:szCs w:val="20"/>
               </w:rPr>
-              <w:t>CM_SMARTCARD_LOG_DETAIL</w:t>
+              <w:t>CM_CONCENTRATE_CHARGE_NUMBER</w:t>
             </w:r>
           </w:p>
         </w:tc>
@@ -10566,7 +10896,7 @@
               <w:ind w:firstLine="0" w:firstLineChars="0"/>
               <w:jc w:val="center"/>
               <w:rPr>
-                <w:rFonts w:hint="eastAsia" w:ascii="Times New Roman" w:hAnsi="Times New Roman" w:eastAsia="仿宋" w:cs="Times New Roman"/>
+                <w:rFonts w:ascii="Times New Roman" w:hAnsi="Times New Roman" w:eastAsia="仿宋" w:cs="Times New Roman"/>
                 <w:kern w:val="0"/>
                 <w:sz w:val="28"/>
                 <w:szCs w:val="20"/>
@@ -10578,7 +10908,7 @@
                 <w:kern w:val="0"/>
                 <w:szCs w:val="20"/>
               </w:rPr>
-              <w:t>IC卡充退帐明细表</w:t>
+              <w:t>集收信息</w:t>
             </w:r>
           </w:p>
         </w:tc>
@@ -10627,7 +10957,7 @@
                 <w:szCs w:val="20"/>
                 <w:lang w:val="en-US" w:eastAsia="zh-CN"/>
               </w:rPr>
-              <w:t>11</w:t>
+              <w:t>14</w:t>
             </w:r>
           </w:p>
         </w:tc>
@@ -10653,7 +10983,7 @@
                 <w:kern w:val="0"/>
                 <w:szCs w:val="20"/>
               </w:rPr>
-              <w:t>ACC_ODD_LOG</w:t>
+              <w:t>PAY_TOTAL</w:t>
             </w:r>
           </w:p>
         </w:tc>
@@ -10667,7 +10997,7 @@
               <w:ind w:firstLine="0" w:firstLineChars="0"/>
               <w:jc w:val="center"/>
               <w:rPr>
-                <w:rFonts w:hint="eastAsia" w:ascii="Times New Roman" w:hAnsi="Times New Roman" w:eastAsia="仿宋" w:cs="Times New Roman"/>
+                <w:rFonts w:ascii="Times New Roman" w:hAnsi="Times New Roman" w:eastAsia="仿宋" w:cs="Times New Roman"/>
                 <w:kern w:val="0"/>
                 <w:sz w:val="28"/>
                 <w:szCs w:val="20"/>
@@ -10679,7 +11009,7 @@
                 <w:kern w:val="0"/>
                 <w:szCs w:val="20"/>
               </w:rPr>
-              <w:t>零头记录</w:t>
+              <w:t>收费汇总</w:t>
             </w:r>
           </w:p>
         </w:tc>
@@ -10728,7 +11058,7 @@
                 <w:szCs w:val="20"/>
                 <w:lang w:val="en-US" w:eastAsia="zh-CN"/>
               </w:rPr>
-              <w:t>12</w:t>
+              <w:t>15</w:t>
             </w:r>
           </w:p>
         </w:tc>
@@ -10754,7 +11084,7 @@
                 <w:kern w:val="0"/>
                 <w:szCs w:val="20"/>
               </w:rPr>
-              <w:t>ACC_ODD_LOG_TEMP</w:t>
+              <w:t>PAY_SUBTOTAL</w:t>
             </w:r>
           </w:p>
         </w:tc>
@@ -10768,7 +11098,7 @@
               <w:ind w:firstLine="0" w:firstLineChars="0"/>
               <w:jc w:val="center"/>
               <w:rPr>
-                <w:rFonts w:hint="eastAsia" w:ascii="Times New Roman" w:hAnsi="Times New Roman" w:eastAsia="仿宋" w:cs="Times New Roman"/>
+                <w:rFonts w:ascii="Times New Roman" w:hAnsi="Times New Roman" w:eastAsia="仿宋" w:cs="Times New Roman"/>
                 <w:kern w:val="0"/>
                 <w:sz w:val="28"/>
                 <w:szCs w:val="20"/>
@@ -10780,7 +11110,7 @@
                 <w:kern w:val="0"/>
                 <w:szCs w:val="20"/>
               </w:rPr>
-              <w:t>零头记录临时表</w:t>
+              <w:t>收费小计</w:t>
             </w:r>
           </w:p>
         </w:tc>
@@ -10829,7 +11159,7 @@
                 <w:szCs w:val="20"/>
                 <w:lang w:val="en-US" w:eastAsia="zh-CN"/>
               </w:rPr>
-              <w:t>13</w:t>
+              <w:t>16</w:t>
             </w:r>
           </w:p>
         </w:tc>
@@ -10855,7 +11185,7 @@
                 <w:kern w:val="0"/>
                 <w:szCs w:val="20"/>
               </w:rPr>
-              <w:t>CM_CONCENTRATE_CHARGE_NUMBER</w:t>
+              <w:t>PAY_SUBTOTAL_DETAIL</w:t>
             </w:r>
           </w:p>
         </w:tc>
@@ -10881,7 +11211,7 @@
                 <w:kern w:val="0"/>
                 <w:szCs w:val="20"/>
               </w:rPr>
-              <w:t>集收信息</w:t>
+              <w:t>收费小计明细</w:t>
             </w:r>
           </w:p>
         </w:tc>
@@ -10930,7 +11260,7 @@
                 <w:szCs w:val="20"/>
                 <w:lang w:val="en-US" w:eastAsia="zh-CN"/>
               </w:rPr>
-              <w:t>14</w:t>
+              <w:t>17</w:t>
             </w:r>
           </w:p>
         </w:tc>
@@ -10956,7 +11286,7 @@
                 <w:kern w:val="0"/>
                 <w:szCs w:val="20"/>
               </w:rPr>
-              <w:t>PAY_TOTAL</w:t>
+              <w:t>PAY_SUBTOTAL_REALTIME</w:t>
             </w:r>
           </w:p>
         </w:tc>
@@ -10982,7 +11312,7 @@
                 <w:kern w:val="0"/>
                 <w:szCs w:val="20"/>
               </w:rPr>
-              <w:t>收费汇总</w:t>
+              <w:t>实时收费交易日志</w:t>
             </w:r>
           </w:p>
         </w:tc>
@@ -11031,7 +11361,7 @@
                 <w:szCs w:val="20"/>
                 <w:lang w:val="en-US" w:eastAsia="zh-CN"/>
               </w:rPr>
-              <w:t>15</w:t>
+              <w:t>18</w:t>
             </w:r>
           </w:p>
         </w:tc>
@@ -11057,7 +11387,7 @@
                 <w:kern w:val="0"/>
                 <w:szCs w:val="20"/>
               </w:rPr>
-              <w:t>PAY_SUBTOTAL</w:t>
+              <w:t>PAY_SUBTOTAL_PRESTORE</w:t>
             </w:r>
           </w:p>
         </w:tc>
@@ -11083,7 +11413,7 @@
                 <w:kern w:val="0"/>
                 <w:szCs w:val="20"/>
               </w:rPr>
-              <w:t>收费小计</w:t>
+              <w:t>实时收费预存交易日志</w:t>
             </w:r>
           </w:p>
         </w:tc>
@@ -11111,14 +11441,39 @@
         <w:tc>
           <w:tcPr>
             <w:tcW w:w="0" w:type="auto"/>
-            <w:vAlign w:val="top"/>
+          </w:tcPr>
+          <w:p>
+            <w:pPr>
+              <w:jc w:val="center"/>
+              <w:rPr>
+                <w:rFonts w:hint="default" w:eastAsia="仿宋"/>
+                <w:kern w:val="0"/>
+                <w:szCs w:val="20"/>
+                <w:lang w:val="en-US" w:eastAsia="zh-CN"/>
+              </w:rPr>
+            </w:pPr>
+            <w:r>
+              <w:rPr>
+                <w:rFonts w:hint="eastAsia"/>
+                <w:kern w:val="0"/>
+                <w:szCs w:val="20"/>
+                <w:lang w:val="en-US" w:eastAsia="zh-CN"/>
+              </w:rPr>
+              <w:t>19</w:t>
+            </w:r>
+          </w:p>
+        </w:tc>
+        <w:tc>
+          <w:tcPr>
+            <w:tcW w:w="0" w:type="auto"/>
+            <w:vAlign w:val="center"/>
           </w:tcPr>
           <w:p>
             <w:pPr>
               <w:ind w:firstLine="0" w:firstLineChars="0"/>
               <w:jc w:val="center"/>
               <w:rPr>
-                <w:rFonts w:hint="default" w:ascii="Times New Roman" w:hAnsi="Times New Roman" w:eastAsia="仿宋" w:cs="Times New Roman"/>
+                <w:rFonts w:ascii="Times New Roman" w:hAnsi="Times New Roman" w:eastAsia="仿宋" w:cs="Times New Roman"/>
                 <w:kern w:val="0"/>
                 <w:sz w:val="28"/>
                 <w:szCs w:val="20"/>
@@ -11127,12 +11482,10 @@
             </w:pPr>
             <w:r>
               <w:rPr>
-                <w:rFonts w:hint="eastAsia"/>
-                <w:kern w:val="0"/>
-                <w:szCs w:val="20"/>
-                <w:lang w:val="en-US" w:eastAsia="zh-CN"/>
-              </w:rPr>
-              <w:t>16</w:t>
+                <w:kern w:val="0"/>
+                <w:szCs w:val="20"/>
+              </w:rPr>
+              <w:t>PAY_REALTIME_EXTEND</w:t>
             </w:r>
           </w:p>
         </w:tc>
@@ -11158,33 +11511,7 @@
                 <w:kern w:val="0"/>
                 <w:szCs w:val="20"/>
               </w:rPr>
-              <w:t>PAY_SUBTOTAL_DETAIL</w:t>
-            </w:r>
-          </w:p>
-        </w:tc>
-        <w:tc>
-          <w:tcPr>
-            <w:tcW w:w="0" w:type="auto"/>
-            <w:vAlign w:val="center"/>
-          </w:tcPr>
-          <w:p>
-            <w:pPr>
-              <w:ind w:firstLine="0" w:firstLineChars="0"/>
-              <w:jc w:val="center"/>
-              <w:rPr>
-                <w:rFonts w:ascii="Times New Roman" w:hAnsi="Times New Roman" w:eastAsia="仿宋" w:cs="Times New Roman"/>
-                <w:kern w:val="0"/>
-                <w:sz w:val="28"/>
-                <w:szCs w:val="20"/>
-                <w:lang w:val="en-US" w:eastAsia="zh-CN" w:bidi="ar-SA"/>
-              </w:rPr>
-            </w:pPr>
-            <w:r>
-              <w:rPr>
-                <w:kern w:val="0"/>
-                <w:szCs w:val="20"/>
-              </w:rPr>
-              <w:t>收费小计明细</w:t>
+              <w:t>实时收费额外信息表</w:t>
             </w:r>
           </w:p>
         </w:tc>
@@ -11224,499 +11551,6 @@
                 <w:sz w:val="28"/>
                 <w:szCs w:val="20"/>
                 <w:lang w:val="en-US" w:eastAsia="zh-CN" w:bidi="ar-SA"/>
-              </w:rPr>
-            </w:pPr>
-            <w:r>
-              <w:rPr>
-                <w:rFonts w:hint="eastAsia"/>
-                <w:kern w:val="0"/>
-                <w:szCs w:val="20"/>
-                <w:lang w:val="en-US" w:eastAsia="zh-CN"/>
-              </w:rPr>
-              <w:t>17</w:t>
-            </w:r>
-          </w:p>
-        </w:tc>
-        <w:tc>
-          <w:tcPr>
-            <w:tcW w:w="0" w:type="auto"/>
-            <w:vAlign w:val="center"/>
-          </w:tcPr>
-          <w:p>
-            <w:pPr>
-              <w:ind w:firstLine="0" w:firstLineChars="0"/>
-              <w:jc w:val="center"/>
-              <w:rPr>
-                <w:rFonts w:ascii="Times New Roman" w:hAnsi="Times New Roman" w:eastAsia="仿宋" w:cs="Times New Roman"/>
-                <w:kern w:val="0"/>
-                <w:sz w:val="28"/>
-                <w:szCs w:val="20"/>
-                <w:lang w:val="en-US" w:eastAsia="zh-CN" w:bidi="ar-SA"/>
-              </w:rPr>
-            </w:pPr>
-            <w:r>
-              <w:rPr>
-                <w:kern w:val="0"/>
-                <w:szCs w:val="20"/>
-              </w:rPr>
-              <w:t>PAY_SUBTOTAL_REALTIME</w:t>
-            </w:r>
-          </w:p>
-        </w:tc>
-        <w:tc>
-          <w:tcPr>
-            <w:tcW w:w="0" w:type="auto"/>
-            <w:vAlign w:val="center"/>
-          </w:tcPr>
-          <w:p>
-            <w:pPr>
-              <w:ind w:firstLine="0" w:firstLineChars="0"/>
-              <w:jc w:val="center"/>
-              <w:rPr>
-                <w:rFonts w:ascii="Times New Roman" w:hAnsi="Times New Roman" w:eastAsia="仿宋" w:cs="Times New Roman"/>
-                <w:kern w:val="0"/>
-                <w:sz w:val="28"/>
-                <w:szCs w:val="20"/>
-                <w:lang w:val="en-US" w:eastAsia="zh-CN" w:bidi="ar-SA"/>
-              </w:rPr>
-            </w:pPr>
-            <w:r>
-              <w:rPr>
-                <w:kern w:val="0"/>
-                <w:szCs w:val="20"/>
-              </w:rPr>
-              <w:t>实时收费交易日志</w:t>
-            </w:r>
-          </w:p>
-        </w:tc>
-      </w:tr>
-      <w:tr>
-        <w:tblPrEx>
-          <w:tblBorders>
-            <w:top w:val="single" w:color="auto" w:sz="4" w:space="0"/>
-            <w:left w:val="single" w:color="auto" w:sz="4" w:space="0"/>
-            <w:bottom w:val="single" w:color="auto" w:sz="4" w:space="0"/>
-            <w:right w:val="single" w:color="auto" w:sz="4" w:space="0"/>
-            <w:insideH w:val="single" w:color="auto" w:sz="4" w:space="0"/>
-            <w:insideV w:val="single" w:color="auto" w:sz="4" w:space="0"/>
-          </w:tblBorders>
-          <w:tblCellMar>
-            <w:top w:w="0" w:type="dxa"/>
-            <w:left w:w="108" w:type="dxa"/>
-            <w:bottom w:w="0" w:type="dxa"/>
-            <w:right w:w="108" w:type="dxa"/>
-          </w:tblCellMar>
-        </w:tblPrEx>
-        <w:trPr>
-          <w:trHeight w:val="567" w:hRule="atLeast"/>
-        </w:trPr>
-        <w:tc>
-          <w:tcPr>
-            <w:tcW w:w="0" w:type="auto"/>
-            <w:vAlign w:val="top"/>
-          </w:tcPr>
-          <w:p>
-            <w:pPr>
-              <w:ind w:firstLine="0" w:firstLineChars="0"/>
-              <w:jc w:val="center"/>
-              <w:rPr>
-                <w:rFonts w:hint="default" w:ascii="Times New Roman" w:hAnsi="Times New Roman" w:eastAsia="仿宋" w:cs="Times New Roman"/>
-                <w:kern w:val="0"/>
-                <w:sz w:val="28"/>
-                <w:szCs w:val="20"/>
-                <w:lang w:val="en-US" w:eastAsia="zh-CN" w:bidi="ar-SA"/>
-              </w:rPr>
-            </w:pPr>
-            <w:r>
-              <w:rPr>
-                <w:rFonts w:hint="eastAsia"/>
-                <w:kern w:val="0"/>
-                <w:szCs w:val="20"/>
-                <w:lang w:val="en-US" w:eastAsia="zh-CN"/>
-              </w:rPr>
-              <w:t>18</w:t>
-            </w:r>
-          </w:p>
-        </w:tc>
-        <w:tc>
-          <w:tcPr>
-            <w:tcW w:w="0" w:type="auto"/>
-            <w:vAlign w:val="center"/>
-          </w:tcPr>
-          <w:p>
-            <w:pPr>
-              <w:ind w:firstLine="0" w:firstLineChars="0"/>
-              <w:jc w:val="center"/>
-              <w:rPr>
-                <w:rFonts w:ascii="Times New Roman" w:hAnsi="Times New Roman" w:eastAsia="仿宋" w:cs="Times New Roman"/>
-                <w:kern w:val="0"/>
-                <w:sz w:val="28"/>
-                <w:szCs w:val="20"/>
-                <w:lang w:val="en-US" w:eastAsia="zh-CN" w:bidi="ar-SA"/>
-              </w:rPr>
-            </w:pPr>
-            <w:r>
-              <w:rPr>
-                <w:kern w:val="0"/>
-                <w:szCs w:val="20"/>
-              </w:rPr>
-              <w:t>PAY_SUBTOTAL_PRESTORE</w:t>
-            </w:r>
-          </w:p>
-        </w:tc>
-        <w:tc>
-          <w:tcPr>
-            <w:tcW w:w="0" w:type="auto"/>
-            <w:vAlign w:val="center"/>
-          </w:tcPr>
-          <w:p>
-            <w:pPr>
-              <w:ind w:firstLine="0" w:firstLineChars="0"/>
-              <w:jc w:val="center"/>
-              <w:rPr>
-                <w:rFonts w:ascii="Times New Roman" w:hAnsi="Times New Roman" w:eastAsia="仿宋" w:cs="Times New Roman"/>
-                <w:kern w:val="0"/>
-                <w:sz w:val="28"/>
-                <w:szCs w:val="20"/>
-                <w:lang w:val="en-US" w:eastAsia="zh-CN" w:bidi="ar-SA"/>
-              </w:rPr>
-            </w:pPr>
-            <w:r>
-              <w:rPr>
-                <w:kern w:val="0"/>
-                <w:szCs w:val="20"/>
-              </w:rPr>
-              <w:t>实时收费预存交易日志</w:t>
-            </w:r>
-          </w:p>
-        </w:tc>
-      </w:tr>
-      <w:tr>
-        <w:tblPrEx>
-          <w:tblBorders>
-            <w:top w:val="single" w:color="auto" w:sz="4" w:space="0"/>
-            <w:left w:val="single" w:color="auto" w:sz="4" w:space="0"/>
-            <w:bottom w:val="single" w:color="auto" w:sz="4" w:space="0"/>
-            <w:right w:val="single" w:color="auto" w:sz="4" w:space="0"/>
-            <w:insideH w:val="single" w:color="auto" w:sz="4" w:space="0"/>
-            <w:insideV w:val="single" w:color="auto" w:sz="4" w:space="0"/>
-          </w:tblBorders>
-          <w:tblCellMar>
-            <w:top w:w="0" w:type="dxa"/>
-            <w:left w:w="108" w:type="dxa"/>
-            <w:bottom w:w="0" w:type="dxa"/>
-            <w:right w:w="108" w:type="dxa"/>
-          </w:tblCellMar>
-        </w:tblPrEx>
-        <w:trPr>
-          <w:trHeight w:val="567" w:hRule="atLeast"/>
-        </w:trPr>
-        <w:tc>
-          <w:tcPr>
-            <w:tcW w:w="0" w:type="auto"/>
-          </w:tcPr>
-          <w:p>
-            <w:pPr>
-              <w:jc w:val="center"/>
-              <w:rPr>
-                <w:rFonts w:hint="default" w:eastAsia="仿宋"/>
-                <w:kern w:val="0"/>
-                <w:szCs w:val="20"/>
-                <w:lang w:val="en-US" w:eastAsia="zh-CN"/>
-              </w:rPr>
-            </w:pPr>
-            <w:r>
-              <w:rPr>
-                <w:rFonts w:hint="eastAsia"/>
-                <w:kern w:val="0"/>
-                <w:szCs w:val="20"/>
-                <w:lang w:val="en-US" w:eastAsia="zh-CN"/>
-              </w:rPr>
-              <w:t>19</w:t>
-            </w:r>
-          </w:p>
-        </w:tc>
-        <w:tc>
-          <w:tcPr>
-            <w:tcW w:w="0" w:type="auto"/>
-            <w:vAlign w:val="center"/>
-          </w:tcPr>
-          <w:p>
-            <w:pPr>
-              <w:ind w:firstLine="0" w:firstLineChars="0"/>
-              <w:jc w:val="center"/>
-              <w:rPr>
-                <w:rFonts w:ascii="Times New Roman" w:hAnsi="Times New Roman" w:eastAsia="仿宋" w:cs="Times New Roman"/>
-                <w:kern w:val="0"/>
-                <w:sz w:val="28"/>
-                <w:szCs w:val="20"/>
-                <w:lang w:val="en-US" w:eastAsia="zh-CN" w:bidi="ar-SA"/>
-              </w:rPr>
-            </w:pPr>
-            <w:r>
-              <w:rPr>
-                <w:kern w:val="0"/>
-                <w:szCs w:val="20"/>
-              </w:rPr>
-              <w:t>PAY_REALTIME_EXTEND</w:t>
-            </w:r>
-          </w:p>
-        </w:tc>
-        <w:tc>
-          <w:tcPr>
-            <w:tcW w:w="0" w:type="auto"/>
-            <w:vAlign w:val="center"/>
-          </w:tcPr>
-          <w:p>
-            <w:pPr>
-              <w:ind w:firstLine="0" w:firstLineChars="0"/>
-              <w:jc w:val="center"/>
-              <w:rPr>
-                <w:rFonts w:ascii="Times New Roman" w:hAnsi="Times New Roman" w:eastAsia="仿宋" w:cs="Times New Roman"/>
-                <w:kern w:val="0"/>
-                <w:sz w:val="28"/>
-                <w:szCs w:val="20"/>
-                <w:lang w:val="en-US" w:eastAsia="zh-CN" w:bidi="ar-SA"/>
-              </w:rPr>
-            </w:pPr>
-            <w:r>
-              <w:rPr>
-                <w:kern w:val="0"/>
-                <w:szCs w:val="20"/>
-              </w:rPr>
-              <w:t>实时收费额外信息表</w:t>
-            </w:r>
-          </w:p>
-        </w:tc>
-      </w:tr>
-      <w:tr>
-        <w:tblPrEx>
-          <w:tblBorders>
-            <w:top w:val="single" w:color="auto" w:sz="4" w:space="0"/>
-            <w:left w:val="single" w:color="auto" w:sz="4" w:space="0"/>
-            <w:bottom w:val="single" w:color="auto" w:sz="4" w:space="0"/>
-            <w:right w:val="single" w:color="auto" w:sz="4" w:space="0"/>
-            <w:insideH w:val="single" w:color="auto" w:sz="4" w:space="0"/>
-            <w:insideV w:val="single" w:color="auto" w:sz="4" w:space="0"/>
-          </w:tblBorders>
-          <w:tblCellMar>
-            <w:top w:w="0" w:type="dxa"/>
-            <w:left w:w="108" w:type="dxa"/>
-            <w:bottom w:w="0" w:type="dxa"/>
-            <w:right w:w="108" w:type="dxa"/>
-          </w:tblCellMar>
-        </w:tblPrEx>
-        <w:trPr>
-          <w:trHeight w:val="567" w:hRule="atLeast"/>
-        </w:trPr>
-        <w:tc>
-          <w:tcPr>
-            <w:tcW w:w="0" w:type="auto"/>
-          </w:tcPr>
-          <w:p>
-            <w:pPr>
-              <w:jc w:val="center"/>
-              <w:rPr>
-                <w:rFonts w:hint="default"/>
-                <w:kern w:val="0"/>
-                <w:szCs w:val="20"/>
-                <w:lang w:val="en-US" w:eastAsia="zh-CN"/>
-              </w:rPr>
-            </w:pPr>
-            <w:r>
-              <w:rPr>
-                <w:rFonts w:hint="eastAsia"/>
-                <w:kern w:val="0"/>
-                <w:szCs w:val="20"/>
-                <w:lang w:val="en-US" w:eastAsia="zh-CN"/>
-              </w:rPr>
-              <w:t>20</w:t>
-            </w:r>
-          </w:p>
-        </w:tc>
-        <w:tc>
-          <w:tcPr>
-            <w:tcW w:w="0" w:type="auto"/>
-            <w:vAlign w:val="center"/>
-          </w:tcPr>
-          <w:p>
-            <w:pPr>
-              <w:ind w:firstLine="0" w:firstLineChars="0"/>
-              <w:jc w:val="center"/>
-              <w:rPr>
-                <w:rFonts w:ascii="Times New Roman" w:hAnsi="Times New Roman" w:eastAsia="仿宋" w:cs="Times New Roman"/>
-                <w:kern w:val="0"/>
-                <w:sz w:val="28"/>
-                <w:szCs w:val="20"/>
-                <w:lang w:val="en-US" w:eastAsia="zh-CN" w:bidi="ar-SA"/>
-              </w:rPr>
-            </w:pPr>
-            <w:r>
-              <w:rPr>
-                <w:kern w:val="0"/>
-                <w:szCs w:val="20"/>
-              </w:rPr>
-              <w:t>CM_SMARTCARD_LOG</w:t>
-            </w:r>
-          </w:p>
-        </w:tc>
-        <w:tc>
-          <w:tcPr>
-            <w:tcW w:w="0" w:type="auto"/>
-            <w:vAlign w:val="center"/>
-          </w:tcPr>
-          <w:p>
-            <w:pPr>
-              <w:ind w:firstLine="0" w:firstLineChars="0"/>
-              <w:jc w:val="center"/>
-              <w:rPr>
-                <w:rFonts w:ascii="Times New Roman" w:hAnsi="Times New Roman" w:eastAsia="仿宋" w:cs="Times New Roman"/>
-                <w:kern w:val="0"/>
-                <w:sz w:val="28"/>
-                <w:szCs w:val="20"/>
-                <w:lang w:val="en-US" w:eastAsia="zh-CN" w:bidi="ar-SA"/>
-              </w:rPr>
-            </w:pPr>
-            <w:r>
-              <w:rPr>
-                <w:kern w:val="0"/>
-                <w:szCs w:val="20"/>
-              </w:rPr>
-              <w:t>IC卡充退表</w:t>
-            </w:r>
-          </w:p>
-        </w:tc>
-      </w:tr>
-      <w:tr>
-        <w:tblPrEx>
-          <w:tblBorders>
-            <w:top w:val="single" w:color="auto" w:sz="4" w:space="0"/>
-            <w:left w:val="single" w:color="auto" w:sz="4" w:space="0"/>
-            <w:bottom w:val="single" w:color="auto" w:sz="4" w:space="0"/>
-            <w:right w:val="single" w:color="auto" w:sz="4" w:space="0"/>
-            <w:insideH w:val="single" w:color="auto" w:sz="4" w:space="0"/>
-            <w:insideV w:val="single" w:color="auto" w:sz="4" w:space="0"/>
-          </w:tblBorders>
-          <w:tblCellMar>
-            <w:top w:w="0" w:type="dxa"/>
-            <w:left w:w="108" w:type="dxa"/>
-            <w:bottom w:w="0" w:type="dxa"/>
-            <w:right w:w="108" w:type="dxa"/>
-          </w:tblCellMar>
-        </w:tblPrEx>
-        <w:trPr>
-          <w:trHeight w:val="567" w:hRule="atLeast"/>
-        </w:trPr>
-        <w:tc>
-          <w:tcPr>
-            <w:tcW w:w="0" w:type="auto"/>
-          </w:tcPr>
-          <w:p>
-            <w:pPr>
-              <w:jc w:val="center"/>
-              <w:rPr>
-                <w:rFonts w:hint="default"/>
-                <w:kern w:val="0"/>
-                <w:szCs w:val="20"/>
-                <w:lang w:val="en-US" w:eastAsia="zh-CN"/>
-              </w:rPr>
-            </w:pPr>
-            <w:r>
-              <w:rPr>
-                <w:rFonts w:hint="eastAsia"/>
-                <w:kern w:val="0"/>
-                <w:szCs w:val="20"/>
-                <w:lang w:val="en-US" w:eastAsia="zh-CN"/>
-              </w:rPr>
-              <w:t>21</w:t>
-            </w:r>
-          </w:p>
-        </w:tc>
-        <w:tc>
-          <w:tcPr>
-            <w:tcW w:w="0" w:type="auto"/>
-            <w:vAlign w:val="center"/>
-          </w:tcPr>
-          <w:p>
-            <w:pPr>
-              <w:ind w:firstLine="0" w:firstLineChars="0"/>
-              <w:jc w:val="center"/>
-              <w:rPr>
-                <w:rFonts w:ascii="Times New Roman" w:hAnsi="Times New Roman" w:eastAsia="仿宋" w:cs="Times New Roman"/>
-                <w:kern w:val="0"/>
-                <w:sz w:val="28"/>
-                <w:szCs w:val="20"/>
-                <w:lang w:val="en-US" w:eastAsia="zh-CN" w:bidi="ar-SA"/>
-              </w:rPr>
-            </w:pPr>
-            <w:r>
-              <w:rPr>
-                <w:kern w:val="0"/>
-                <w:szCs w:val="20"/>
-              </w:rPr>
-              <w:t>CM_SMARTCARD_LOG_DETAIL</w:t>
-            </w:r>
-          </w:p>
-        </w:tc>
-        <w:tc>
-          <w:tcPr>
-            <w:tcW w:w="0" w:type="auto"/>
-            <w:vAlign w:val="center"/>
-          </w:tcPr>
-          <w:p>
-            <w:pPr>
-              <w:ind w:firstLine="0" w:firstLineChars="0"/>
-              <w:jc w:val="center"/>
-              <w:rPr>
-                <w:rFonts w:ascii="Times New Roman" w:hAnsi="Times New Roman" w:eastAsia="仿宋" w:cs="Times New Roman"/>
-                <w:kern w:val="0"/>
-                <w:sz w:val="28"/>
-                <w:szCs w:val="20"/>
-                <w:lang w:val="en-US" w:eastAsia="zh-CN" w:bidi="ar-SA"/>
-              </w:rPr>
-            </w:pPr>
-            <w:r>
-              <w:rPr>
-                <w:kern w:val="0"/>
-                <w:szCs w:val="20"/>
-              </w:rPr>
-              <w:t>IC卡充退帐明细表</w:t>
-            </w:r>
-          </w:p>
-        </w:tc>
-      </w:tr>
-      <w:tr>
-        <w:tblPrEx>
-          <w:tblBorders>
-            <w:top w:val="single" w:color="auto" w:sz="4" w:space="0"/>
-            <w:left w:val="single" w:color="auto" w:sz="4" w:space="0"/>
-            <w:bottom w:val="single" w:color="auto" w:sz="4" w:space="0"/>
-            <w:right w:val="single" w:color="auto" w:sz="4" w:space="0"/>
-            <w:insideH w:val="single" w:color="auto" w:sz="4" w:space="0"/>
-            <w:insideV w:val="single" w:color="auto" w:sz="4" w:space="0"/>
-          </w:tblBorders>
-          <w:tblCellMar>
-            <w:top w:w="0" w:type="dxa"/>
-            <w:left w:w="108" w:type="dxa"/>
-            <w:bottom w:w="0" w:type="dxa"/>
-            <w:right w:w="108" w:type="dxa"/>
-          </w:tblCellMar>
-        </w:tblPrEx>
-        <w:trPr>
-          <w:trHeight w:val="567" w:hRule="atLeast"/>
-        </w:trPr>
-        <w:tc>
-          <w:tcPr>
-            <w:tcW w:w="0" w:type="auto"/>
-          </w:tcPr>
-          <w:p>
-            <w:pPr>
-              <w:jc w:val="center"/>
-              <w:rPr>
-                <w:rFonts w:hint="default"/>
-                <w:kern w:val="0"/>
-                <w:szCs w:val="20"/>
-                <w:lang w:val="en-US" w:eastAsia="zh-CN"/>
               </w:rPr>
             </w:pPr>
             <w:r>
@@ -13670,6 +13504,12 @@
             <w:insideH w:val="single" w:color="auto" w:sz="4" w:space="0"/>
             <w:insideV w:val="single" w:color="auto" w:sz="4" w:space="0"/>
           </w:tblBorders>
+          <w:tblCellMar>
+            <w:top w:w="0" w:type="dxa"/>
+            <w:left w:w="108" w:type="dxa"/>
+            <w:bottom w:w="0" w:type="dxa"/>
+            <w:right w:w="108" w:type="dxa"/>
+          </w:tblCellMar>
         </w:tblPrEx>
         <w:trPr>
           <w:trHeight w:val="567" w:hRule="atLeast"/>
@@ -18292,6 +18132,14 @@
     <w:abstractNumId w:val="3"/>
   </w:num>
 </w:numbering>
+</file>
+
+<file path=word/people.xml><?xml version="1.0" encoding="utf-8"?>
+<w15:people xmlns:wpc="http://schemas.microsoft.com/office/word/2010/wordprocessingCanvas" xmlns:mc="http://schemas.openxmlformats.org/markup-compatibility/2006" xmlns:o="urn:schemas-microsoft-com:office:office" xmlns:r="http://schemas.openxmlformats.org/officeDocument/2006/relationships" xmlns:m="http://schemas.openxmlformats.org/officeDocument/2006/math" xmlns:v="urn:schemas-microsoft-com:vml" xmlns:wp14="http://schemas.microsoft.com/office/word/2010/wordprocessingDrawing" xmlns:wp="http://schemas.openxmlformats.org/drawingml/2006/wordprocessingDrawing" xmlns:w="http://schemas.openxmlformats.org/wordprocessingml/2006/main" xmlns:w14="http://schemas.microsoft.com/office/word/2010/wordml" xmlns:w15="http://schemas.microsoft.com/office/word/2012/wordml" xmlns:w10="urn:schemas-microsoft-com:office:word" xmlns:wpg="http://schemas.microsoft.com/office/word/2010/wordprocessingGroup" xmlns:wpi="http://schemas.microsoft.com/office/word/2010/wordprocessingInk" xmlns:wne="http://schemas.microsoft.com/office/word/2006/wordml" xmlns:wps="http://schemas.microsoft.com/office/word/2010/wordprocessingShape" xmlns:wpsCustomData="http://www.wps.cn/officeDocument/2013/wpsCustomData" mc:Ignorable="w14 w15 wp14">
+  <w15:person w15:author="pluto">
+    <w15:presenceInfo w15:providerId="None" w15:userId="pluto"/>
+  </w15:person>
+</w15:people>
 </file>
 
 <file path=word/styles.xml><?xml version="1.0" encoding="utf-8"?>

--- a/dama/cases/水投集团数据分类分级/1-营收系统/营收系统数据分类分级标准.docx
+++ b/dama/cases/水投集团数据分类分级/1-营收系统/营收系统数据分类分级标准.docx
@@ -3624,12 +3624,6 @@
             <w:insideH w:val="single" w:color="auto" w:sz="4" w:space="0"/>
             <w:insideV w:val="single" w:color="auto" w:sz="4" w:space="0"/>
           </w:tblBorders>
-          <w:tblCellMar>
-            <w:top w:w="0" w:type="dxa"/>
-            <w:left w:w="108" w:type="dxa"/>
-            <w:bottom w:w="0" w:type="dxa"/>
-            <w:right w:w="108" w:type="dxa"/>
-          </w:tblCellMar>
         </w:tblPrEx>
         <w:trPr>
           <w:trHeight w:val="567" w:hRule="atLeast"/>
@@ -3715,12 +3709,6 @@
             <w:insideH w:val="single" w:color="auto" w:sz="4" w:space="0"/>
             <w:insideV w:val="single" w:color="auto" w:sz="4" w:space="0"/>
           </w:tblBorders>
-          <w:tblCellMar>
-            <w:top w:w="0" w:type="dxa"/>
-            <w:left w:w="108" w:type="dxa"/>
-            <w:bottom w:w="0" w:type="dxa"/>
-            <w:right w:w="108" w:type="dxa"/>
-          </w:tblCellMar>
         </w:tblPrEx>
         <w:trPr>
           <w:trHeight w:val="567" w:hRule="atLeast"/>
@@ -3778,6 +3766,8 @@
               </w:rPr>
               <w:t>PRICE_ITEMS</w:t>
             </w:r>
+            <w:bookmarkStart w:id="24" w:name="_GoBack"/>
+            <w:bookmarkEnd w:id="24"/>
           </w:p>
         </w:tc>
         <w:tc>
@@ -3802,8 +3792,17 @@
                 <w:kern w:val="0"/>
                 <w:szCs w:val="20"/>
               </w:rPr>
-              <w:t>费用组成表</w:t>
-            </w:r>
+              <w:t>费用组成</w:t>
+            </w:r>
+            <w:del w:id="0" w:author="pluto" w:date="2026-09-04T16:23:01Z">
+              <w:r>
+                <w:rPr>
+                  <w:kern w:val="0"/>
+                  <w:szCs w:val="20"/>
+                </w:rPr>
+                <w:delText>表</w:delText>
+              </w:r>
+            </w:del>
           </w:p>
         </w:tc>
       </w:tr>
@@ -7168,8 +7167,6 @@
               </w:rPr>
               <w:t>BM_RECORD</w:t>
             </w:r>
-            <w:bookmarkStart w:id="24" w:name="_GoBack"/>
-            <w:bookmarkEnd w:id="24"/>
           </w:p>
         </w:tc>
         <w:tc>
@@ -8069,6 +8066,12 @@
             <w:insideH w:val="single" w:color="auto" w:sz="4" w:space="0"/>
             <w:insideV w:val="single" w:color="auto" w:sz="4" w:space="0"/>
           </w:tblBorders>
+          <w:tblCellMar>
+            <w:top w:w="0" w:type="dxa"/>
+            <w:left w:w="108" w:type="dxa"/>
+            <w:bottom w:w="0" w:type="dxa"/>
+            <w:right w:w="108" w:type="dxa"/>
+          </w:tblCellMar>
         </w:tblPrEx>
         <w:trPr>
           <w:trHeight w:val="567" w:hRule="atLeast"/>
@@ -8148,6 +8151,95 @@
                 <w:szCs w:val="20"/>
               </w:rPr>
               <w:t>名称</w:t>
+            </w:r>
+          </w:p>
+        </w:tc>
+      </w:tr>
+      <w:tr>
+        <w:tblPrEx>
+          <w:tblBorders>
+            <w:top w:val="single" w:color="auto" w:sz="4" w:space="0"/>
+            <w:left w:val="single" w:color="auto" w:sz="4" w:space="0"/>
+            <w:bottom w:val="single" w:color="auto" w:sz="4" w:space="0"/>
+            <w:right w:val="single" w:color="auto" w:sz="4" w:space="0"/>
+            <w:insideH w:val="single" w:color="auto" w:sz="4" w:space="0"/>
+            <w:insideV w:val="single" w:color="auto" w:sz="4" w:space="0"/>
+          </w:tblBorders>
+        </w:tblPrEx>
+        <w:trPr>
+          <w:trHeight w:val="567" w:hRule="atLeast"/>
+        </w:trPr>
+        <w:tc>
+          <w:tcPr>
+            <w:tcW w:w="850" w:type="dxa"/>
+            <w:vAlign w:val="center"/>
+          </w:tcPr>
+          <w:p>
+            <w:pPr>
+              <w:jc w:val="center"/>
+              <w:rPr>
+                <w:kern w:val="0"/>
+                <w:szCs w:val="20"/>
+              </w:rPr>
+            </w:pPr>
+            <w:r>
+              <w:rPr>
+                <w:kern w:val="0"/>
+                <w:szCs w:val="20"/>
+              </w:rPr>
+              <w:t>1</w:t>
+            </w:r>
+          </w:p>
+        </w:tc>
+        <w:tc>
+          <w:tcPr>
+            <w:tcW w:w="5102" w:type="dxa"/>
+            <w:vAlign w:val="center"/>
+          </w:tcPr>
+          <w:p>
+            <w:pPr>
+              <w:ind w:firstLine="0" w:firstLineChars="0"/>
+              <w:jc w:val="center"/>
+              <w:rPr>
+                <w:rFonts w:ascii="Times New Roman" w:hAnsi="Times New Roman" w:eastAsia="仿宋" w:cs="Times New Roman"/>
+                <w:kern w:val="0"/>
+                <w:sz w:val="28"/>
+                <w:szCs w:val="20"/>
+                <w:lang w:val="en-US" w:eastAsia="zh-CN" w:bidi="ar-SA"/>
+              </w:rPr>
+            </w:pPr>
+            <w:r>
+              <w:rPr>
+                <w:kern w:val="0"/>
+                <w:szCs w:val="20"/>
+              </w:rPr>
+              <w:t>MR_METERBOOKS</w:t>
+            </w:r>
+          </w:p>
+        </w:tc>
+        <w:tc>
+          <w:tcPr>
+            <w:tcW w:w="2551" w:type="dxa"/>
+            <w:vAlign w:val="center"/>
+          </w:tcPr>
+          <w:p>
+            <w:pPr>
+              <w:ind w:firstLine="0" w:firstLineChars="0"/>
+              <w:jc w:val="center"/>
+              <w:rPr>
+                <w:rFonts w:ascii="Times New Roman" w:hAnsi="Times New Roman" w:eastAsia="仿宋" w:cs="Times New Roman"/>
+                <w:kern w:val="0"/>
+                <w:sz w:val="28"/>
+                <w:szCs w:val="20"/>
+                <w:lang w:val="en-US" w:eastAsia="zh-CN" w:bidi="ar-SA"/>
+              </w:rPr>
+            </w:pPr>
+            <w:r>
+              <w:rPr>
+                <w:kern w:val="0"/>
+                <w:szCs w:val="20"/>
+              </w:rPr>
+              <w:t>册本信息</w:t>
             </w:r>
           </w:p>
         </w:tc>
@@ -8190,7 +8282,7 @@
                 <w:kern w:val="0"/>
                 <w:szCs w:val="20"/>
               </w:rPr>
-              <w:t>1</w:t>
+              <w:t>2</w:t>
             </w:r>
           </w:p>
         </w:tc>
@@ -8216,7 +8308,7 @@
                 <w:kern w:val="0"/>
                 <w:szCs w:val="20"/>
               </w:rPr>
-              <w:t>MR_METERBOOKS</w:t>
+              <w:t>MR_METERBOOKS_READDAY_RELATION</w:t>
             </w:r>
           </w:p>
         </w:tc>
@@ -8242,7 +8334,7 @@
                 <w:kern w:val="0"/>
                 <w:szCs w:val="20"/>
               </w:rPr>
-              <w:t>册本信息</w:t>
+              <w:t>册本工次关系表</w:t>
             </w:r>
           </w:p>
         </w:tc>
@@ -8285,7 +8377,7 @@
                 <w:kern w:val="0"/>
                 <w:szCs w:val="20"/>
               </w:rPr>
-              <w:t>2</w:t>
+              <w:t>3</w:t>
             </w:r>
           </w:p>
         </w:tc>
@@ -8311,7 +8403,7 @@
                 <w:kern w:val="0"/>
                 <w:szCs w:val="20"/>
               </w:rPr>
-              <w:t>MR_METERBOOKS_READDAY_RELATION</w:t>
+              <w:t>MR_TASKS</w:t>
             </w:r>
           </w:p>
         </w:tc>
@@ -8337,7 +8429,7 @@
                 <w:kern w:val="0"/>
                 <w:szCs w:val="20"/>
               </w:rPr>
-              <w:t>册本工次关系表</w:t>
+              <w:t>抄表任务</w:t>
             </w:r>
           </w:p>
         </w:tc>
@@ -8380,7 +8472,7 @@
                 <w:kern w:val="0"/>
                 <w:szCs w:val="20"/>
               </w:rPr>
-              <w:t>3</w:t>
+              <w:t>4</w:t>
             </w:r>
           </w:p>
         </w:tc>
@@ -8406,7 +8498,7 @@
                 <w:kern w:val="0"/>
                 <w:szCs w:val="20"/>
               </w:rPr>
-              <w:t>MR_TASKS</w:t>
+              <w:t>MR_LAST_RECORD</w:t>
             </w:r>
           </w:p>
         </w:tc>
@@ -8432,7 +8524,16 @@
                 <w:kern w:val="0"/>
                 <w:szCs w:val="20"/>
               </w:rPr>
-              <w:t>抄表任务</w:t>
+              <w:t>上次抄</w:t>
+            </w:r>
+            <w:r>
+              <w:rPr>
+                <w:rFonts w:hint="eastAsia"/>
+                <w:kern w:val="0"/>
+                <w:szCs w:val="20"/>
+                <w:lang w:val="en-US" w:eastAsia="zh-CN"/>
+              </w:rPr>
+              <w:t>码</w:t>
             </w:r>
           </w:p>
         </w:tc>
@@ -8475,7 +8576,7 @@
                 <w:kern w:val="0"/>
                 <w:szCs w:val="20"/>
               </w:rPr>
-              <w:t>4</w:t>
+              <w:t>5</w:t>
             </w:r>
           </w:p>
         </w:tc>
@@ -8501,7 +8602,7 @@
                 <w:kern w:val="0"/>
                 <w:szCs w:val="20"/>
               </w:rPr>
-              <w:t>MR_LAST_RECORD</w:t>
+              <w:t>MR_RECORD</w:t>
             </w:r>
           </w:p>
         </w:tc>
@@ -8527,16 +8628,185 @@
                 <w:kern w:val="0"/>
                 <w:szCs w:val="20"/>
               </w:rPr>
-              <w:t>上次抄</w:t>
-            </w:r>
-            <w:r>
-              <w:rPr>
-                <w:rFonts w:hint="eastAsia"/>
-                <w:kern w:val="0"/>
-                <w:szCs w:val="20"/>
-                <w:lang w:val="en-US" w:eastAsia="zh-CN"/>
-              </w:rPr>
-              <w:t>码</w:t>
+              <w:t>抄表数据</w:t>
+            </w:r>
+          </w:p>
+        </w:tc>
+      </w:tr>
+      <w:tr>
+        <w:tblPrEx>
+          <w:tblBorders>
+            <w:top w:val="single" w:color="auto" w:sz="4" w:space="0"/>
+            <w:left w:val="single" w:color="auto" w:sz="4" w:space="0"/>
+            <w:bottom w:val="single" w:color="auto" w:sz="4" w:space="0"/>
+            <w:right w:val="single" w:color="auto" w:sz="4" w:space="0"/>
+            <w:insideH w:val="single" w:color="auto" w:sz="4" w:space="0"/>
+            <w:insideV w:val="single" w:color="auto" w:sz="4" w:space="0"/>
+          </w:tblBorders>
+        </w:tblPrEx>
+        <w:trPr>
+          <w:trHeight w:val="567" w:hRule="atLeast"/>
+        </w:trPr>
+        <w:tc>
+          <w:tcPr>
+            <w:tcW w:w="850" w:type="dxa"/>
+            <w:vAlign w:val="center"/>
+          </w:tcPr>
+          <w:p>
+            <w:pPr>
+              <w:jc w:val="center"/>
+              <w:rPr>
+                <w:kern w:val="0"/>
+                <w:szCs w:val="20"/>
+              </w:rPr>
+            </w:pPr>
+            <w:r>
+              <w:rPr>
+                <w:kern w:val="0"/>
+                <w:szCs w:val="20"/>
+              </w:rPr>
+              <w:t>6</w:t>
+            </w:r>
+          </w:p>
+        </w:tc>
+        <w:tc>
+          <w:tcPr>
+            <w:tcW w:w="5102" w:type="dxa"/>
+            <w:vAlign w:val="center"/>
+          </w:tcPr>
+          <w:p>
+            <w:pPr>
+              <w:ind w:firstLine="0" w:firstLineChars="0"/>
+              <w:jc w:val="center"/>
+              <w:rPr>
+                <w:rFonts w:ascii="Times New Roman" w:hAnsi="Times New Roman" w:eastAsia="仿宋" w:cs="Times New Roman"/>
+                <w:kern w:val="0"/>
+                <w:sz w:val="28"/>
+                <w:szCs w:val="20"/>
+                <w:lang w:val="en-US" w:eastAsia="zh-CN" w:bidi="ar-SA"/>
+              </w:rPr>
+            </w:pPr>
+            <w:r>
+              <w:rPr>
+                <w:kern w:val="0"/>
+                <w:szCs w:val="20"/>
+              </w:rPr>
+              <w:t>MR_RECORDLOG</w:t>
+            </w:r>
+          </w:p>
+        </w:tc>
+        <w:tc>
+          <w:tcPr>
+            <w:tcW w:w="2551" w:type="dxa"/>
+            <w:vAlign w:val="center"/>
+          </w:tcPr>
+          <w:p>
+            <w:pPr>
+              <w:ind w:firstLine="0" w:firstLineChars="0"/>
+              <w:jc w:val="center"/>
+              <w:rPr>
+                <w:rFonts w:ascii="Times New Roman" w:hAnsi="Times New Roman" w:eastAsia="仿宋" w:cs="Times New Roman"/>
+                <w:kern w:val="0"/>
+                <w:sz w:val="28"/>
+                <w:szCs w:val="20"/>
+                <w:lang w:val="en-US" w:eastAsia="zh-CN" w:bidi="ar-SA"/>
+              </w:rPr>
+            </w:pPr>
+            <w:r>
+              <w:rPr>
+                <w:kern w:val="0"/>
+                <w:szCs w:val="20"/>
+              </w:rPr>
+              <w:t>抄表数据日志</w:t>
+            </w:r>
+          </w:p>
+        </w:tc>
+      </w:tr>
+      <w:tr>
+        <w:tblPrEx>
+          <w:tblBorders>
+            <w:top w:val="single" w:color="auto" w:sz="4" w:space="0"/>
+            <w:left w:val="single" w:color="auto" w:sz="4" w:space="0"/>
+            <w:bottom w:val="single" w:color="auto" w:sz="4" w:space="0"/>
+            <w:right w:val="single" w:color="auto" w:sz="4" w:space="0"/>
+            <w:insideH w:val="single" w:color="auto" w:sz="4" w:space="0"/>
+            <w:insideV w:val="single" w:color="auto" w:sz="4" w:space="0"/>
+          </w:tblBorders>
+        </w:tblPrEx>
+        <w:trPr>
+          <w:trHeight w:val="567" w:hRule="atLeast"/>
+        </w:trPr>
+        <w:tc>
+          <w:tcPr>
+            <w:tcW w:w="850" w:type="dxa"/>
+            <w:vAlign w:val="center"/>
+          </w:tcPr>
+          <w:p>
+            <w:pPr>
+              <w:jc w:val="center"/>
+              <w:rPr>
+                <w:kern w:val="0"/>
+                <w:szCs w:val="20"/>
+              </w:rPr>
+            </w:pPr>
+            <w:r>
+              <w:rPr>
+                <w:kern w:val="0"/>
+                <w:szCs w:val="20"/>
+              </w:rPr>
+              <w:t>7</w:t>
+            </w:r>
+          </w:p>
+        </w:tc>
+        <w:tc>
+          <w:tcPr>
+            <w:tcW w:w="5102" w:type="dxa"/>
+            <w:vAlign w:val="center"/>
+          </w:tcPr>
+          <w:p>
+            <w:pPr>
+              <w:ind w:firstLine="0" w:firstLineChars="0"/>
+              <w:jc w:val="center"/>
+              <w:rPr>
+                <w:rFonts w:ascii="Times New Roman" w:hAnsi="Times New Roman" w:eastAsia="仿宋" w:cs="Times New Roman"/>
+                <w:kern w:val="0"/>
+                <w:sz w:val="28"/>
+                <w:szCs w:val="20"/>
+                <w:lang w:val="en-US" w:eastAsia="zh-CN" w:bidi="ar-SA"/>
+              </w:rPr>
+            </w:pPr>
+            <w:r>
+              <w:rPr>
+                <w:kern w:val="0"/>
+                <w:szCs w:val="20"/>
+              </w:rPr>
+              <w:t>MR_RECORD_STATES</w:t>
+            </w:r>
+          </w:p>
+        </w:tc>
+        <w:tc>
+          <w:tcPr>
+            <w:tcW w:w="2551" w:type="dxa"/>
+            <w:vAlign w:val="center"/>
+          </w:tcPr>
+          <w:p>
+            <w:pPr>
+              <w:ind w:firstLine="0" w:firstLineChars="0"/>
+              <w:jc w:val="center"/>
+              <w:rPr>
+                <w:rFonts w:ascii="Times New Roman" w:hAnsi="Times New Roman" w:eastAsia="仿宋" w:cs="Times New Roman"/>
+                <w:kern w:val="0"/>
+                <w:sz w:val="28"/>
+                <w:szCs w:val="20"/>
+                <w:lang w:val="en-US" w:eastAsia="zh-CN" w:bidi="ar-SA"/>
+              </w:rPr>
+            </w:pPr>
+            <w:r>
+              <w:rPr>
+                <w:kern w:val="0"/>
+                <w:szCs w:val="20"/>
+              </w:rPr>
+              <w:t>抄表状态</w:t>
             </w:r>
           </w:p>
         </w:tc>
@@ -8579,7 +8849,7 @@
                 <w:kern w:val="0"/>
                 <w:szCs w:val="20"/>
               </w:rPr>
-              <w:t>5</w:t>
+              <w:t>8</w:t>
             </w:r>
           </w:p>
         </w:tc>
@@ -8605,7 +8875,7 @@
                 <w:kern w:val="0"/>
                 <w:szCs w:val="20"/>
               </w:rPr>
-              <w:t>MR_RECORD</w:t>
+              <w:t>MR_ALGORITHMS</w:t>
             </w:r>
           </w:p>
         </w:tc>
@@ -8631,7 +8901,7 @@
                 <w:kern w:val="0"/>
                 <w:szCs w:val="20"/>
               </w:rPr>
-              <w:t>抄表数据</w:t>
+              <w:t>抄表算法</w:t>
             </w:r>
           </w:p>
         </w:tc>
@@ -8674,7 +8944,7 @@
                 <w:kern w:val="0"/>
                 <w:szCs w:val="20"/>
               </w:rPr>
-              <w:t>6</w:t>
+              <w:t>9</w:t>
             </w:r>
           </w:p>
         </w:tc>
@@ -8700,7 +8970,7 @@
                 <w:kern w:val="0"/>
                 <w:szCs w:val="20"/>
               </w:rPr>
-              <w:t>MR_RECORDLOG</w:t>
+              <w:t>BM_DTL_ADJUST_READING</w:t>
             </w:r>
           </w:p>
         </w:tc>
@@ -8726,7 +8996,7 @@
                 <w:kern w:val="0"/>
                 <w:szCs w:val="20"/>
               </w:rPr>
-              <w:t>抄表数据日志</w:t>
+              <w:t>抄码累计量调整工单</w:t>
             </w:r>
           </w:p>
         </w:tc>
@@ -8741,297 +9011,6 @@
             <w:insideH w:val="single" w:color="auto" w:sz="4" w:space="0"/>
             <w:insideV w:val="single" w:color="auto" w:sz="4" w:space="0"/>
           </w:tblBorders>
-          <w:tblCellMar>
-            <w:top w:w="0" w:type="dxa"/>
-            <w:left w:w="108" w:type="dxa"/>
-            <w:bottom w:w="0" w:type="dxa"/>
-            <w:right w:w="108" w:type="dxa"/>
-          </w:tblCellMar>
-        </w:tblPrEx>
-        <w:trPr>
-          <w:trHeight w:val="567" w:hRule="atLeast"/>
-        </w:trPr>
-        <w:tc>
-          <w:tcPr>
-            <w:tcW w:w="850" w:type="dxa"/>
-            <w:vAlign w:val="center"/>
-          </w:tcPr>
-          <w:p>
-            <w:pPr>
-              <w:jc w:val="center"/>
-              <w:rPr>
-                <w:kern w:val="0"/>
-                <w:szCs w:val="20"/>
-              </w:rPr>
-            </w:pPr>
-            <w:r>
-              <w:rPr>
-                <w:kern w:val="0"/>
-                <w:szCs w:val="20"/>
-              </w:rPr>
-              <w:t>7</w:t>
-            </w:r>
-          </w:p>
-        </w:tc>
-        <w:tc>
-          <w:tcPr>
-            <w:tcW w:w="5102" w:type="dxa"/>
-            <w:vAlign w:val="center"/>
-          </w:tcPr>
-          <w:p>
-            <w:pPr>
-              <w:ind w:firstLine="0" w:firstLineChars="0"/>
-              <w:jc w:val="center"/>
-              <w:rPr>
-                <w:rFonts w:ascii="Times New Roman" w:hAnsi="Times New Roman" w:eastAsia="仿宋" w:cs="Times New Roman"/>
-                <w:kern w:val="0"/>
-                <w:sz w:val="28"/>
-                <w:szCs w:val="20"/>
-                <w:lang w:val="en-US" w:eastAsia="zh-CN" w:bidi="ar-SA"/>
-              </w:rPr>
-            </w:pPr>
-            <w:r>
-              <w:rPr>
-                <w:kern w:val="0"/>
-                <w:szCs w:val="20"/>
-              </w:rPr>
-              <w:t>MR_RECORD_STATES</w:t>
-            </w:r>
-          </w:p>
-        </w:tc>
-        <w:tc>
-          <w:tcPr>
-            <w:tcW w:w="2551" w:type="dxa"/>
-            <w:vAlign w:val="center"/>
-          </w:tcPr>
-          <w:p>
-            <w:pPr>
-              <w:ind w:firstLine="0" w:firstLineChars="0"/>
-              <w:jc w:val="center"/>
-              <w:rPr>
-                <w:rFonts w:ascii="Times New Roman" w:hAnsi="Times New Roman" w:eastAsia="仿宋" w:cs="Times New Roman"/>
-                <w:kern w:val="0"/>
-                <w:sz w:val="28"/>
-                <w:szCs w:val="20"/>
-                <w:lang w:val="en-US" w:eastAsia="zh-CN" w:bidi="ar-SA"/>
-              </w:rPr>
-            </w:pPr>
-            <w:r>
-              <w:rPr>
-                <w:kern w:val="0"/>
-                <w:szCs w:val="20"/>
-              </w:rPr>
-              <w:t>抄表状态</w:t>
-            </w:r>
-          </w:p>
-        </w:tc>
-      </w:tr>
-      <w:tr>
-        <w:tblPrEx>
-          <w:tblBorders>
-            <w:top w:val="single" w:color="auto" w:sz="4" w:space="0"/>
-            <w:left w:val="single" w:color="auto" w:sz="4" w:space="0"/>
-            <w:bottom w:val="single" w:color="auto" w:sz="4" w:space="0"/>
-            <w:right w:val="single" w:color="auto" w:sz="4" w:space="0"/>
-            <w:insideH w:val="single" w:color="auto" w:sz="4" w:space="0"/>
-            <w:insideV w:val="single" w:color="auto" w:sz="4" w:space="0"/>
-          </w:tblBorders>
-          <w:tblCellMar>
-            <w:top w:w="0" w:type="dxa"/>
-            <w:left w:w="108" w:type="dxa"/>
-            <w:bottom w:w="0" w:type="dxa"/>
-            <w:right w:w="108" w:type="dxa"/>
-          </w:tblCellMar>
-        </w:tblPrEx>
-        <w:trPr>
-          <w:trHeight w:val="567" w:hRule="atLeast"/>
-        </w:trPr>
-        <w:tc>
-          <w:tcPr>
-            <w:tcW w:w="850" w:type="dxa"/>
-            <w:vAlign w:val="center"/>
-          </w:tcPr>
-          <w:p>
-            <w:pPr>
-              <w:jc w:val="center"/>
-              <w:rPr>
-                <w:kern w:val="0"/>
-                <w:szCs w:val="20"/>
-              </w:rPr>
-            </w:pPr>
-            <w:r>
-              <w:rPr>
-                <w:kern w:val="0"/>
-                <w:szCs w:val="20"/>
-              </w:rPr>
-              <w:t>8</w:t>
-            </w:r>
-          </w:p>
-        </w:tc>
-        <w:tc>
-          <w:tcPr>
-            <w:tcW w:w="5102" w:type="dxa"/>
-            <w:vAlign w:val="center"/>
-          </w:tcPr>
-          <w:p>
-            <w:pPr>
-              <w:ind w:firstLine="0" w:firstLineChars="0"/>
-              <w:jc w:val="center"/>
-              <w:rPr>
-                <w:rFonts w:ascii="Times New Roman" w:hAnsi="Times New Roman" w:eastAsia="仿宋" w:cs="Times New Roman"/>
-                <w:kern w:val="0"/>
-                <w:sz w:val="28"/>
-                <w:szCs w:val="20"/>
-                <w:lang w:val="en-US" w:eastAsia="zh-CN" w:bidi="ar-SA"/>
-              </w:rPr>
-            </w:pPr>
-            <w:r>
-              <w:rPr>
-                <w:kern w:val="0"/>
-                <w:szCs w:val="20"/>
-              </w:rPr>
-              <w:t>MR_ALGORITHMS</w:t>
-            </w:r>
-          </w:p>
-        </w:tc>
-        <w:tc>
-          <w:tcPr>
-            <w:tcW w:w="2551" w:type="dxa"/>
-            <w:vAlign w:val="center"/>
-          </w:tcPr>
-          <w:p>
-            <w:pPr>
-              <w:ind w:firstLine="0" w:firstLineChars="0"/>
-              <w:jc w:val="center"/>
-              <w:rPr>
-                <w:rFonts w:ascii="Times New Roman" w:hAnsi="Times New Roman" w:eastAsia="仿宋" w:cs="Times New Roman"/>
-                <w:kern w:val="0"/>
-                <w:sz w:val="28"/>
-                <w:szCs w:val="20"/>
-                <w:lang w:val="en-US" w:eastAsia="zh-CN" w:bidi="ar-SA"/>
-              </w:rPr>
-            </w:pPr>
-            <w:r>
-              <w:rPr>
-                <w:kern w:val="0"/>
-                <w:szCs w:val="20"/>
-              </w:rPr>
-              <w:t>抄表算法</w:t>
-            </w:r>
-          </w:p>
-        </w:tc>
-      </w:tr>
-      <w:tr>
-        <w:tblPrEx>
-          <w:tblBorders>
-            <w:top w:val="single" w:color="auto" w:sz="4" w:space="0"/>
-            <w:left w:val="single" w:color="auto" w:sz="4" w:space="0"/>
-            <w:bottom w:val="single" w:color="auto" w:sz="4" w:space="0"/>
-            <w:right w:val="single" w:color="auto" w:sz="4" w:space="0"/>
-            <w:insideH w:val="single" w:color="auto" w:sz="4" w:space="0"/>
-            <w:insideV w:val="single" w:color="auto" w:sz="4" w:space="0"/>
-          </w:tblBorders>
-          <w:tblCellMar>
-            <w:top w:w="0" w:type="dxa"/>
-            <w:left w:w="108" w:type="dxa"/>
-            <w:bottom w:w="0" w:type="dxa"/>
-            <w:right w:w="108" w:type="dxa"/>
-          </w:tblCellMar>
-        </w:tblPrEx>
-        <w:trPr>
-          <w:trHeight w:val="567" w:hRule="atLeast"/>
-        </w:trPr>
-        <w:tc>
-          <w:tcPr>
-            <w:tcW w:w="850" w:type="dxa"/>
-            <w:vAlign w:val="center"/>
-          </w:tcPr>
-          <w:p>
-            <w:pPr>
-              <w:jc w:val="center"/>
-              <w:rPr>
-                <w:kern w:val="0"/>
-                <w:szCs w:val="20"/>
-              </w:rPr>
-            </w:pPr>
-            <w:r>
-              <w:rPr>
-                <w:kern w:val="0"/>
-                <w:szCs w:val="20"/>
-              </w:rPr>
-              <w:t>9</w:t>
-            </w:r>
-          </w:p>
-        </w:tc>
-        <w:tc>
-          <w:tcPr>
-            <w:tcW w:w="5102" w:type="dxa"/>
-            <w:vAlign w:val="center"/>
-          </w:tcPr>
-          <w:p>
-            <w:pPr>
-              <w:ind w:firstLine="0" w:firstLineChars="0"/>
-              <w:jc w:val="center"/>
-              <w:rPr>
-                <w:rFonts w:ascii="Times New Roman" w:hAnsi="Times New Roman" w:eastAsia="仿宋" w:cs="Times New Roman"/>
-                <w:kern w:val="0"/>
-                <w:sz w:val="28"/>
-                <w:szCs w:val="20"/>
-                <w:lang w:val="en-US" w:eastAsia="zh-CN" w:bidi="ar-SA"/>
-              </w:rPr>
-            </w:pPr>
-            <w:r>
-              <w:rPr>
-                <w:kern w:val="0"/>
-                <w:szCs w:val="20"/>
-              </w:rPr>
-              <w:t>BM_DTL_ADJUST_READING</w:t>
-            </w:r>
-          </w:p>
-        </w:tc>
-        <w:tc>
-          <w:tcPr>
-            <w:tcW w:w="2551" w:type="dxa"/>
-            <w:vAlign w:val="center"/>
-          </w:tcPr>
-          <w:p>
-            <w:pPr>
-              <w:ind w:firstLine="0" w:firstLineChars="0"/>
-              <w:jc w:val="center"/>
-              <w:rPr>
-                <w:rFonts w:ascii="Times New Roman" w:hAnsi="Times New Roman" w:eastAsia="仿宋" w:cs="Times New Roman"/>
-                <w:kern w:val="0"/>
-                <w:sz w:val="28"/>
-                <w:szCs w:val="20"/>
-                <w:lang w:val="en-US" w:eastAsia="zh-CN" w:bidi="ar-SA"/>
-              </w:rPr>
-            </w:pPr>
-            <w:r>
-              <w:rPr>
-                <w:kern w:val="0"/>
-                <w:szCs w:val="20"/>
-              </w:rPr>
-              <w:t>抄码累计量调整工单</w:t>
-            </w:r>
-          </w:p>
-        </w:tc>
-      </w:tr>
-      <w:tr>
-        <w:tblPrEx>
-          <w:tblBorders>
-            <w:top w:val="single" w:color="auto" w:sz="4" w:space="0"/>
-            <w:left w:val="single" w:color="auto" w:sz="4" w:space="0"/>
-            <w:bottom w:val="single" w:color="auto" w:sz="4" w:space="0"/>
-            <w:right w:val="single" w:color="auto" w:sz="4" w:space="0"/>
-            <w:insideH w:val="single" w:color="auto" w:sz="4" w:space="0"/>
-            <w:insideV w:val="single" w:color="auto" w:sz="4" w:space="0"/>
-          </w:tblBorders>
-          <w:tblCellMar>
-            <w:top w:w="0" w:type="dxa"/>
-            <w:left w:w="108" w:type="dxa"/>
-            <w:bottom w:w="0" w:type="dxa"/>
-            <w:right w:w="108" w:type="dxa"/>
-          </w:tblCellMar>
         </w:tblPrEx>
         <w:trPr>
           <w:trHeight w:val="567" w:hRule="atLeast"/>
@@ -9879,7 +9858,7 @@
         </w:tblPrEx>
         <w:trPr>
           <w:trHeight w:val="567" w:hRule="atLeast"/>
-          <w:del w:id="0" w:author="pluto" w:date="2026-09-03T17:43:36Z"/>
+          <w:del w:id="1" w:author="pluto" w:date="2026-09-03T17:43:36Z"/>
         </w:trPr>
         <w:tc>
           <w:tcPr>
@@ -9891,7 +9870,7 @@
               <w:ind w:firstLine="0" w:firstLineChars="0"/>
               <w:jc w:val="center"/>
               <w:rPr>
-                <w:del w:id="1" w:author="pluto" w:date="2026-09-03T17:43:36Z"/>
+                <w:del w:id="2" w:author="pluto" w:date="2026-09-03T17:43:36Z"/>
                 <w:rFonts w:hint="eastAsia" w:ascii="Times New Roman" w:hAnsi="Times New Roman" w:eastAsia="仿宋" w:cs="Times New Roman"/>
                 <w:kern w:val="0"/>
                 <w:sz w:val="28"/>
@@ -9899,7 +9878,7 @@
                 <w:lang w:val="en-US" w:eastAsia="zh-CN" w:bidi="ar-SA"/>
               </w:rPr>
             </w:pPr>
-            <w:del w:id="2" w:author="pluto" w:date="2026-09-03T17:43:36Z">
+            <w:del w:id="3" w:author="pluto" w:date="2026-09-03T17:43:36Z">
               <w:r>
                 <w:rPr>
                   <w:rFonts w:hint="eastAsia"/>
@@ -9922,7 +9901,7 @@
               <w:ind w:firstLine="0" w:firstLineChars="0"/>
               <w:jc w:val="center"/>
               <w:rPr>
-                <w:del w:id="3" w:author="pluto" w:date="2026-09-03T17:43:36Z"/>
+                <w:del w:id="4" w:author="pluto" w:date="2026-09-03T17:43:36Z"/>
                 <w:rFonts w:ascii="Times New Roman" w:hAnsi="Times New Roman" w:eastAsia="仿宋" w:cs="Times New Roman"/>
                 <w:kern w:val="0"/>
                 <w:sz w:val="28"/>
@@ -9930,7 +9909,7 @@
                 <w:lang w:val="en-US" w:eastAsia="zh-CN" w:bidi="ar-SA"/>
               </w:rPr>
             </w:pPr>
-            <w:del w:id="4" w:author="pluto" w:date="2026-09-03T17:43:36Z">
+            <w:del w:id="5" w:author="pluto" w:date="2026-09-03T17:43:36Z">
               <w:r>
                 <w:rPr>
                   <w:kern w:val="0"/>
@@ -9951,7 +9930,7 @@
               <w:ind w:firstLine="0" w:firstLineChars="0"/>
               <w:jc w:val="center"/>
               <w:rPr>
-                <w:del w:id="5" w:author="pluto" w:date="2026-09-03T17:43:36Z"/>
+                <w:del w:id="6" w:author="pluto" w:date="2026-09-03T17:43:36Z"/>
                 <w:rFonts w:ascii="Times New Roman" w:hAnsi="Times New Roman" w:eastAsia="仿宋" w:cs="Times New Roman"/>
                 <w:kern w:val="0"/>
                 <w:sz w:val="28"/>
@@ -9959,7 +9938,7 @@
                 <w:lang w:val="en-US" w:eastAsia="zh-CN" w:bidi="ar-SA"/>
               </w:rPr>
             </w:pPr>
-            <w:del w:id="6" w:author="pluto" w:date="2026-09-03T17:43:36Z">
+            <w:del w:id="7" w:author="pluto" w:date="2026-09-03T17:43:36Z">
               <w:r>
                 <w:rPr>
                   <w:kern w:val="0"/>
@@ -9990,7 +9969,7 @@
         </w:tblPrEx>
         <w:trPr>
           <w:trHeight w:val="567" w:hRule="atLeast"/>
-          <w:del w:id="7" w:author="pluto" w:date="2026-09-03T17:43:36Z"/>
+          <w:del w:id="8" w:author="pluto" w:date="2026-09-03T17:43:36Z"/>
         </w:trPr>
         <w:tc>
           <w:tcPr>
@@ -10002,7 +9981,7 @@
               <w:ind w:firstLine="0" w:firstLineChars="0"/>
               <w:jc w:val="center"/>
               <w:rPr>
-                <w:del w:id="8" w:author="pluto" w:date="2026-09-03T17:43:36Z"/>
+                <w:del w:id="9" w:author="pluto" w:date="2026-09-03T17:43:36Z"/>
                 <w:rFonts w:hint="eastAsia" w:ascii="Times New Roman" w:hAnsi="Times New Roman" w:eastAsia="仿宋" w:cs="Times New Roman"/>
                 <w:kern w:val="0"/>
                 <w:sz w:val="28"/>
@@ -10010,7 +9989,7 @@
                 <w:lang w:val="en-US" w:eastAsia="zh-CN" w:bidi="ar-SA"/>
               </w:rPr>
             </w:pPr>
-            <w:del w:id="9" w:author="pluto" w:date="2026-09-03T17:43:36Z">
+            <w:del w:id="10" w:author="pluto" w:date="2026-09-03T17:43:36Z">
               <w:bookmarkStart w:id="8" w:name="_Toc22950"/>
               <w:r>
                 <w:rPr>
@@ -10034,7 +10013,7 @@
               <w:ind w:firstLine="0" w:firstLineChars="0"/>
               <w:jc w:val="center"/>
               <w:rPr>
-                <w:del w:id="10" w:author="pluto" w:date="2026-09-03T17:43:36Z"/>
+                <w:del w:id="11" w:author="pluto" w:date="2026-09-03T17:43:36Z"/>
                 <w:rFonts w:ascii="Times New Roman" w:hAnsi="Times New Roman" w:eastAsia="仿宋" w:cs="Times New Roman"/>
                 <w:kern w:val="0"/>
                 <w:sz w:val="28"/>
@@ -10042,7 +10021,7 @@
                 <w:lang w:val="en-US" w:eastAsia="zh-CN" w:bidi="ar-SA"/>
               </w:rPr>
             </w:pPr>
-            <w:del w:id="11" w:author="pluto" w:date="2026-09-03T17:43:36Z">
+            <w:del w:id="12" w:author="pluto" w:date="2026-09-03T17:43:36Z">
               <w:r>
                 <w:rPr>
                   <w:kern w:val="0"/>
@@ -10063,7 +10042,7 @@
               <w:ind w:firstLine="0" w:firstLineChars="0"/>
               <w:jc w:val="center"/>
               <w:rPr>
-                <w:del w:id="12" w:author="pluto" w:date="2026-09-03T17:43:36Z"/>
+                <w:del w:id="13" w:author="pluto" w:date="2026-09-03T17:43:36Z"/>
                 <w:rFonts w:ascii="Times New Roman" w:hAnsi="Times New Roman" w:eastAsia="仿宋" w:cs="Times New Roman"/>
                 <w:kern w:val="0"/>
                 <w:sz w:val="28"/>
@@ -10071,7 +10050,7 @@
                 <w:lang w:val="en-US" w:eastAsia="zh-CN" w:bidi="ar-SA"/>
               </w:rPr>
             </w:pPr>
-            <w:del w:id="13" w:author="pluto" w:date="2026-09-03T17:43:36Z">
+            <w:del w:id="14" w:author="pluto" w:date="2026-09-03T17:43:36Z">
               <w:r>
                 <w:rPr>
                   <w:kern w:val="0"/>
@@ -10102,7 +10081,7 @@
         </w:tblPrEx>
         <w:trPr>
           <w:trHeight w:val="567" w:hRule="atLeast"/>
-          <w:del w:id="14" w:author="pluto" w:date="2026-09-03T17:43:36Z"/>
+          <w:del w:id="15" w:author="pluto" w:date="2026-09-03T17:43:36Z"/>
         </w:trPr>
         <w:tc>
           <w:tcPr>
@@ -10114,7 +10093,7 @@
               <w:ind w:firstLine="0" w:firstLineChars="0"/>
               <w:jc w:val="center"/>
               <w:rPr>
-                <w:del w:id="15" w:author="pluto" w:date="2026-09-03T17:43:36Z"/>
+                <w:del w:id="16" w:author="pluto" w:date="2026-09-03T17:43:36Z"/>
                 <w:rFonts w:hint="eastAsia" w:ascii="Times New Roman" w:hAnsi="Times New Roman" w:eastAsia="仿宋" w:cs="Times New Roman"/>
                 <w:kern w:val="0"/>
                 <w:sz w:val="28"/>
@@ -10122,7 +10101,7 @@
                 <w:lang w:val="en-US" w:eastAsia="zh-CN" w:bidi="ar-SA"/>
               </w:rPr>
             </w:pPr>
-            <w:del w:id="16" w:author="pluto" w:date="2026-09-03T17:43:36Z">
+            <w:del w:id="17" w:author="pluto" w:date="2026-09-03T17:43:36Z">
               <w:r>
                 <w:rPr>
                   <w:rFonts w:hint="eastAsia"/>
@@ -10145,7 +10124,7 @@
               <w:ind w:firstLine="0" w:firstLineChars="0"/>
               <w:jc w:val="center"/>
               <w:rPr>
-                <w:del w:id="17" w:author="pluto" w:date="2026-09-03T17:43:36Z"/>
+                <w:del w:id="18" w:author="pluto" w:date="2026-09-03T17:43:36Z"/>
                 <w:rFonts w:ascii="Times New Roman" w:hAnsi="Times New Roman" w:eastAsia="仿宋" w:cs="Times New Roman"/>
                 <w:kern w:val="0"/>
                 <w:sz w:val="28"/>
@@ -10153,7 +10132,7 @@
                 <w:lang w:val="en-US" w:eastAsia="zh-CN" w:bidi="ar-SA"/>
               </w:rPr>
             </w:pPr>
-            <w:del w:id="18" w:author="pluto" w:date="2026-09-03T17:43:36Z">
+            <w:del w:id="19" w:author="pluto" w:date="2026-09-03T17:43:36Z">
               <w:r>
                 <w:rPr>
                   <w:kern w:val="0"/>
@@ -10174,7 +10153,7 @@
               <w:ind w:firstLine="0" w:firstLineChars="0"/>
               <w:jc w:val="center"/>
               <w:rPr>
-                <w:del w:id="19" w:author="pluto" w:date="2026-09-03T17:43:36Z"/>
+                <w:del w:id="20" w:author="pluto" w:date="2026-09-03T17:43:36Z"/>
                 <w:rFonts w:ascii="Times New Roman" w:hAnsi="Times New Roman" w:eastAsia="仿宋" w:cs="Times New Roman"/>
                 <w:kern w:val="0"/>
                 <w:sz w:val="28"/>
@@ -10182,7 +10161,7 @@
                 <w:lang w:val="en-US" w:eastAsia="zh-CN" w:bidi="ar-SA"/>
               </w:rPr>
             </w:pPr>
-            <w:del w:id="20" w:author="pluto" w:date="2026-09-03T17:43:36Z">
+            <w:del w:id="21" w:author="pluto" w:date="2026-09-03T17:43:36Z">
               <w:r>
                 <w:rPr>
                   <w:kern w:val="0"/>
@@ -10408,12 +10387,6 @@
             <w:insideH w:val="single" w:color="auto" w:sz="4" w:space="0"/>
             <w:insideV w:val="single" w:color="auto" w:sz="4" w:space="0"/>
           </w:tblBorders>
-          <w:tblCellMar>
-            <w:top w:w="0" w:type="dxa"/>
-            <w:left w:w="108" w:type="dxa"/>
-            <w:bottom w:w="0" w:type="dxa"/>
-            <w:right w:w="108" w:type="dxa"/>
-          </w:tblCellMar>
         </w:tblPrEx>
         <w:trPr>
           <w:trHeight w:val="567" w:hRule="atLeast"/>
@@ -10711,16 +10684,10 @@
             <w:insideH w:val="single" w:color="auto" w:sz="4" w:space="0"/>
             <w:insideV w:val="single" w:color="auto" w:sz="4" w:space="0"/>
           </w:tblBorders>
-          <w:tblCellMar>
-            <w:top w:w="0" w:type="dxa"/>
-            <w:left w:w="108" w:type="dxa"/>
-            <w:bottom w:w="0" w:type="dxa"/>
-            <w:right w:w="108" w:type="dxa"/>
-          </w:tblCellMar>
         </w:tblPrEx>
         <w:trPr>
           <w:trHeight w:val="567" w:hRule="atLeast"/>
-          <w:del w:id="21" w:author="pluto" w:date="2026-09-03T17:43:59Z"/>
+          <w:del w:id="22" w:author="pluto" w:date="2026-09-03T17:43:59Z"/>
         </w:trPr>
         <w:tc>
           <w:tcPr>
@@ -10732,7 +10699,7 @@
               <w:ind w:firstLine="0" w:firstLineChars="0"/>
               <w:jc w:val="center"/>
               <w:rPr>
-                <w:del w:id="22" w:author="pluto" w:date="2026-09-03T17:43:59Z"/>
+                <w:del w:id="23" w:author="pluto" w:date="2026-09-03T17:43:59Z"/>
                 <w:rFonts w:hint="default" w:ascii="Times New Roman" w:hAnsi="Times New Roman" w:eastAsia="仿宋" w:cs="Times New Roman"/>
                 <w:kern w:val="0"/>
                 <w:sz w:val="28"/>
@@ -10740,7 +10707,7 @@
                 <w:lang w:val="en-US" w:eastAsia="zh-CN" w:bidi="ar-SA"/>
               </w:rPr>
             </w:pPr>
-            <w:del w:id="23" w:author="pluto" w:date="2026-09-03T17:43:59Z">
+            <w:del w:id="24" w:author="pluto" w:date="2026-09-03T17:43:59Z">
               <w:r>
                 <w:rPr>
                   <w:rFonts w:hint="eastAsia"/>
@@ -10763,7 +10730,7 @@
               <w:ind w:firstLine="0" w:firstLineChars="0"/>
               <w:jc w:val="center"/>
               <w:rPr>
-                <w:del w:id="24" w:author="pluto" w:date="2026-09-03T17:43:59Z"/>
+                <w:del w:id="25" w:author="pluto" w:date="2026-09-03T17:43:59Z"/>
                 <w:rFonts w:ascii="Times New Roman" w:hAnsi="Times New Roman" w:eastAsia="仿宋" w:cs="Times New Roman"/>
                 <w:kern w:val="0"/>
                 <w:sz w:val="28"/>
@@ -10771,7 +10738,7 @@
                 <w:lang w:val="en-US" w:eastAsia="zh-CN" w:bidi="ar-SA"/>
               </w:rPr>
             </w:pPr>
-            <w:del w:id="25" w:author="pluto" w:date="2026-09-03T17:43:59Z">
+            <w:del w:id="26" w:author="pluto" w:date="2026-09-03T17:43:59Z">
               <w:r>
                 <w:rPr>
                   <w:kern w:val="0"/>
@@ -10792,7 +10759,7 @@
               <w:ind w:firstLine="0" w:firstLineChars="0"/>
               <w:jc w:val="center"/>
               <w:rPr>
-                <w:del w:id="26" w:author="pluto" w:date="2026-09-03T17:43:59Z"/>
+                <w:del w:id="27" w:author="pluto" w:date="2026-09-03T17:43:59Z"/>
                 <w:rFonts w:hint="eastAsia" w:ascii="Times New Roman" w:hAnsi="Times New Roman" w:eastAsia="仿宋" w:cs="Times New Roman"/>
                 <w:kern w:val="0"/>
                 <w:sz w:val="28"/>
@@ -10800,7 +10767,7 @@
                 <w:lang w:val="en-US" w:eastAsia="zh-CN" w:bidi="ar-SA"/>
               </w:rPr>
             </w:pPr>
-            <w:del w:id="27" w:author="pluto" w:date="2026-09-03T17:43:59Z">
+            <w:del w:id="28" w:author="pluto" w:date="2026-09-03T17:43:59Z">
               <w:r>
                 <w:rPr>
                   <w:kern w:val="0"/>
@@ -10923,12 +10890,6 @@
             <w:insideH w:val="single" w:color="auto" w:sz="4" w:space="0"/>
             <w:insideV w:val="single" w:color="auto" w:sz="4" w:space="0"/>
           </w:tblBorders>
-          <w:tblCellMar>
-            <w:top w:w="0" w:type="dxa"/>
-            <w:left w:w="108" w:type="dxa"/>
-            <w:bottom w:w="0" w:type="dxa"/>
-            <w:right w:w="108" w:type="dxa"/>
-          </w:tblCellMar>
         </w:tblPrEx>
         <w:trPr>
           <w:trHeight w:val="567" w:hRule="atLeast"/>
@@ -11024,12 +10985,6 @@
             <w:insideH w:val="single" w:color="auto" w:sz="4" w:space="0"/>
             <w:insideV w:val="single" w:color="auto" w:sz="4" w:space="0"/>
           </w:tblBorders>
-          <w:tblCellMar>
-            <w:top w:w="0" w:type="dxa"/>
-            <w:left w:w="108" w:type="dxa"/>
-            <w:bottom w:w="0" w:type="dxa"/>
-            <w:right w:w="108" w:type="dxa"/>
-          </w:tblCellMar>
         </w:tblPrEx>
         <w:trPr>
           <w:trHeight w:val="567" w:hRule="atLeast"/>
@@ -11859,12 +11814,6 @@
             <w:insideH w:val="single" w:color="auto" w:sz="4" w:space="0"/>
             <w:insideV w:val="single" w:color="auto" w:sz="4" w:space="0"/>
           </w:tblBorders>
-          <w:tblCellMar>
-            <w:top w:w="0" w:type="dxa"/>
-            <w:left w:w="108" w:type="dxa"/>
-            <w:bottom w:w="0" w:type="dxa"/>
-            <w:right w:w="108" w:type="dxa"/>
-          </w:tblCellMar>
         </w:tblPrEx>
         <w:trPr>
           <w:trHeight w:val="567" w:hRule="atLeast"/>
